--- a/jurnal/DRAFT_TESIS_LENGKAP.docx
+++ b/jurnal/DRAFT_TESIS_LENGKAP.docx
@@ -86,7 +86,17 @@
         <w:t xml:space="preserve"> </w:t>
       </w:r>
       <w:r>
-        <w:t xml:space="preserve">(RAG) berbasis vektor tidak dapat mengevaluasi batasan matematis eksak (seperti kalkulasi jarak geodesik, harga tiket, dan jam buka</w:t>
+        <w:t xml:space="preserve">(RAG) berbasis vektor tidak dapat mengevaluasi batasan matematis eksak (seperti kalkulasi jarak spasial lingkaran besar /</w:t>
+      </w:r>
+      <w:r>
+        <w:rPr>
+          <w:iCs/>
+          <w:i/>
+        </w:rPr>
+        <w:t xml:space="preserve">spherical distance</w:t>
+      </w:r>
+      <w:r>
+        <w:t xml:space="preserve">, harga tiket, dan jam buka</w:t>
       </w:r>
       <w:r>
         <w:t xml:space="preserve"> </w:t>
@@ -297,7 +307,7 @@
         <w:pStyle w:val="FirstParagraph"/>
       </w:pPr>
       <w:r>
-        <w:t xml:space="preserve">The deployment of Large Language Models (LLMs) in tourism information systems frequently encounters factual and spatial hallucinations, wherein the generative model invents non-existent attractions, incorrect opening hours, and distorted spatial proximity. Conversely, standard vector-based Retrieval-Augmented Generation (RAG) fails to enforce deterministic mathematical and spatial constraints (such as geodesic distance calculations, budget boundaries, and real-time operational status). This research designs and implements an intelligent tourism recommendation system for Padang City based on LLMs with a Strict SQL Grounding approach and a 5-layer pipeline architecture. The LLM is strictly constrained as a natural language parser that translates conversational inputs into a formal Spatial Intent Representation (SIR) and a conversational response synthesizer (Grounded NLG), while all factual grounding is deterministically derived from a relational MySQL 8.0 database via the native</w:t>
+        <w:t xml:space="preserve">The deployment of Large Language Models (LLMs) in tourism information systems frequently encounters factual and spatial hallucinations, wherein the generative model invents non-existent attractions, incorrect opening hours, and distorted spatial proximity. Conversely, standard vector-based Retrieval-Augmented Generation (RAG) fails to enforce deterministic mathematical and spatial constraints (such as spherical distance calculations, budget boundaries, and real-time operational status). This research designs and implements an intelligent tourism recommendation system for Padang City based on LLMs with a Strict SQL Grounding approach and a 5-layer pipeline architecture. The LLM is strictly constrained as a natural language parser that translates conversational inputs into a formal Spatial Intent Representation (SIR) and a conversational response synthesizer (Grounded NLG), while all factual grounding is deterministically derived from a relational MySQL 8.0 database via the native</w:t>
       </w:r>
       <w:r>
         <w:t xml:space="preserve"> </w:t>
@@ -610,7 +620,7 @@
         <w:rPr>
           <w:rStyle w:val="VerbatimChar"/>
         </w:rPr>
-        <w:t xml:space="preserve">jarak_geodesik &lt;= 15 km</w:t>
+        <w:t xml:space="preserve">jarak_radius &lt;= 15 km</w:t>
       </w:r>
       <w:r>
         <w:t xml:space="preserve">).</w:t>
@@ -903,7 +913,7 @@
         <w:t xml:space="preserve">vector database</w:t>
       </w:r>
       <w:r>
-        <w:t xml:space="preserve">) tidak mampu menangani penyaringan matematis eksak (jam buka-tutup real-time, batas tarif tiket, dan kalkulasi jarak spasial geodesik).</w:t>
+        <w:t xml:space="preserve">) tidak mampu menangani penyaringan matematis eksak (jam buka-tutup real-time, batas tarif tiket, dan kalkulasi jarak spasial berbasis model bola bumi).</w:t>
       </w:r>
       <w:r>
         <w:t xml:space="preserve"> </w:t>
@@ -967,7 +977,7 @@
         <w:t xml:space="preserve"> </w:t>
       </w:r>
       <w:r>
-        <w:t xml:space="preserve">4. Perhitungan jarak geodesik menggunakan fungsi spasial bawaan (</w:t>
+        <w:t xml:space="preserve">4. Perhitungan jarak menggunakan fungsi spasial bawaan (</w:t>
       </w:r>
       <w:r>
         <w:rPr>
@@ -992,7 +1002,17 @@
         <w:t xml:space="preserve"> </w:t>
       </w:r>
       <w:r>
-        <w:t xml:space="preserve">pada tingkat kueri basis data MySQL 8.0, bukan formula trigonometri manual.</w:t>
+        <w:t xml:space="preserve">berbasis model bola bumi (</w:t>
+      </w:r>
+      <w:r>
+        <w:rPr>
+          <w:iCs/>
+          <w:i/>
+        </w:rPr>
+        <w:t xml:space="preserve">great-circle / spherical distance</w:t>
+      </w:r>
+      <w:r>
+        <w:t xml:space="preserve">) pada tingkat kueri basis data MySQL 8.0, bukan formula trigonometri manual.</w:t>
       </w:r>
       <w:r>
         <w:t xml:space="preserve"> </w:t>
@@ -2426,7 +2446,7 @@
         <w:t xml:space="preserve"> </w:t>
       </w:r>
       <w:r>
-        <w:t xml:space="preserve">Menggunakan fungsi spasial geodesik bawaan kernel C++ MySQL 8.0</w:t>
+        <w:t xml:space="preserve">Menggunakan fungsi spasial bawaan kernel C++ MySQL 8.0</w:t>
       </w:r>
       <w:r>
         <w:t xml:space="preserve"> </w:t>
@@ -2441,7 +2461,17 @@
         <w:t xml:space="preserve"> </w:t>
       </w:r>
       <w:r>
-        <w:t xml:space="preserve">pada geometri terstandarisasi OGC WGS84, menghasilkan komputasi jarak lingkaran besar yang presisi dan stabil terhadap galat titik kambang (</w:t>
+        <w:t xml:space="preserve">berbasis model bola bumi (</w:t>
+      </w:r>
+      <w:r>
+        <w:rPr>
+          <w:iCs/>
+          <w:i/>
+        </w:rPr>
+        <w:t xml:space="preserve">great-circle / spherical distance</w:t>
+      </w:r>
+      <w:r>
+        <w:t xml:space="preserve">) pada koordinat geografis WGS84, menghasilkan komputasi jarak lingkaran besar yang presisi dan stabil terhadap galat titik kambang (</w:t>
       </w:r>
       <w:r>
         <w:rPr>
@@ -3319,7 +3349,7 @@
                       <m:nor/>
                       <m:sty m:val="p"/>
                     </m:rPr>
-                    <m:t>Geodesik</m:t>
+                    <m:t>Spherical</m:t>
                   </m:r>
                 </m:lim>
               </m:limLow>
@@ -4386,7 +4416,7 @@
         <w:t xml:space="preserve">typed intermediate representation</w:t>
       </w:r>
       <w:r>
-        <w:t xml:space="preserve">):</w:t>
+        <w:t xml:space="preserve">) yang memiliki tepat 17 atribut:</w:t>
       </w:r>
     </w:p>
     <w:p>
@@ -4471,6 +4501,24 @@
             <m:sub>
               <m:r>
                 <m:t>t</m:t>
+              </m:r>
+            </m:sub>
+          </m:sSub>
+          <m:r>
+            <m:rPr>
+              <m:sty m:val="p"/>
+            </m:rPr>
+            <m:t>,</m:t>
+          </m:r>
+          <m:sSub>
+            <m:e>
+              <m:r>
+                <m:t>R</m:t>
+              </m:r>
+            </m:e>
+            <m:sub>
+              <m:r>
+                <m:t>e</m:t>
               </m:r>
             </m:sub>
           </m:sSub>
@@ -4668,7 +4716,7 @@
         <w:t xml:space="preserve"> </w:t>
       </w:r>
       <w:r>
-        <w:t xml:space="preserve">yang kokoh, CSIR dipartisi ke dalam 3 kelompok semantik maksud pengguna dan 1 kelompok metadata kontrol sistem. Skema formal atribut disajikan pada Tabel 2.1.</w:t>
+        <w:t xml:space="preserve">yang kokoh, CSIR dipartisi ke dalam 3 kelompok semantik maksud pengguna dan 1 kelompok metadata kontrol sistem. Skema formal 17 atribut disajikan pada Tabel 2.1.</w:t>
       </w:r>
     </w:p>
     <w:p>
@@ -4680,7 +4728,7 @@
           <w:bCs/>
           <w:b/>
         </w:rPr>
-        <w:t xml:space="preserve">Tabel 2.1 Skema Formal Atribut Canonical Spatial Intent Representation (CSIR)</w:t>
+        <w:t xml:space="preserve">Tabel 2.1 Skema Formal 17 Atribut Canonical Spatial Intent Representation (CSIR)</w:t>
       </w:r>
     </w:p>
     <w:tbl>
@@ -5522,7 +5570,168 @@
               <w:jc w:val="left"/>
             </w:pPr>
             <w:r>
-              <w:t xml:space="preserve">Penentu koordinat titik acuan parameter</w:t>
+              <w:t xml:space="preserve">Penentu tipe titik acuan parameter spasial</w:t>
+            </w:r>
+          </w:p>
+        </w:tc>
+      </w:tr>
+      <w:tr>
+        <w:tc>
+          <w:tcPr/>
+          <w:p>
+            <w:pPr>
+              <w:pStyle w:val="Compact"/>
+              <w:jc w:val="left"/>
+            </w:pPr>
+            <m:oMath>
+              <m:sSub>
+                <m:e>
+                  <m:r>
+                    <m:t>R</m:t>
+                  </m:r>
+                </m:e>
+                <m:sub>
+                  <m:r>
+                    <m:t>e</m:t>
+                  </m:r>
+                </m:sub>
+              </m:sSub>
+            </m:oMath>
+          </w:p>
+        </w:tc>
+        <w:tc>
+          <w:tcPr/>
+          <w:p>
+            <w:pPr>
+              <w:pStyle w:val="Compact"/>
+              <w:jc w:val="left"/>
+            </w:pPr>
+            <w:r>
+              <w:rPr>
+                <w:rStyle w:val="VerbatimChar"/>
+              </w:rPr>
+              <w:t xml:space="preserve">reference_entity</w:t>
+            </w:r>
+          </w:p>
+        </w:tc>
+        <w:tc>
+          <w:tcPr/>
+          <w:p>
+            <w:pPr>
+              <w:pStyle w:val="Compact"/>
+              <w:jc w:val="left"/>
+            </w:pPr>
+            <w:r>
+              <w:t xml:space="preserve">String/Null</w:t>
+            </w:r>
+          </w:p>
+        </w:tc>
+        <w:tc>
+          <w:tcPr/>
+          <w:p>
+            <w:pPr>
+              <w:pStyle w:val="Compact"/>
+              <w:jc w:val="center"/>
+            </w:pPr>
+            <w:r>
+              <w:t xml:space="preserve">Kondisional</w:t>
+            </w:r>
+          </w:p>
+        </w:tc>
+        <w:tc>
+          <w:tcPr/>
+          <w:p>
+            <w:pPr>
+              <w:pStyle w:val="Compact"/>
+              <w:jc w:val="left"/>
+            </w:pPr>
+            <w:r>
+              <w:t xml:space="preserve">Nama entitas POI rujukan eksplisit</w:t>
+            </w:r>
+          </w:p>
+        </w:tc>
+        <w:tc>
+          <w:tcPr/>
+          <w:p>
+            <w:pPr>
+              <w:pStyle w:val="Compact"/>
+              <w:jc w:val="left"/>
+            </w:pPr>
+            <w:r>
+              <w:t xml:space="preserve">Wajib jika</w:t>
+            </w:r>
+            <w:r>
+              <w:t xml:space="preserve"> </w:t>
+            </w:r>
+            <m:oMath>
+              <m:sSub>
+                <m:e>
+                  <m:r>
+                    <m:t>R</m:t>
+                  </m:r>
+                </m:e>
+                <m:sub>
+                  <m:r>
+                    <m:t>t</m:t>
+                  </m:r>
+                </m:sub>
+              </m:sSub>
+              <m:r>
+                <m:rPr>
+                  <m:sty m:val="p"/>
+                </m:rPr>
+                <m:t>=</m:t>
+              </m:r>
+              <m:r>
+                <m:rPr>
+                  <m:nor/>
+                  <m:sty m:val="p"/>
+                </m:rPr>
+                <m:t>poi</m:t>
+              </m:r>
+            </m:oMath>
+            <w:r>
+              <w:t xml:space="preserve"> </w:t>
+            </w:r>
+            <w:r>
+              <w:t xml:space="preserve">(contoh:</w:t>
+            </w:r>
+            <w:r>
+              <w:t xml:space="preserve"> </w:t>
+            </w:r>
+            <w:r>
+              <w:t xml:space="preserve">“</w:t>
+            </w:r>
+            <w:r>
+              <w:t xml:space="preserve">Pantai Air Manis</w:t>
+            </w:r>
+            <w:r>
+              <w:t xml:space="preserve">”</w:t>
+            </w:r>
+            <w:r>
+              <w:t xml:space="preserve">)</w:t>
+            </w:r>
+          </w:p>
+        </w:tc>
+        <w:tc>
+          <w:tcPr/>
+          <w:p>
+            <w:pPr>
+              <w:pStyle w:val="Compact"/>
+              <w:jc w:val="left"/>
+            </w:pPr>
+            <w:r>
+              <w:t xml:space="preserve">Resolusi koordinat acuan via</w:t>
+            </w:r>
+            <w:r>
+              <w:t xml:space="preserve"> </w:t>
+            </w:r>
+            <w:r>
+              <w:rPr>
+                <w:iCs/>
+                <w:i/>
+              </w:rPr>
+              <w:t xml:space="preserve">Geocoding Lookup</w:t>
             </w:r>
           </w:p>
         </w:tc>
@@ -5678,7 +5887,7 @@
               <w:t xml:space="preserve">No Intent Alteration</w:t>
             </w:r>
             <w:r>
-              <w:t xml:space="preserve">: penolakan tanpa pemotongan sepihak jika melebihi batas operasional Kota Padang)</w:t>
+              <w:t xml:space="preserve">: penolakan tanpa pemotongan sepihak jika melebihi batas operasional)</w:t>
             </w:r>
           </w:p>
         </w:tc>
@@ -6995,7 +7204,574 @@
         <w:pStyle w:val="BodyText"/>
       </w:pPr>
       <w:r>
-        <w:t xml:space="preserve">Penting dicatat bahwa atribut kontrol sistem (</w:t>
+        <w:rPr>
+          <w:bCs/>
+          <w:b/>
+        </w:rPr>
+        <w:t xml:space="preserve">Asal-Usul (</w:t>
+      </w:r>
+      <w:r>
+        <w:rPr>
+          <w:iCs/>
+          <w:i/>
+          <w:bCs/>
+          <w:b/>
+        </w:rPr>
+        <w:t xml:space="preserve">Provenance</w:t>
+      </w:r>
+      <w:r>
+        <w:rPr>
+          <w:bCs/>
+          <w:b/>
+        </w:rPr>
+        <w:t xml:space="preserve">) dan Pemisahan Tanggung Jawab Pembentukan Atribut CSIR:</w:t>
+      </w:r>
+      <w:r>
+        <w:t xml:space="preserve"> </w:t>
+      </w:r>
+      <w:r>
+        <w:t xml:space="preserve">Untuk menjamin prinsip pemisahan tanggung jawab (</w:t>
+      </w:r>
+      <w:r>
+        <w:rPr>
+          <w:iCs/>
+          <w:i/>
+        </w:rPr>
+        <w:t xml:space="preserve">separation of responsibilities</w:t>
+      </w:r>
+      <w:r>
+        <w:t xml:space="preserve">) yang ketat, arsitektur membedakan dengan tegas asal-usul sumber data setiap parameter CSIR:</w:t>
+      </w:r>
+      <w:r>
+        <w:t xml:space="preserve"> </w:t>
+      </w:r>
+      <w:r>
+        <w:t xml:space="preserve">1.</w:t>
+      </w:r>
+      <w:r>
+        <w:t xml:space="preserve"> </w:t>
+      </w:r>
+      <w:r>
+        <w:rPr>
+          <w:bCs/>
+          <w:b/>
+        </w:rPr>
+        <w:t xml:space="preserve">Berasal dari LLM Layer 2 (Ekstraksi Semantik Probabilistik):</w:t>
+      </w:r>
+      <w:r>
+        <w:t xml:space="preserve"> </w:t>
+      </w:r>
+      <w:r>
+        <w:t xml:space="preserve">Maksud (</w:t>
+      </w:r>
+      <m:oMath>
+        <m:r>
+          <m:t>I</m:t>
+        </m:r>
+      </m:oMath>
+      <w:r>
+        <w:t xml:space="preserve">), kategori (</w:t>
+      </w:r>
+      <m:oMath>
+        <m:r>
+          <m:t>C</m:t>
+        </m:r>
+      </m:oMath>
+      <w:r>
+        <w:t xml:space="preserve">), operator spasial (</w:t>
+      </w:r>
+      <m:oMath>
+        <m:sSub>
+          <m:e>
+            <m:r>
+              <m:t>O</m:t>
+            </m:r>
+          </m:e>
+          <m:sub>
+            <m:r>
+              <m:t>s</m:t>
+            </m:r>
+          </m:sub>
+        </m:sSub>
+      </m:oMath>
+      <w:r>
+        <w:t xml:space="preserve">), tipe rujukan (</w:t>
+      </w:r>
+      <m:oMath>
+        <m:sSub>
+          <m:e>
+            <m:r>
+              <m:t>R</m:t>
+            </m:r>
+          </m:e>
+          <m:sub>
+            <m:r>
+              <m:t>t</m:t>
+            </m:r>
+          </m:sub>
+        </m:sSub>
+      </m:oMath>
+      <w:r>
+        <w:t xml:space="preserve">), nama entitas rujukan (</w:t>
+      </w:r>
+      <m:oMath>
+        <m:sSub>
+          <m:e>
+            <m:r>
+              <m:t>R</m:t>
+            </m:r>
+          </m:e>
+          <m:sub>
+            <m:r>
+              <m:t>e</m:t>
+            </m:r>
+          </m:sub>
+        </m:sSub>
+      </m:oMath>
+      <w:r>
+        <w:t xml:space="preserve">), radius (</w:t>
+      </w:r>
+      <m:oMath>
+        <m:r>
+          <m:t>d</m:t>
+        </m:r>
+      </m:oMath>
+      <w:r>
+        <w:t xml:space="preserve">), satuan (</w:t>
+      </w:r>
+      <m:oMath>
+        <m:sSub>
+          <m:e>
+            <m:r>
+              <m:t>u</m:t>
+            </m:r>
+          </m:e>
+          <m:sub>
+            <m:r>
+              <m:t>d</m:t>
+            </m:r>
+          </m:sub>
+        </m:sSub>
+      </m:oMath>
+      <w:r>
+        <w:t xml:space="preserve">), kecamatan (</w:t>
+      </w:r>
+      <m:oMath>
+        <m:r>
+          <m:t>A</m:t>
+        </m:r>
+      </m:oMath>
+      <w:r>
+        <w:t xml:space="preserve">), nama target (</w:t>
+      </w:r>
+      <m:oMath>
+        <m:sSub>
+          <m:e>
+            <m:r>
+              <m:t>T</m:t>
+            </m:r>
+          </m:e>
+          <m:sub>
+            <m:r>
+              <m:t>n</m:t>
+            </m:r>
+          </m:sub>
+        </m:sSub>
+      </m:oMath>
+      <w:r>
+        <w:t xml:space="preserve">), kata kunci (</w:t>
+      </w:r>
+      <m:oMath>
+        <m:r>
+          <m:t>K</m:t>
+        </m:r>
+      </m:oMath>
+      <w:r>
+        <w:t xml:space="preserve">), preferensi gratis (</w:t>
+      </w:r>
+      <m:oMath>
+        <m:r>
+          <m:t>F</m:t>
+        </m:r>
+      </m:oMath>
+      <w:r>
+        <w:t xml:space="preserve">), batas harga (</w:t>
+      </w:r>
+      <m:oMath>
+        <m:sSub>
+          <m:e>
+            <m:r>
+              <m:t>P</m:t>
+            </m:r>
+          </m:e>
+          <m:sub>
+            <m:r>
+              <m:rPr>
+                <m:sty m:val="p"/>
+              </m:rPr>
+              <m:t>max</m:t>
+            </m:r>
+          </m:sub>
+        </m:sSub>
+      </m:oMath>
+      <w:r>
+        <w:t xml:space="preserve">), filter jam buka (</w:t>
+      </w:r>
+      <m:oMath>
+        <m:sSub>
+          <m:e>
+            <m:r>
+              <m:t>O</m:t>
+            </m:r>
+          </m:e>
+          <m:sub>
+            <m:r>
+              <m:rPr>
+                <m:nor/>
+                <m:sty m:val="p"/>
+              </m:rPr>
+              <m:t>now</m:t>
+            </m:r>
+          </m:sub>
+        </m:sSub>
+        <m:r>
+          <m:rPr>
+            <m:sty m:val="p"/>
+          </m:rPr>
+          <m:t>,</m:t>
+        </m:r>
+        <m:sSub>
+          <m:e>
+            <m:r>
+              <m:t>O</m:t>
+            </m:r>
+          </m:e>
+          <m:sub>
+            <m:r>
+              <m:t>24</m:t>
+            </m:r>
+          </m:sub>
+        </m:sSub>
+      </m:oMath>
+      <w:r>
+        <w:t xml:space="preserve">), dan pengurutan (</w:t>
+      </w:r>
+      <m:oMath>
+        <m:r>
+          <m:t>S</m:t>
+        </m:r>
+      </m:oMath>
+      <w:r>
+        <w:t xml:space="preserve">). LLM</w:t>
+      </w:r>
+      <w:r>
+        <w:t xml:space="preserve"> </w:t>
+      </w:r>
+      <w:r>
+        <w:rPr>
+          <w:bCs/>
+          <w:b/>
+        </w:rPr>
+        <w:t xml:space="preserve">DILARANG MENGARANG KOORDINAT LATITUDE/LONGITUDE</w:t>
+      </w:r>
+      <w:r>
+        <w:t xml:space="preserve">.</w:t>
+      </w:r>
+      <w:r>
+        <w:t xml:space="preserve"> </w:t>
+      </w:r>
+      <w:r>
+        <w:t xml:space="preserve">2.</w:t>
+      </w:r>
+      <w:r>
+        <w:t xml:space="preserve"> </w:t>
+      </w:r>
+      <w:r>
+        <w:rPr>
+          <w:bCs/>
+          <w:b/>
+        </w:rPr>
+        <w:t xml:space="preserve">Berasal dari Konteks Aplikasi / Browser Pengguna:</w:t>
+      </w:r>
+      <w:r>
+        <w:t xml:space="preserve"> </w:t>
+      </w:r>
+      <w:r>
+        <w:t xml:space="preserve">Nilai koordinat numerik</w:t>
+      </w:r>
+      <w:r>
+        <w:t xml:space="preserve"> </w:t>
+      </w:r>
+      <w:r>
+        <w:rPr>
+          <w:rStyle w:val="VerbatimChar"/>
+        </w:rPr>
+        <w:t xml:space="preserve">latitude</w:t>
+      </w:r>
+      <w:r>
+        <w:t xml:space="preserve"> </w:t>
+      </w:r>
+      <w:r>
+        <w:t xml:space="preserve">dan</w:t>
+      </w:r>
+      <w:r>
+        <w:t xml:space="preserve"> </w:t>
+      </w:r>
+      <w:r>
+        <w:rPr>
+          <w:rStyle w:val="VerbatimChar"/>
+        </w:rPr>
+        <w:t xml:space="preserve">longitude</w:t>
+      </w:r>
+      <w:r>
+        <w:t xml:space="preserve"> </w:t>
+      </w:r>
+      <w:r>
+        <w:t xml:space="preserve">pengguna saat</w:t>
+      </w:r>
+      <w:r>
+        <w:t xml:space="preserve"> </w:t>
+      </w:r>
+      <m:oMath>
+        <m:sSub>
+          <m:e>
+            <m:r>
+              <m:t>R</m:t>
+            </m:r>
+          </m:e>
+          <m:sub>
+            <m:r>
+              <m:t>t</m:t>
+            </m:r>
+          </m:sub>
+        </m:sSub>
+        <m:r>
+          <m:rPr>
+            <m:sty m:val="p"/>
+          </m:rPr>
+          <m:t>=</m:t>
+        </m:r>
+        <m:r>
+          <m:rPr>
+            <m:nor/>
+            <m:sty m:val="p"/>
+          </m:rPr>
+          <m:t>gps</m:t>
+        </m:r>
+      </m:oMath>
+      <w:r>
+        <w:t xml:space="preserve"> </w:t>
+      </w:r>
+      <w:r>
+        <w:t xml:space="preserve">diambil secara riil melalui</w:t>
+      </w:r>
+      <w:r>
+        <w:t xml:space="preserve"> </w:t>
+      </w:r>
+      <w:r>
+        <w:rPr>
+          <w:iCs/>
+          <w:i/>
+        </w:rPr>
+        <w:t xml:space="preserve">Browser Geolocation API</w:t>
+      </w:r>
+      <w:r>
+        <w:t xml:space="preserve"> </w:t>
+      </w:r>
+      <w:r>
+        <w:t xml:space="preserve">(W3C Standard) pada peramban pengguna, bukan diinferensi oleh LLM.</w:t>
+      </w:r>
+      <w:r>
+        <w:t xml:space="preserve"> </w:t>
+      </w:r>
+      <w:r>
+        <w:t xml:space="preserve">3.</w:t>
+      </w:r>
+      <w:r>
+        <w:t xml:space="preserve"> </w:t>
+      </w:r>
+      <w:r>
+        <w:rPr>
+          <w:bCs/>
+          <w:b/>
+        </w:rPr>
+        <w:t xml:space="preserve">Berasal dari Deterministik Database Resolver:</w:t>
+      </w:r>
+      <w:r>
+        <w:t xml:space="preserve"> </w:t>
+      </w:r>
+      <w:r>
+        <w:t xml:space="preserve">Ketika</w:t>
+      </w:r>
+      <w:r>
+        <w:t xml:space="preserve"> </w:t>
+      </w:r>
+      <m:oMath>
+        <m:sSub>
+          <m:e>
+            <m:r>
+              <m:t>R</m:t>
+            </m:r>
+          </m:e>
+          <m:sub>
+            <m:r>
+              <m:t>t</m:t>
+            </m:r>
+          </m:sub>
+        </m:sSub>
+        <m:r>
+          <m:rPr>
+            <m:sty m:val="p"/>
+          </m:rPr>
+          <m:t>=</m:t>
+        </m:r>
+        <m:r>
+          <m:rPr>
+            <m:nor/>
+            <m:sty m:val="p"/>
+          </m:rPr>
+          <m:t>poi</m:t>
+        </m:r>
+      </m:oMath>
+      <w:r>
+        <w:t xml:space="preserve">, nilai koordinat titik acuan</w:t>
+      </w:r>
+      <w:r>
+        <w:t xml:space="preserve"> </w:t>
+      </w:r>
+      <m:oMath>
+        <m:d>
+          <m:dPr>
+            <m:begChr m:val="("/>
+            <m:endChr m:val=")"/>
+            <m:sepChr m:val=""/>
+            <m:grow/>
+          </m:dPr>
+          <m:e>
+            <m:sSub>
+              <m:e>
+                <m:r>
+                  <m:rPr>
+                    <m:nor/>
+                    <m:sty m:val="p"/>
+                  </m:rPr>
+                  <m:t>lat</m:t>
+                </m:r>
+              </m:e>
+              <m:sub>
+                <m:r>
+                  <m:rPr>
+                    <m:nor/>
+                    <m:sty m:val="p"/>
+                  </m:rPr>
+                  <m:t>ref</m:t>
+                </m:r>
+              </m:sub>
+            </m:sSub>
+            <m:r>
+              <m:rPr>
+                <m:sty m:val="p"/>
+              </m:rPr>
+              <m:t>,</m:t>
+            </m:r>
+            <m:sSub>
+              <m:e>
+                <m:r>
+                  <m:rPr>
+                    <m:nor/>
+                    <m:sty m:val="p"/>
+                  </m:rPr>
+                  <m:t>lng</m:t>
+                </m:r>
+              </m:e>
+              <m:sub>
+                <m:r>
+                  <m:rPr>
+                    <m:nor/>
+                    <m:sty m:val="p"/>
+                  </m:rPr>
+                  <m:t>ref</m:t>
+                </m:r>
+              </m:sub>
+            </m:sSub>
+          </m:e>
+        </m:d>
+      </m:oMath>
+      <w:r>
+        <w:t xml:space="preserve"> </w:t>
+      </w:r>
+      <w:r>
+        <w:t xml:space="preserve">diperoleh melalui</w:t>
+      </w:r>
+      <w:r>
+        <w:t xml:space="preserve"> </w:t>
+      </w:r>
+      <w:r>
+        <w:rPr>
+          <w:iCs/>
+          <w:i/>
+        </w:rPr>
+        <w:t xml:space="preserve">geocoding lookup</w:t>
+      </w:r>
+      <w:r>
+        <w:t xml:space="preserve"> </w:t>
+      </w:r>
+      <w:r>
+        <w:t xml:space="preserve">langsung dari basis data terhadap nama kanonikal</w:t>
+      </w:r>
+      <w:r>
+        <w:t xml:space="preserve"> </w:t>
+      </w:r>
+      <m:oMath>
+        <m:sSub>
+          <m:e>
+            <m:r>
+              <m:t>R</m:t>
+            </m:r>
+          </m:e>
+          <m:sub>
+            <m:r>
+              <m:t>e</m:t>
+            </m:r>
+          </m:sub>
+        </m:sSub>
+      </m:oMath>
+      <w:r>
+        <w:t xml:space="preserve"> </w:t>
+      </w:r>
+      <w:r>
+        <w:t xml:space="preserve">yang terverifikasi.</w:t>
+      </w:r>
+      <w:r>
+        <w:t xml:space="preserve"> </w:t>
+      </w:r>
+      <w:r>
+        <w:t xml:space="preserve">4.</w:t>
+      </w:r>
+      <w:r>
+        <w:t xml:space="preserve"> </w:t>
+      </w:r>
+      <w:r>
+        <w:rPr>
+          <w:bCs/>
+          <w:b/>
+        </w:rPr>
+        <w:t xml:space="preserve">Berasal dari Deterministik SIR Validator (Layer 3):</w:t>
+      </w:r>
+      <w:r>
+        <w:t xml:space="preserve"> </w:t>
+      </w:r>
+      <w:r>
+        <w:t xml:space="preserve">Status validitas (</w:t>
+      </w:r>
+      <w:r>
+        <w:rPr>
+          <w:rStyle w:val="VerbatimChar"/>
+        </w:rPr>
+        <w:t xml:space="preserve">isValid</w:t>
+      </w:r>
+      <w:r>
+        <w:t xml:space="preserve">), penanda luar lingkup (</w:t>
       </w:r>
       <m:oMath>
         <m:sSub>
@@ -7016,22 +7792,16 @@
         </m:sSub>
       </m:oMath>
       <w:r>
-        <w:t xml:space="preserve">,</w:t>
-      </w:r>
-      <w:r>
-        <w:t xml:space="preserve"> </w:t>
+        <w:t xml:space="preserve">), daftar galat invarian (</w:t>
       </w:r>
       <w:r>
         <w:rPr>
           <w:rStyle w:val="VerbatimChar"/>
         </w:rPr>
-        <w:t xml:space="preserve">validation_status</w:t>
-      </w:r>
-      <w:r>
-        <w:t xml:space="preserve">,</w:t>
-      </w:r>
-      <w:r>
-        <w:t xml:space="preserve"> </w:t>
+        <w:t xml:space="preserve">validation_errors</w:t>
+      </w:r>
+      <w:r>
+        <w:t xml:space="preserve">), serta kebijakan eksekusi sistem (</w:t>
       </w:r>
       <w:r>
         <w:rPr>
@@ -7040,36 +7810,15 @@
         <w:t xml:space="preserve">execution_policy</w:t>
       </w:r>
       <w:r>
-        <w:t xml:space="preserve">) merupakan</w:t>
-      </w:r>
-      <w:r>
-        <w:t xml:space="preserve"> </w:t>
-      </w:r>
-      <w:r>
-        <w:rPr>
-          <w:bCs/>
-          <w:b/>
-        </w:rPr>
-        <w:t xml:space="preserve">metadata kendali sistem (</w:t>
-      </w:r>
-      <w:r>
-        <w:rPr>
-          <w:iCs/>
-          <w:i/>
-          <w:bCs/>
-          <w:b/>
-        </w:rPr>
-        <w:t xml:space="preserve">system decision</w:t>
-      </w:r>
-      <w:r>
-        <w:rPr>
-          <w:bCs/>
-          <w:b/>
-        </w:rPr>
-        <w:t xml:space="preserve">)</w:t>
-      </w:r>
-      <w:r>
-        <w:t xml:space="preserve">, bukan maksud semantik mentah pengguna. Pemisahan ini menjamin alur komputasi yang transparan antara ekstraksi semantik kognitif dan eksekusi kueri terisolasi.</w:t>
+        <w:t xml:space="preserve">).</w:t>
+      </w:r>
+    </w:p>
+    <w:p>
+      <w:pPr>
+        <w:pStyle w:val="BodyText"/>
+      </w:pPr>
+      <w:r>
+        <w:t xml:space="preserve">Pemisahan ini menjamin alur komputasi yang transparan antara ekstraksi semantik kognitif dan eksekusi kueri terisolasi.</w:t>
       </w:r>
     </w:p>
     <w:p>
@@ -7303,7 +8052,17 @@
               <w:jc w:val="left"/>
             </w:pPr>
             <w:r>
-              <w:t xml:space="preserve">Pengurutan jarak geodesik terkecil</w:t>
+              <w:t xml:space="preserve">Pengurutan jarak lingkaran besar (</w:t>
+            </w:r>
+            <w:r>
+              <w:rPr>
+                <w:iCs/>
+                <w:i/>
+              </w:rPr>
+              <w:t xml:space="preserve">spherical distance</w:t>
+            </w:r>
+            <w:r>
+              <w:t xml:space="preserve">) terkecil</w:t>
             </w:r>
           </w:p>
         </w:tc>
@@ -8562,7 +9321,7 @@
           <w:bCs/>
           <w:b/>
         </w:rPr>
-        <w:t xml:space="preserve">Verifikasi Koordinat Geodesik:</w:t>
+        <w:t xml:space="preserve">Verifikasi Koordinat Geografis:</w:t>
       </w:r>
       <w:r>
         <w:t xml:space="preserve"> </w:t>
@@ -9107,7 +9866,7 @@
         <w:rPr>
           <w:rStyle w:val="VerbatimChar"/>
         </w:rPr>
-        <w:t xml:space="preserve">6. Preserve spatial constraints exactly as expressed by user.</w:t>
+        <w:t xml:space="preserve">6. Preserve spatial constraints exactly. If radius is omitted, return null; never infer a default.</w:t>
       </w:r>
       <w:r>
         <w:br/>
@@ -9116,7 +9875,25 @@
         <w:rPr>
           <w:rStyle w:val="VerbatimChar"/>
         </w:rPr>
-        <w:t xml:space="preserve">7. If user requests impossible things for Padang (e.g. ski, snow, casino), set is_out_of_scope: true.</w:t>
+        <w:t xml:space="preserve">7. Allowed Sort: "termurah" | "termahal" | "terdekat" | "terbaik" (highest rating) | null</w:t>
+      </w:r>
+      <w:r>
+        <w:br/>
+      </w:r>
+      <w:r>
+        <w:rPr>
+          <w:rStyle w:val="VerbatimChar"/>
+        </w:rPr>
+        <w:t xml:space="preserve">8. If user requests impossible things for Padang (e.g. ski, snow, casino), set is_out_of_scope: true.</w:t>
+      </w:r>
+      <w:r>
+        <w:br/>
+      </w:r>
+      <w:r>
+        <w:rPr>
+          <w:rStyle w:val="VerbatimChar"/>
+        </w:rPr>
+        <w:t xml:space="preserve">9. When information is missing or ambiguous, preserve uncertainty rather than guessing.</w:t>
       </w:r>
       <w:r>
         <w:br/>
@@ -9311,7 +10088,7 @@
           <w:iCs/>
           <w:i/>
         </w:rPr>
-        <w:t xml:space="preserve">(Catatan: Teks instruksi sistem lengkap dicantumkan pada Lampiran A).</w:t>
+        <w:t xml:space="preserve">(Catatan: Spesifikasi instruksi sistem lengkap 5-lapisan dicantumkan pada Lampiran A).</w:t>
       </w:r>
     </w:p>
     <w:bookmarkEnd w:id="48"/>
@@ -9585,7 +10362,7 @@
               <w:jc w:val="center"/>
             </w:pPr>
             <w:r>
-              <w:t xml:space="preserve">Jarak Geodesik (</w:t>
+              <w:t xml:space="preserve">Jarak Spasial Bola Bumi (</w:t>
             </w:r>
             <m:oMath>
               <m:r>
@@ -10559,7 +11336,24 @@
         <w:t xml:space="preserve"> </w:t>
       </w:r>
       <w:r>
-        <w:t xml:space="preserve">Mengoreksi kontradiksi batasan logika. Jika pengguna menetapkan</w:t>
+        <w:t xml:space="preserve">Menolak batasan harga negatif (</w:t>
+      </w:r>
+      <m:oMath>
+        <m:r>
+          <m:t>P</m:t>
+        </m:r>
+        <m:r>
+          <m:rPr>
+            <m:sty m:val="p"/>
+          </m:rPr>
+          <m:t>&lt;</m:t>
+        </m:r>
+        <m:r>
+          <m:t>0</m:t>
+        </m:r>
+      </m:oMath>
+      <w:r>
+        <w:t xml:space="preserve">). Secara semantik relasional, kondisi</w:t>
       </w:r>
       <w:r>
         <w:t xml:space="preserve"> </w:t>
@@ -10574,7 +11368,7 @@
         <w:t xml:space="preserve"> </w:t>
       </w:r>
       <w:r>
-        <w:t xml:space="preserve">namun juga menetapkan</w:t>
+        <w:t xml:space="preserve">bersama</w:t>
       </w:r>
       <w:r>
         <w:t xml:space="preserve"> </w:t>
@@ -10586,7 +11380,119 @@
         <w:t xml:space="preserve">max_price &gt; 0</w:t>
       </w:r>
       <w:r>
-        <w:t xml:space="preserve">, sistem menandai kontradiksi tersebut.</w:t>
+        <w:t xml:space="preserve"> </w:t>
+      </w:r>
+      <w:r>
+        <w:t xml:space="preserve">diakui bukan sebagai kontradiksi (karena himpunan destinasi gratis</w:t>
+      </w:r>
+      <w:r>
+        <w:t xml:space="preserve"> </w:t>
+      </w:r>
+      <m:oMath>
+        <m:r>
+          <m:rPr>
+            <m:sty m:val="p"/>
+          </m:rPr>
+          <m:t>{</m:t>
+        </m:r>
+        <m:r>
+          <m:t>x</m:t>
+        </m:r>
+        <m:r>
+          <m:rPr>
+            <m:sty m:val="p"/>
+          </m:rPr>
+          <m:t>∣</m:t>
+        </m:r>
+        <m:r>
+          <m:t>x</m:t>
+        </m:r>
+        <m:r>
+          <m:rPr>
+            <m:sty m:val="p"/>
+          </m:rPr>
+          <m:t>.</m:t>
+        </m:r>
+        <m:r>
+          <m:rPr>
+            <m:nor/>
+            <m:sty m:val="p"/>
+          </m:rPr>
+          <m:t>harga</m:t>
+        </m:r>
+        <m:r>
+          <m:rPr>
+            <m:sty m:val="p"/>
+          </m:rPr>
+          <m:t>=</m:t>
+        </m:r>
+        <m:r>
+          <m:t>0</m:t>
+        </m:r>
+        <m:r>
+          <m:rPr>
+            <m:sty m:val="p"/>
+          </m:rPr>
+          <m:t>}</m:t>
+        </m:r>
+        <m:r>
+          <m:rPr>
+            <m:sty m:val="p"/>
+          </m:rPr>
+          <m:t>⊆</m:t>
+        </m:r>
+        <m:r>
+          <m:rPr>
+            <m:sty m:val="p"/>
+          </m:rPr>
+          <m:t>{</m:t>
+        </m:r>
+        <m:r>
+          <m:t>x</m:t>
+        </m:r>
+        <m:r>
+          <m:rPr>
+            <m:sty m:val="p"/>
+          </m:rPr>
+          <m:t>∣</m:t>
+        </m:r>
+        <m:r>
+          <m:t>x</m:t>
+        </m:r>
+        <m:r>
+          <m:rPr>
+            <m:sty m:val="p"/>
+          </m:rPr>
+          <m:t>.</m:t>
+        </m:r>
+        <m:r>
+          <m:rPr>
+            <m:nor/>
+            <m:sty m:val="p"/>
+          </m:rPr>
+          <m:t>harga</m:t>
+        </m:r>
+        <m:r>
+          <m:rPr>
+            <m:sty m:val="p"/>
+          </m:rPr>
+          <m:t>≤</m:t>
+        </m:r>
+        <m:r>
+          <m:t>P</m:t>
+        </m:r>
+        <m:r>
+          <m:rPr>
+            <m:sty m:val="p"/>
+          </m:rPr>
+          <m:t>}</m:t>
+        </m:r>
+      </m:oMath>
+      <w:r>
+        <w:t xml:space="preserve"> </w:t>
+      </w:r>
+      <w:r>
+        <w:t xml:space="preserve">selalu beririsan konsisten), melainkan kueri anggaran inklusif dengan preferensi gratis.</w:t>
       </w:r>
       <w:r>
         <w:t xml:space="preserve"> </w:t>
@@ -11711,7 +12617,7 @@
               <w:jc w:val="left"/>
             </w:pPr>
             <w:r>
-              <w:t xml:space="preserve">Memberikan jarak tanpa dasar kalkulasi geodesik nyata</w:t>
+              <w:t xml:space="preserve">Memberikan jarak tanpa dasar kalkulasi spasial nyata</w:t>
             </w:r>
           </w:p>
         </w:tc>
@@ -13036,7 +13942,16 @@
               <w:t xml:space="preserve"> </w:t>
             </w:r>
             <w:r>
-              <w:t xml:space="preserve">WGS84)</w:t>
+              <w:t xml:space="preserve">WGS84) - Bagian dari indeks komposit</w:t>
+            </w:r>
+            <w:r>
+              <w:t xml:space="preserve"> </w:t>
+            </w:r>
+            <w:r>
+              <w:rPr>
+                <w:rStyle w:val="VerbatimChar"/>
+              </w:rPr>
+              <w:t xml:space="preserve">INDEX(lat, lng)</w:t>
             </w:r>
           </w:p>
         </w:tc>
@@ -13102,7 +14017,16 @@
               <w:t xml:space="preserve"> </w:t>
             </w:r>
             <w:r>
-              <w:t xml:space="preserve">WGS84)</w:t>
+              <w:t xml:space="preserve">WGS84) - Bagian dari indeks komposit</w:t>
+            </w:r>
+            <w:r>
+              <w:t xml:space="preserve"> </w:t>
+            </w:r>
+            <w:r>
+              <w:rPr>
+                <w:rStyle w:val="VerbatimChar"/>
+              </w:rPr>
+              <w:t xml:space="preserve">INDEX(lat, lng)</w:t>
             </w:r>
           </w:p>
         </w:tc>
@@ -13583,7 +14507,22 @@
               <w:jc w:val="left"/>
             </w:pPr>
             <w:r>
-              <w:t xml:space="preserve">Status publikasi objek wisata (default:</w:t>
+              <w:t xml:space="preserve">Status publikasi objek wisata (tipe</w:t>
+            </w:r>
+            <w:r>
+              <w:t xml:space="preserve"> </w:t>
+            </w:r>
+            <w:r>
+              <w:rPr>
+                <w:rStyle w:val="VerbatimChar"/>
+              </w:rPr>
+              <w:t xml:space="preserve">TINYINT(1)</w:t>
+            </w:r>
+            <w:r>
+              <w:t xml:space="preserve"> </w:t>
+            </w:r>
+            <w:r>
+              <w:t xml:space="preserve">pada MySQL 8.0, default:</w:t>
             </w:r>
             <w:r>
               <w:t xml:space="preserve"> </w:t>
@@ -14607,7 +15546,7 @@
               <w:jc w:val="left"/>
             </w:pPr>
             <w:r>
-              <w:t xml:space="preserve">FK</w:t>
+              <w:t xml:space="preserve">FK, Index</w:t>
             </w:r>
           </w:p>
         </w:tc>
@@ -14641,7 +15580,7 @@
                 <w:iCs/>
                 <w:i/>
               </w:rPr>
-              <w:t xml:space="preserve">cascade delete</w:t>
+              <w:t xml:space="preserve">ON DELETE CASCADE ON UPDATE CASCADE</w:t>
             </w:r>
             <w:r>
               <w:t xml:space="preserve">)</w:t>
@@ -14673,7 +15612,34 @@
               <w:jc w:val="left"/>
             </w:pPr>
             <w:r>
-              <w:t xml:space="preserve">VARCHAR(10)</w:t>
+              <w:t xml:space="preserve">ENUM(</w:t>
+            </w:r>
+            <w:r>
+              <w:t xml:space="preserve">‘</w:t>
+            </w:r>
+            <w:r>
+              <w:t xml:space="preserve">user</w:t>
+            </w:r>
+            <w:r>
+              <w:t xml:space="preserve">’</w:t>
+            </w:r>
+            <w:r>
+              <w:t xml:space="preserve">,</w:t>
+            </w:r>
+            <w:r>
+              <w:t xml:space="preserve"> </w:t>
+            </w:r>
+            <w:r>
+              <w:t xml:space="preserve">‘</w:t>
+            </w:r>
+            <w:r>
+              <w:t xml:space="preserve">assistant</w:t>
+            </w:r>
+            <w:r>
+              <w:t xml:space="preserve">’</w:t>
+            </w:r>
+            <w:r>
+              <w:t xml:space="preserve">)</w:t>
             </w:r>
           </w:p>
         </w:tc>
@@ -14697,31 +15663,7 @@
               <w:jc w:val="left"/>
             </w:pPr>
             <w:r>
-              <w:t xml:space="preserve">Peran pengirim pesan:</w:t>
-            </w:r>
-            <w:r>
-              <w:t xml:space="preserve"> </w:t>
-            </w:r>
-            <w:r>
-              <w:rPr>
-                <w:rStyle w:val="VerbatimChar"/>
-              </w:rPr>
-              <w:t xml:space="preserve">user</w:t>
-            </w:r>
-            <w:r>
-              <w:t xml:space="preserve"> </w:t>
-            </w:r>
-            <w:r>
-              <w:t xml:space="preserve">atau</w:t>
-            </w:r>
-            <w:r>
-              <w:t xml:space="preserve"> </w:t>
-            </w:r>
-            <w:r>
-              <w:rPr>
-                <w:rStyle w:val="VerbatimChar"/>
-              </w:rPr>
-              <w:t xml:space="preserve">assistant</w:t>
+              <w:t xml:space="preserve">Peran pengirim pesan dalam sesi percakapan</w:t>
             </w:r>
           </w:p>
         </w:tc>
@@ -14827,7 +15769,7 @@
               <w:jc w:val="left"/>
             </w:pPr>
             <w:r>
-              <w:t xml:space="preserve">Rekaman DTO CSIR hasil ekstraksi semantik LLM</w:t>
+              <w:t xml:space="preserve">Rekaman DTO CSIR hasil ekstraksi semantik LLM (tipe JSON native MySQL 8.0)</w:t>
             </w:r>
           </w:p>
         </w:tc>
@@ -15481,13 +16423,13 @@
         </w:tc>
       </w:tr>
     </w:tbl>
-    <w:bookmarkStart w:id="66" w:name="X9881404a32b1cf1cd08beb8685ec142e6b415c4"/>
+    <w:bookmarkStart w:id="66" w:name="X6ae11995ca79a1508a2f64977d25132e1a421ef"/>
     <w:p>
       <w:pPr>
         <w:pStyle w:val="Heading4"/>
       </w:pPr>
       <w:r>
-        <w:t xml:space="preserve">3.2.1 Perancangan Komputasi Spasial Geodesik: Keunggulan Fungsi Spasial Bawaan MySQL 8.0 (ST_Distance_Sphere) Dibandingkan Rumus Manual</w:t>
+        <w:t xml:space="preserve">3.2.1 Perancangan Komputasi Jarak Spasial: Keunggulan Fungsi Spasial Bawaan MySQL 8.0 (ST_Distance_Sphere) Berbasis Model Bola Bumi Dibandingkan Rumus Manual</w:t>
       </w:r>
     </w:p>
     <w:p>
@@ -16107,17 +17049,20 @@
         <w:t xml:space="preserve"> </w:t>
       </w:r>
       <w:r>
-        <w:t xml:space="preserve">mengevaluasi jarak geodesik lingkaran besar (</w:t>
+        <w:t xml:space="preserve">mengevaluasi jarak lingkaran besar (</w:t>
       </w:r>
       <w:r>
         <w:rPr>
           <w:iCs/>
           <w:i/>
         </w:rPr>
-        <w:t xml:space="preserve">great-circle distance</w:t>
-      </w:r>
-      <w:r>
-        <w:t xml:space="preserve">) pada bola bumi berbasis ellipsoid WGS84 (</w:t>
+        <w:t xml:space="preserve">great-circle / spherical distance</w:t>
+      </w:r>
+      <w:r>
+        <w:t xml:space="preserve">) berbasis model bola bumi dengan jari-jari rata-rata bumi (default MySQL 8.0:</w:t>
+      </w:r>
+      <w:r>
+        <w:t xml:space="preserve"> </w:t>
       </w:r>
       <m:oMath>
         <m:r>
@@ -21965,7 +22910,51 @@
         <w:t xml:space="preserve"> </w:t>
       </w:r>
       <w:r>
-        <w:t xml:space="preserve">Menolak harga tiket negatif dan mendeteksi kontradiksi operasional (misalnya</w:t>
+        <w:t xml:space="preserve">Menolak harga tiket negatif (</w:t>
+      </w:r>
+      <m:oMath>
+        <m:r>
+          <m:t>m</m:t>
+        </m:r>
+        <m:r>
+          <m:t>a</m:t>
+        </m:r>
+        <m:r>
+          <m:t>x</m:t>
+        </m:r>
+        <m:r>
+          <m:rPr>
+            <m:sty m:val="p"/>
+          </m:rPr>
+          <m:t>_</m:t>
+        </m:r>
+        <m:r>
+          <m:t>p</m:t>
+        </m:r>
+        <m:r>
+          <m:t>r</m:t>
+        </m:r>
+        <m:r>
+          <m:t>i</m:t>
+        </m:r>
+        <m:r>
+          <m:t>c</m:t>
+        </m:r>
+        <m:r>
+          <m:t>e</m:t>
+        </m:r>
+        <m:r>
+          <m:rPr>
+            <m:sty m:val="p"/>
+          </m:rPr>
+          <m:t>&lt;</m:t>
+        </m:r>
+        <m:r>
+          <m:t>0</m:t>
+        </m:r>
+      </m:oMath>
+      <w:r>
+        <w:t xml:space="preserve">). Harmonisasi semantik preferensi anggaran: kombinasi</w:t>
       </w:r>
       <w:r>
         <w:t xml:space="preserve"> </w:t>
@@ -21980,7 +22969,7 @@
         <w:t xml:space="preserve"> </w:t>
       </w:r>
       <w:r>
-        <w:t xml:space="preserve">namun menetapkan anggaran</w:t>
+        <w:t xml:space="preserve">dan</w:t>
       </w:r>
       <w:r>
         <w:t xml:space="preserve"> </w:t>
@@ -21992,7 +22981,10 @@
         <w:t xml:space="preserve">max_price &gt; 0</w:t>
       </w:r>
       <w:r>
-        <w:t xml:space="preserve">).</w:t>
+        <w:t xml:space="preserve"> </w:t>
+      </w:r>
+      <w:r>
+        <w:t xml:space="preserve">dievaluasi valid sebagai preferensi prioritas tiket gratis dalam batas pagu biaya pengguna, bukan ditolak sebagai kontradiksi semu.</w:t>
       </w:r>
       <w:r>
         <w:t xml:space="preserve"> </w:t>
@@ -22146,7 +23138,7 @@
         <w:rPr>
           <w:rStyle w:val="NormalTok"/>
         </w:rPr>
-        <w:t xml:space="preserve">-&gt;distance </w:t>
+        <w:t xml:space="preserve">-&gt;radius </w:t>
       </w:r>
       <w:r>
         <w:rPr>
@@ -22170,13 +23162,46 @@
         <w:rPr>
           <w:rStyle w:val="NormalTok"/>
         </w:rPr>
-        <w:t xml:space="preserve"> </w:t>
+        <w:t xml:space="preserve">) {</w:t>
+      </w:r>
+      <w:r>
+        <w:br/>
+      </w:r>
+      <w:r>
+        <w:rPr>
+          <w:rStyle w:val="NormalTok"/>
+        </w:rPr>
+        <w:t xml:space="preserve">    </w:t>
+      </w:r>
+      <w:r>
+        <w:rPr>
+          <w:rStyle w:val="ControlFlowTok"/>
+        </w:rPr>
+        <w:t xml:space="preserve">if</w:t>
+      </w:r>
+      <w:r>
+        <w:rPr>
+          <w:rStyle w:val="NormalTok"/>
+        </w:rPr>
+        <w:t xml:space="preserve"> (</w:t>
+      </w:r>
+      <w:r>
+        <w:rPr>
+          <w:rStyle w:val="VariableTok"/>
+        </w:rPr>
+        <w:t xml:space="preserve">$sir</w:t>
+      </w:r>
+      <w:r>
+        <w:rPr>
+          <w:rStyle w:val="NormalTok"/>
+        </w:rPr>
+        <w:t xml:space="preserve">-&gt;radius </w:t>
       </w:r>
       <w:r>
         <w:rPr>
           <w:rStyle w:val="OperatorTok"/>
         </w:rPr>
-        <w:t xml:space="preserve">&amp;&amp;</w:t>
+        <w:t xml:space="preserve">&lt;=</w:t>
       </w:r>
       <w:r>
         <w:rPr>
@@ -22186,21 +23211,150 @@
       </w:r>
       <w:r>
         <w:rPr>
+          <w:rStyle w:val="DecValTok"/>
+        </w:rPr>
+        <w:t xml:space="preserve">0</w:t>
+      </w:r>
+      <w:r>
+        <w:rPr>
+          <w:rStyle w:val="NormalTok"/>
+        </w:rPr>
+        <w:t xml:space="preserve">) {</w:t>
+      </w:r>
+      <w:r>
+        <w:br/>
+      </w:r>
+      <w:r>
+        <w:rPr>
+          <w:rStyle w:val="NormalTok"/>
+        </w:rPr>
+        <w:t xml:space="preserve">        </w:t>
+      </w:r>
+      <w:r>
+        <w:rPr>
+          <w:rStyle w:val="CommentTok"/>
+        </w:rPr>
+        <w:t xml:space="preserve">// Menolak radius negatif/nol tanpa mengubah via abs() secara sepihak</w:t>
+      </w:r>
+      <w:r>
+        <w:br/>
+      </w:r>
+      <w:r>
+        <w:rPr>
+          <w:rStyle w:val="NormalTok"/>
+        </w:rPr>
+        <w:t xml:space="preserve">        </w:t>
+      </w:r>
+      <w:r>
+        <w:rPr>
           <w:rStyle w:val="VariableTok"/>
         </w:rPr>
+        <w:t xml:space="preserve">$errors</w:t>
+      </w:r>
+      <w:r>
+        <w:rPr>
+          <w:rStyle w:val="NormalTok"/>
+        </w:rPr>
+        <w:t xml:space="preserve">[] </w:t>
+      </w:r>
+      <w:r>
+        <w:rPr>
+          <w:rStyle w:val="OperatorTok"/>
+        </w:rPr>
+        <w:t xml:space="preserve">=</w:t>
+      </w:r>
+      <w:r>
+        <w:rPr>
+          <w:rStyle w:val="NormalTok"/>
+        </w:rPr>
+        <w:t xml:space="preserve"> </w:t>
+      </w:r>
+      <w:r>
+        <w:rPr>
+          <w:rStyle w:val="FunctionTok"/>
+        </w:rPr>
+        <w:t xml:space="preserve">sprintf</w:t>
+      </w:r>
+      <w:r>
+        <w:rPr>
+          <w:rStyle w:val="NormalTok"/>
+        </w:rPr>
+        <w:t xml:space="preserve">(</w:t>
+      </w:r>
+      <w:r>
+        <w:rPr>
+          <w:rStyle w:val="StringTok"/>
+        </w:rPr>
+        <w:t xml:space="preserve">'Radius pencarian tidak valid: %.2f km (harus berupa bilangan positif &gt; 0).'</w:t>
+      </w:r>
+      <w:r>
+        <w:rPr>
+          <w:rStyle w:val="OtherTok"/>
+        </w:rPr>
+        <w:t xml:space="preserve">,</w:t>
+      </w:r>
+      <w:r>
+        <w:rPr>
+          <w:rStyle w:val="NormalTok"/>
+        </w:rPr>
+        <w:t xml:space="preserve"> </w:t>
+      </w:r>
+      <w:r>
+        <w:rPr>
+          <w:rStyle w:val="VariableTok"/>
+        </w:rPr>
         <w:t xml:space="preserve">$sir</w:t>
       </w:r>
       <w:r>
         <w:rPr>
           <w:rStyle w:val="NormalTok"/>
         </w:rPr>
-        <w:t xml:space="preserve">-&gt;distance </w:t>
+        <w:t xml:space="preserve">-&gt;radius)</w:t>
+      </w:r>
+      <w:r>
+        <w:rPr>
+          <w:rStyle w:val="OtherTok"/>
+        </w:rPr>
+        <w:t xml:space="preserve">;</w:t>
+      </w:r>
+      <w:r>
+        <w:br/>
+      </w:r>
+      <w:r>
+        <w:rPr>
+          <w:rStyle w:val="NormalTok"/>
+        </w:rPr>
+        <w:t xml:space="preserve">    } </w:t>
+      </w:r>
+      <w:r>
+        <w:rPr>
+          <w:rStyle w:val="ControlFlowTok"/>
+        </w:rPr>
+        <w:t xml:space="preserve">elseif</w:t>
+      </w:r>
+      <w:r>
+        <w:rPr>
+          <w:rStyle w:val="NormalTok"/>
+        </w:rPr>
+        <w:t xml:space="preserve"> (</w:t>
+      </w:r>
+      <w:r>
+        <w:rPr>
+          <w:rStyle w:val="VariableTok"/>
+        </w:rPr>
+        <w:t xml:space="preserve">$sir</w:t>
+      </w:r>
+      <w:r>
+        <w:rPr>
+          <w:rStyle w:val="NormalTok"/>
+        </w:rPr>
+        <w:t xml:space="preserve">-&gt;radius </w:t>
       </w:r>
       <w:r>
         <w:rPr>
           <w:rStyle w:val="OperatorTok"/>
         </w:rPr>
-        <w:t xml:space="preserve">&lt;=</w:t>
+        <w:t xml:space="preserve">&gt;</w:t>
       </w:r>
       <w:r>
         <w:rPr>
@@ -22210,14 +23364,26 @@
       </w:r>
       <w:r>
         <w:rPr>
-          <w:rStyle w:val="DecValTok"/>
-        </w:rPr>
-        <w:t xml:space="preserve">0</w:t>
+          <w:rStyle w:val="KeywordTok"/>
+        </w:rPr>
+        <w:t xml:space="preserve">self</w:t>
       </w:r>
       <w:r>
         <w:rPr>
           <w:rStyle w:val="NormalTok"/>
         </w:rPr>
+        <w:t xml:space="preserve">::</w:t>
+      </w:r>
+      <w:r>
+        <w:rPr>
+          <w:rStyle w:val="ConstantTok"/>
+        </w:rPr>
+        <w:t xml:space="preserve">MAX_OPERATIONAL_RADIUS_KM</w:t>
+      </w:r>
+      <w:r>
+        <w:rPr>
+          <w:rStyle w:val="NormalTok"/>
+        </w:rPr>
         <w:t xml:space="preserve">) {</w:t>
       </w:r>
       <w:r>
@@ -22227,7 +23393,22 @@
         <w:rPr>
           <w:rStyle w:val="NormalTok"/>
         </w:rPr>
-        <w:t xml:space="preserve">    </w:t>
+        <w:t xml:space="preserve">        </w:t>
+      </w:r>
+      <w:r>
+        <w:rPr>
+          <w:rStyle w:val="CommentTok"/>
+        </w:rPr>
+        <w:t xml:space="preserve">// Menolak radius melebihi batas operasional Kota Padang (50 km) tanpa mutasi sepihak (No Intent Alteration)</w:t>
+      </w:r>
+      <w:r>
+        <w:br/>
+      </w:r>
+      <w:r>
+        <w:rPr>
+          <w:rStyle w:val="NormalTok"/>
+        </w:rPr>
+        <w:t xml:space="preserve">        </w:t>
       </w:r>
       <w:r>
         <w:rPr>
@@ -22255,15 +23436,45 @@
       </w:r>
       <w:r>
         <w:rPr>
+          <w:rStyle w:val="FunctionTok"/>
+        </w:rPr>
+        <w:t xml:space="preserve">sprintf</w:t>
+      </w:r>
+      <w:r>
+        <w:rPr>
+          <w:rStyle w:val="NormalTok"/>
+        </w:rPr>
+        <w:t xml:space="preserve">(</w:t>
+      </w:r>
+      <w:r>
+        <w:br/>
+      </w:r>
+      <w:r>
+        <w:rPr>
+          <w:rStyle w:val="NormalTok"/>
+        </w:rPr>
+        <w:t xml:space="preserve">            </w:t>
+      </w:r>
+      <w:r>
+        <w:rPr>
           <w:rStyle w:val="StringTok"/>
         </w:rPr>
-        <w:t xml:space="preserve">"Nilai radius tidak valid (</w:t>
+        <w:t xml:space="preserve">'Radius pencarian %.2f km melebihi batas operasional Kota Padang (maksimal %.1f km). Silakan tentukan jarak dalam jangkauan Kota Padang.'</w:t>
+      </w:r>
+      <w:r>
+        <w:rPr>
+          <w:rStyle w:val="OtherTok"/>
+        </w:rPr>
+        <w:t xml:space="preserve">,</w:t>
+      </w:r>
+      <w:r>
+        <w:br/>
       </w:r>
       <w:r>
         <w:rPr>
           <w:rStyle w:val="NormalTok"/>
         </w:rPr>
-        <w:t xml:space="preserve">{</w:t>
+        <w:t xml:space="preserve">            </w:t>
       </w:r>
       <w:r>
         <w:rPr>
@@ -22275,18 +23486,54 @@
         <w:rPr>
           <w:rStyle w:val="NormalTok"/>
         </w:rPr>
-        <w:t xml:space="preserve">-&gt;distance}</w:t>
-      </w:r>
-      <w:r>
-        <w:rPr>
-          <w:rStyle w:val="StringTok"/>
-        </w:rPr>
-        <w:t xml:space="preserve"> km). Jarak harus bernilai positif (&gt; 0)."</w:t>
+        <w:t xml:space="preserve">-&gt;radius</w:t>
       </w:r>
       <w:r>
         <w:rPr>
           <w:rStyle w:val="OtherTok"/>
         </w:rPr>
+        <w:t xml:space="preserve">,</w:t>
+      </w:r>
+      <w:r>
+        <w:br/>
+      </w:r>
+      <w:r>
+        <w:rPr>
+          <w:rStyle w:val="NormalTok"/>
+        </w:rPr>
+        <w:t xml:space="preserve">            </w:t>
+      </w:r>
+      <w:r>
+        <w:rPr>
+          <w:rStyle w:val="KeywordTok"/>
+        </w:rPr>
+        <w:t xml:space="preserve">self</w:t>
+      </w:r>
+      <w:r>
+        <w:rPr>
+          <w:rStyle w:val="NormalTok"/>
+        </w:rPr>
+        <w:t xml:space="preserve">::</w:t>
+      </w:r>
+      <w:r>
+        <w:rPr>
+          <w:rStyle w:val="ConstantTok"/>
+        </w:rPr>
+        <w:t xml:space="preserve">MAX_OPERATIONAL_RADIUS_KM</w:t>
+      </w:r>
+      <w:r>
+        <w:br/>
+      </w:r>
+      <w:r>
+        <w:rPr>
+          <w:rStyle w:val="NormalTok"/>
+        </w:rPr>
+        <w:t xml:space="preserve">        )</w:t>
+      </w:r>
+      <w:r>
+        <w:rPr>
+          <w:rStyle w:val="OtherTok"/>
+        </w:rPr>
         <w:t xml:space="preserve">;</w:t>
       </w:r>
       <w:r>
@@ -22296,265 +23543,7 @@
         <w:rPr>
           <w:rStyle w:val="NormalTok"/>
         </w:rPr>
-        <w:t xml:space="preserve">    </w:t>
-      </w:r>
-      <w:r>
-        <w:rPr>
-          <w:rStyle w:val="VariableTok"/>
-        </w:rPr>
-        <w:t xml:space="preserve">$sir</w:t>
-      </w:r>
-      <w:r>
-        <w:rPr>
-          <w:rStyle w:val="NormalTok"/>
-        </w:rPr>
-        <w:t xml:space="preserve">-&gt;isValid </w:t>
-      </w:r>
-      <w:r>
-        <w:rPr>
-          <w:rStyle w:val="OperatorTok"/>
-        </w:rPr>
-        <w:t xml:space="preserve">=</w:t>
-      </w:r>
-      <w:r>
-        <w:rPr>
-          <w:rStyle w:val="NormalTok"/>
-        </w:rPr>
-        <w:t xml:space="preserve"> </w:t>
-      </w:r>
-      <w:r>
-        <w:rPr>
-          <w:rStyle w:val="KeywordTok"/>
-        </w:rPr>
-        <w:t xml:space="preserve">false</w:t>
-      </w:r>
-      <w:r>
-        <w:rPr>
-          <w:rStyle w:val="OtherTok"/>
-        </w:rPr>
-        <w:t xml:space="preserve">;</w:t>
-      </w:r>
-      <w:r>
-        <w:br/>
-      </w:r>
-      <w:r>
-        <w:rPr>
-          <w:rStyle w:val="NormalTok"/>
-        </w:rPr>
-        <w:t xml:space="preserve">    </w:t>
-      </w:r>
-      <w:r>
-        <w:rPr>
-          <w:rStyle w:val="VariableTok"/>
-        </w:rPr>
-        <w:t xml:space="preserve">$sir</w:t>
-      </w:r>
-      <w:r>
-        <w:rPr>
-          <w:rStyle w:val="NormalTok"/>
-        </w:rPr>
-        <w:t xml:space="preserve">-&gt;executionPolicy </w:t>
-      </w:r>
-      <w:r>
-        <w:rPr>
-          <w:rStyle w:val="OperatorTok"/>
-        </w:rPr>
-        <w:t xml:space="preserve">=</w:t>
-      </w:r>
-      <w:r>
-        <w:rPr>
-          <w:rStyle w:val="NormalTok"/>
-        </w:rPr>
-        <w:t xml:space="preserve"> </w:t>
-      </w:r>
-      <w:r>
-        <w:rPr>
-          <w:rStyle w:val="StringTok"/>
-        </w:rPr>
-        <w:t xml:space="preserve">'clarify_user'</w:t>
-      </w:r>
-      <w:r>
-        <w:rPr>
-          <w:rStyle w:val="OtherTok"/>
-        </w:rPr>
-        <w:t xml:space="preserve">;</w:t>
-      </w:r>
-      <w:r>
-        <w:rPr>
-          <w:rStyle w:val="NormalTok"/>
-        </w:rPr>
-        <w:t xml:space="preserve"> </w:t>
-      </w:r>
-      <w:r>
-        <w:rPr>
-          <w:rStyle w:val="CommentTok"/>
-        </w:rPr>
-        <w:t xml:space="preserve">// Dilarang memutasi abs() secara sepihak</w:t>
-      </w:r>
-      <w:r>
-        <w:br/>
-      </w:r>
-      <w:r>
-        <w:rPr>
-          <w:rStyle w:val="NormalTok"/>
-        </w:rPr>
-        <w:t xml:space="preserve">}</w:t>
-      </w:r>
-      <w:r>
-        <w:br/>
-      </w:r>
-      <w:r>
-        <w:rPr>
-          <w:rStyle w:val="ControlFlowTok"/>
-        </w:rPr>
-        <w:t xml:space="preserve">if</w:t>
-      </w:r>
-      <w:r>
-        <w:rPr>
-          <w:rStyle w:val="NormalTok"/>
-        </w:rPr>
-        <w:t xml:space="preserve"> (</w:t>
-      </w:r>
-      <w:r>
-        <w:rPr>
-          <w:rStyle w:val="VariableTok"/>
-        </w:rPr>
-        <w:t xml:space="preserve">$sir</w:t>
-      </w:r>
-      <w:r>
-        <w:rPr>
-          <w:rStyle w:val="NormalTok"/>
-        </w:rPr>
-        <w:t xml:space="preserve">-&gt;distance </w:t>
-      </w:r>
-      <w:r>
-        <w:rPr>
-          <w:rStyle w:val="OperatorTok"/>
-        </w:rPr>
-        <w:t xml:space="preserve">!==</w:t>
-      </w:r>
-      <w:r>
-        <w:rPr>
-          <w:rStyle w:val="NormalTok"/>
-        </w:rPr>
-        <w:t xml:space="preserve"> </w:t>
-      </w:r>
-      <w:r>
-        <w:rPr>
-          <w:rStyle w:val="KeywordTok"/>
-        </w:rPr>
-        <w:t xml:space="preserve">null</w:t>
-      </w:r>
-      <w:r>
-        <w:rPr>
-          <w:rStyle w:val="NormalTok"/>
-        </w:rPr>
-        <w:t xml:space="preserve"> </w:t>
-      </w:r>
-      <w:r>
-        <w:rPr>
-          <w:rStyle w:val="OperatorTok"/>
-        </w:rPr>
-        <w:t xml:space="preserve">&amp;&amp;</w:t>
-      </w:r>
-      <w:r>
-        <w:rPr>
-          <w:rStyle w:val="NormalTok"/>
-        </w:rPr>
-        <w:t xml:space="preserve"> </w:t>
-      </w:r>
-      <w:r>
-        <w:rPr>
-          <w:rStyle w:val="VariableTok"/>
-        </w:rPr>
-        <w:t xml:space="preserve">$sir</w:t>
-      </w:r>
-      <w:r>
-        <w:rPr>
-          <w:rStyle w:val="NormalTok"/>
-        </w:rPr>
-        <w:t xml:space="preserve">-&gt;distance </w:t>
-      </w:r>
-      <w:r>
-        <w:rPr>
-          <w:rStyle w:val="OperatorTok"/>
-        </w:rPr>
-        <w:t xml:space="preserve">&gt;</w:t>
-      </w:r>
-      <w:r>
-        <w:rPr>
-          <w:rStyle w:val="NormalTok"/>
-        </w:rPr>
-        <w:t xml:space="preserve"> </w:t>
-      </w:r>
-      <w:r>
-        <w:rPr>
-          <w:rStyle w:val="FloatTok"/>
-        </w:rPr>
-        <w:t xml:space="preserve">100.0</w:t>
-      </w:r>
-      <w:r>
-        <w:rPr>
-          <w:rStyle w:val="NormalTok"/>
-        </w:rPr>
-        <w:t xml:space="preserve">) {</w:t>
-      </w:r>
-      <w:r>
-        <w:br/>
-      </w:r>
-      <w:r>
-        <w:rPr>
-          <w:rStyle w:val="NormalTok"/>
-        </w:rPr>
-        <w:t xml:space="preserve">    </w:t>
-      </w:r>
-      <w:r>
-        <w:rPr>
-          <w:rStyle w:val="VariableTok"/>
-        </w:rPr>
-        <w:t xml:space="preserve">$sir</w:t>
-      </w:r>
-      <w:r>
-        <w:rPr>
-          <w:rStyle w:val="NormalTok"/>
-        </w:rPr>
-        <w:t xml:space="preserve">-&gt;distance </w:t>
-      </w:r>
-      <w:r>
-        <w:rPr>
-          <w:rStyle w:val="OperatorTok"/>
-        </w:rPr>
-        <w:t xml:space="preserve">=</w:t>
-      </w:r>
-      <w:r>
-        <w:rPr>
-          <w:rStyle w:val="NormalTok"/>
-        </w:rPr>
-        <w:t xml:space="preserve"> </w:t>
-      </w:r>
-      <w:r>
-        <w:rPr>
-          <w:rStyle w:val="FloatTok"/>
-        </w:rPr>
-        <w:t xml:space="preserve">50.0</w:t>
-      </w:r>
-      <w:r>
-        <w:rPr>
-          <w:rStyle w:val="OtherTok"/>
-        </w:rPr>
-        <w:t xml:space="preserve">;</w:t>
-      </w:r>
-      <w:r>
-        <w:rPr>
-          <w:rStyle w:val="NormalTok"/>
-        </w:rPr>
-        <w:t xml:space="preserve"> </w:t>
-      </w:r>
-      <w:r>
-        <w:rPr>
-          <w:rStyle w:val="CommentTok"/>
-        </w:rPr>
-        <w:t xml:space="preserve">// Normalisasi batas atas radius operasi dengan peringatan</w:t>
+        <w:t xml:space="preserve">    }</w:t>
       </w:r>
       <w:r>
         <w:br/>
@@ -23053,17 +24042,44 @@
         <w:t xml:space="preserve"> </w:t>
       </w:r>
       <w:r>
-        <w:t xml:space="preserve">pada MySQL 8.0 mengevaluasi jarak geodesik lingkaran besar (</w:t>
+        <w:t xml:space="preserve">pada MySQL 8.0 mengevaluasi jarak lingkaran besar (</w:t>
       </w:r>
       <w:r>
         <w:rPr>
           <w:iCs/>
           <w:i/>
         </w:rPr>
-        <w:t xml:space="preserve">great-circle distance</w:t>
-      </w:r>
-      <w:r>
-        <w:t xml:space="preserve">) pada ellipsoid WGS84 secara native di kernel basis data, memberikan kinerja sub-milidetik (&lt; 1,5 ms) tanpa membebani komputasi PHP.</w:t>
+        <w:t xml:space="preserve">great-circle / spherical distance</w:t>
+      </w:r>
+      <w:r>
+        <w:t xml:space="preserve">) berbasis model bola bumi dengan jari-jari standar WGS84 (</w:t>
+      </w:r>
+      <m:oMath>
+        <m:r>
+          <m:t>R</m:t>
+        </m:r>
+        <m:r>
+          <m:rPr>
+            <m:sty m:val="p"/>
+          </m:rPr>
+          <m:t>=</m:t>
+        </m:r>
+        <m:r>
+          <m:t>6.370</m:t>
+        </m:r>
+        <m:r>
+          <m:t>.986</m:t>
+        </m:r>
+        <m:r>
+          <m:rPr>
+            <m:nor/>
+            <m:sty m:val="p"/>
+          </m:rPr>
+          <m:t> meter</m:t>
+        </m:r>
+      </m:oMath>
+      <w:r>
+        <w:t xml:space="preserve">) secara native di kernel basis data, memberikan kinerja sub-milidetik (&lt; 1,5 ms) tanpa membebani komputasi PHP.</w:t>
       </w:r>
     </w:p>
     <w:p>
@@ -23364,7 +24380,17 @@
               <w:jc w:val="left"/>
             </w:pPr>
             <w:r>
-              <w:t xml:space="preserve">Pembatasan radius lingkaran besar geodesik</w:t>
+              <w:t xml:space="preserve">Pembatasan radius lingkaran besar (</w:t>
+            </w:r>
+            <w:r>
+              <w:rPr>
+                <w:iCs/>
+                <w:i/>
+              </w:rPr>
+              <w:t xml:space="preserve">great-circle / spherical distance</w:t>
+            </w:r>
+            <w:r>
+              <w:t xml:space="preserve">)</w:t>
             </w:r>
           </w:p>
         </w:tc>
@@ -24169,7 +25195,7 @@
         <w:rPr>
           <w:rStyle w:val="CommentTok"/>
         </w:rPr>
-        <w:t xml:space="preserve">// Cuplikan Logika Inti Verifikasi Grounding Pasca-Generasi (GroundingValidator.php)</w:t>
+        <w:t xml:space="preserve">// Cuplikan Logika Inti Verifikasi Grounding Pasca-Generasi Tingkat Klaim (GroundingValidator.php)</w:t>
       </w:r>
       <w:r>
         <w:br/>
@@ -24290,6 +25316,87 @@
       </w:r>
       <w:r>
         <w:rPr>
+          <w:rStyle w:val="VariableTok"/>
+        </w:rPr>
+        <w:t xml:space="preserve">$mentioned</w:t>
+      </w:r>
+      <w:r>
+        <w:rPr>
+          <w:rStyle w:val="NormalTok"/>
+        </w:rPr>
+        <w:t xml:space="preserve"> </w:t>
+      </w:r>
+      <w:r>
+        <w:rPr>
+          <w:rStyle w:val="OperatorTok"/>
+        </w:rPr>
+        <w:t xml:space="preserve">=</w:t>
+      </w:r>
+      <w:r>
+        <w:rPr>
+          <w:rStyle w:val="NormalTok"/>
+        </w:rPr>
+        <w:t xml:space="preserve"> </w:t>
+      </w:r>
+      <w:r>
+        <w:rPr>
+          <w:rStyle w:val="VariableTok"/>
+        </w:rPr>
+        <w:t xml:space="preserve">$this</w:t>
+      </w:r>
+      <w:r>
+        <w:rPr>
+          <w:rStyle w:val="NormalTok"/>
+        </w:rPr>
+        <w:t xml:space="preserve">-&gt;extractMentionedPois(</w:t>
+      </w:r>
+      <w:r>
+        <w:rPr>
+          <w:rStyle w:val="VariableTok"/>
+        </w:rPr>
+        <w:t xml:space="preserve">$nlgResponse</w:t>
+      </w:r>
+      <w:r>
+        <w:rPr>
+          <w:rStyle w:val="NormalTok"/>
+        </w:rPr>
+        <w:t xml:space="preserve">)</w:t>
+      </w:r>
+      <w:r>
+        <w:rPr>
+          <w:rStyle w:val="OtherTok"/>
+        </w:rPr>
+        <w:t xml:space="preserve">;</w:t>
+      </w:r>
+      <w:r>
+        <w:br/>
+      </w:r>
+      <w:r>
+        <w:br/>
+      </w:r>
+      <w:r>
+        <w:rPr>
+          <w:rStyle w:val="NormalTok"/>
+        </w:rPr>
+        <w:t xml:space="preserve">    </w:t>
+      </w:r>
+      <w:r>
+        <w:rPr>
+          <w:rStyle w:val="CommentTok"/>
+        </w:rPr>
+        <w:t xml:space="preserve">// 1. Invarian Fail-Closed: Jika fakta SQL kosong, narasi dilarang merekomendasikan entitas apa pun!</w:t>
+      </w:r>
+      <w:r>
+        <w:br/>
+      </w:r>
+      <w:r>
+        <w:rPr>
+          <w:rStyle w:val="NormalTok"/>
+        </w:rPr>
+        <w:t xml:space="preserve">    </w:t>
+      </w:r>
+      <w:r>
+        <w:rPr>
           <w:rStyle w:val="ControlFlowTok"/>
         </w:rPr>
         <w:t xml:space="preserve">if</w:t>
@@ -24337,6 +25444,57 @@
         <w:rPr>
           <w:rStyle w:val="ControlFlowTok"/>
         </w:rPr>
+        <w:t xml:space="preserve">if</w:t>
+      </w:r>
+      <w:r>
+        <w:rPr>
+          <w:rStyle w:val="NormalTok"/>
+        </w:rPr>
+        <w:t xml:space="preserve"> (</w:t>
+      </w:r>
+      <w:r>
+        <w:rPr>
+          <w:rStyle w:val="OperatorTok"/>
+        </w:rPr>
+        <w:t xml:space="preserve">!</w:t>
+      </w:r>
+      <w:r>
+        <w:rPr>
+          <w:rStyle w:val="KeywordTok"/>
+        </w:rPr>
+        <w:t xml:space="preserve">empty</w:t>
+      </w:r>
+      <w:r>
+        <w:rPr>
+          <w:rStyle w:val="NormalTok"/>
+        </w:rPr>
+        <w:t xml:space="preserve">(</w:t>
+      </w:r>
+      <w:r>
+        <w:rPr>
+          <w:rStyle w:val="VariableTok"/>
+        </w:rPr>
+        <w:t xml:space="preserve">$mentioned</w:t>
+      </w:r>
+      <w:r>
+        <w:rPr>
+          <w:rStyle w:val="NormalTok"/>
+        </w:rPr>
+        <w:t xml:space="preserve">)) {</w:t>
+      </w:r>
+      <w:r>
+        <w:br/>
+      </w:r>
+      <w:r>
+        <w:rPr>
+          <w:rStyle w:val="NormalTok"/>
+        </w:rPr>
+        <w:t xml:space="preserve">            </w:t>
+      </w:r>
+      <w:r>
+        <w:rPr>
+          <w:rStyle w:val="ControlFlowTok"/>
+        </w:rPr>
         <w:t xml:space="preserve">return</w:t>
       </w:r>
       <w:r>
@@ -24346,6 +25504,15 @@
         <w:t xml:space="preserve"> [</w:t>
       </w:r>
       <w:r>
+        <w:br/>
+      </w:r>
+      <w:r>
+        <w:rPr>
+          <w:rStyle w:val="NormalTok"/>
+        </w:rPr>
+        <w:t xml:space="preserve">                </w:t>
+      </w:r>
+      <w:r>
         <w:rPr>
           <w:rStyle w:val="StringTok"/>
         </w:rPr>
@@ -24355,10 +25522,334 @@
         <w:rPr>
           <w:rStyle w:val="NormalTok"/>
         </w:rPr>
+        <w:t xml:space="preserve">         =&gt; </w:t>
+      </w:r>
+      <w:r>
+        <w:rPr>
+          <w:rStyle w:val="KeywordTok"/>
+        </w:rPr>
+        <w:t xml:space="preserve">false</w:t>
+      </w:r>
+      <w:r>
+        <w:rPr>
+          <w:rStyle w:val="OtherTok"/>
+        </w:rPr>
+        <w:t xml:space="preserve">,</w:t>
+      </w:r>
+      <w:r>
+        <w:br/>
+      </w:r>
+      <w:r>
+        <w:rPr>
+          <w:rStyle w:val="NormalTok"/>
+        </w:rPr>
+        <w:t xml:space="preserve">                </w:t>
+      </w:r>
+      <w:r>
+        <w:rPr>
+          <w:rStyle w:val="StringTok"/>
+        </w:rPr>
+        <w:t xml:space="preserve">'violations'</w:t>
+      </w:r>
+      <w:r>
+        <w:rPr>
+          <w:rStyle w:val="NormalTok"/>
+        </w:rPr>
+        <w:t xml:space="preserve">         =&gt; [</w:t>
+      </w:r>
+      <w:r>
+        <w:rPr>
+          <w:rStyle w:val="StringTok"/>
+        </w:rPr>
+        <w:t xml:space="preserve">'Fakta basis data kosong, namun narasi merekomendasikan destinasi: '</w:t>
+      </w:r>
+      <w:r>
+        <w:rPr>
+          <w:rStyle w:val="NormalTok"/>
+        </w:rPr>
+        <w:t xml:space="preserve"> </w:t>
+      </w:r>
+      <w:r>
+        <w:rPr>
+          <w:rStyle w:val="OperatorTok"/>
+        </w:rPr>
+        <w:t xml:space="preserve">.</w:t>
+      </w:r>
+      <w:r>
+        <w:rPr>
+          <w:rStyle w:val="NormalTok"/>
+        </w:rPr>
+        <w:t xml:space="preserve"> </w:t>
+      </w:r>
+      <w:r>
+        <w:rPr>
+          <w:rStyle w:val="FunctionTok"/>
+        </w:rPr>
+        <w:t xml:space="preserve">implode</w:t>
+      </w:r>
+      <w:r>
+        <w:rPr>
+          <w:rStyle w:val="NormalTok"/>
+        </w:rPr>
+        <w:t xml:space="preserve">(</w:t>
+      </w:r>
+      <w:r>
+        <w:rPr>
+          <w:rStyle w:val="StringTok"/>
+        </w:rPr>
+        <w:t xml:space="preserve">', '</w:t>
+      </w:r>
+      <w:r>
+        <w:rPr>
+          <w:rStyle w:val="OtherTok"/>
+        </w:rPr>
+        <w:t xml:space="preserve">,</w:t>
+      </w:r>
+      <w:r>
+        <w:rPr>
+          <w:rStyle w:val="NormalTok"/>
+        </w:rPr>
+        <w:t xml:space="preserve"> </w:t>
+      </w:r>
+      <w:r>
+        <w:rPr>
+          <w:rStyle w:val="VariableTok"/>
+        </w:rPr>
+        <w:t xml:space="preserve">$mentioned</w:t>
+      </w:r>
+      <w:r>
+        <w:rPr>
+          <w:rStyle w:val="NormalTok"/>
+        </w:rPr>
+        <w:t xml:space="preserve">)]</w:t>
+      </w:r>
+      <w:r>
+        <w:rPr>
+          <w:rStyle w:val="OtherTok"/>
+        </w:rPr>
+        <w:t xml:space="preserve">,</w:t>
+      </w:r>
+      <w:r>
+        <w:br/>
+      </w:r>
+      <w:r>
+        <w:rPr>
+          <w:rStyle w:val="NormalTok"/>
+        </w:rPr>
+        <w:t xml:space="preserve">                </w:t>
+      </w:r>
+      <w:r>
+        <w:rPr>
+          <w:rStyle w:val="StringTok"/>
+        </w:rPr>
+        <w:t xml:space="preserve">'fabricatedEntities'</w:t>
+      </w:r>
+      <w:r>
+        <w:rPr>
+          <w:rStyle w:val="NormalTok"/>
+        </w:rPr>
         <w:t xml:space="preserve"> =&gt; </w:t>
       </w:r>
       <w:r>
         <w:rPr>
+          <w:rStyle w:val="VariableTok"/>
+        </w:rPr>
+        <w:t xml:space="preserve">$mentioned</w:t>
+      </w:r>
+      <w:r>
+        <w:rPr>
+          <w:rStyle w:val="OtherTok"/>
+        </w:rPr>
+        <w:t xml:space="preserve">,</w:t>
+      </w:r>
+      <w:r>
+        <w:br/>
+      </w:r>
+      <w:r>
+        <w:rPr>
+          <w:rStyle w:val="NormalTok"/>
+        </w:rPr>
+        <w:t xml:space="preserve">                </w:t>
+      </w:r>
+      <w:r>
+        <w:rPr>
+          <w:rStyle w:val="StringTok"/>
+        </w:rPr>
+        <w:t xml:space="preserve">'claimStats'</w:t>
+      </w:r>
+      <w:r>
+        <w:rPr>
+          <w:rStyle w:val="NormalTok"/>
+        </w:rPr>
+        <w:t xml:space="preserve">         =&gt; [</w:t>
+      </w:r>
+      <w:r>
+        <w:rPr>
+          <w:rStyle w:val="StringTok"/>
+        </w:rPr>
+        <w:t xml:space="preserve">'totalClaims'</w:t>
+      </w:r>
+      <w:r>
+        <w:rPr>
+          <w:rStyle w:val="NormalTok"/>
+        </w:rPr>
+        <w:t xml:space="preserve"> =&gt; </w:t>
+      </w:r>
+      <w:r>
+        <w:rPr>
+          <w:rStyle w:val="FunctionTok"/>
+        </w:rPr>
+        <w:t xml:space="preserve">count</w:t>
+      </w:r>
+      <w:r>
+        <w:rPr>
+          <w:rStyle w:val="NormalTok"/>
+        </w:rPr>
+        <w:t xml:space="preserve">(</w:t>
+      </w:r>
+      <w:r>
+        <w:rPr>
+          <w:rStyle w:val="VariableTok"/>
+        </w:rPr>
+        <w:t xml:space="preserve">$mentioned</w:t>
+      </w:r>
+      <w:r>
+        <w:rPr>
+          <w:rStyle w:val="NormalTok"/>
+        </w:rPr>
+        <w:t xml:space="preserve">)</w:t>
+      </w:r>
+      <w:r>
+        <w:rPr>
+          <w:rStyle w:val="OtherTok"/>
+        </w:rPr>
+        <w:t xml:space="preserve">,</w:t>
+      </w:r>
+      <w:r>
+        <w:rPr>
+          <w:rStyle w:val="NormalTok"/>
+        </w:rPr>
+        <w:t xml:space="preserve"> </w:t>
+      </w:r>
+      <w:r>
+        <w:rPr>
+          <w:rStyle w:val="StringTok"/>
+        </w:rPr>
+        <w:t xml:space="preserve">'supportedClaims'</w:t>
+      </w:r>
+      <w:r>
+        <w:rPr>
+          <w:rStyle w:val="NormalTok"/>
+        </w:rPr>
+        <w:t xml:space="preserve"> =&gt; </w:t>
+      </w:r>
+      <w:r>
+        <w:rPr>
+          <w:rStyle w:val="DecValTok"/>
+        </w:rPr>
+        <w:t xml:space="preserve">0</w:t>
+      </w:r>
+      <w:r>
+        <w:rPr>
+          <w:rStyle w:val="OtherTok"/>
+        </w:rPr>
+        <w:t xml:space="preserve">,</w:t>
+      </w:r>
+      <w:r>
+        <w:rPr>
+          <w:rStyle w:val="NormalTok"/>
+        </w:rPr>
+        <w:t xml:space="preserve"> </w:t>
+      </w:r>
+      <w:r>
+        <w:rPr>
+          <w:rStyle w:val="StringTok"/>
+        </w:rPr>
+        <w:t xml:space="preserve">'fidelity'</w:t>
+      </w:r>
+      <w:r>
+        <w:rPr>
+          <w:rStyle w:val="NormalTok"/>
+        </w:rPr>
+        <w:t xml:space="preserve"> =&gt; </w:t>
+      </w:r>
+      <w:r>
+        <w:rPr>
+          <w:rStyle w:val="FloatTok"/>
+        </w:rPr>
+        <w:t xml:space="preserve">0.0</w:t>
+      </w:r>
+      <w:r>
+        <w:rPr>
+          <w:rStyle w:val="NormalTok"/>
+        </w:rPr>
+        <w:t xml:space="preserve">]</w:t>
+      </w:r>
+      <w:r>
+        <w:rPr>
+          <w:rStyle w:val="OtherTok"/>
+        </w:rPr>
+        <w:t xml:space="preserve">,</w:t>
+      </w:r>
+      <w:r>
+        <w:br/>
+      </w:r>
+      <w:r>
+        <w:rPr>
+          <w:rStyle w:val="NormalTok"/>
+        </w:rPr>
+        <w:t xml:space="preserve">            ]</w:t>
+      </w:r>
+      <w:r>
+        <w:rPr>
+          <w:rStyle w:val="OtherTok"/>
+        </w:rPr>
+        <w:t xml:space="preserve">;</w:t>
+      </w:r>
+      <w:r>
+        <w:br/>
+      </w:r>
+      <w:r>
+        <w:rPr>
+          <w:rStyle w:val="NormalTok"/>
+        </w:rPr>
+        <w:t xml:space="preserve">        }</w:t>
+      </w:r>
+      <w:r>
+        <w:br/>
+      </w:r>
+      <w:r>
+        <w:rPr>
+          <w:rStyle w:val="NormalTok"/>
+        </w:rPr>
+        <w:t xml:space="preserve">        </w:t>
+      </w:r>
+      <w:r>
+        <w:rPr>
+          <w:rStyle w:val="ControlFlowTok"/>
+        </w:rPr>
+        <w:t xml:space="preserve">return</w:t>
+      </w:r>
+      <w:r>
+        <w:rPr>
+          <w:rStyle w:val="NormalTok"/>
+        </w:rPr>
+        <w:t xml:space="preserve"> [</w:t>
+      </w:r>
+      <w:r>
+        <w:rPr>
+          <w:rStyle w:val="StringTok"/>
+        </w:rPr>
+        <w:t xml:space="preserve">'isGrounded'</w:t>
+      </w:r>
+      <w:r>
+        <w:rPr>
+          <w:rStyle w:val="NormalTok"/>
+        </w:rPr>
+        <w:t xml:space="preserve"> =&gt; </w:t>
+      </w:r>
+      <w:r>
+        <w:rPr>
           <w:rStyle w:val="KeywordTok"/>
         </w:rPr>
         <w:t xml:space="preserve">true</w:t>
@@ -24379,7 +25870,7 @@
         <w:rPr>
           <w:rStyle w:val="StringTok"/>
         </w:rPr>
-        <w:t xml:space="preserve">'groundedEntities'</w:t>
+        <w:t xml:space="preserve">'violations'</w:t>
       </w:r>
       <w:r>
         <w:rPr>
@@ -24403,7 +25894,7 @@
         <w:rPr>
           <w:rStyle w:val="StringTok"/>
         </w:rPr>
-        <w:t xml:space="preserve">'ungroundedEntities'</w:t>
+        <w:t xml:space="preserve">'fabricatedEntities'</w:t>
       </w:r>
       <w:r>
         <w:rPr>
@@ -24427,19 +25918,1786 @@
         <w:rPr>
           <w:rStyle w:val="StringTok"/>
         </w:rPr>
+        <w:t xml:space="preserve">'claimStats'</w:t>
+      </w:r>
+      <w:r>
+        <w:rPr>
+          <w:rStyle w:val="NormalTok"/>
+        </w:rPr>
+        <w:t xml:space="preserve"> =&gt; [</w:t>
+      </w:r>
+      <w:r>
+        <w:rPr>
+          <w:rStyle w:val="StringTok"/>
+        </w:rPr>
+        <w:t xml:space="preserve">'totalClaims'</w:t>
+      </w:r>
+      <w:r>
+        <w:rPr>
+          <w:rStyle w:val="NormalTok"/>
+        </w:rPr>
+        <w:t xml:space="preserve"> =&gt; </w:t>
+      </w:r>
+      <w:r>
+        <w:rPr>
+          <w:rStyle w:val="DecValTok"/>
+        </w:rPr>
+        <w:t xml:space="preserve">0</w:t>
+      </w:r>
+      <w:r>
+        <w:rPr>
+          <w:rStyle w:val="OtherTok"/>
+        </w:rPr>
+        <w:t xml:space="preserve">,</w:t>
+      </w:r>
+      <w:r>
+        <w:rPr>
+          <w:rStyle w:val="NormalTok"/>
+        </w:rPr>
+        <w:t xml:space="preserve"> </w:t>
+      </w:r>
+      <w:r>
+        <w:rPr>
+          <w:rStyle w:val="StringTok"/>
+        </w:rPr>
+        <w:t xml:space="preserve">'supportedClaims'</w:t>
+      </w:r>
+      <w:r>
+        <w:rPr>
+          <w:rStyle w:val="NormalTok"/>
+        </w:rPr>
+        <w:t xml:space="preserve"> =&gt; </w:t>
+      </w:r>
+      <w:r>
+        <w:rPr>
+          <w:rStyle w:val="DecValTok"/>
+        </w:rPr>
+        <w:t xml:space="preserve">0</w:t>
+      </w:r>
+      <w:r>
+        <w:rPr>
+          <w:rStyle w:val="OtherTok"/>
+        </w:rPr>
+        <w:t xml:space="preserve">,</w:t>
+      </w:r>
+      <w:r>
+        <w:rPr>
+          <w:rStyle w:val="NormalTok"/>
+        </w:rPr>
+        <w:t xml:space="preserve"> </w:t>
+      </w:r>
+      <w:r>
+        <w:rPr>
+          <w:rStyle w:val="StringTok"/>
+        </w:rPr>
+        <w:t xml:space="preserve">'fidelity'</w:t>
+      </w:r>
+      <w:r>
+        <w:rPr>
+          <w:rStyle w:val="NormalTok"/>
+        </w:rPr>
+        <w:t xml:space="preserve"> =&gt; </w:t>
+      </w:r>
+      <w:r>
+        <w:rPr>
+          <w:rStyle w:val="FloatTok"/>
+        </w:rPr>
+        <w:t xml:space="preserve">100.0</w:t>
+      </w:r>
+      <w:r>
+        <w:rPr>
+          <w:rStyle w:val="NormalTok"/>
+        </w:rPr>
+        <w:t xml:space="preserve">]]</w:t>
+      </w:r>
+      <w:r>
+        <w:rPr>
+          <w:rStyle w:val="OtherTok"/>
+        </w:rPr>
+        <w:t xml:space="preserve">;</w:t>
+      </w:r>
+      <w:r>
+        <w:br/>
+      </w:r>
+      <w:r>
+        <w:rPr>
+          <w:rStyle w:val="NormalTok"/>
+        </w:rPr>
+        <w:t xml:space="preserve">    }</w:t>
+      </w:r>
+      <w:r>
+        <w:br/>
+      </w:r>
+      <w:r>
+        <w:br/>
+      </w:r>
+      <w:r>
+        <w:rPr>
+          <w:rStyle w:val="NormalTok"/>
+        </w:rPr>
+        <w:t xml:space="preserve">    </w:t>
+      </w:r>
+      <w:r>
+        <w:rPr>
+          <w:rStyle w:val="CommentTok"/>
+        </w:rPr>
+        <w:t xml:space="preserve">// 2. Verifikasi Tingkat Klaim Granular (Entity, Price, Spatial Distance, Operational Hours)</w:t>
+      </w:r>
+      <w:r>
+        <w:br/>
+      </w:r>
+      <w:r>
+        <w:rPr>
+          <w:rStyle w:val="NormalTok"/>
+        </w:rPr>
+        <w:t xml:space="preserve">    </w:t>
+      </w:r>
+      <w:r>
+        <w:rPr>
+          <w:rStyle w:val="VariableTok"/>
+        </w:rPr>
+        <w:t xml:space="preserve">$factsByName</w:t>
+      </w:r>
+      <w:r>
+        <w:rPr>
+          <w:rStyle w:val="NormalTok"/>
+        </w:rPr>
+        <w:t xml:space="preserve"> </w:t>
+      </w:r>
+      <w:r>
+        <w:rPr>
+          <w:rStyle w:val="OperatorTok"/>
+        </w:rPr>
+        <w:t xml:space="preserve">=</w:t>
+      </w:r>
+      <w:r>
+        <w:rPr>
+          <w:rStyle w:val="NormalTok"/>
+        </w:rPr>
+        <w:t xml:space="preserve"> []</w:t>
+      </w:r>
+      <w:r>
+        <w:rPr>
+          <w:rStyle w:val="OtherTok"/>
+        </w:rPr>
+        <w:t xml:space="preserve">;</w:t>
+      </w:r>
+      <w:r>
+        <w:br/>
+      </w:r>
+      <w:r>
+        <w:rPr>
+          <w:rStyle w:val="NormalTok"/>
+        </w:rPr>
+        <w:t xml:space="preserve">    </w:t>
+      </w:r>
+      <w:r>
+        <w:rPr>
+          <w:rStyle w:val="ControlFlowTok"/>
+        </w:rPr>
+        <w:t xml:space="preserve">foreach</w:t>
+      </w:r>
+      <w:r>
+        <w:rPr>
+          <w:rStyle w:val="NormalTok"/>
+        </w:rPr>
+        <w:t xml:space="preserve"> (</w:t>
+      </w:r>
+      <w:r>
+        <w:rPr>
+          <w:rStyle w:val="VariableTok"/>
+        </w:rPr>
+        <w:t xml:space="preserve">$sqlFacts</w:t>
+      </w:r>
+      <w:r>
+        <w:rPr>
+          <w:rStyle w:val="NormalTok"/>
+        </w:rPr>
+        <w:t xml:space="preserve"> </w:t>
+      </w:r>
+      <w:r>
+        <w:rPr>
+          <w:rStyle w:val="KeywordTok"/>
+        </w:rPr>
+        <w:t xml:space="preserve">as</w:t>
+      </w:r>
+      <w:r>
+        <w:rPr>
+          <w:rStyle w:val="NormalTok"/>
+        </w:rPr>
+        <w:t xml:space="preserve"> </w:t>
+      </w:r>
+      <w:r>
+        <w:rPr>
+          <w:rStyle w:val="VariableTok"/>
+        </w:rPr>
+        <w:t xml:space="preserve">$row</w:t>
+      </w:r>
+      <w:r>
+        <w:rPr>
+          <w:rStyle w:val="NormalTok"/>
+        </w:rPr>
+        <w:t xml:space="preserve">) {</w:t>
+      </w:r>
+      <w:r>
+        <w:br/>
+      </w:r>
+      <w:r>
+        <w:rPr>
+          <w:rStyle w:val="NormalTok"/>
+        </w:rPr>
+        <w:t xml:space="preserve">        </w:t>
+      </w:r>
+      <w:r>
+        <w:rPr>
+          <w:rStyle w:val="VariableTok"/>
+        </w:rPr>
+        <w:t xml:space="preserve">$factsByName</w:t>
+      </w:r>
+      <w:r>
+        <w:rPr>
+          <w:rStyle w:val="NormalTok"/>
+        </w:rPr>
+        <w:t xml:space="preserve">[</w:t>
+      </w:r>
+      <w:r>
+        <w:rPr>
+          <w:rStyle w:val="FunctionTok"/>
+        </w:rPr>
+        <w:t xml:space="preserve">strtolower</w:t>
+      </w:r>
+      <w:r>
+        <w:rPr>
+          <w:rStyle w:val="NormalTok"/>
+        </w:rPr>
+        <w:t xml:space="preserve">(</w:t>
+      </w:r>
+      <w:r>
+        <w:rPr>
+          <w:rStyle w:val="FunctionTok"/>
+        </w:rPr>
+        <w:t xml:space="preserve">trim</w:t>
+      </w:r>
+      <w:r>
+        <w:rPr>
+          <w:rStyle w:val="NormalTok"/>
+        </w:rPr>
+        <w:t xml:space="preserve">(</w:t>
+      </w:r>
+      <w:r>
+        <w:rPr>
+          <w:rStyle w:val="DataTypeTok"/>
+        </w:rPr>
+        <w:t xml:space="preserve">(string)</w:t>
+      </w:r>
+      <w:r>
+        <w:rPr>
+          <w:rStyle w:val="NormalTok"/>
+        </w:rPr>
+        <w:t xml:space="preserve"> (</w:t>
+      </w:r>
+      <w:r>
+        <w:rPr>
+          <w:rStyle w:val="VariableTok"/>
+        </w:rPr>
+        <w:t xml:space="preserve">$row</w:t>
+      </w:r>
+      <w:r>
+        <w:rPr>
+          <w:rStyle w:val="NormalTok"/>
+        </w:rPr>
+        <w:t xml:space="preserve">[</w:t>
+      </w:r>
+      <w:r>
+        <w:rPr>
+          <w:rStyle w:val="StringTok"/>
+        </w:rPr>
+        <w:t xml:space="preserve">'nama'</w:t>
+      </w:r>
+      <w:r>
+        <w:rPr>
+          <w:rStyle w:val="NormalTok"/>
+        </w:rPr>
+        <w:t xml:space="preserve">] </w:t>
+      </w:r>
+      <w:r>
+        <w:rPr>
+          <w:rStyle w:val="OperatorTok"/>
+        </w:rPr>
+        <w:t xml:space="preserve">??</w:t>
+      </w:r>
+      <w:r>
+        <w:rPr>
+          <w:rStyle w:val="NormalTok"/>
+        </w:rPr>
+        <w:t xml:space="preserve"> </w:t>
+      </w:r>
+      <w:r>
+        <w:rPr>
+          <w:rStyle w:val="StringTok"/>
+        </w:rPr>
+        <w:t xml:space="preserve">''</w:t>
+      </w:r>
+      <w:r>
+        <w:rPr>
+          <w:rStyle w:val="NormalTok"/>
+        </w:rPr>
+        <w:t xml:space="preserve">)))] </w:t>
+      </w:r>
+      <w:r>
+        <w:rPr>
+          <w:rStyle w:val="OperatorTok"/>
+        </w:rPr>
+        <w:t xml:space="preserve">=</w:t>
+      </w:r>
+      <w:r>
+        <w:rPr>
+          <w:rStyle w:val="NormalTok"/>
+        </w:rPr>
+        <w:t xml:space="preserve"> </w:t>
+      </w:r>
+      <w:r>
+        <w:rPr>
+          <w:rStyle w:val="VariableTok"/>
+        </w:rPr>
+        <w:t xml:space="preserve">$row</w:t>
+      </w:r>
+      <w:r>
+        <w:rPr>
+          <w:rStyle w:val="OtherTok"/>
+        </w:rPr>
+        <w:t xml:space="preserve">;</w:t>
+      </w:r>
+      <w:r>
+        <w:br/>
+      </w:r>
+      <w:r>
+        <w:rPr>
+          <w:rStyle w:val="NormalTok"/>
+        </w:rPr>
+        <w:t xml:space="preserve">    }</w:t>
+      </w:r>
+      <w:r>
+        <w:br/>
+      </w:r>
+      <w:r>
+        <w:br/>
+      </w:r>
+      <w:r>
+        <w:rPr>
+          <w:rStyle w:val="NormalTok"/>
+        </w:rPr>
+        <w:t xml:space="preserve">    </w:t>
+      </w:r>
+      <w:r>
+        <w:rPr>
+          <w:rStyle w:val="VariableTok"/>
+        </w:rPr>
+        <w:t xml:space="preserve">$violations</w:t>
+      </w:r>
+      <w:r>
+        <w:rPr>
+          <w:rStyle w:val="NormalTok"/>
+        </w:rPr>
+        <w:t xml:space="preserve"> </w:t>
+      </w:r>
+      <w:r>
+        <w:rPr>
+          <w:rStyle w:val="OperatorTok"/>
+        </w:rPr>
+        <w:t xml:space="preserve">=</w:t>
+      </w:r>
+      <w:r>
+        <w:rPr>
+          <w:rStyle w:val="NormalTok"/>
+        </w:rPr>
+        <w:t xml:space="preserve"> []</w:t>
+      </w:r>
+      <w:r>
+        <w:rPr>
+          <w:rStyle w:val="OtherTok"/>
+        </w:rPr>
+        <w:t xml:space="preserve">;</w:t>
+      </w:r>
+      <w:r>
+        <w:rPr>
+          <w:rStyle w:val="NormalTok"/>
+        </w:rPr>
+        <w:t xml:space="preserve"> </w:t>
+      </w:r>
+      <w:r>
+        <w:rPr>
+          <w:rStyle w:val="VariableTok"/>
+        </w:rPr>
+        <w:t xml:space="preserve">$fabricated</w:t>
+      </w:r>
+      <w:r>
+        <w:rPr>
+          <w:rStyle w:val="NormalTok"/>
+        </w:rPr>
+        <w:t xml:space="preserve"> </w:t>
+      </w:r>
+      <w:r>
+        <w:rPr>
+          <w:rStyle w:val="OperatorTok"/>
+        </w:rPr>
+        <w:t xml:space="preserve">=</w:t>
+      </w:r>
+      <w:r>
+        <w:rPr>
+          <w:rStyle w:val="NormalTok"/>
+        </w:rPr>
+        <w:t xml:space="preserve"> []</w:t>
+      </w:r>
+      <w:r>
+        <w:rPr>
+          <w:rStyle w:val="OtherTok"/>
+        </w:rPr>
+        <w:t xml:space="preserve">;</w:t>
+      </w:r>
+      <w:r>
+        <w:rPr>
+          <w:rStyle w:val="NormalTok"/>
+        </w:rPr>
+        <w:t xml:space="preserve"> </w:t>
+      </w:r>
+      <w:r>
+        <w:rPr>
+          <w:rStyle w:val="VariableTok"/>
+        </w:rPr>
+        <w:t xml:space="preserve">$totalClaims</w:t>
+      </w:r>
+      <w:r>
+        <w:rPr>
+          <w:rStyle w:val="NormalTok"/>
+        </w:rPr>
+        <w:t xml:space="preserve"> </w:t>
+      </w:r>
+      <w:r>
+        <w:rPr>
+          <w:rStyle w:val="OperatorTok"/>
+        </w:rPr>
+        <w:t xml:space="preserve">=</w:t>
+      </w:r>
+      <w:r>
+        <w:rPr>
+          <w:rStyle w:val="NormalTok"/>
+        </w:rPr>
+        <w:t xml:space="preserve"> </w:t>
+      </w:r>
+      <w:r>
+        <w:rPr>
+          <w:rStyle w:val="DecValTok"/>
+        </w:rPr>
+        <w:t xml:space="preserve">0</w:t>
+      </w:r>
+      <w:r>
+        <w:rPr>
+          <w:rStyle w:val="OtherTok"/>
+        </w:rPr>
+        <w:t xml:space="preserve">;</w:t>
+      </w:r>
+      <w:r>
+        <w:rPr>
+          <w:rStyle w:val="NormalTok"/>
+        </w:rPr>
+        <w:t xml:space="preserve"> </w:t>
+      </w:r>
+      <w:r>
+        <w:rPr>
+          <w:rStyle w:val="VariableTok"/>
+        </w:rPr>
+        <w:t xml:space="preserve">$supportedClaims</w:t>
+      </w:r>
+      <w:r>
+        <w:rPr>
+          <w:rStyle w:val="NormalTok"/>
+        </w:rPr>
+        <w:t xml:space="preserve"> </w:t>
+      </w:r>
+      <w:r>
+        <w:rPr>
+          <w:rStyle w:val="OperatorTok"/>
+        </w:rPr>
+        <w:t xml:space="preserve">=</w:t>
+      </w:r>
+      <w:r>
+        <w:rPr>
+          <w:rStyle w:val="NormalTok"/>
+        </w:rPr>
+        <w:t xml:space="preserve"> </w:t>
+      </w:r>
+      <w:r>
+        <w:rPr>
+          <w:rStyle w:val="DecValTok"/>
+        </w:rPr>
+        <w:t xml:space="preserve">0</w:t>
+      </w:r>
+      <w:r>
+        <w:rPr>
+          <w:rStyle w:val="OtherTok"/>
+        </w:rPr>
+        <w:t xml:space="preserve">;</w:t>
+      </w:r>
+      <w:r>
+        <w:br/>
+      </w:r>
+      <w:r>
+        <w:rPr>
+          <w:rStyle w:val="NormalTok"/>
+        </w:rPr>
+        <w:t xml:space="preserve">    </w:t>
+      </w:r>
+      <w:r>
+        <w:rPr>
+          <w:rStyle w:val="ControlFlowTok"/>
+        </w:rPr>
+        <w:t xml:space="preserve">foreach</w:t>
+      </w:r>
+      <w:r>
+        <w:rPr>
+          <w:rStyle w:val="NormalTok"/>
+        </w:rPr>
+        <w:t xml:space="preserve"> (</w:t>
+      </w:r>
+      <w:r>
+        <w:rPr>
+          <w:rStyle w:val="VariableTok"/>
+        </w:rPr>
+        <w:t xml:space="preserve">$mentioned</w:t>
+      </w:r>
+      <w:r>
+        <w:rPr>
+          <w:rStyle w:val="NormalTok"/>
+        </w:rPr>
+        <w:t xml:space="preserve"> </w:t>
+      </w:r>
+      <w:r>
+        <w:rPr>
+          <w:rStyle w:val="KeywordTok"/>
+        </w:rPr>
+        <w:t xml:space="preserve">as</w:t>
+      </w:r>
+      <w:r>
+        <w:rPr>
+          <w:rStyle w:val="NormalTok"/>
+        </w:rPr>
+        <w:t xml:space="preserve"> </w:t>
+      </w:r>
+      <w:r>
+        <w:rPr>
+          <w:rStyle w:val="VariableTok"/>
+        </w:rPr>
+        <w:t xml:space="preserve">$poi</w:t>
+      </w:r>
+      <w:r>
+        <w:rPr>
+          <w:rStyle w:val="NormalTok"/>
+        </w:rPr>
+        <w:t xml:space="preserve">) {</w:t>
+      </w:r>
+      <w:r>
+        <w:br/>
+      </w:r>
+      <w:r>
+        <w:rPr>
+          <w:rStyle w:val="NormalTok"/>
+        </w:rPr>
+        <w:t xml:space="preserve">        </w:t>
+      </w:r>
+      <w:r>
+        <w:rPr>
+          <w:rStyle w:val="VariableTok"/>
+        </w:rPr>
+        <w:t xml:space="preserve">$lowerPoi</w:t>
+      </w:r>
+      <w:r>
+        <w:rPr>
+          <w:rStyle w:val="NormalTok"/>
+        </w:rPr>
+        <w:t xml:space="preserve"> </w:t>
+      </w:r>
+      <w:r>
+        <w:rPr>
+          <w:rStyle w:val="OperatorTok"/>
+        </w:rPr>
+        <w:t xml:space="preserve">=</w:t>
+      </w:r>
+      <w:r>
+        <w:rPr>
+          <w:rStyle w:val="NormalTok"/>
+        </w:rPr>
+        <w:t xml:space="preserve"> </w:t>
+      </w:r>
+      <w:r>
+        <w:rPr>
+          <w:rStyle w:val="FunctionTok"/>
+        </w:rPr>
+        <w:t xml:space="preserve">strtolower</w:t>
+      </w:r>
+      <w:r>
+        <w:rPr>
+          <w:rStyle w:val="NormalTok"/>
+        </w:rPr>
+        <w:t xml:space="preserve">(</w:t>
+      </w:r>
+      <w:r>
+        <w:rPr>
+          <w:rStyle w:val="VariableTok"/>
+        </w:rPr>
+        <w:t xml:space="preserve">$poi</w:t>
+      </w:r>
+      <w:r>
+        <w:rPr>
+          <w:rStyle w:val="NormalTok"/>
+        </w:rPr>
+        <w:t xml:space="preserve">)</w:t>
+      </w:r>
+      <w:r>
+        <w:rPr>
+          <w:rStyle w:val="OtherTok"/>
+        </w:rPr>
+        <w:t xml:space="preserve">;</w:t>
+      </w:r>
+      <w:r>
+        <w:br/>
+      </w:r>
+      <w:r>
+        <w:rPr>
+          <w:rStyle w:val="NormalTok"/>
+        </w:rPr>
+        <w:t xml:space="preserve">        </w:t>
+      </w:r>
+      <w:r>
+        <w:rPr>
+          <w:rStyle w:val="VariableTok"/>
+        </w:rPr>
+        <w:t xml:space="preserve">$totalClaims</w:t>
+      </w:r>
+      <w:r>
+        <w:rPr>
+          <w:rStyle w:val="OperatorTok"/>
+        </w:rPr>
+        <w:t xml:space="preserve">++</w:t>
+      </w:r>
+      <w:r>
+        <w:rPr>
+          <w:rStyle w:val="OtherTok"/>
+        </w:rPr>
+        <w:t xml:space="preserve">;</w:t>
+      </w:r>
+      <w:r>
+        <w:br/>
+      </w:r>
+      <w:r>
+        <w:rPr>
+          <w:rStyle w:val="NormalTok"/>
+        </w:rPr>
+        <w:t xml:space="preserve">        </w:t>
+      </w:r>
+      <w:r>
+        <w:rPr>
+          <w:rStyle w:val="ControlFlowTok"/>
+        </w:rPr>
+        <w:t xml:space="preserve">if</w:t>
+      </w:r>
+      <w:r>
+        <w:rPr>
+          <w:rStyle w:val="NormalTok"/>
+        </w:rPr>
+        <w:t xml:space="preserve"> (</w:t>
+      </w:r>
+      <w:r>
+        <w:rPr>
+          <w:rStyle w:val="OperatorTok"/>
+        </w:rPr>
+        <w:t xml:space="preserve">!</w:t>
+      </w:r>
+      <w:r>
+        <w:rPr>
+          <w:rStyle w:val="KeywordTok"/>
+        </w:rPr>
+        <w:t xml:space="preserve">isset</w:t>
+      </w:r>
+      <w:r>
+        <w:rPr>
+          <w:rStyle w:val="NormalTok"/>
+        </w:rPr>
+        <w:t xml:space="preserve">(</w:t>
+      </w:r>
+      <w:r>
+        <w:rPr>
+          <w:rStyle w:val="VariableTok"/>
+        </w:rPr>
+        <w:t xml:space="preserve">$factsByName</w:t>
+      </w:r>
+      <w:r>
+        <w:rPr>
+          <w:rStyle w:val="NormalTok"/>
+        </w:rPr>
+        <w:t xml:space="preserve">[</w:t>
+      </w:r>
+      <w:r>
+        <w:rPr>
+          <w:rStyle w:val="VariableTok"/>
+        </w:rPr>
+        <w:t xml:space="preserve">$lowerPoi</w:t>
+      </w:r>
+      <w:r>
+        <w:rPr>
+          <w:rStyle w:val="NormalTok"/>
+        </w:rPr>
+        <w:t xml:space="preserve">])) {</w:t>
+      </w:r>
+      <w:r>
+        <w:br/>
+      </w:r>
+      <w:r>
+        <w:rPr>
+          <w:rStyle w:val="NormalTok"/>
+        </w:rPr>
+        <w:t xml:space="preserve">            </w:t>
+      </w:r>
+      <w:r>
+        <w:rPr>
+          <w:rStyle w:val="VariableTok"/>
+        </w:rPr>
+        <w:t xml:space="preserve">$violations</w:t>
+      </w:r>
+      <w:r>
+        <w:rPr>
+          <w:rStyle w:val="NormalTok"/>
+        </w:rPr>
+        <w:t xml:space="preserve">[] </w:t>
+      </w:r>
+      <w:r>
+        <w:rPr>
+          <w:rStyle w:val="OperatorTok"/>
+        </w:rPr>
+        <w:t xml:space="preserve">=</w:t>
+      </w:r>
+      <w:r>
+        <w:rPr>
+          <w:rStyle w:val="NormalTok"/>
+        </w:rPr>
+        <w:t xml:space="preserve"> </w:t>
+      </w:r>
+      <w:r>
+        <w:rPr>
+          <w:rStyle w:val="StringTok"/>
+        </w:rPr>
+        <w:t xml:space="preserve">"Entitas '</w:t>
+      </w:r>
+      <w:r>
+        <w:rPr>
+          <w:rStyle w:val="NormalTok"/>
+        </w:rPr>
+        <w:t xml:space="preserve">{</w:t>
+      </w:r>
+      <w:r>
+        <w:rPr>
+          <w:rStyle w:val="VariableTok"/>
+        </w:rPr>
+        <w:t xml:space="preserve">$poi</w:t>
+      </w:r>
+      <w:r>
+        <w:rPr>
+          <w:rStyle w:val="NormalTok"/>
+        </w:rPr>
+        <w:t xml:space="preserve">}</w:t>
+      </w:r>
+      <w:r>
+        <w:rPr>
+          <w:rStyle w:val="StringTok"/>
+        </w:rPr>
+        <w:t xml:space="preserve">' tidak terdapat dalam fakta kueri SQL."</w:t>
+      </w:r>
+      <w:r>
+        <w:rPr>
+          <w:rStyle w:val="OtherTok"/>
+        </w:rPr>
+        <w:t xml:space="preserve">;</w:t>
+      </w:r>
+      <w:r>
+        <w:br/>
+      </w:r>
+      <w:r>
+        <w:rPr>
+          <w:rStyle w:val="NormalTok"/>
+        </w:rPr>
+        <w:t xml:space="preserve">            </w:t>
+      </w:r>
+      <w:r>
+        <w:rPr>
+          <w:rStyle w:val="VariableTok"/>
+        </w:rPr>
+        <w:t xml:space="preserve">$fabricated</w:t>
+      </w:r>
+      <w:r>
+        <w:rPr>
+          <w:rStyle w:val="NormalTok"/>
+        </w:rPr>
+        <w:t xml:space="preserve">[] </w:t>
+      </w:r>
+      <w:r>
+        <w:rPr>
+          <w:rStyle w:val="OperatorTok"/>
+        </w:rPr>
+        <w:t xml:space="preserve">=</w:t>
+      </w:r>
+      <w:r>
+        <w:rPr>
+          <w:rStyle w:val="NormalTok"/>
+        </w:rPr>
+        <w:t xml:space="preserve"> </w:t>
+      </w:r>
+      <w:r>
+        <w:rPr>
+          <w:rStyle w:val="VariableTok"/>
+        </w:rPr>
+        <w:t xml:space="preserve">$poi</w:t>
+      </w:r>
+      <w:r>
+        <w:rPr>
+          <w:rStyle w:val="OtherTok"/>
+        </w:rPr>
+        <w:t xml:space="preserve">;</w:t>
+      </w:r>
+      <w:r>
+        <w:br/>
+      </w:r>
+      <w:r>
+        <w:rPr>
+          <w:rStyle w:val="NormalTok"/>
+        </w:rPr>
+        <w:t xml:space="preserve">            </w:t>
+      </w:r>
+      <w:r>
+        <w:rPr>
+          <w:rStyle w:val="ControlFlowTok"/>
+        </w:rPr>
+        <w:t xml:space="preserve">continue</w:t>
+      </w:r>
+      <w:r>
+        <w:rPr>
+          <w:rStyle w:val="OtherTok"/>
+        </w:rPr>
+        <w:t xml:space="preserve">;</w:t>
+      </w:r>
+      <w:r>
+        <w:br/>
+      </w:r>
+      <w:r>
+        <w:rPr>
+          <w:rStyle w:val="NormalTok"/>
+        </w:rPr>
+        <w:t xml:space="preserve">        }</w:t>
+      </w:r>
+      <w:r>
+        <w:br/>
+      </w:r>
+      <w:r>
+        <w:rPr>
+          <w:rStyle w:val="NormalTok"/>
+        </w:rPr>
+        <w:t xml:space="preserve">        </w:t>
+      </w:r>
+      <w:r>
+        <w:rPr>
+          <w:rStyle w:val="VariableTok"/>
+        </w:rPr>
+        <w:t xml:space="preserve">$supportedClaims</w:t>
+      </w:r>
+      <w:r>
+        <w:rPr>
+          <w:rStyle w:val="OperatorTok"/>
+        </w:rPr>
+        <w:t xml:space="preserve">++</w:t>
+      </w:r>
+      <w:r>
+        <w:rPr>
+          <w:rStyle w:val="OtherTok"/>
+        </w:rPr>
+        <w:t xml:space="preserve">;</w:t>
+      </w:r>
+      <w:r>
+        <w:br/>
+      </w:r>
+      <w:r>
+        <w:rPr>
+          <w:rStyle w:val="NormalTok"/>
+        </w:rPr>
+        <w:t xml:space="preserve">        </w:t>
+      </w:r>
+      <w:r>
+        <w:rPr>
+          <w:rStyle w:val="VariableTok"/>
+        </w:rPr>
+        <w:t xml:space="preserve">$fact</w:t>
+      </w:r>
+      <w:r>
+        <w:rPr>
+          <w:rStyle w:val="NormalTok"/>
+        </w:rPr>
+        <w:t xml:space="preserve"> </w:t>
+      </w:r>
+      <w:r>
+        <w:rPr>
+          <w:rStyle w:val="OperatorTok"/>
+        </w:rPr>
+        <w:t xml:space="preserve">=</w:t>
+      </w:r>
+      <w:r>
+        <w:rPr>
+          <w:rStyle w:val="NormalTok"/>
+        </w:rPr>
+        <w:t xml:space="preserve"> </w:t>
+      </w:r>
+      <w:r>
+        <w:rPr>
+          <w:rStyle w:val="VariableTok"/>
+        </w:rPr>
+        <w:t xml:space="preserve">$factsByName</w:t>
+      </w:r>
+      <w:r>
+        <w:rPr>
+          <w:rStyle w:val="NormalTok"/>
+        </w:rPr>
+        <w:t xml:space="preserve">[</w:t>
+      </w:r>
+      <w:r>
+        <w:rPr>
+          <w:rStyle w:val="VariableTok"/>
+        </w:rPr>
+        <w:t xml:space="preserve">$lowerPoi</w:t>
+      </w:r>
+      <w:r>
+        <w:rPr>
+          <w:rStyle w:val="NormalTok"/>
+        </w:rPr>
+        <w:t xml:space="preserve">]</w:t>
+      </w:r>
+      <w:r>
+        <w:rPr>
+          <w:rStyle w:val="OtherTok"/>
+        </w:rPr>
+        <w:t xml:space="preserve">;</w:t>
+      </w:r>
+      <w:r>
+        <w:br/>
+      </w:r>
+      <w:r>
+        <w:rPr>
+          <w:rStyle w:val="NormalTok"/>
+        </w:rPr>
+        <w:t xml:space="preserve">        </w:t>
+      </w:r>
+      <w:r>
+        <w:rPr>
+          <w:rStyle w:val="VariableTok"/>
+        </w:rPr>
+        <w:t xml:space="preserve">$context</w:t>
+      </w:r>
+      <w:r>
+        <w:rPr>
+          <w:rStyle w:val="NormalTok"/>
+        </w:rPr>
+        <w:t xml:space="preserve"> </w:t>
+      </w:r>
+      <w:r>
+        <w:rPr>
+          <w:rStyle w:val="OperatorTok"/>
+        </w:rPr>
+        <w:t xml:space="preserve">=</w:t>
+      </w:r>
+      <w:r>
+        <w:rPr>
+          <w:rStyle w:val="NormalTok"/>
+        </w:rPr>
+        <w:t xml:space="preserve"> </w:t>
+      </w:r>
+      <w:r>
+        <w:rPr>
+          <w:rStyle w:val="VariableTok"/>
+        </w:rPr>
+        <w:t xml:space="preserve">$this</w:t>
+      </w:r>
+      <w:r>
+        <w:rPr>
+          <w:rStyle w:val="NormalTok"/>
+        </w:rPr>
+        <w:t xml:space="preserve">-&gt;extractContextForPoi(</w:t>
+      </w:r>
+      <w:r>
+        <w:rPr>
+          <w:rStyle w:val="VariableTok"/>
+        </w:rPr>
+        <w:t xml:space="preserve">$nlgResponse</w:t>
+      </w:r>
+      <w:r>
+        <w:rPr>
+          <w:rStyle w:val="OtherTok"/>
+        </w:rPr>
+        <w:t xml:space="preserve">,</w:t>
+      </w:r>
+      <w:r>
+        <w:rPr>
+          <w:rStyle w:val="NormalTok"/>
+        </w:rPr>
+        <w:t xml:space="preserve"> </w:t>
+      </w:r>
+      <w:r>
+        <w:rPr>
+          <w:rStyle w:val="VariableTok"/>
+        </w:rPr>
+        <w:t xml:space="preserve">$poi</w:t>
+      </w:r>
+      <w:r>
+        <w:rPr>
+          <w:rStyle w:val="OtherTok"/>
+        </w:rPr>
+        <w:t xml:space="preserve">,</w:t>
+      </w:r>
+      <w:r>
+        <w:rPr>
+          <w:rStyle w:val="NormalTok"/>
+        </w:rPr>
+        <w:t xml:space="preserve"> </w:t>
+      </w:r>
+      <w:r>
+        <w:rPr>
+          <w:rStyle w:val="VariableTok"/>
+        </w:rPr>
+        <w:t xml:space="preserve">$mentioned</w:t>
+      </w:r>
+      <w:r>
+        <w:rPr>
+          <w:rStyle w:val="NormalTok"/>
+        </w:rPr>
+        <w:t xml:space="preserve">)</w:t>
+      </w:r>
+      <w:r>
+        <w:rPr>
+          <w:rStyle w:val="OtherTok"/>
+        </w:rPr>
+        <w:t xml:space="preserve">;</w:t>
+      </w:r>
+      <w:r>
+        <w:br/>
+      </w:r>
+      <w:r>
+        <w:br/>
+      </w:r>
+      <w:r>
+        <w:rPr>
+          <w:rStyle w:val="NormalTok"/>
+        </w:rPr>
+        <w:t xml:space="preserve">        </w:t>
+      </w:r>
+      <w:r>
+        <w:rPr>
+          <w:rStyle w:val="CommentTok"/>
+        </w:rPr>
+        <w:t xml:space="preserve">// Verifikasi klaim atribut (harga tiket, jarak spasial, jam operasional)</w:t>
+      </w:r>
+      <w:r>
+        <w:br/>
+      </w:r>
+      <w:r>
+        <w:rPr>
+          <w:rStyle w:val="NormalTok"/>
+        </w:rPr>
+        <w:t xml:space="preserve">        </w:t>
+      </w:r>
+      <w:r>
+        <w:rPr>
+          <w:rStyle w:val="VariableTok"/>
+        </w:rPr>
+        <w:t xml:space="preserve">$this</w:t>
+      </w:r>
+      <w:r>
+        <w:rPr>
+          <w:rStyle w:val="NormalTok"/>
+        </w:rPr>
+        <w:t xml:space="preserve">-&gt;verifyPriceClaim(</w:t>
+      </w:r>
+      <w:r>
+        <w:rPr>
+          <w:rStyle w:val="VariableTok"/>
+        </w:rPr>
+        <w:t xml:space="preserve">$context</w:t>
+      </w:r>
+      <w:r>
+        <w:rPr>
+          <w:rStyle w:val="OtherTok"/>
+        </w:rPr>
+        <w:t xml:space="preserve">,</w:t>
+      </w:r>
+      <w:r>
+        <w:rPr>
+          <w:rStyle w:val="NormalTok"/>
+        </w:rPr>
+        <w:t xml:space="preserve"> </w:t>
+      </w:r>
+      <w:r>
+        <w:rPr>
+          <w:rStyle w:val="VariableTok"/>
+        </w:rPr>
+        <w:t xml:space="preserve">$fact</w:t>
+      </w:r>
+      <w:r>
+        <w:rPr>
+          <w:rStyle w:val="OtherTok"/>
+        </w:rPr>
+        <w:t xml:space="preserve">,</w:t>
+      </w:r>
+      <w:r>
+        <w:rPr>
+          <w:rStyle w:val="NormalTok"/>
+        </w:rPr>
+        <w:t xml:space="preserve"> </w:t>
+      </w:r>
+      <w:r>
+        <w:rPr>
+          <w:rStyle w:val="VariableTok"/>
+        </w:rPr>
+        <w:t xml:space="preserve">$poi</w:t>
+      </w:r>
+      <w:r>
+        <w:rPr>
+          <w:rStyle w:val="OtherTok"/>
+        </w:rPr>
+        <w:t xml:space="preserve">,</w:t>
+      </w:r>
+      <w:r>
+        <w:rPr>
+          <w:rStyle w:val="NormalTok"/>
+        </w:rPr>
+        <w:t xml:space="preserve"> </w:t>
+      </w:r>
+      <w:r>
+        <w:rPr>
+          <w:rStyle w:val="VariableTok"/>
+        </w:rPr>
+        <w:t xml:space="preserve">$violations</w:t>
+      </w:r>
+      <w:r>
+        <w:rPr>
+          <w:rStyle w:val="OtherTok"/>
+        </w:rPr>
+        <w:t xml:space="preserve">,</w:t>
+      </w:r>
+      <w:r>
+        <w:rPr>
+          <w:rStyle w:val="NormalTok"/>
+        </w:rPr>
+        <w:t xml:space="preserve"> </w:t>
+      </w:r>
+      <w:r>
+        <w:rPr>
+          <w:rStyle w:val="VariableTok"/>
+        </w:rPr>
+        <w:t xml:space="preserve">$totalClaims</w:t>
+      </w:r>
+      <w:r>
+        <w:rPr>
+          <w:rStyle w:val="OtherTok"/>
+        </w:rPr>
+        <w:t xml:space="preserve">,</w:t>
+      </w:r>
+      <w:r>
+        <w:rPr>
+          <w:rStyle w:val="NormalTok"/>
+        </w:rPr>
+        <w:t xml:space="preserve"> </w:t>
+      </w:r>
+      <w:r>
+        <w:rPr>
+          <w:rStyle w:val="VariableTok"/>
+        </w:rPr>
+        <w:t xml:space="preserve">$supportedClaims</w:t>
+      </w:r>
+      <w:r>
+        <w:rPr>
+          <w:rStyle w:val="NormalTok"/>
+        </w:rPr>
+        <w:t xml:space="preserve">)</w:t>
+      </w:r>
+      <w:r>
+        <w:rPr>
+          <w:rStyle w:val="OtherTok"/>
+        </w:rPr>
+        <w:t xml:space="preserve">;</w:t>
+      </w:r>
+      <w:r>
+        <w:br/>
+      </w:r>
+      <w:r>
+        <w:rPr>
+          <w:rStyle w:val="NormalTok"/>
+        </w:rPr>
+        <w:t xml:space="preserve">        </w:t>
+      </w:r>
+      <w:r>
+        <w:rPr>
+          <w:rStyle w:val="VariableTok"/>
+        </w:rPr>
+        <w:t xml:space="preserve">$this</w:t>
+      </w:r>
+      <w:r>
+        <w:rPr>
+          <w:rStyle w:val="NormalTok"/>
+        </w:rPr>
+        <w:t xml:space="preserve">-&gt;verifyDistanceClaim(</w:t>
+      </w:r>
+      <w:r>
+        <w:rPr>
+          <w:rStyle w:val="VariableTok"/>
+        </w:rPr>
+        <w:t xml:space="preserve">$context</w:t>
+      </w:r>
+      <w:r>
+        <w:rPr>
+          <w:rStyle w:val="OtherTok"/>
+        </w:rPr>
+        <w:t xml:space="preserve">,</w:t>
+      </w:r>
+      <w:r>
+        <w:rPr>
+          <w:rStyle w:val="NormalTok"/>
+        </w:rPr>
+        <w:t xml:space="preserve"> </w:t>
+      </w:r>
+      <w:r>
+        <w:rPr>
+          <w:rStyle w:val="VariableTok"/>
+        </w:rPr>
+        <w:t xml:space="preserve">$fact</w:t>
+      </w:r>
+      <w:r>
+        <w:rPr>
+          <w:rStyle w:val="OtherTok"/>
+        </w:rPr>
+        <w:t xml:space="preserve">,</w:t>
+      </w:r>
+      <w:r>
+        <w:rPr>
+          <w:rStyle w:val="NormalTok"/>
+        </w:rPr>
+        <w:t xml:space="preserve"> </w:t>
+      </w:r>
+      <w:r>
+        <w:rPr>
+          <w:rStyle w:val="VariableTok"/>
+        </w:rPr>
+        <w:t xml:space="preserve">$poi</w:t>
+      </w:r>
+      <w:r>
+        <w:rPr>
+          <w:rStyle w:val="OtherTok"/>
+        </w:rPr>
+        <w:t xml:space="preserve">,</w:t>
+      </w:r>
+      <w:r>
+        <w:rPr>
+          <w:rStyle w:val="NormalTok"/>
+        </w:rPr>
+        <w:t xml:space="preserve"> </w:t>
+      </w:r>
+      <w:r>
+        <w:rPr>
+          <w:rStyle w:val="VariableTok"/>
+        </w:rPr>
+        <w:t xml:space="preserve">$violations</w:t>
+      </w:r>
+      <w:r>
+        <w:rPr>
+          <w:rStyle w:val="OtherTok"/>
+        </w:rPr>
+        <w:t xml:space="preserve">,</w:t>
+      </w:r>
+      <w:r>
+        <w:rPr>
+          <w:rStyle w:val="NormalTok"/>
+        </w:rPr>
+        <w:t xml:space="preserve"> </w:t>
+      </w:r>
+      <w:r>
+        <w:rPr>
+          <w:rStyle w:val="VariableTok"/>
+        </w:rPr>
+        <w:t xml:space="preserve">$totalClaims</w:t>
+      </w:r>
+      <w:r>
+        <w:rPr>
+          <w:rStyle w:val="OtherTok"/>
+        </w:rPr>
+        <w:t xml:space="preserve">,</w:t>
+      </w:r>
+      <w:r>
+        <w:rPr>
+          <w:rStyle w:val="NormalTok"/>
+        </w:rPr>
+        <w:t xml:space="preserve"> </w:t>
+      </w:r>
+      <w:r>
+        <w:rPr>
+          <w:rStyle w:val="VariableTok"/>
+        </w:rPr>
+        <w:t xml:space="preserve">$supportedClaims</w:t>
+      </w:r>
+      <w:r>
+        <w:rPr>
+          <w:rStyle w:val="NormalTok"/>
+        </w:rPr>
+        <w:t xml:space="preserve">)</w:t>
+      </w:r>
+      <w:r>
+        <w:rPr>
+          <w:rStyle w:val="OtherTok"/>
+        </w:rPr>
+        <w:t xml:space="preserve">;</w:t>
+      </w:r>
+      <w:r>
+        <w:br/>
+      </w:r>
+      <w:r>
+        <w:rPr>
+          <w:rStyle w:val="NormalTok"/>
+        </w:rPr>
+        <w:t xml:space="preserve">        </w:t>
+      </w:r>
+      <w:r>
+        <w:rPr>
+          <w:rStyle w:val="VariableTok"/>
+        </w:rPr>
+        <w:t xml:space="preserve">$this</w:t>
+      </w:r>
+      <w:r>
+        <w:rPr>
+          <w:rStyle w:val="NormalTok"/>
+        </w:rPr>
+        <w:t xml:space="preserve">-&gt;verifyOperationalClaim(</w:t>
+      </w:r>
+      <w:r>
+        <w:rPr>
+          <w:rStyle w:val="VariableTok"/>
+        </w:rPr>
+        <w:t xml:space="preserve">$context</w:t>
+      </w:r>
+      <w:r>
+        <w:rPr>
+          <w:rStyle w:val="OtherTok"/>
+        </w:rPr>
+        <w:t xml:space="preserve">,</w:t>
+      </w:r>
+      <w:r>
+        <w:rPr>
+          <w:rStyle w:val="NormalTok"/>
+        </w:rPr>
+        <w:t xml:space="preserve"> </w:t>
+      </w:r>
+      <w:r>
+        <w:rPr>
+          <w:rStyle w:val="VariableTok"/>
+        </w:rPr>
+        <w:t xml:space="preserve">$fact</w:t>
+      </w:r>
+      <w:r>
+        <w:rPr>
+          <w:rStyle w:val="OtherTok"/>
+        </w:rPr>
+        <w:t xml:space="preserve">,</w:t>
+      </w:r>
+      <w:r>
+        <w:rPr>
+          <w:rStyle w:val="NormalTok"/>
+        </w:rPr>
+        <w:t xml:space="preserve"> </w:t>
+      </w:r>
+      <w:r>
+        <w:rPr>
+          <w:rStyle w:val="VariableTok"/>
+        </w:rPr>
+        <w:t xml:space="preserve">$poi</w:t>
+      </w:r>
+      <w:r>
+        <w:rPr>
+          <w:rStyle w:val="OtherTok"/>
+        </w:rPr>
+        <w:t xml:space="preserve">,</w:t>
+      </w:r>
+      <w:r>
+        <w:rPr>
+          <w:rStyle w:val="NormalTok"/>
+        </w:rPr>
+        <w:t xml:space="preserve"> </w:t>
+      </w:r>
+      <w:r>
+        <w:rPr>
+          <w:rStyle w:val="VariableTok"/>
+        </w:rPr>
+        <w:t xml:space="preserve">$violations</w:t>
+      </w:r>
+      <w:r>
+        <w:rPr>
+          <w:rStyle w:val="OtherTok"/>
+        </w:rPr>
+        <w:t xml:space="preserve">,</w:t>
+      </w:r>
+      <w:r>
+        <w:rPr>
+          <w:rStyle w:val="NormalTok"/>
+        </w:rPr>
+        <w:t xml:space="preserve"> </w:t>
+      </w:r>
+      <w:r>
+        <w:rPr>
+          <w:rStyle w:val="VariableTok"/>
+        </w:rPr>
+        <w:t xml:space="preserve">$totalClaims</w:t>
+      </w:r>
+      <w:r>
+        <w:rPr>
+          <w:rStyle w:val="OtherTok"/>
+        </w:rPr>
+        <w:t xml:space="preserve">,</w:t>
+      </w:r>
+      <w:r>
+        <w:rPr>
+          <w:rStyle w:val="NormalTok"/>
+        </w:rPr>
+        <w:t xml:space="preserve"> </w:t>
+      </w:r>
+      <w:r>
+        <w:rPr>
+          <w:rStyle w:val="VariableTok"/>
+        </w:rPr>
+        <w:t xml:space="preserve">$supportedClaims</w:t>
+      </w:r>
+      <w:r>
+        <w:rPr>
+          <w:rStyle w:val="NormalTok"/>
+        </w:rPr>
+        <w:t xml:space="preserve">)</w:t>
+      </w:r>
+      <w:r>
+        <w:rPr>
+          <w:rStyle w:val="OtherTok"/>
+        </w:rPr>
+        <w:t xml:space="preserve">;</w:t>
+      </w:r>
+      <w:r>
+        <w:br/>
+      </w:r>
+      <w:r>
+        <w:rPr>
+          <w:rStyle w:val="NormalTok"/>
+        </w:rPr>
+        <w:t xml:space="preserve">    }</w:t>
+      </w:r>
+      <w:r>
+        <w:br/>
+      </w:r>
+      <w:r>
+        <w:br/>
+      </w:r>
+      <w:r>
+        <w:rPr>
+          <w:rStyle w:val="NormalTok"/>
+        </w:rPr>
+        <w:t xml:space="preserve">    </w:t>
+      </w:r>
+      <w:r>
+        <w:rPr>
+          <w:rStyle w:val="VariableTok"/>
+        </w:rPr>
+        <w:t xml:space="preserve">$fidelity</w:t>
+      </w:r>
+      <w:r>
+        <w:rPr>
+          <w:rStyle w:val="NormalTok"/>
+        </w:rPr>
+        <w:t xml:space="preserve"> </w:t>
+      </w:r>
+      <w:r>
+        <w:rPr>
+          <w:rStyle w:val="OperatorTok"/>
+        </w:rPr>
+        <w:t xml:space="preserve">=</w:t>
+      </w:r>
+      <w:r>
+        <w:rPr>
+          <w:rStyle w:val="NormalTok"/>
+        </w:rPr>
+        <w:t xml:space="preserve"> </w:t>
+      </w:r>
+      <w:r>
+        <w:rPr>
+          <w:rStyle w:val="VariableTok"/>
+        </w:rPr>
+        <w:t xml:space="preserve">$totalClaims</w:t>
+      </w:r>
+      <w:r>
+        <w:rPr>
+          <w:rStyle w:val="NormalTok"/>
+        </w:rPr>
+        <w:t xml:space="preserve"> </w:t>
+      </w:r>
+      <w:r>
+        <w:rPr>
+          <w:rStyle w:val="OperatorTok"/>
+        </w:rPr>
+        <w:t xml:space="preserve">&gt;</w:t>
+      </w:r>
+      <w:r>
+        <w:rPr>
+          <w:rStyle w:val="NormalTok"/>
+        </w:rPr>
+        <w:t xml:space="preserve"> </w:t>
+      </w:r>
+      <w:r>
+        <w:rPr>
+          <w:rStyle w:val="DecValTok"/>
+        </w:rPr>
+        <w:t xml:space="preserve">0</w:t>
+      </w:r>
+      <w:r>
+        <w:rPr>
+          <w:rStyle w:val="NormalTok"/>
+        </w:rPr>
+        <w:t xml:space="preserve"> </w:t>
+      </w:r>
+      <w:r>
+        <w:rPr>
+          <w:rStyle w:val="OtherTok"/>
+        </w:rPr>
+        <w:t xml:space="preserve">?</w:t>
+      </w:r>
+      <w:r>
+        <w:rPr>
+          <w:rStyle w:val="NormalTok"/>
+        </w:rPr>
+        <w:t xml:space="preserve"> </w:t>
+      </w:r>
+      <w:r>
+        <w:rPr>
+          <w:rStyle w:val="FunctionTok"/>
+        </w:rPr>
+        <w:t xml:space="preserve">round</w:t>
+      </w:r>
+      <w:r>
+        <w:rPr>
+          <w:rStyle w:val="NormalTok"/>
+        </w:rPr>
+        <w:t xml:space="preserve">((</w:t>
+      </w:r>
+      <w:r>
+        <w:rPr>
+          <w:rStyle w:val="VariableTok"/>
+        </w:rPr>
+        <w:t xml:space="preserve">$supportedClaims</w:t>
+      </w:r>
+      <w:r>
+        <w:rPr>
+          <w:rStyle w:val="NormalTok"/>
+        </w:rPr>
+        <w:t xml:space="preserve"> </w:t>
+      </w:r>
+      <w:r>
+        <w:rPr>
+          <w:rStyle w:val="OperatorTok"/>
+        </w:rPr>
+        <w:t xml:space="preserve">/</w:t>
+      </w:r>
+      <w:r>
+        <w:rPr>
+          <w:rStyle w:val="NormalTok"/>
+        </w:rPr>
+        <w:t xml:space="preserve"> </w:t>
+      </w:r>
+      <w:r>
+        <w:rPr>
+          <w:rStyle w:val="VariableTok"/>
+        </w:rPr>
+        <w:t xml:space="preserve">$totalClaims</w:t>
+      </w:r>
+      <w:r>
+        <w:rPr>
+          <w:rStyle w:val="NormalTok"/>
+        </w:rPr>
+        <w:t xml:space="preserve">) </w:t>
+      </w:r>
+      <w:r>
+        <w:rPr>
+          <w:rStyle w:val="OperatorTok"/>
+        </w:rPr>
+        <w:t xml:space="preserve">*</w:t>
+      </w:r>
+      <w:r>
+        <w:rPr>
+          <w:rStyle w:val="NormalTok"/>
+        </w:rPr>
+        <w:t xml:space="preserve"> </w:t>
+      </w:r>
+      <w:r>
+        <w:rPr>
+          <w:rStyle w:val="FloatTok"/>
+        </w:rPr>
+        <w:t xml:space="preserve">100.0</w:t>
+      </w:r>
+      <w:r>
+        <w:rPr>
+          <w:rStyle w:val="OtherTok"/>
+        </w:rPr>
+        <w:t xml:space="preserve">,</w:t>
+      </w:r>
+      <w:r>
+        <w:rPr>
+          <w:rStyle w:val="NormalTok"/>
+        </w:rPr>
+        <w:t xml:space="preserve"> </w:t>
+      </w:r>
+      <w:r>
+        <w:rPr>
+          <w:rStyle w:val="DecValTok"/>
+        </w:rPr>
+        <w:t xml:space="preserve">2</w:t>
+      </w:r>
+      <w:r>
+        <w:rPr>
+          <w:rStyle w:val="NormalTok"/>
+        </w:rPr>
+        <w:t xml:space="preserve">) </w:t>
+      </w:r>
+      <w:r>
+        <w:rPr>
+          <w:rStyle w:val="OtherTok"/>
+        </w:rPr>
+        <w:t xml:space="preserve">:</w:t>
+      </w:r>
+      <w:r>
+        <w:rPr>
+          <w:rStyle w:val="NormalTok"/>
+        </w:rPr>
+        <w:t xml:space="preserve"> </w:t>
+      </w:r>
+      <w:r>
+        <w:rPr>
+          <w:rStyle w:val="FloatTok"/>
+        </w:rPr>
+        <w:t xml:space="preserve">100.0</w:t>
+      </w:r>
+      <w:r>
+        <w:rPr>
+          <w:rStyle w:val="OtherTok"/>
+        </w:rPr>
+        <w:t xml:space="preserve">;</w:t>
+      </w:r>
+      <w:r>
+        <w:br/>
+      </w:r>
+      <w:r>
+        <w:rPr>
+          <w:rStyle w:val="NormalTok"/>
+        </w:rPr>
+        <w:t xml:space="preserve">    </w:t>
+      </w:r>
+      <w:r>
+        <w:rPr>
+          <w:rStyle w:val="ControlFlowTok"/>
+        </w:rPr>
+        <w:t xml:space="preserve">return</w:t>
+      </w:r>
+      <w:r>
+        <w:rPr>
+          <w:rStyle w:val="NormalTok"/>
+        </w:rPr>
+        <w:t xml:space="preserve"> [</w:t>
+      </w:r>
+      <w:r>
+        <w:br/>
+      </w:r>
+      <w:r>
+        <w:rPr>
+          <w:rStyle w:val="NormalTok"/>
+        </w:rPr>
+        <w:t xml:space="preserve">        </w:t>
+      </w:r>
+      <w:r>
+        <w:rPr>
+          <w:rStyle w:val="StringTok"/>
+        </w:rPr>
+        <w:t xml:space="preserve">'isGrounded'</w:t>
+      </w:r>
+      <w:r>
+        <w:rPr>
+          <w:rStyle w:val="NormalTok"/>
+        </w:rPr>
+        <w:t xml:space="preserve">         =&gt; </w:t>
+      </w:r>
+      <w:r>
+        <w:rPr>
+          <w:rStyle w:val="KeywordTok"/>
+        </w:rPr>
+        <w:t xml:space="preserve">empty</w:t>
+      </w:r>
+      <w:r>
+        <w:rPr>
+          <w:rStyle w:val="NormalTok"/>
+        </w:rPr>
+        <w:t xml:space="preserve">(</w:t>
+      </w:r>
+      <w:r>
+        <w:rPr>
+          <w:rStyle w:val="VariableTok"/>
+        </w:rPr>
+        <w:t xml:space="preserve">$violations</w:t>
+      </w:r>
+      <w:r>
+        <w:rPr>
+          <w:rStyle w:val="NormalTok"/>
+        </w:rPr>
+        <w:t xml:space="preserve">)</w:t>
+      </w:r>
+      <w:r>
+        <w:rPr>
+          <w:rStyle w:val="OtherTok"/>
+        </w:rPr>
+        <w:t xml:space="preserve">,</w:t>
+      </w:r>
+      <w:r>
+        <w:br/>
+      </w:r>
+      <w:r>
+        <w:rPr>
+          <w:rStyle w:val="NormalTok"/>
+        </w:rPr>
+        <w:t xml:space="preserve">        </w:t>
+      </w:r>
+      <w:r>
+        <w:rPr>
+          <w:rStyle w:val="StringTok"/>
+        </w:rPr>
         <w:t xml:space="preserve">'violations'</w:t>
       </w:r>
       <w:r>
         <w:rPr>
           <w:rStyle w:val="NormalTok"/>
         </w:rPr>
-        <w:t xml:space="preserve"> =&gt; []]</w:t>
+        <w:t xml:space="preserve">         =&gt; </w:t>
+      </w:r>
+      <w:r>
+        <w:rPr>
+          <w:rStyle w:val="VariableTok"/>
+        </w:rPr>
+        <w:t xml:space="preserve">$violations</w:t>
       </w:r>
       <w:r>
         <w:rPr>
           <w:rStyle w:val="OtherTok"/>
         </w:rPr>
-        <w:t xml:space="preserve">;</w:t>
+        <w:t xml:space="preserve">,</w:t>
       </w:r>
       <w:r>
         <w:br/>
@@ -24448,40 +27706,76 @@
         <w:rPr>
           <w:rStyle w:val="NormalTok"/>
         </w:rPr>
-        <w:t xml:space="preserve">    }</w:t>
+        <w:t xml:space="preserve">        </w:t>
+      </w:r>
+      <w:r>
+        <w:rPr>
+          <w:rStyle w:val="StringTok"/>
+        </w:rPr>
+        <w:t xml:space="preserve">'fabricatedEntities'</w:t>
+      </w:r>
+      <w:r>
+        <w:rPr>
+          <w:rStyle w:val="NormalTok"/>
+        </w:rPr>
+        <w:t xml:space="preserve"> =&gt; </w:t>
+      </w:r>
+      <w:r>
+        <w:rPr>
+          <w:rStyle w:val="VariableTok"/>
+        </w:rPr>
+        <w:t xml:space="preserve">$fabricated</w:t>
+      </w:r>
+      <w:r>
+        <w:rPr>
+          <w:rStyle w:val="OtherTok"/>
+        </w:rPr>
+        <w:t xml:space="preserve">,</w:t>
       </w:r>
       <w:r>
         <w:br/>
       </w:r>
       <w:r>
-        <w:br/>
-      </w:r>
-      <w:r>
         <w:rPr>
           <w:rStyle w:val="NormalTok"/>
         </w:rPr>
-        <w:t xml:space="preserve">    </w:t>
-      </w:r>
-      <w:r>
-        <w:rPr>
-          <w:rStyle w:val="CommentTok"/>
-        </w:rPr>
-        <w:t xml:space="preserve">// 1. Ekstraksi seluruh entitas wisata yang disebut oleh LLM (**Nama Tempat**)</w:t>
-      </w:r>
-      <w:r>
-        <w:br/>
+        <w:t xml:space="preserve">        </w:t>
+      </w:r>
+      <w:r>
+        <w:rPr>
+          <w:rStyle w:val="StringTok"/>
+        </w:rPr>
+        <w:t xml:space="preserve">'claimStats'</w:t>
       </w:r>
       <w:r>
         <w:rPr>
           <w:rStyle w:val="NormalTok"/>
         </w:rPr>
-        <w:t xml:space="preserve">    </w:t>
+        <w:t xml:space="preserve">         =&gt; [</w:t>
+      </w:r>
+      <w:r>
+        <w:rPr>
+          <w:rStyle w:val="StringTok"/>
+        </w:rPr>
+        <w:t xml:space="preserve">'totalClaims'</w:t>
+      </w:r>
+      <w:r>
+        <w:rPr>
+          <w:rStyle w:val="NormalTok"/>
+        </w:rPr>
+        <w:t xml:space="preserve"> =&gt; </w:t>
       </w:r>
       <w:r>
         <w:rPr>
           <w:rStyle w:val="VariableTok"/>
         </w:rPr>
-        <w:t xml:space="preserve">$mentionedEntities</w:t>
+        <w:t xml:space="preserve">$totalClaims</w:t>
+      </w:r>
+      <w:r>
+        <w:rPr>
+          <w:rStyle w:val="OtherTok"/>
+        </w:rPr>
+        <w:t xml:space="preserve">,</w:t>
       </w:r>
       <w:r>
         <w:rPr>
@@ -24491,1173 +27785,51 @@
       </w:r>
       <w:r>
         <w:rPr>
-          <w:rStyle w:val="OperatorTok"/>
-        </w:rPr>
-        <w:t xml:space="preserve">=</w:t>
+          <w:rStyle w:val="StringTok"/>
+        </w:rPr>
+        <w:t xml:space="preserve">'supportedClaims'</w:t>
       </w:r>
       <w:r>
         <w:rPr>
           <w:rStyle w:val="NormalTok"/>
         </w:rPr>
-        <w:t xml:space="preserve"> </w:t>
+        <w:t xml:space="preserve"> =&gt; </w:t>
       </w:r>
       <w:r>
         <w:rPr>
           <w:rStyle w:val="VariableTok"/>
         </w:rPr>
-        <w:t xml:space="preserve">$this</w:t>
+        <w:t xml:space="preserve">$supportedClaims</w:t>
+      </w:r>
+      <w:r>
+        <w:rPr>
+          <w:rStyle w:val="OtherTok"/>
+        </w:rPr>
+        <w:t xml:space="preserve">,</w:t>
       </w:r>
       <w:r>
         <w:rPr>
           <w:rStyle w:val="NormalTok"/>
         </w:rPr>
-        <w:t xml:space="preserve">-&gt;extractMentionedEntities(</w:t>
+        <w:t xml:space="preserve"> </w:t>
+      </w:r>
+      <w:r>
+        <w:rPr>
+          <w:rStyle w:val="StringTok"/>
+        </w:rPr>
+        <w:t xml:space="preserve">'fidelity'</w:t>
+      </w:r>
+      <w:r>
+        <w:rPr>
+          <w:rStyle w:val="NormalTok"/>
+        </w:rPr>
+        <w:t xml:space="preserve"> =&gt; </w:t>
       </w:r>
       <w:r>
         <w:rPr>
           <w:rStyle w:val="VariableTok"/>
         </w:rPr>
-        <w:t xml:space="preserve">$nlgResponse</w:t>
-      </w:r>
-      <w:r>
-        <w:rPr>
-          <w:rStyle w:val="NormalTok"/>
-        </w:rPr>
-        <w:t xml:space="preserve">)</w:t>
-      </w:r>
-      <w:r>
-        <w:rPr>
-          <w:rStyle w:val="OtherTok"/>
-        </w:rPr>
-        <w:t xml:space="preserve">;</w:t>
-      </w:r>
-      <w:r>
-        <w:br/>
-      </w:r>
-      <w:r>
-        <w:rPr>
-          <w:rStyle w:val="NormalTok"/>
-        </w:rPr>
-        <w:t xml:space="preserve">    </w:t>
-      </w:r>
-      <w:r>
-        <w:rPr>
-          <w:rStyle w:val="VariableTok"/>
-        </w:rPr>
-        <w:t xml:space="preserve">$validFactNames</w:t>
-      </w:r>
-      <w:r>
-        <w:rPr>
-          <w:rStyle w:val="NormalTok"/>
-        </w:rPr>
-        <w:t xml:space="preserve"> </w:t>
-      </w:r>
-      <w:r>
-        <w:rPr>
-          <w:rStyle w:val="OperatorTok"/>
-        </w:rPr>
-        <w:t xml:space="preserve">=</w:t>
-      </w:r>
-      <w:r>
-        <w:rPr>
-          <w:rStyle w:val="NormalTok"/>
-        </w:rPr>
-        <w:t xml:space="preserve"> </w:t>
-      </w:r>
-      <w:r>
-        <w:rPr>
-          <w:rStyle w:val="FunctionTok"/>
-        </w:rPr>
-        <w:t xml:space="preserve">array_map</w:t>
-      </w:r>
-      <w:r>
-        <w:rPr>
-          <w:rStyle w:val="NormalTok"/>
-        </w:rPr>
-        <w:t xml:space="preserve">(</w:t>
-      </w:r>
-      <w:r>
-        <w:rPr>
-          <w:rStyle w:val="KeywordTok"/>
-        </w:rPr>
-        <w:t xml:space="preserve">fn</w:t>
-      </w:r>
-      <w:r>
-        <w:rPr>
-          <w:rStyle w:val="NormalTok"/>
-        </w:rPr>
-        <w:t xml:space="preserve"> (</w:t>
-      </w:r>
-      <w:r>
-        <w:rPr>
-          <w:rStyle w:val="DataTypeTok"/>
-        </w:rPr>
-        <w:t xml:space="preserve">array</w:t>
-      </w:r>
-      <w:r>
-        <w:rPr>
-          <w:rStyle w:val="NormalTok"/>
-        </w:rPr>
-        <w:t xml:space="preserve"> </w:t>
-      </w:r>
-      <w:r>
-        <w:rPr>
-          <w:rStyle w:val="VariableTok"/>
-        </w:rPr>
-        <w:t xml:space="preserve">$row</w:t>
-      </w:r>
-      <w:r>
-        <w:rPr>
-          <w:rStyle w:val="NormalTok"/>
-        </w:rPr>
-        <w:t xml:space="preserve">) =&gt; </w:t>
-      </w:r>
-      <w:r>
-        <w:rPr>
-          <w:rStyle w:val="FunctionTok"/>
-        </w:rPr>
-        <w:t xml:space="preserve">mb_strtolower</w:t>
-      </w:r>
-      <w:r>
-        <w:rPr>
-          <w:rStyle w:val="NormalTok"/>
-        </w:rPr>
-        <w:t xml:space="preserve">(</w:t>
-      </w:r>
-      <w:r>
-        <w:rPr>
-          <w:rStyle w:val="FunctionTok"/>
-        </w:rPr>
-        <w:t xml:space="preserve">trim</w:t>
-      </w:r>
-      <w:r>
-        <w:rPr>
-          <w:rStyle w:val="NormalTok"/>
-        </w:rPr>
-        <w:t xml:space="preserve">(</w:t>
-      </w:r>
-      <w:r>
-        <w:rPr>
-          <w:rStyle w:val="DataTypeTok"/>
-        </w:rPr>
-        <w:t xml:space="preserve">(string)</w:t>
-      </w:r>
-      <w:r>
-        <w:rPr>
-          <w:rStyle w:val="NormalTok"/>
-        </w:rPr>
-        <w:t xml:space="preserve"> (</w:t>
-      </w:r>
-      <w:r>
-        <w:rPr>
-          <w:rStyle w:val="VariableTok"/>
-        </w:rPr>
-        <w:t xml:space="preserve">$row</w:t>
-      </w:r>
-      <w:r>
-        <w:rPr>
-          <w:rStyle w:val="NormalTok"/>
-        </w:rPr>
-        <w:t xml:space="preserve">[</w:t>
-      </w:r>
-      <w:r>
-        <w:rPr>
-          <w:rStyle w:val="StringTok"/>
-        </w:rPr>
-        <w:t xml:space="preserve">'nama'</w:t>
-      </w:r>
-      <w:r>
-        <w:rPr>
-          <w:rStyle w:val="NormalTok"/>
-        </w:rPr>
-        <w:t xml:space="preserve">] </w:t>
-      </w:r>
-      <w:r>
-        <w:rPr>
-          <w:rStyle w:val="OperatorTok"/>
-        </w:rPr>
-        <w:t xml:space="preserve">??</w:t>
-      </w:r>
-      <w:r>
-        <w:rPr>
-          <w:rStyle w:val="NormalTok"/>
-        </w:rPr>
-        <w:t xml:space="preserve"> </w:t>
-      </w:r>
-      <w:r>
-        <w:rPr>
-          <w:rStyle w:val="StringTok"/>
-        </w:rPr>
-        <w:t xml:space="preserve">''</w:t>
-      </w:r>
-      <w:r>
-        <w:rPr>
-          <w:rStyle w:val="NormalTok"/>
-        </w:rPr>
-        <w:t xml:space="preserve">)))</w:t>
-      </w:r>
-      <w:r>
-        <w:rPr>
-          <w:rStyle w:val="OtherTok"/>
-        </w:rPr>
-        <w:t xml:space="preserve">,</w:t>
-      </w:r>
-      <w:r>
-        <w:rPr>
-          <w:rStyle w:val="NormalTok"/>
-        </w:rPr>
-        <w:t xml:space="preserve"> </w:t>
-      </w:r>
-      <w:r>
-        <w:rPr>
-          <w:rStyle w:val="VariableTok"/>
-        </w:rPr>
-        <w:t xml:space="preserve">$sqlFacts</w:t>
-      </w:r>
-      <w:r>
-        <w:rPr>
-          <w:rStyle w:val="NormalTok"/>
-        </w:rPr>
-        <w:t xml:space="preserve">)</w:t>
-      </w:r>
-      <w:r>
-        <w:rPr>
-          <w:rStyle w:val="OtherTok"/>
-        </w:rPr>
-        <w:t xml:space="preserve">;</w:t>
-      </w:r>
-      <w:r>
-        <w:br/>
-      </w:r>
-      <w:r>
-        <w:br/>
-      </w:r>
-      <w:r>
-        <w:rPr>
-          <w:rStyle w:val="NormalTok"/>
-        </w:rPr>
-        <w:t xml:space="preserve">    </w:t>
-      </w:r>
-      <w:r>
-        <w:rPr>
-          <w:rStyle w:val="CommentTok"/>
-        </w:rPr>
-        <w:t xml:space="preserve">// 2. Verifikasi deterministik: setiap entitas wajib merupakan subset fakta SQL</w:t>
-      </w:r>
-      <w:r>
-        <w:br/>
-      </w:r>
-      <w:r>
-        <w:rPr>
-          <w:rStyle w:val="NormalTok"/>
-        </w:rPr>
-        <w:t xml:space="preserve">    </w:t>
-      </w:r>
-      <w:r>
-        <w:rPr>
-          <w:rStyle w:val="VariableTok"/>
-        </w:rPr>
-        <w:t xml:space="preserve">$grounded</w:t>
-      </w:r>
-      <w:r>
-        <w:rPr>
-          <w:rStyle w:val="NormalTok"/>
-        </w:rPr>
-        <w:t xml:space="preserve"> </w:t>
-      </w:r>
-      <w:r>
-        <w:rPr>
-          <w:rStyle w:val="OperatorTok"/>
-        </w:rPr>
-        <w:t xml:space="preserve">=</w:t>
-      </w:r>
-      <w:r>
-        <w:rPr>
-          <w:rStyle w:val="NormalTok"/>
-        </w:rPr>
-        <w:t xml:space="preserve"> []</w:t>
-      </w:r>
-      <w:r>
-        <w:rPr>
-          <w:rStyle w:val="OtherTok"/>
-        </w:rPr>
-        <w:t xml:space="preserve">;</w:t>
-      </w:r>
-      <w:r>
-        <w:rPr>
-          <w:rStyle w:val="NormalTok"/>
-        </w:rPr>
-        <w:t xml:space="preserve"> </w:t>
-      </w:r>
-      <w:r>
-        <w:rPr>
-          <w:rStyle w:val="VariableTok"/>
-        </w:rPr>
-        <w:t xml:space="preserve">$ungrounded</w:t>
-      </w:r>
-      <w:r>
-        <w:rPr>
-          <w:rStyle w:val="NormalTok"/>
-        </w:rPr>
-        <w:t xml:space="preserve"> </w:t>
-      </w:r>
-      <w:r>
-        <w:rPr>
-          <w:rStyle w:val="OperatorTok"/>
-        </w:rPr>
-        <w:t xml:space="preserve">=</w:t>
-      </w:r>
-      <w:r>
-        <w:rPr>
-          <w:rStyle w:val="NormalTok"/>
-        </w:rPr>
-        <w:t xml:space="preserve"> []</w:t>
-      </w:r>
-      <w:r>
-        <w:rPr>
-          <w:rStyle w:val="OtherTok"/>
-        </w:rPr>
-        <w:t xml:space="preserve">;</w:t>
-      </w:r>
-      <w:r>
-        <w:br/>
-      </w:r>
-      <w:r>
-        <w:rPr>
-          <w:rStyle w:val="NormalTok"/>
-        </w:rPr>
-        <w:t xml:space="preserve">    </w:t>
-      </w:r>
-      <w:r>
-        <w:rPr>
-          <w:rStyle w:val="ControlFlowTok"/>
-        </w:rPr>
-        <w:t xml:space="preserve">foreach</w:t>
-      </w:r>
-      <w:r>
-        <w:rPr>
-          <w:rStyle w:val="NormalTok"/>
-        </w:rPr>
-        <w:t xml:space="preserve"> (</w:t>
-      </w:r>
-      <w:r>
-        <w:rPr>
-          <w:rStyle w:val="VariableTok"/>
-        </w:rPr>
-        <w:t xml:space="preserve">$mentionedEntities</w:t>
-      </w:r>
-      <w:r>
-        <w:rPr>
-          <w:rStyle w:val="NormalTok"/>
-        </w:rPr>
-        <w:t xml:space="preserve"> </w:t>
-      </w:r>
-      <w:r>
-        <w:rPr>
-          <w:rStyle w:val="KeywordTok"/>
-        </w:rPr>
-        <w:t xml:space="preserve">as</w:t>
-      </w:r>
-      <w:r>
-        <w:rPr>
-          <w:rStyle w:val="NormalTok"/>
-        </w:rPr>
-        <w:t xml:space="preserve"> </w:t>
-      </w:r>
-      <w:r>
-        <w:rPr>
-          <w:rStyle w:val="VariableTok"/>
-        </w:rPr>
-        <w:t xml:space="preserve">$entity</w:t>
-      </w:r>
-      <w:r>
-        <w:rPr>
-          <w:rStyle w:val="NormalTok"/>
-        </w:rPr>
-        <w:t xml:space="preserve">) {</w:t>
-      </w:r>
-      <w:r>
-        <w:br/>
-      </w:r>
-      <w:r>
-        <w:rPr>
-          <w:rStyle w:val="NormalTok"/>
-        </w:rPr>
-        <w:t xml:space="preserve">        </w:t>
-      </w:r>
-      <w:r>
-        <w:rPr>
-          <w:rStyle w:val="VariableTok"/>
-        </w:rPr>
-        <w:t xml:space="preserve">$entityLower</w:t>
-      </w:r>
-      <w:r>
-        <w:rPr>
-          <w:rStyle w:val="NormalTok"/>
-        </w:rPr>
-        <w:t xml:space="preserve"> </w:t>
-      </w:r>
-      <w:r>
-        <w:rPr>
-          <w:rStyle w:val="OperatorTok"/>
-        </w:rPr>
-        <w:t xml:space="preserve">=</w:t>
-      </w:r>
-      <w:r>
-        <w:rPr>
-          <w:rStyle w:val="NormalTok"/>
-        </w:rPr>
-        <w:t xml:space="preserve"> </w:t>
-      </w:r>
-      <w:r>
-        <w:rPr>
-          <w:rStyle w:val="FunctionTok"/>
-        </w:rPr>
-        <w:t xml:space="preserve">mb_strtolower</w:t>
-      </w:r>
-      <w:r>
-        <w:rPr>
-          <w:rStyle w:val="NormalTok"/>
-        </w:rPr>
-        <w:t xml:space="preserve">(</w:t>
-      </w:r>
-      <w:r>
-        <w:rPr>
-          <w:rStyle w:val="VariableTok"/>
-        </w:rPr>
-        <w:t xml:space="preserve">$entity</w:t>
-      </w:r>
-      <w:r>
-        <w:rPr>
-          <w:rStyle w:val="NormalTok"/>
-        </w:rPr>
-        <w:t xml:space="preserve">)</w:t>
-      </w:r>
-      <w:r>
-        <w:rPr>
-          <w:rStyle w:val="OtherTok"/>
-        </w:rPr>
-        <w:t xml:space="preserve">;</w:t>
-      </w:r>
-      <w:r>
-        <w:br/>
-      </w:r>
-      <w:r>
-        <w:rPr>
-          <w:rStyle w:val="NormalTok"/>
-        </w:rPr>
-        <w:t xml:space="preserve">        </w:t>
-      </w:r>
-      <w:r>
-        <w:rPr>
-          <w:rStyle w:val="VariableTok"/>
-        </w:rPr>
-        <w:t xml:space="preserve">$matched</w:t>
-      </w:r>
-      <w:r>
-        <w:rPr>
-          <w:rStyle w:val="NormalTok"/>
-        </w:rPr>
-        <w:t xml:space="preserve"> </w:t>
-      </w:r>
-      <w:r>
-        <w:rPr>
-          <w:rStyle w:val="OperatorTok"/>
-        </w:rPr>
-        <w:t xml:space="preserve">=</w:t>
-      </w:r>
-      <w:r>
-        <w:rPr>
-          <w:rStyle w:val="NormalTok"/>
-        </w:rPr>
-        <w:t xml:space="preserve"> </w:t>
-      </w:r>
-      <w:r>
-        <w:rPr>
-          <w:rStyle w:val="KeywordTok"/>
-        </w:rPr>
-        <w:t xml:space="preserve">false</w:t>
-      </w:r>
-      <w:r>
-        <w:rPr>
-          <w:rStyle w:val="OtherTok"/>
-        </w:rPr>
-        <w:t xml:space="preserve">;</w:t>
-      </w:r>
-      <w:r>
-        <w:br/>
-      </w:r>
-      <w:r>
-        <w:rPr>
-          <w:rStyle w:val="NormalTok"/>
-        </w:rPr>
-        <w:t xml:space="preserve">        </w:t>
-      </w:r>
-      <w:r>
-        <w:rPr>
-          <w:rStyle w:val="ControlFlowTok"/>
-        </w:rPr>
-        <w:t xml:space="preserve">foreach</w:t>
-      </w:r>
-      <w:r>
-        <w:rPr>
-          <w:rStyle w:val="NormalTok"/>
-        </w:rPr>
-        <w:t xml:space="preserve"> (</w:t>
-      </w:r>
-      <w:r>
-        <w:rPr>
-          <w:rStyle w:val="VariableTok"/>
-        </w:rPr>
-        <w:t xml:space="preserve">$validFactNames</w:t>
-      </w:r>
-      <w:r>
-        <w:rPr>
-          <w:rStyle w:val="NormalTok"/>
-        </w:rPr>
-        <w:t xml:space="preserve"> </w:t>
-      </w:r>
-      <w:r>
-        <w:rPr>
-          <w:rStyle w:val="KeywordTok"/>
-        </w:rPr>
-        <w:t xml:space="preserve">as</w:t>
-      </w:r>
-      <w:r>
-        <w:rPr>
-          <w:rStyle w:val="NormalTok"/>
-        </w:rPr>
-        <w:t xml:space="preserve"> </w:t>
-      </w:r>
-      <w:r>
-        <w:rPr>
-          <w:rStyle w:val="VariableTok"/>
-        </w:rPr>
-        <w:t xml:space="preserve">$factName</w:t>
-      </w:r>
-      <w:r>
-        <w:rPr>
-          <w:rStyle w:val="NormalTok"/>
-        </w:rPr>
-        <w:t xml:space="preserve">) {</w:t>
-      </w:r>
-      <w:r>
-        <w:br/>
-      </w:r>
-      <w:r>
-        <w:rPr>
-          <w:rStyle w:val="NormalTok"/>
-        </w:rPr>
-        <w:t xml:space="preserve">            </w:t>
-      </w:r>
-      <w:r>
-        <w:rPr>
-          <w:rStyle w:val="ControlFlowTok"/>
-        </w:rPr>
-        <w:t xml:space="preserve">if</w:t>
-      </w:r>
-      <w:r>
-        <w:rPr>
-          <w:rStyle w:val="NormalTok"/>
-        </w:rPr>
-        <w:t xml:space="preserve"> (</w:t>
-      </w:r>
-      <w:r>
-        <w:rPr>
-          <w:rStyle w:val="VariableTok"/>
-        </w:rPr>
-        <w:t xml:space="preserve">$entityLower</w:t>
-      </w:r>
-      <w:r>
-        <w:rPr>
-          <w:rStyle w:val="NormalTok"/>
-        </w:rPr>
-        <w:t xml:space="preserve"> </w:t>
-      </w:r>
-      <w:r>
-        <w:rPr>
-          <w:rStyle w:val="OperatorTok"/>
-        </w:rPr>
-        <w:t xml:space="preserve">===</w:t>
-      </w:r>
-      <w:r>
-        <w:rPr>
-          <w:rStyle w:val="NormalTok"/>
-        </w:rPr>
-        <w:t xml:space="preserve"> </w:t>
-      </w:r>
-      <w:r>
-        <w:rPr>
-          <w:rStyle w:val="VariableTok"/>
-        </w:rPr>
-        <w:t xml:space="preserve">$factName</w:t>
-      </w:r>
-      <w:r>
-        <w:rPr>
-          <w:rStyle w:val="NormalTok"/>
-        </w:rPr>
-        <w:t xml:space="preserve"> </w:t>
-      </w:r>
-      <w:r>
-        <w:rPr>
-          <w:rStyle w:val="OperatorTok"/>
-        </w:rPr>
-        <w:t xml:space="preserve">||</w:t>
-      </w:r>
-      <w:r>
-        <w:rPr>
-          <w:rStyle w:val="NormalTok"/>
-        </w:rPr>
-        <w:t xml:space="preserve"> </w:t>
-      </w:r>
-      <w:r>
-        <w:rPr>
-          <w:rStyle w:val="FunctionTok"/>
-        </w:rPr>
-        <w:t xml:space="preserve">str_contains</w:t>
-      </w:r>
-      <w:r>
-        <w:rPr>
-          <w:rStyle w:val="NormalTok"/>
-        </w:rPr>
-        <w:t xml:space="preserve">(</w:t>
-      </w:r>
-      <w:r>
-        <w:rPr>
-          <w:rStyle w:val="VariableTok"/>
-        </w:rPr>
-        <w:t xml:space="preserve">$entityLower</w:t>
-      </w:r>
-      <w:r>
-        <w:rPr>
-          <w:rStyle w:val="OtherTok"/>
-        </w:rPr>
-        <w:t xml:space="preserve">,</w:t>
-      </w:r>
-      <w:r>
-        <w:rPr>
-          <w:rStyle w:val="NormalTok"/>
-        </w:rPr>
-        <w:t xml:space="preserve"> </w:t>
-      </w:r>
-      <w:r>
-        <w:rPr>
-          <w:rStyle w:val="VariableTok"/>
-        </w:rPr>
-        <w:t xml:space="preserve">$factName</w:t>
-      </w:r>
-      <w:r>
-        <w:rPr>
-          <w:rStyle w:val="NormalTok"/>
-        </w:rPr>
-        <w:t xml:space="preserve">) </w:t>
-      </w:r>
-      <w:r>
-        <w:rPr>
-          <w:rStyle w:val="OperatorTok"/>
-        </w:rPr>
-        <w:t xml:space="preserve">||</w:t>
-      </w:r>
-      <w:r>
-        <w:rPr>
-          <w:rStyle w:val="NormalTok"/>
-        </w:rPr>
-        <w:t xml:space="preserve"> </w:t>
-      </w:r>
-      <w:r>
-        <w:rPr>
-          <w:rStyle w:val="FunctionTok"/>
-        </w:rPr>
-        <w:t xml:space="preserve">str_contains</w:t>
-      </w:r>
-      <w:r>
-        <w:rPr>
-          <w:rStyle w:val="NormalTok"/>
-        </w:rPr>
-        <w:t xml:space="preserve">(</w:t>
-      </w:r>
-      <w:r>
-        <w:rPr>
-          <w:rStyle w:val="VariableTok"/>
-        </w:rPr>
-        <w:t xml:space="preserve">$factName</w:t>
-      </w:r>
-      <w:r>
-        <w:rPr>
-          <w:rStyle w:val="OtherTok"/>
-        </w:rPr>
-        <w:t xml:space="preserve">,</w:t>
-      </w:r>
-      <w:r>
-        <w:rPr>
-          <w:rStyle w:val="NormalTok"/>
-        </w:rPr>
-        <w:t xml:space="preserve"> </w:t>
-      </w:r>
-      <w:r>
-        <w:rPr>
-          <w:rStyle w:val="VariableTok"/>
-        </w:rPr>
-        <w:t xml:space="preserve">$entityLower</w:t>
-      </w:r>
-      <w:r>
-        <w:rPr>
-          <w:rStyle w:val="NormalTok"/>
-        </w:rPr>
-        <w:t xml:space="preserve">)) {</w:t>
-      </w:r>
-      <w:r>
-        <w:br/>
-      </w:r>
-      <w:r>
-        <w:rPr>
-          <w:rStyle w:val="NormalTok"/>
-        </w:rPr>
-        <w:t xml:space="preserve">                </w:t>
-      </w:r>
-      <w:r>
-        <w:rPr>
-          <w:rStyle w:val="VariableTok"/>
-        </w:rPr>
-        <w:t xml:space="preserve">$matched</w:t>
-      </w:r>
-      <w:r>
-        <w:rPr>
-          <w:rStyle w:val="NormalTok"/>
-        </w:rPr>
-        <w:t xml:space="preserve"> </w:t>
-      </w:r>
-      <w:r>
-        <w:rPr>
-          <w:rStyle w:val="OperatorTok"/>
-        </w:rPr>
-        <w:t xml:space="preserve">=</w:t>
-      </w:r>
-      <w:r>
-        <w:rPr>
-          <w:rStyle w:val="NormalTok"/>
-        </w:rPr>
-        <w:t xml:space="preserve"> </w:t>
-      </w:r>
-      <w:r>
-        <w:rPr>
-          <w:rStyle w:val="KeywordTok"/>
-        </w:rPr>
-        <w:t xml:space="preserve">true</w:t>
-      </w:r>
-      <w:r>
-        <w:rPr>
-          <w:rStyle w:val="OtherTok"/>
-        </w:rPr>
-        <w:t xml:space="preserve">;</w:t>
-      </w:r>
-      <w:r>
-        <w:rPr>
-          <w:rStyle w:val="NormalTok"/>
-        </w:rPr>
-        <w:t xml:space="preserve"> </w:t>
-      </w:r>
-      <w:r>
-        <w:rPr>
-          <w:rStyle w:val="ControlFlowTok"/>
-        </w:rPr>
-        <w:t xml:space="preserve">break</w:t>
-      </w:r>
-      <w:r>
-        <w:rPr>
-          <w:rStyle w:val="OtherTok"/>
-        </w:rPr>
-        <w:t xml:space="preserve">;</w:t>
-      </w:r>
-      <w:r>
-        <w:br/>
-      </w:r>
-      <w:r>
-        <w:rPr>
-          <w:rStyle w:val="NormalTok"/>
-        </w:rPr>
-        <w:t xml:space="preserve">            }</w:t>
-      </w:r>
-      <w:r>
-        <w:br/>
-      </w:r>
-      <w:r>
-        <w:rPr>
-          <w:rStyle w:val="NormalTok"/>
-        </w:rPr>
-        <w:t xml:space="preserve">        }</w:t>
-      </w:r>
-      <w:r>
-        <w:br/>
-      </w:r>
-      <w:r>
-        <w:rPr>
-          <w:rStyle w:val="NormalTok"/>
-        </w:rPr>
-        <w:t xml:space="preserve">        </w:t>
-      </w:r>
-      <w:r>
-        <w:rPr>
-          <w:rStyle w:val="VariableTok"/>
-        </w:rPr>
-        <w:t xml:space="preserve">$matched</w:t>
-      </w:r>
-      <w:r>
-        <w:rPr>
-          <w:rStyle w:val="NormalTok"/>
-        </w:rPr>
-        <w:t xml:space="preserve"> </w:t>
-      </w:r>
-      <w:r>
-        <w:rPr>
-          <w:rStyle w:val="OtherTok"/>
-        </w:rPr>
-        <w:t xml:space="preserve">?</w:t>
-      </w:r>
-      <w:r>
-        <w:rPr>
-          <w:rStyle w:val="NormalTok"/>
-        </w:rPr>
-        <w:t xml:space="preserve"> (</w:t>
-      </w:r>
-      <w:r>
-        <w:rPr>
-          <w:rStyle w:val="VariableTok"/>
-        </w:rPr>
-        <w:t xml:space="preserve">$grounded</w:t>
-      </w:r>
-      <w:r>
-        <w:rPr>
-          <w:rStyle w:val="NormalTok"/>
-        </w:rPr>
-        <w:t xml:space="preserve">[] </w:t>
-      </w:r>
-      <w:r>
-        <w:rPr>
-          <w:rStyle w:val="OperatorTok"/>
-        </w:rPr>
-        <w:t xml:space="preserve">=</w:t>
-      </w:r>
-      <w:r>
-        <w:rPr>
-          <w:rStyle w:val="NormalTok"/>
-        </w:rPr>
-        <w:t xml:space="preserve"> </w:t>
-      </w:r>
-      <w:r>
-        <w:rPr>
-          <w:rStyle w:val="VariableTok"/>
-        </w:rPr>
-        <w:t xml:space="preserve">$entity</w:t>
-      </w:r>
-      <w:r>
-        <w:rPr>
-          <w:rStyle w:val="NormalTok"/>
-        </w:rPr>
-        <w:t xml:space="preserve">) </w:t>
-      </w:r>
-      <w:r>
-        <w:rPr>
-          <w:rStyle w:val="OtherTok"/>
-        </w:rPr>
-        <w:t xml:space="preserve">:</w:t>
-      </w:r>
-      <w:r>
-        <w:rPr>
-          <w:rStyle w:val="NormalTok"/>
-        </w:rPr>
-        <w:t xml:space="preserve"> (</w:t>
-      </w:r>
-      <w:r>
-        <w:rPr>
-          <w:rStyle w:val="VariableTok"/>
-        </w:rPr>
-        <w:t xml:space="preserve">$ungrounded</w:t>
-      </w:r>
-      <w:r>
-        <w:rPr>
-          <w:rStyle w:val="NormalTok"/>
-        </w:rPr>
-        <w:t xml:space="preserve">[] </w:t>
-      </w:r>
-      <w:r>
-        <w:rPr>
-          <w:rStyle w:val="OperatorTok"/>
-        </w:rPr>
-        <w:t xml:space="preserve">=</w:t>
-      </w:r>
-      <w:r>
-        <w:rPr>
-          <w:rStyle w:val="NormalTok"/>
-        </w:rPr>
-        <w:t xml:space="preserve"> </w:t>
-      </w:r>
-      <w:r>
-        <w:rPr>
-          <w:rStyle w:val="VariableTok"/>
-        </w:rPr>
-        <w:t xml:space="preserve">$entity</w:t>
-      </w:r>
-      <w:r>
-        <w:rPr>
-          <w:rStyle w:val="NormalTok"/>
-        </w:rPr>
-        <w:t xml:space="preserve">)</w:t>
-      </w:r>
-      <w:r>
-        <w:rPr>
-          <w:rStyle w:val="OtherTok"/>
-        </w:rPr>
-        <w:t xml:space="preserve">;</w:t>
-      </w:r>
-      <w:r>
-        <w:rPr>
-          <w:rStyle w:val="NormalTok"/>
-        </w:rPr>
-        <w:t xml:space="preserve"> </w:t>
-      </w:r>
-      <w:r>
-        <w:rPr>
-          <w:rStyle w:val="CommentTok"/>
-        </w:rPr>
-        <w:t xml:space="preserve">// Tangkap halusinasi!</w:t>
-      </w:r>
-      <w:r>
-        <w:br/>
-      </w:r>
-      <w:r>
-        <w:rPr>
-          <w:rStyle w:val="NormalTok"/>
-        </w:rPr>
-        <w:t xml:space="preserve">    }</w:t>
-      </w:r>
-      <w:r>
-        <w:br/>
-      </w:r>
-      <w:r>
-        <w:br/>
-      </w:r>
-      <w:r>
-        <w:rPr>
-          <w:rStyle w:val="NormalTok"/>
-        </w:rPr>
-        <w:t xml:space="preserve">    </w:t>
-      </w:r>
-      <w:r>
-        <w:rPr>
-          <w:rStyle w:val="ControlFlowTok"/>
-        </w:rPr>
-        <w:t xml:space="preserve">return</w:t>
-      </w:r>
-      <w:r>
-        <w:rPr>
-          <w:rStyle w:val="NormalTok"/>
-        </w:rPr>
-        <w:t xml:space="preserve"> [</w:t>
-      </w:r>
-      <w:r>
-        <w:br/>
-      </w:r>
-      <w:r>
-        <w:rPr>
-          <w:rStyle w:val="NormalTok"/>
-        </w:rPr>
-        <w:t xml:space="preserve">        </w:t>
-      </w:r>
-      <w:r>
-        <w:rPr>
-          <w:rStyle w:val="StringTok"/>
-        </w:rPr>
-        <w:t xml:space="preserve">'isGrounded'</w:t>
-      </w:r>
-      <w:r>
-        <w:rPr>
-          <w:rStyle w:val="NormalTok"/>
-        </w:rPr>
-        <w:t xml:space="preserve"> =&gt; </w:t>
-      </w:r>
-      <w:r>
-        <w:rPr>
-          <w:rStyle w:val="KeywordTok"/>
-        </w:rPr>
-        <w:t xml:space="preserve">empty</w:t>
-      </w:r>
-      <w:r>
-        <w:rPr>
-          <w:rStyle w:val="NormalTok"/>
-        </w:rPr>
-        <w:t xml:space="preserve">(</w:t>
-      </w:r>
-      <w:r>
-        <w:rPr>
-          <w:rStyle w:val="VariableTok"/>
-        </w:rPr>
-        <w:t xml:space="preserve">$ungrounded</w:t>
-      </w:r>
-      <w:r>
-        <w:rPr>
-          <w:rStyle w:val="NormalTok"/>
-        </w:rPr>
-        <w:t xml:space="preserve">)</w:t>
-      </w:r>
-      <w:r>
-        <w:rPr>
-          <w:rStyle w:val="OtherTok"/>
-        </w:rPr>
-        <w:t xml:space="preserve">,</w:t>
-      </w:r>
-      <w:r>
-        <w:br/>
-      </w:r>
-      <w:r>
-        <w:rPr>
-          <w:rStyle w:val="NormalTok"/>
-        </w:rPr>
-        <w:t xml:space="preserve">        </w:t>
-      </w:r>
-      <w:r>
-        <w:rPr>
-          <w:rStyle w:val="StringTok"/>
-        </w:rPr>
-        <w:t xml:space="preserve">'groundedEntities'</w:t>
-      </w:r>
-      <w:r>
-        <w:rPr>
-          <w:rStyle w:val="NormalTok"/>
-        </w:rPr>
-        <w:t xml:space="preserve"> =&gt; </w:t>
-      </w:r>
-      <w:r>
-        <w:rPr>
-          <w:rStyle w:val="VariableTok"/>
-        </w:rPr>
-        <w:t xml:space="preserve">$grounded</w:t>
-      </w:r>
-      <w:r>
-        <w:rPr>
-          <w:rStyle w:val="OtherTok"/>
-        </w:rPr>
-        <w:t xml:space="preserve">,</w:t>
-      </w:r>
-      <w:r>
-        <w:br/>
-      </w:r>
-      <w:r>
-        <w:rPr>
-          <w:rStyle w:val="NormalTok"/>
-        </w:rPr>
-        <w:t xml:space="preserve">        </w:t>
-      </w:r>
-      <w:r>
-        <w:rPr>
-          <w:rStyle w:val="StringTok"/>
-        </w:rPr>
-        <w:t xml:space="preserve">'ungroundedEntities'</w:t>
-      </w:r>
-      <w:r>
-        <w:rPr>
-          <w:rStyle w:val="NormalTok"/>
-        </w:rPr>
-        <w:t xml:space="preserve"> =&gt; </w:t>
-      </w:r>
-      <w:r>
-        <w:rPr>
-          <w:rStyle w:val="VariableTok"/>
-        </w:rPr>
-        <w:t xml:space="preserve">$ungrounded</w:t>
-      </w:r>
-      <w:r>
-        <w:rPr>
-          <w:rStyle w:val="OtherTok"/>
-        </w:rPr>
-        <w:t xml:space="preserve">,</w:t>
-      </w:r>
-      <w:r>
-        <w:rPr>
-          <w:rStyle w:val="NormalTok"/>
-        </w:rPr>
-        <w:t xml:space="preserve"> </w:t>
-      </w:r>
-      <w:r>
-        <w:rPr>
-          <w:rStyle w:val="CommentTok"/>
-        </w:rPr>
-        <w:t xml:space="preserve">// Daftar entitas fiktif yang diblokir</w:t>
-      </w:r>
-      <w:r>
-        <w:br/>
-      </w:r>
-      <w:r>
-        <w:rPr>
-          <w:rStyle w:val="NormalTok"/>
-        </w:rPr>
-        <w:t xml:space="preserve">        </w:t>
-      </w:r>
-      <w:r>
-        <w:rPr>
-          <w:rStyle w:val="StringTok"/>
-        </w:rPr>
-        <w:t xml:space="preserve">'violations'</w:t>
-      </w:r>
-      <w:r>
-        <w:rPr>
-          <w:rStyle w:val="NormalTok"/>
-        </w:rPr>
-        <w:t xml:space="preserve"> =&gt; </w:t>
-      </w:r>
-      <w:r>
-        <w:rPr>
-          <w:rStyle w:val="KeywordTok"/>
-        </w:rPr>
-        <w:t xml:space="preserve">empty</w:t>
-      </w:r>
-      <w:r>
-        <w:rPr>
-          <w:rStyle w:val="NormalTok"/>
-        </w:rPr>
-        <w:t xml:space="preserve">(</w:t>
-      </w:r>
-      <w:r>
-        <w:rPr>
-          <w:rStyle w:val="VariableTok"/>
-        </w:rPr>
-        <w:t xml:space="preserve">$ungrounded</w:t>
-      </w:r>
-      <w:r>
-        <w:rPr>
-          <w:rStyle w:val="NormalTok"/>
-        </w:rPr>
-        <w:t xml:space="preserve">) </w:t>
-      </w:r>
-      <w:r>
-        <w:rPr>
-          <w:rStyle w:val="OtherTok"/>
-        </w:rPr>
-        <w:t xml:space="preserve">?</w:t>
-      </w:r>
-      <w:r>
-        <w:rPr>
-          <w:rStyle w:val="NormalTok"/>
-        </w:rPr>
-        <w:t xml:space="preserve"> [] </w:t>
-      </w:r>
-      <w:r>
-        <w:rPr>
-          <w:rStyle w:val="OtherTok"/>
-        </w:rPr>
-        <w:t xml:space="preserve">:</w:t>
-      </w:r>
-      <w:r>
-        <w:rPr>
-          <w:rStyle w:val="NormalTok"/>
-        </w:rPr>
-        <w:t xml:space="preserve"> [</w:t>
-      </w:r>
-      <w:r>
-        <w:rPr>
-          <w:rStyle w:val="StringTok"/>
-        </w:rPr>
-        <w:t xml:space="preserve">'Respons mengandung entitas di luar fakta basis data SQL.'</w:t>
+        <w:t xml:space="preserve">$fidelity</w:t>
       </w:r>
       <w:r>
         <w:rPr>
@@ -27416,7 +29588,7 @@
           <w:bCs/>
           <w:b/>
         </w:rPr>
-        <w:t xml:space="preserve">17 pengujian unit dan integrasi lulus 100% dengan 47 assertion tanpa satupun kegagalan</w:t>
+        <w:t xml:space="preserve">27 pengujian unit dan integrasi lulus 100% dengan 78 assertion tanpa satupun kegagalan</w:t>
       </w:r>
       <w:r>
         <w:t xml:space="preserve"> </w:t>
@@ -27987,19 +30159,19 @@
               <w:jc w:val="left"/>
             </w:pPr>
             <w:r>
-              <w:t xml:space="preserve">Penolakan radius melebihi batas perkotaan (&gt; 50 km) tanpa pemotongan sepihak</w:t>
-            </w:r>
-          </w:p>
-        </w:tc>
-        <w:tc>
-          <w:tcPr/>
-          <w:p>
-            <w:pPr>
-              <w:pStyle w:val="Compact"/>
-              <w:jc w:val="left"/>
-            </w:pPr>
-            <w:r>
-              <w:t xml:space="preserve">3</w:t>
+              <w:t xml:space="preserve">Penolakan radius melebihi batas operasional (&gt; 50 km) tanpa pemotongan sepihak</w:t>
+            </w:r>
+          </w:p>
+        </w:tc>
+        <w:tc>
+          <w:tcPr/>
+          <w:p>
+            <w:pPr>
+              <w:pStyle w:val="Compact"/>
+              <w:jc w:val="left"/>
+            </w:pPr>
+            <w:r>
+              <w:t xml:space="preserve">4</w:t>
             </w:r>
           </w:p>
         </w:tc>
@@ -28062,7 +30234,7 @@
               <w:jc w:val="left"/>
             </w:pPr>
             <w:r>
-              <w:t xml:space="preserve">4</w:t>
+              <w:t xml:space="preserve">2</w:t>
             </w:r>
           </w:p>
         </w:tc>
@@ -28115,7 +30287,7 @@
               <w:jc w:val="left"/>
             </w:pPr>
             <w:r>
-              <w:t xml:space="preserve">4</w:t>
+              <w:t xml:space="preserve">2</w:t>
             </w:r>
           </w:p>
         </w:tc>
@@ -28156,7 +30328,7 @@
               <w:jc w:val="left"/>
             </w:pPr>
             <w:r>
-              <w:t xml:space="preserve">Deteksi kontradiksi batasan anggaran (</w:t>
+              <w:t xml:space="preserve">Harmonisasi preferensi anggaran (</w:t>
             </w:r>
             <w:r>
               <w:rPr>
@@ -28168,7 +30340,7 @@
               <w:t xml:space="preserve"> </w:t>
             </w:r>
             <w:r>
-              <w:t xml:space="preserve">vs</w:t>
+              <w:t xml:space="preserve">&amp;</w:t>
             </w:r>
             <w:r>
               <w:t xml:space="preserve"> </w:t>
@@ -28180,19 +30352,22 @@
               <w:t xml:space="preserve">max_price &gt; 0</w:t>
             </w:r>
             <w:r>
-              <w:t xml:space="preserve">)</w:t>
-            </w:r>
-          </w:p>
-        </w:tc>
-        <w:tc>
-          <w:tcPr/>
-          <w:p>
-            <w:pPr>
-              <w:pStyle w:val="Compact"/>
-              <w:jc w:val="left"/>
-            </w:pPr>
-            <w:r>
-              <w:t xml:space="preserve">2</w:t>
+              <w:t xml:space="preserve"> </w:t>
+            </w:r>
+            <w:r>
+              <w:t xml:space="preserve">set-inclusion)</w:t>
+            </w:r>
+          </w:p>
+        </w:tc>
+        <w:tc>
+          <w:tcPr/>
+          <w:p>
+            <w:pPr>
+              <w:pStyle w:val="Compact"/>
+              <w:jc w:val="left"/>
+            </w:pPr>
+            <w:r>
+              <w:t xml:space="preserve">3</w:t>
             </w:r>
           </w:p>
         </w:tc>
@@ -28233,6 +30408,59 @@
               <w:jc w:val="left"/>
             </w:pPr>
             <w:r>
+              <w:t xml:space="preserve">Penolakan tegas terhadap nilai pagu anggaran negatif</w:t>
+            </w:r>
+          </w:p>
+        </w:tc>
+        <w:tc>
+          <w:tcPr/>
+          <w:p>
+            <w:pPr>
+              <w:pStyle w:val="Compact"/>
+              <w:jc w:val="left"/>
+            </w:pPr>
+            <w:r>
+              <w:t xml:space="preserve">2</w:t>
+            </w:r>
+          </w:p>
+        </w:tc>
+        <w:tc>
+          <w:tcPr/>
+          <w:p>
+            <w:pPr>
+              <w:pStyle w:val="Compact"/>
+              <w:jc w:val="left"/>
+            </w:pPr>
+            <w:r>
+              <w:t xml:space="preserve">PASS</w:t>
+            </w:r>
+          </w:p>
+        </w:tc>
+      </w:tr>
+      <w:tr>
+        <w:tc>
+          <w:tcPr/>
+          <w:p>
+            <w:pPr>
+              <w:pStyle w:val="Compact"/>
+              <w:jc w:val="left"/>
+            </w:pPr>
+            <w:r>
+              <w:rPr>
+                <w:rStyle w:val="VerbatimChar"/>
+              </w:rPr>
+              <w:t xml:space="preserve">Tests\Unit\SirValidatorTest</w:t>
+            </w:r>
+          </w:p>
+        </w:tc>
+        <w:tc>
+          <w:tcPr/>
+          <w:p>
+            <w:pPr>
+              <w:pStyle w:val="Compact"/>
+              <w:jc w:val="left"/>
+            </w:pPr>
+            <w:r>
               <w:t xml:space="preserve">Deteksi kueri di luar lingkup domain pariwisata Padang (</w:t>
             </w:r>
             <w:r>
@@ -28377,7 +30605,7 @@
               <w:jc w:val="left"/>
             </w:pPr>
             <w:r>
-              <w:t xml:space="preserve">5</w:t>
+              <w:t xml:space="preserve">6</w:t>
             </w:r>
           </w:p>
         </w:tc>
@@ -28445,7 +30673,7 @@
               <w:jc w:val="left"/>
             </w:pPr>
             <w:r>
-              <w:t xml:space="preserve">2</w:t>
+              <w:t xml:space="preserve">3</w:t>
             </w:r>
           </w:p>
         </w:tc>
@@ -28643,7 +30871,7 @@
               <w:jc w:val="left"/>
             </w:pPr>
             <w:r>
-              <w:t xml:space="preserve">2</w:t>
+              <w:t xml:space="preserve">3</w:t>
             </w:r>
           </w:p>
         </w:tc>
@@ -28672,31 +30900,40 @@
               <w:rPr>
                 <w:rStyle w:val="VerbatimChar"/>
               </w:rPr>
-              <w:t xml:space="preserve">Tests\Unit\GroundingValidatorTest</w:t>
-            </w:r>
-          </w:p>
-        </w:tc>
-        <w:tc>
-          <w:tcPr/>
-          <w:p>
-            <w:pPr>
-              <w:pStyle w:val="Compact"/>
-              <w:jc w:val="left"/>
-            </w:pPr>
-            <w:r>
-              <w:t xml:space="preserve">Verifikasi kelolosan jawaban yang 100% berbasis fakta SQL</w:t>
-            </w:r>
-          </w:p>
-        </w:tc>
-        <w:tc>
-          <w:tcPr/>
-          <w:p>
-            <w:pPr>
-              <w:pStyle w:val="Compact"/>
-              <w:jc w:val="left"/>
-            </w:pPr>
-            <w:r>
-              <w:t xml:space="preserve">3</w:t>
+              <w:t xml:space="preserve">Tests\Unit\SpatialQueryCompilerTest</w:t>
+            </w:r>
+          </w:p>
+        </w:tc>
+        <w:tc>
+          <w:tcPr/>
+          <w:p>
+            <w:pPr>
+              <w:pStyle w:val="Compact"/>
+              <w:jc w:val="left"/>
+            </w:pPr>
+            <w:r>
+              <w:t xml:space="preserve">Kompilasi kueri tiket murni gratis (</w:t>
+            </w:r>
+            <w:r>
+              <w:rPr>
+                <w:rStyle w:val="VerbatimChar"/>
+              </w:rPr>
+              <w:t xml:space="preserve">WHERE harga_tiket = 0</w:t>
+            </w:r>
+            <w:r>
+              <w:t xml:space="preserve">)</w:t>
+            </w:r>
+          </w:p>
+        </w:tc>
+        <w:tc>
+          <w:tcPr/>
+          <w:p>
+            <w:pPr>
+              <w:pStyle w:val="Compact"/>
+              <w:jc w:val="left"/>
+            </w:pPr>
+            <w:r>
+              <w:t xml:space="preserve">2</w:t>
             </w:r>
           </w:p>
         </w:tc>
@@ -28725,31 +30962,43 @@
               <w:rPr>
                 <w:rStyle w:val="VerbatimChar"/>
               </w:rPr>
-              <w:t xml:space="preserve">Tests\Unit\GroundingValidatorTest</w:t>
-            </w:r>
-          </w:p>
-        </w:tc>
-        <w:tc>
-          <w:tcPr/>
-          <w:p>
-            <w:pPr>
-              <w:pStyle w:val="Compact"/>
-              <w:jc w:val="left"/>
-            </w:pPr>
-            <w:r>
-              <w:t xml:space="preserve">Deteksi dan penangkapan halusinasi entitas objek wisata fiktif</w:t>
-            </w:r>
-          </w:p>
-        </w:tc>
-        <w:tc>
-          <w:tcPr/>
-          <w:p>
-            <w:pPr>
-              <w:pStyle w:val="Compact"/>
-              <w:jc w:val="left"/>
-            </w:pPr>
-            <w:r>
-              <w:t xml:space="preserve">5</w:t>
+              <w:t xml:space="preserve">Tests\Unit\SpatialQueryCompilerTest</w:t>
+            </w:r>
+          </w:p>
+        </w:tc>
+        <w:tc>
+          <w:tcPr/>
+          <w:p>
+            <w:pPr>
+              <w:pStyle w:val="Compact"/>
+              <w:jc w:val="left"/>
+            </w:pPr>
+            <w:r>
+              <w:t xml:space="preserve">Kompilasi anggaran inklusif (</w:t>
+            </w:r>
+            <w:r>
+              <w:rPr>
+                <w:rStyle w:val="VerbatimChar"/>
+              </w:rPr>
+              <w:t xml:space="preserve">harga_tiket &lt;= ?</w:t>
+            </w:r>
+            <w:r>
+              <w:t xml:space="preserve"> </w:t>
+            </w:r>
+            <w:r>
+              <w:t xml:space="preserve">dengan prioritas gratis)</w:t>
+            </w:r>
+          </w:p>
+        </w:tc>
+        <w:tc>
+          <w:tcPr/>
+          <w:p>
+            <w:pPr>
+              <w:pStyle w:val="Compact"/>
+              <w:jc w:val="left"/>
+            </w:pPr>
+            <w:r>
+              <w:t xml:space="preserve">4</w:t>
             </w:r>
           </w:p>
         </w:tc>
@@ -28776,6 +31025,370 @@
             </w:pPr>
             <w:r>
               <w:rPr>
+                <w:rStyle w:val="VerbatimChar"/>
+              </w:rPr>
+              <w:t xml:space="preserve">Tests\Unit\GroundingValidatorTest</w:t>
+            </w:r>
+          </w:p>
+        </w:tc>
+        <w:tc>
+          <w:tcPr/>
+          <w:p>
+            <w:pPr>
+              <w:pStyle w:val="Compact"/>
+              <w:jc w:val="left"/>
+            </w:pPr>
+            <w:r>
+              <w:t xml:space="preserve">Verifikasi kelolosan jawaban yang 100% berbasis fakta SQL</w:t>
+            </w:r>
+          </w:p>
+        </w:tc>
+        <w:tc>
+          <w:tcPr/>
+          <w:p>
+            <w:pPr>
+              <w:pStyle w:val="Compact"/>
+              <w:jc w:val="left"/>
+            </w:pPr>
+            <w:r>
+              <w:t xml:space="preserve">4</w:t>
+            </w:r>
+          </w:p>
+        </w:tc>
+        <w:tc>
+          <w:tcPr/>
+          <w:p>
+            <w:pPr>
+              <w:pStyle w:val="Compact"/>
+              <w:jc w:val="left"/>
+            </w:pPr>
+            <w:r>
+              <w:t xml:space="preserve">PASS</w:t>
+            </w:r>
+          </w:p>
+        </w:tc>
+      </w:tr>
+      <w:tr>
+        <w:tc>
+          <w:tcPr/>
+          <w:p>
+            <w:pPr>
+              <w:pStyle w:val="Compact"/>
+              <w:jc w:val="left"/>
+            </w:pPr>
+            <w:r>
+              <w:rPr>
+                <w:rStyle w:val="VerbatimChar"/>
+              </w:rPr>
+              <w:t xml:space="preserve">Tests\Unit\GroundingValidatorTest</w:t>
+            </w:r>
+          </w:p>
+        </w:tc>
+        <w:tc>
+          <w:tcPr/>
+          <w:p>
+            <w:pPr>
+              <w:pStyle w:val="Compact"/>
+              <w:jc w:val="left"/>
+            </w:pPr>
+            <w:r>
+              <w:t xml:space="preserve">Deteksi dan penangkapan halusinasi entitas objek wisata fiktif</w:t>
+            </w:r>
+          </w:p>
+        </w:tc>
+        <w:tc>
+          <w:tcPr/>
+          <w:p>
+            <w:pPr>
+              <w:pStyle w:val="Compact"/>
+              <w:jc w:val="left"/>
+            </w:pPr>
+            <w:r>
+              <w:t xml:space="preserve">3</w:t>
+            </w:r>
+          </w:p>
+        </w:tc>
+        <w:tc>
+          <w:tcPr/>
+          <w:p>
+            <w:pPr>
+              <w:pStyle w:val="Compact"/>
+              <w:jc w:val="left"/>
+            </w:pPr>
+            <w:r>
+              <w:t xml:space="preserve">PASS</w:t>
+            </w:r>
+          </w:p>
+        </w:tc>
+      </w:tr>
+      <w:tr>
+        <w:tc>
+          <w:tcPr/>
+          <w:p>
+            <w:pPr>
+              <w:pStyle w:val="Compact"/>
+              <w:jc w:val="left"/>
+            </w:pPr>
+            <w:r>
+              <w:rPr>
+                <w:rStyle w:val="VerbatimChar"/>
+              </w:rPr>
+              <w:t xml:space="preserve">Tests\Unit\GroundingValidatorTest</w:t>
+            </w:r>
+          </w:p>
+        </w:tc>
+        <w:tc>
+          <w:tcPr/>
+          <w:p>
+            <w:pPr>
+              <w:pStyle w:val="Compact"/>
+              <w:jc w:val="left"/>
+            </w:pPr>
+            <w:r>
+              <w:t xml:space="preserve">Deteksi penyimpangan klaim harga tiket (</w:t>
+            </w:r>
+            <w:r>
+              <w:rPr>
+                <w:iCs/>
+                <w:i/>
+              </w:rPr>
+              <w:t xml:space="preserve">Price Claim Deviation</w:t>
+            </w:r>
+            <w:r>
+              <w:t xml:space="preserve">)</w:t>
+            </w:r>
+          </w:p>
+        </w:tc>
+        <w:tc>
+          <w:tcPr/>
+          <w:p>
+            <w:pPr>
+              <w:pStyle w:val="Compact"/>
+              <w:jc w:val="left"/>
+            </w:pPr>
+            <w:r>
+              <w:t xml:space="preserve">3</w:t>
+            </w:r>
+          </w:p>
+        </w:tc>
+        <w:tc>
+          <w:tcPr/>
+          <w:p>
+            <w:pPr>
+              <w:pStyle w:val="Compact"/>
+              <w:jc w:val="left"/>
+            </w:pPr>
+            <w:r>
+              <w:t xml:space="preserve">PASS</w:t>
+            </w:r>
+          </w:p>
+        </w:tc>
+      </w:tr>
+      <w:tr>
+        <w:tc>
+          <w:tcPr/>
+          <w:p>
+            <w:pPr>
+              <w:pStyle w:val="Compact"/>
+              <w:jc w:val="left"/>
+            </w:pPr>
+            <w:r>
+              <w:rPr>
+                <w:rStyle w:val="VerbatimChar"/>
+              </w:rPr>
+              <w:t xml:space="preserve">Tests\Unit\GroundingValidatorTest</w:t>
+            </w:r>
+          </w:p>
+        </w:tc>
+        <w:tc>
+          <w:tcPr/>
+          <w:p>
+            <w:pPr>
+              <w:pStyle w:val="Compact"/>
+              <w:jc w:val="left"/>
+            </w:pPr>
+            <w:r>
+              <w:t xml:space="preserve">Deteksi penyimpangan klaim jarak spasial (</w:t>
+            </w:r>
+            <w:r>
+              <w:rPr>
+                <w:iCs/>
+                <w:i/>
+              </w:rPr>
+              <w:t xml:space="preserve">Spatial Distance Deviation</w:t>
+            </w:r>
+            <w:r>
+              <w:t xml:space="preserve">)</w:t>
+            </w:r>
+          </w:p>
+        </w:tc>
+        <w:tc>
+          <w:tcPr/>
+          <w:p>
+            <w:pPr>
+              <w:pStyle w:val="Compact"/>
+              <w:jc w:val="left"/>
+            </w:pPr>
+            <w:r>
+              <w:t xml:space="preserve">3</w:t>
+            </w:r>
+          </w:p>
+        </w:tc>
+        <w:tc>
+          <w:tcPr/>
+          <w:p>
+            <w:pPr>
+              <w:pStyle w:val="Compact"/>
+              <w:jc w:val="left"/>
+            </w:pPr>
+            <w:r>
+              <w:t xml:space="preserve">PASS</w:t>
+            </w:r>
+          </w:p>
+        </w:tc>
+      </w:tr>
+      <w:tr>
+        <w:tc>
+          <w:tcPr/>
+          <w:p>
+            <w:pPr>
+              <w:pStyle w:val="Compact"/>
+              <w:jc w:val="left"/>
+            </w:pPr>
+            <w:r>
+              <w:rPr>
+                <w:rStyle w:val="VerbatimChar"/>
+              </w:rPr>
+              <w:t xml:space="preserve">Tests\Unit\GroundingValidatorTest</w:t>
+            </w:r>
+          </w:p>
+        </w:tc>
+        <w:tc>
+          <w:tcPr/>
+          <w:p>
+            <w:pPr>
+              <w:pStyle w:val="Compact"/>
+              <w:jc w:val="left"/>
+            </w:pPr>
+            <w:r>
+              <w:t xml:space="preserve">Penegakan</w:t>
+            </w:r>
+            <w:r>
+              <w:t xml:space="preserve"> </w:t>
+            </w:r>
+            <w:r>
+              <w:rPr>
+                <w:iCs/>
+                <w:i/>
+              </w:rPr>
+              <w:t xml:space="preserve">Fail-Closed Invariant</w:t>
+            </w:r>
+            <w:r>
+              <w:t xml:space="preserve"> </w:t>
+            </w:r>
+            <w:r>
+              <w:t xml:space="preserve">saat fakta SQL kosong namun entitas diklaim</w:t>
+            </w:r>
+          </w:p>
+        </w:tc>
+        <w:tc>
+          <w:tcPr/>
+          <w:p>
+            <w:pPr>
+              <w:pStyle w:val="Compact"/>
+              <w:jc w:val="left"/>
+            </w:pPr>
+            <w:r>
+              <w:t xml:space="preserve">3</w:t>
+            </w:r>
+          </w:p>
+        </w:tc>
+        <w:tc>
+          <w:tcPr/>
+          <w:p>
+            <w:pPr>
+              <w:pStyle w:val="Compact"/>
+              <w:jc w:val="left"/>
+            </w:pPr>
+            <w:r>
+              <w:t xml:space="preserve">PASS</w:t>
+            </w:r>
+          </w:p>
+        </w:tc>
+      </w:tr>
+      <w:tr>
+        <w:tc>
+          <w:tcPr/>
+          <w:p>
+            <w:pPr>
+              <w:pStyle w:val="Compact"/>
+              <w:jc w:val="left"/>
+            </w:pPr>
+            <w:r>
+              <w:rPr>
+                <w:rStyle w:val="VerbatimChar"/>
+              </w:rPr>
+              <w:t xml:space="preserve">Tests\Unit\GroundingValidatorTest</w:t>
+            </w:r>
+          </w:p>
+        </w:tc>
+        <w:tc>
+          <w:tcPr/>
+          <w:p>
+            <w:pPr>
+              <w:pStyle w:val="Compact"/>
+              <w:jc w:val="left"/>
+            </w:pPr>
+            <w:r>
+              <w:t xml:space="preserve">Kelolosan respons penolakan jujur saat fakta SQL kosong (</w:t>
+            </w:r>
+            <w:r>
+              <w:rPr>
+                <w:iCs/>
+                <w:i/>
+              </w:rPr>
+              <w:t xml:space="preserve">Honest Rejection</w:t>
+            </w:r>
+            <w:r>
+              <w:t xml:space="preserve">)</w:t>
+            </w:r>
+          </w:p>
+        </w:tc>
+        <w:tc>
+          <w:tcPr/>
+          <w:p>
+            <w:pPr>
+              <w:pStyle w:val="Compact"/>
+              <w:jc w:val="left"/>
+            </w:pPr>
+            <w:r>
+              <w:t xml:space="preserve">2</w:t>
+            </w:r>
+          </w:p>
+        </w:tc>
+        <w:tc>
+          <w:tcPr/>
+          <w:p>
+            <w:pPr>
+              <w:pStyle w:val="Compact"/>
+              <w:jc w:val="left"/>
+            </w:pPr>
+            <w:r>
+              <w:t xml:space="preserve">PASS</w:t>
+            </w:r>
+          </w:p>
+        </w:tc>
+      </w:tr>
+      <w:tr>
+        <w:tc>
+          <w:tcPr/>
+          <w:p>
+            <w:pPr>
+              <w:pStyle w:val="Compact"/>
+              <w:jc w:val="left"/>
+            </w:pPr>
+            <w:r>
+              <w:rPr>
                 <w:bCs/>
                 <w:b/>
               </w:rPr>
@@ -28795,7 +31408,7 @@
                 <w:bCs/>
                 <w:b/>
               </w:rPr>
-              <w:t xml:space="preserve">20 Kasus Uji Unit &amp; Integrasi Lengkap</w:t>
+              <w:t xml:space="preserve">27 Kasus Uji Unit &amp; Integrasi Lengkap</w:t>
             </w:r>
           </w:p>
         </w:tc>
@@ -28811,7 +31424,7 @@
                 <w:bCs/>
                 <w:b/>
               </w:rPr>
-              <w:t xml:space="preserve">57 Assertions</w:t>
+              <w:t xml:space="preserve">78 Assertions</w:t>
             </w:r>
           </w:p>
         </w:tc>
@@ -30300,13 +32913,13 @@
         <w:t xml:space="preserve">4.6 Output Laporan dan Pembahasan Temuan Empiris</w:t>
       </w:r>
     </w:p>
-    <w:bookmarkStart w:id="102" w:name="Xe459bf7fd2e41d595910a21aa6ef8ebe8af3144"/>
+    <w:bookmarkStart w:id="102" w:name="Xc380303a44101e6853aa5d24e90f98acb9eb34e"/>
     <w:p>
       <w:pPr>
         <w:pStyle w:val="Heading4"/>
       </w:pPr>
       <w:r>
-        <w:t xml:space="preserve">4.6.1 Metodologi Evaluasi: Mode Mock vs Mode Live</w:t>
+        <w:t xml:space="preserve">4.6.1 Metodologi Evaluasi: Pemisahan Eksperimen A (LLM Semantic) dan Eksperimen B (Deterministic Pipeline)</w:t>
       </w:r>
     </w:p>
     <w:p>
@@ -30314,32 +32927,53 @@
         <w:pStyle w:val="FirstParagraph"/>
       </w:pPr>
       <w:r>
-        <w:t xml:space="preserve">Command evaluasi riset (</w:t>
-      </w:r>
-      <w:r>
-        <w:rPr>
-          <w:rStyle w:val="VerbatimChar"/>
-        </w:rPr>
-        <w:t xml:space="preserve">php spark riset:evaluasi</w:t>
-      </w:r>
-      <w:r>
-        <w:t xml:space="preserve">) dirancang dengan dua mode evaluasi yang memiliki peran metodologis tegas:</w:t>
-      </w:r>
-      <w:r>
-        <w:t xml:space="preserve"> </w:t>
-      </w:r>
-      <w:r>
-        <w:t xml:space="preserve">1.</w:t>
-      </w:r>
-      <w:r>
-        <w:t xml:space="preserve"> </w:t>
-      </w:r>
+        <w:t xml:space="preserve">Untuk menjawab tuntutan ketelitian metodologis ilmiah dan menjamin transparansi atribusi capaian kinerja, evaluasi sistem dipisahkan secara tegas ke dalam dua eksperimen komplementer:</w:t>
+      </w:r>
+    </w:p>
+    <w:p>
+      <w:pPr>
+        <w:numPr>
+          <w:ilvl w:val="0"/>
+          <w:numId w:val="1026"/>
+        </w:numPr>
+        <w:pStyle w:val="Compact"/>
+      </w:pPr>
       <w:r>
         <w:rPr>
           <w:bCs/>
           <w:b/>
         </w:rPr>
-        <w:t xml:space="preserve">Mode Evaluasi Riil (</w:t>
+        <w:t xml:space="preserve">Eksperimen A — Evaluasi Ekstraksi Semantik LLM (</w:t>
+      </w:r>
+      <w:r>
+        <w:rPr>
+          <w:iCs/>
+          <w:i/>
+          <w:bCs/>
+          <w:b/>
+        </w:rPr>
+        <w:t xml:space="preserve">LLM Semantic Extraction Evaluation</w:t>
+      </w:r>
+      <w:r>
+        <w:rPr>
+          <w:bCs/>
+          <w:b/>
+        </w:rPr>
+        <w:t xml:space="preserve"> </w:t>
+      </w:r>
+      <w:r>
+        <w:rPr>
+          <w:bCs/>
+          <w:b/>
+        </w:rPr>
+        <w:t xml:space="preserve">/</w:t>
+      </w:r>
+      <w:r>
+        <w:rPr>
+          <w:bCs/>
+          <w:b/>
+        </w:rPr>
+        <w:t xml:space="preserve"> </w:t>
       </w:r>
       <w:r>
         <w:rPr>
@@ -30356,36 +32990,300 @@
         </w:rPr>
         <w:t xml:space="preserve">):</w:t>
       </w:r>
-      <w:r>
-        <w:t xml:space="preserve"> </w:t>
-      </w:r>
-      <w:r>
-        <w:t xml:space="preserve">Digunakan untuk menguji akurasi semantik model bahasa DeepSeek (v3/v4-flash) secara langsung melalui panggilan API jaringan riil (</w:t>
-      </w:r>
-      <w:r>
-        <w:rPr>
-          <w:rStyle w:val="VerbatimChar"/>
-        </w:rPr>
-        <w:t xml:space="preserve">temperature = 0.0</w:t>
-      </w:r>
-      <w:r>
-        <w:t xml:space="preserve">) dalam memetakan kalimat bahasa alami pengguna yang bervariasi ke dalam skema formal CSIR. Seluruh capaian akurasi inferensi semantik (100,00%) diperoleh melalui pengujian langsung pada mode live ini.</w:t>
-      </w:r>
-      <w:r>
-        <w:t xml:space="preserve"> </w:t>
-      </w:r>
-      <w:r>
-        <w:t xml:space="preserve">2.</w:t>
-      </w:r>
-      <w:r>
-        <w:t xml:space="preserve"> </w:t>
-      </w:r>
+    </w:p>
+    <w:p>
+      <w:pPr>
+        <w:numPr>
+          <w:ilvl w:val="1"/>
+          <w:numId w:val="1027"/>
+        </w:numPr>
+        <w:pStyle w:val="Compact"/>
+      </w:pPr>
       <w:r>
         <w:rPr>
           <w:bCs/>
           <w:b/>
         </w:rPr>
-        <w:t xml:space="preserve">Mode Evaluasi Terkontrol (</w:t>
+        <w:t xml:space="preserve">Tujuan:</w:t>
+      </w:r>
+      <w:r>
+        <w:t xml:space="preserve"> </w:t>
+      </w:r>
+      <w:r>
+        <w:t xml:space="preserve">Menguji secara riil kemampuan model bahasa (DeepSeek API) dalam memetakan variasi bahasa alami pengguna (termasuk dialek lokal, kueri tersirat, dan variasi informal) menjadi representasi terstruktur</w:t>
+      </w:r>
+      <w:r>
+        <w:t xml:space="preserve"> </w:t>
+      </w:r>
+      <w:r>
+        <w:rPr>
+          <w:iCs/>
+          <w:i/>
+        </w:rPr>
+        <w:t xml:space="preserve">Raw SIR</w:t>
+      </w:r>
+      <w:r>
+        <w:t xml:space="preserve">.</w:t>
+      </w:r>
+    </w:p>
+    <w:p>
+      <w:pPr>
+        <w:numPr>
+          <w:ilvl w:val="1"/>
+          <w:numId w:val="1027"/>
+        </w:numPr>
+        <w:pStyle w:val="Compact"/>
+      </w:pPr>
+      <w:r>
+        <w:rPr>
+          <w:bCs/>
+          <w:b/>
+        </w:rPr>
+        <w:t xml:space="preserve">Alur Pengujian:</w:t>
+      </w:r>
+      <w:r>
+        <w:t xml:space="preserve"> </w:t>
+      </w:r>
+      <m:oMath>
+        <m:r>
+          <m:rPr>
+            <m:nor/>
+            <m:sty m:val="p"/>
+          </m:rPr>
+          <m:t>Bahasa Alami (NL)</m:t>
+        </m:r>
+        <m:r>
+          <m:rPr>
+            <m:sty m:val="p"/>
+          </m:rPr>
+          <m:t>→</m:t>
+        </m:r>
+        <m:r>
+          <m:rPr>
+            <m:nor/>
+            <m:sty m:val="p"/>
+          </m:rPr>
+          <m:t>LLM Inference (DeepSeek)</m:t>
+        </m:r>
+        <m:r>
+          <m:rPr>
+            <m:sty m:val="p"/>
+          </m:rPr>
+          <m:t>→</m:t>
+        </m:r>
+        <m:r>
+          <m:rPr>
+            <m:nor/>
+            <m:sty m:val="p"/>
+          </m:rPr>
+          <m:t>Raw SIR</m:t>
+        </m:r>
+      </m:oMath>
+      <w:r>
+        <w:t xml:space="preserve">.</w:t>
+      </w:r>
+    </w:p>
+    <w:p>
+      <w:pPr>
+        <w:numPr>
+          <w:ilvl w:val="1"/>
+          <w:numId w:val="1027"/>
+        </w:numPr>
+        <w:pStyle w:val="Compact"/>
+      </w:pPr>
+      <w:r>
+        <w:rPr>
+          <w:bCs/>
+          <w:b/>
+        </w:rPr>
+        <w:t xml:space="preserve">Parameter Uji:</w:t>
+      </w:r>
+      <w:r>
+        <w:t xml:space="preserve"> </w:t>
+      </w:r>
+      <w:r>
+        <w:rPr>
+          <w:rStyle w:val="VerbatimChar"/>
+        </w:rPr>
+        <w:t xml:space="preserve">temperature = 0.0</w:t>
+      </w:r>
+      <w:r>
+        <w:t xml:space="preserve">,</w:t>
+      </w:r>
+      <w:r>
+        <w:t xml:space="preserve"> </w:t>
+      </w:r>
+      <w:r>
+        <w:rPr>
+          <w:rStyle w:val="VerbatimChar"/>
+        </w:rPr>
+        <w:t xml:space="preserve">max_tokens = 500</w:t>
+      </w:r>
+      <w:r>
+        <w:t xml:space="preserve">, format respon JSON terikat kontrak 24-aturan.</w:t>
+      </w:r>
+    </w:p>
+    <w:p>
+      <w:pPr>
+        <w:numPr>
+          <w:ilvl w:val="1"/>
+          <w:numId w:val="1027"/>
+        </w:numPr>
+        <w:pStyle w:val="Compact"/>
+      </w:pPr>
+      <w:r>
+        <w:rPr>
+          <w:bCs/>
+          <w:b/>
+        </w:rPr>
+        <w:t xml:space="preserve">Metrik yang Diukur:</w:t>
+      </w:r>
+      <w:r>
+        <w:t xml:space="preserve"> </w:t>
+      </w:r>
+      <w:r>
+        <w:t xml:space="preserve">Akurasi Maksud (</w:t>
+      </w:r>
+      <w:r>
+        <w:rPr>
+          <w:iCs/>
+          <w:i/>
+        </w:rPr>
+        <w:t xml:space="preserve">Intent Accuracy</w:t>
+      </w:r>
+      <w:r>
+        <w:t xml:space="preserve">), Akurasi Kategori (</w:t>
+      </w:r>
+      <w:r>
+        <w:rPr>
+          <w:iCs/>
+          <w:i/>
+        </w:rPr>
+        <w:t xml:space="preserve">Category Accuracy</w:t>
+      </w:r>
+      <w:r>
+        <w:t xml:space="preserve">), Akurasi Operator Spasial (</w:t>
+      </w:r>
+      <w:r>
+        <w:rPr>
+          <w:iCs/>
+          <w:i/>
+        </w:rPr>
+        <w:t xml:space="preserve">Spatial Operator Accuracy</w:t>
+      </w:r>
+      <w:r>
+        <w:t xml:space="preserve">), Akurasi Radius (</w:t>
+      </w:r>
+      <w:r>
+        <w:rPr>
+          <w:iCs/>
+          <w:i/>
+        </w:rPr>
+        <w:t xml:space="preserve">Radius Accuracy</w:t>
+      </w:r>
+      <w:r>
+        <w:t xml:space="preserve">), Akurasi Batasan Harga (</w:t>
+      </w:r>
+      <w:r>
+        <w:rPr>
+          <w:iCs/>
+          <w:i/>
+        </w:rPr>
+        <w:t xml:space="preserve">Price Accuracy</w:t>
+      </w:r>
+      <w:r>
+        <w:t xml:space="preserve">), Akurasi Batasan Temporal (</w:t>
+      </w:r>
+      <w:r>
+        <w:rPr>
+          <w:iCs/>
+          <w:i/>
+        </w:rPr>
+        <w:t xml:space="preserve">Temporal Accuracy</w:t>
+      </w:r>
+      <w:r>
+        <w:t xml:space="preserve">), dan</w:t>
+      </w:r>
+      <w:r>
+        <w:t xml:space="preserve"> </w:t>
+      </w:r>
+      <w:r>
+        <w:rPr>
+          <w:iCs/>
+          <w:i/>
+        </w:rPr>
+        <w:t xml:space="preserve">Overall Exact Field Match</w:t>
+      </w:r>
+      <w:r>
+        <w:t xml:space="preserve">.</w:t>
+      </w:r>
+    </w:p>
+    <w:p>
+      <w:pPr>
+        <w:numPr>
+          <w:ilvl w:val="1"/>
+          <w:numId w:val="1027"/>
+        </w:numPr>
+        <w:pStyle w:val="Compact"/>
+      </w:pPr>
+      <w:r>
+        <w:rPr>
+          <w:bCs/>
+          <w:b/>
+        </w:rPr>
+        <w:t xml:space="preserve">Hasil:</w:t>
+      </w:r>
+      <w:r>
+        <w:t xml:space="preserve"> </w:t>
+      </w:r>
+      <w:r>
+        <w:t xml:space="preserve">LLM berhasil mencapai akurasi ekstraksi 100,00% (40/40) dan akurasi klasifikasi kategori 100,00% (40/40) pada korpus uji.</w:t>
+      </w:r>
+    </w:p>
+    <w:p>
+      <w:pPr>
+        <w:numPr>
+          <w:ilvl w:val="0"/>
+          <w:numId w:val="1026"/>
+        </w:numPr>
+        <w:pStyle w:val="Compact"/>
+      </w:pPr>
+      <w:r>
+        <w:rPr>
+          <w:bCs/>
+          <w:b/>
+        </w:rPr>
+        <w:t xml:space="preserve">Eksperimen B — Evaluasi Ketahanan Pipa Deterministik (</w:t>
+      </w:r>
+      <w:r>
+        <w:rPr>
+          <w:iCs/>
+          <w:i/>
+          <w:bCs/>
+          <w:b/>
+        </w:rPr>
+        <w:t xml:space="preserve">Deterministic Pipeline Robustness</w:t>
+      </w:r>
+      <w:r>
+        <w:rPr>
+          <w:bCs/>
+          <w:b/>
+        </w:rPr>
+        <w:t xml:space="preserve"> </w:t>
+      </w:r>
+      <w:r>
+        <w:rPr>
+          <w:bCs/>
+          <w:b/>
+        </w:rPr>
+        <w:t xml:space="preserve">/</w:t>
+      </w:r>
+      <w:r>
+        <w:rPr>
+          <w:bCs/>
+          <w:b/>
+        </w:rPr>
+        <w:t xml:space="preserve"> </w:t>
       </w:r>
       <w:r>
         <w:rPr>
@@ -30402,21 +33300,251 @@
         </w:rPr>
         <w:t xml:space="preserve">):</w:t>
       </w:r>
-      <w:r>
-        <w:t xml:space="preserve"> </w:t>
-      </w:r>
-      <w:r>
-        <w:t xml:space="preserve">Digunakan untuk mengevaluasi kinerja deterministik pipa arsitektur internal (kompiler kueri spasial, validator 6-dimensi, dan validator grounding algoritmik) dengan input representasi terstandarisasi. Mode ini menjamin keterulangan (</w:t>
+    </w:p>
+    <w:p>
+      <w:pPr>
+        <w:numPr>
+          <w:ilvl w:val="1"/>
+          <w:numId w:val="1028"/>
+        </w:numPr>
+        <w:pStyle w:val="Compact"/>
+      </w:pPr>
+      <w:r>
+        <w:rPr>
+          <w:bCs/>
+          <w:b/>
+        </w:rPr>
+        <w:t xml:space="preserve">Tujuan:</w:t>
+      </w:r>
+      <w:r>
+        <w:t xml:space="preserve"> </w:t>
+      </w:r>
+      <w:r>
+        <w:t xml:space="preserve">Menguji keandalan, ketahanan, dan integritas logika internal sistem tanpa bias fluktuasi latensi jaringan internet dan variabilitas pihak ketiga, menggunakan data representasi terstandarisasi (</w:t>
       </w:r>
       <w:r>
         <w:rPr>
           <w:iCs/>
           <w:i/>
         </w:rPr>
-        <w:t xml:space="preserve">reproducibility</w:t>
-      </w:r>
-      <w:r>
-        <w:t xml:space="preserve">) pengujian komputasi basis data spasial bebas dari fluktuasi latensi jaringan internet dan variabilitas kuota API pihak ketiga.</w:t>
+        <w:t xml:space="preserve">Gold-Standard SIR</w:t>
+      </w:r>
+      <w:r>
+        <w:t xml:space="preserve">).</w:t>
+      </w:r>
+    </w:p>
+    <w:p>
+      <w:pPr>
+        <w:numPr>
+          <w:ilvl w:val="1"/>
+          <w:numId w:val="1028"/>
+        </w:numPr>
+        <w:pStyle w:val="Compact"/>
+      </w:pPr>
+      <w:r>
+        <w:rPr>
+          <w:bCs/>
+          <w:b/>
+        </w:rPr>
+        <w:t xml:space="preserve">Alur Pengujian:</w:t>
+      </w:r>
+      <w:r>
+        <w:t xml:space="preserve"> </w:t>
+      </w:r>
+      <m:oMath>
+        <m:r>
+          <m:rPr>
+            <m:nor/>
+            <m:sty m:val="p"/>
+          </m:rPr>
+          <m:t>Gold SIR</m:t>
+        </m:r>
+        <m:r>
+          <m:rPr>
+            <m:sty m:val="p"/>
+          </m:rPr>
+          <m:t>→</m:t>
+        </m:r>
+        <m:r>
+          <m:rPr>
+            <m:nor/>
+            <m:sty m:val="p"/>
+          </m:rPr>
+          <m:t>SirValidator (6-D)</m:t>
+        </m:r>
+        <m:r>
+          <m:rPr>
+            <m:sty m:val="p"/>
+          </m:rPr>
+          <m:t>→</m:t>
+        </m:r>
+        <m:r>
+          <m:rPr>
+            <m:nor/>
+            <m:sty m:val="p"/>
+          </m:rPr>
+          <m:t>CSIR</m:t>
+        </m:r>
+        <m:r>
+          <m:rPr>
+            <m:sty m:val="p"/>
+          </m:rPr>
+          <m:t>→</m:t>
+        </m:r>
+        <m:r>
+          <m:rPr>
+            <m:nor/>
+            <m:sty m:val="p"/>
+          </m:rPr>
+          <m:t>SpatialQueryCompiler</m:t>
+        </m:r>
+        <m:r>
+          <m:rPr>
+            <m:sty m:val="p"/>
+          </m:rPr>
+          <m:t>→</m:t>
+        </m:r>
+        <m:r>
+          <m:rPr>
+            <m:nor/>
+            <m:sty m:val="p"/>
+          </m:rPr>
+          <m:t>MySQL 8.0</m:t>
+        </m:r>
+        <m:r>
+          <m:rPr>
+            <m:sty m:val="p"/>
+          </m:rPr>
+          <m:t>→</m:t>
+        </m:r>
+        <m:r>
+          <m:rPr>
+            <m:nor/>
+            <m:sty m:val="p"/>
+          </m:rPr>
+          <m:t>GroundingValidator</m:t>
+        </m:r>
+      </m:oMath>
+      <w:r>
+        <w:t xml:space="preserve">.</w:t>
+      </w:r>
+    </w:p>
+    <w:p>
+      <w:pPr>
+        <w:numPr>
+          <w:ilvl w:val="1"/>
+          <w:numId w:val="1028"/>
+        </w:numPr>
+        <w:pStyle w:val="Compact"/>
+      </w:pPr>
+      <w:r>
+        <w:rPr>
+          <w:bCs/>
+          <w:b/>
+        </w:rPr>
+        <w:t xml:space="preserve">Metrik yang Diukur:</w:t>
+      </w:r>
+      <w:r>
+        <w:t xml:space="preserve"> </w:t>
+      </w:r>
+      <w:r>
+        <w:t xml:space="preserve">Presisi Spasial (</w:t>
+      </w:r>
+      <w:r>
+        <w:rPr>
+          <w:iCs/>
+          <w:i/>
+        </w:rPr>
+        <w:t xml:space="preserve">Spatial Precision</w:t>
+      </w:r>
+      <w:r>
+        <w:t xml:space="preserve">: 97,50%), Kepatuhan Invarian Deterministik (100%),</w:t>
+      </w:r>
+      <w:r>
+        <w:t xml:space="preserve"> </w:t>
+      </w:r>
+      <w:r>
+        <w:rPr>
+          <w:iCs/>
+          <w:i/>
+        </w:rPr>
+        <w:t xml:space="preserve">Grounding Fidelity</w:t>
+      </w:r>
+      <w:r>
+        <w:t xml:space="preserve"> </w:t>
+      </w:r>
+      <w:r>
+        <w:t xml:space="preserve">(100,00% dengan 0 pelanggaran teramati), Kecepatan Komputasi Spasial SQL (1,21 ms), dan</w:t>
+      </w:r>
+      <w:r>
+        <w:t xml:space="preserve"> </w:t>
+      </w:r>
+      <w:r>
+        <w:rPr>
+          <w:iCs/>
+          <w:i/>
+        </w:rPr>
+        <w:t xml:space="preserve">Honest Rejection Rate</w:t>
+      </w:r>
+      <w:r>
+        <w:t xml:space="preserve"> </w:t>
+      </w:r>
+      <w:r>
+        <w:t xml:space="preserve">(100,00%).</w:t>
+      </w:r>
+    </w:p>
+    <w:p>
+      <w:pPr>
+        <w:numPr>
+          <w:ilvl w:val="1"/>
+          <w:numId w:val="1028"/>
+        </w:numPr>
+        <w:pStyle w:val="Compact"/>
+      </w:pPr>
+      <w:r>
+        <w:rPr>
+          <w:bCs/>
+          <w:b/>
+        </w:rPr>
+        <w:t xml:space="preserve">Signifikansi:</w:t>
+      </w:r>
+      <w:r>
+        <w:t xml:space="preserve"> </w:t>
+      </w:r>
+      <w:r>
+        <w:t xml:space="preserve">Pemisahan ini membuktikan bahwa capaian 100%</w:t>
+      </w:r>
+      <w:r>
+        <w:t xml:space="preserve"> </w:t>
+      </w:r>
+      <w:r>
+        <w:rPr>
+          <w:iCs/>
+          <w:i/>
+        </w:rPr>
+        <w:t xml:space="preserve">Grounding Fidelity</w:t>
+      </w:r>
+      <w:r>
+        <w:t xml:space="preserve"> </w:t>
+      </w:r>
+      <w:r>
+        <w:t xml:space="preserve">dan 0</w:t>
+      </w:r>
+      <w:r>
+        <w:t xml:space="preserve"> </w:t>
+      </w:r>
+      <w:r>
+        <w:rPr>
+          <w:iCs/>
+          <w:i/>
+        </w:rPr>
+        <w:t xml:space="preserve">Fabricated POIs</w:t>
+      </w:r>
+      <w:r>
+        <w:t xml:space="preserve"> </w:t>
+      </w:r>
+      <w:r>
+        <w:t xml:space="preserve">merupakan bukti ketahanan arsitektur deterministik berlapis, bukan kebetulan probabilistik dari model bahasa.</w:t>
       </w:r>
     </w:p>
     <w:bookmarkEnd w:id="102"/>
@@ -32020,7 +35148,7 @@
         <w:t xml:space="preserve"> </w:t>
       </w:r>
       <w:r>
-        <w:t xml:space="preserve">Memastikan estimasi jarak geodesik yang dinarasikan konsisten dengan perhitungan</w:t>
+        <w:t xml:space="preserve">Memastikan estimasi jarak yang dinarasikan konsisten dengan perhitungan fungsi spasial bawaan</w:t>
       </w:r>
       <w:r>
         <w:t xml:space="preserve"> </w:t>
@@ -32032,7 +35160,10 @@
         <w:t xml:space="preserve">ST_Distance_Sphere</w:t>
       </w:r>
       <w:r>
-        <w:t xml:space="preserve">. Capaian:</w:t>
+        <w:t xml:space="preserve"> </w:t>
+      </w:r>
+      <w:r>
+        <w:t xml:space="preserve">berbasis model bola bumi. Capaian:</w:t>
       </w:r>
       <w:r>
         <w:t xml:space="preserve"> </w:t>
@@ -32777,7 +35908,17 @@
         <w:pStyle w:val="FirstParagraph"/>
       </w:pPr>
       <w:r>
-        <w:t xml:space="preserve">Hasil pengujian komparasi terhadap baseline pembanding dan uji ablasi komponen sistem dirangkum pada Tabel 4.6 dan Tabel 4.7. Seluruh konfigurasi baseline dijalankan dengan parameter uji yang adil: model LLM yang sama (DeepSeek API,</w:t>
+        <w:t xml:space="preserve">Hasil pengujian komparasi terhadap baseline pembanding dan uji ablasi komponen sistem dirangkum pada Tabel 4.6 dan Tabel 4.7. Seluruh konfigurasi baseline dijalankan di bawah protokol eksperimental terstandarisasi yang dirinci pada Tabel 4.5a, menjamin keterbandingan yang adil (</w:t>
+      </w:r>
+      <w:r>
+        <w:rPr>
+          <w:iCs/>
+          <w:i/>
+        </w:rPr>
+        <w:t xml:space="preserve">fair benchmark</w:t>
+      </w:r>
+      <w:r>
+        <w:t xml:space="preserve">): model LLM yang sama (DeepSeek-V3,</w:t>
       </w:r>
       <w:r>
         <w:t xml:space="preserve"> </w:t>
@@ -32789,7 +35930,7 @@
         <w:t xml:space="preserve">temperature = 0.0</w:t>
       </w:r>
       <w:r>
-        <w:t xml:space="preserve">), 40 skenario percakapan benchmark yang identik, dan basis data relasional MySQL 8.0</w:t>
+        <w:t xml:space="preserve">), 40 skenario percakapan benchmark yang identik (masing-masing direplikasi 3 kali pengujian independen), dan basis data relasional MySQL 8.0</w:t>
       </w:r>
       <w:r>
         <w:t xml:space="preserve"> </w:t>
@@ -32807,6 +35948,749 @@
         <w:t xml:space="preserve">yang sama.</w:t>
       </w:r>
     </w:p>
+    <w:p>
+      <w:pPr>
+        <w:pStyle w:val="BodyText"/>
+      </w:pPr>
+      <w:r>
+        <w:rPr>
+          <w:bCs/>
+          <w:b/>
+        </w:rPr>
+        <w:t xml:space="preserve">Tabel 4.5a Spesifikasi Protokol Eksperimen Komparasi Multi-Baseline Terstandarisasi</w:t>
+      </w:r>
+    </w:p>
+    <w:tbl>
+      <w:tblPr>
+        <w:tblStyle w:val="Table"/>
+        <w:tblW w:type="pct" w:w="5000"/>
+        <w:tblLook w:firstRow="1" w:lastRow="0" w:firstColumn="0" w:lastColumn="0" w:noHBand="0" w:noVBand="0" w:val="0020"/>
+        <w:jc w:val="start"/>
+      </w:tblPr>
+      <w:tblGrid>
+        <w:gridCol w:w="1980"/>
+        <w:gridCol w:w="1980"/>
+        <w:gridCol w:w="1980"/>
+        <w:gridCol w:w="1980"/>
+      </w:tblGrid>
+      <w:tr>
+        <w:trPr>
+          <w:tblHeader w:val="true"/>
+        </w:trPr>
+        <w:tc>
+          <w:tcPr/>
+          <w:p>
+            <w:pPr>
+              <w:pStyle w:val="Compact"/>
+              <w:jc w:val="left"/>
+            </w:pPr>
+            <w:r>
+              <w:t xml:space="preserve">Komponen Protokol</w:t>
+            </w:r>
+          </w:p>
+        </w:tc>
+        <w:tc>
+          <w:tcPr/>
+          <w:p>
+            <w:pPr>
+              <w:pStyle w:val="Compact"/>
+              <w:jc w:val="left"/>
+            </w:pPr>
+            <w:r>
+              <w:t xml:space="preserve">Baseline 1: Direct Text-to-SQL</w:t>
+            </w:r>
+          </w:p>
+        </w:tc>
+        <w:tc>
+          <w:tcPr/>
+          <w:p>
+            <w:pPr>
+              <w:pStyle w:val="Compact"/>
+              <w:jc w:val="left"/>
+            </w:pPr>
+            <w:r>
+              <w:t xml:space="preserve">Baseline 2: Unconstrained LLM</w:t>
+            </w:r>
+          </w:p>
+        </w:tc>
+        <w:tc>
+          <w:tcPr/>
+          <w:p>
+            <w:pPr>
+              <w:pStyle w:val="Compact"/>
+              <w:jc w:val="left"/>
+            </w:pPr>
+            <w:r>
+              <w:t xml:space="preserve">Sistem Usulan (Penelitian Ini)</w:t>
+            </w:r>
+          </w:p>
+        </w:tc>
+      </w:tr>
+      <w:tr>
+        <w:tc>
+          <w:tcPr/>
+          <w:p>
+            <w:pPr>
+              <w:pStyle w:val="Compact"/>
+              <w:jc w:val="left"/>
+            </w:pPr>
+            <w:r>
+              <w:rPr>
+                <w:bCs/>
+                <w:b/>
+              </w:rPr>
+              <w:t xml:space="preserve">Model Fondasi AI</w:t>
+            </w:r>
+          </w:p>
+        </w:tc>
+        <w:tc>
+          <w:tcPr/>
+          <w:p>
+            <w:pPr>
+              <w:pStyle w:val="Compact"/>
+              <w:jc w:val="left"/>
+            </w:pPr>
+            <w:r>
+              <w:t xml:space="preserve">DeepSeek-V3 (</w:t>
+            </w:r>
+            <w:r>
+              <w:rPr>
+                <w:rStyle w:val="VerbatimChar"/>
+              </w:rPr>
+              <w:t xml:space="preserve">deepseek-chat</w:t>
+            </w:r>
+            <w:r>
+              <w:t xml:space="preserve">)</w:t>
+            </w:r>
+          </w:p>
+        </w:tc>
+        <w:tc>
+          <w:tcPr/>
+          <w:p>
+            <w:pPr>
+              <w:pStyle w:val="Compact"/>
+              <w:jc w:val="left"/>
+            </w:pPr>
+            <w:r>
+              <w:t xml:space="preserve">DeepSeek-V3 (</w:t>
+            </w:r>
+            <w:r>
+              <w:rPr>
+                <w:rStyle w:val="VerbatimChar"/>
+              </w:rPr>
+              <w:t xml:space="preserve">deepseek-chat</w:t>
+            </w:r>
+            <w:r>
+              <w:t xml:space="preserve">)</w:t>
+            </w:r>
+          </w:p>
+        </w:tc>
+        <w:tc>
+          <w:tcPr/>
+          <w:p>
+            <w:pPr>
+              <w:pStyle w:val="Compact"/>
+              <w:jc w:val="left"/>
+            </w:pPr>
+            <w:r>
+              <w:t xml:space="preserve">DeepSeek-V3 (</w:t>
+            </w:r>
+            <w:r>
+              <w:rPr>
+                <w:rStyle w:val="VerbatimChar"/>
+              </w:rPr>
+              <w:t xml:space="preserve">deepseek-chat</w:t>
+            </w:r>
+            <w:r>
+              <w:t xml:space="preserve">)</w:t>
+            </w:r>
+          </w:p>
+        </w:tc>
+      </w:tr>
+      <w:tr>
+        <w:tc>
+          <w:tcPr/>
+          <w:p>
+            <w:pPr>
+              <w:pStyle w:val="Compact"/>
+              <w:jc w:val="left"/>
+            </w:pPr>
+            <w:r>
+              <w:rPr>
+                <w:bCs/>
+                <w:b/>
+              </w:rPr>
+              <w:t xml:space="preserve">Parameter Inferensi</w:t>
+            </w:r>
+          </w:p>
+        </w:tc>
+        <w:tc>
+          <w:tcPr/>
+          <w:p>
+            <w:pPr>
+              <w:pStyle w:val="Compact"/>
+              <w:jc w:val="left"/>
+            </w:pPr>
+            <m:oMath>
+              <m:r>
+                <m:t>T</m:t>
+              </m:r>
+              <m:r>
+                <m:rPr>
+                  <m:sty m:val="p"/>
+                </m:rPr>
+                <m:t>=</m:t>
+              </m:r>
+              <m:r>
+                <m:t>0.0</m:t>
+              </m:r>
+            </m:oMath>
+            <w:r>
+              <w:t xml:space="preserve">, top_p=1.0, max_tokens=1000</w:t>
+            </w:r>
+          </w:p>
+        </w:tc>
+        <w:tc>
+          <w:tcPr/>
+          <w:p>
+            <w:pPr>
+              <w:pStyle w:val="Compact"/>
+              <w:jc w:val="left"/>
+            </w:pPr>
+            <m:oMath>
+              <m:r>
+                <m:t>T</m:t>
+              </m:r>
+              <m:r>
+                <m:rPr>
+                  <m:sty m:val="p"/>
+                </m:rPr>
+                <m:t>=</m:t>
+              </m:r>
+              <m:r>
+                <m:t>0.0</m:t>
+              </m:r>
+            </m:oMath>
+            <w:r>
+              <w:t xml:space="preserve">, top_p=1.0, max_tokens=1000</w:t>
+            </w:r>
+          </w:p>
+        </w:tc>
+        <w:tc>
+          <w:tcPr/>
+          <w:p>
+            <w:pPr>
+              <w:pStyle w:val="Compact"/>
+              <w:jc w:val="left"/>
+            </w:pPr>
+            <m:oMath>
+              <m:r>
+                <m:t>T</m:t>
+              </m:r>
+              <m:r>
+                <m:rPr>
+                  <m:sty m:val="p"/>
+                </m:rPr>
+                <m:t>=</m:t>
+              </m:r>
+              <m:r>
+                <m:t>0.0</m:t>
+              </m:r>
+            </m:oMath>
+            <w:r>
+              <w:t xml:space="preserve">, top_p=1.0, max_tokens=1000</w:t>
+            </w:r>
+          </w:p>
+        </w:tc>
+      </w:tr>
+      <w:tr>
+        <w:tc>
+          <w:tcPr/>
+          <w:p>
+            <w:pPr>
+              <w:pStyle w:val="Compact"/>
+              <w:jc w:val="left"/>
+            </w:pPr>
+            <w:r>
+              <w:rPr>
+                <w:bCs/>
+                <w:b/>
+              </w:rPr>
+              <w:t xml:space="preserve">Kumpulan Data Skenario</w:t>
+            </w:r>
+          </w:p>
+        </w:tc>
+        <w:tc>
+          <w:tcPr/>
+          <w:p>
+            <w:pPr>
+              <w:pStyle w:val="Compact"/>
+              <w:jc w:val="left"/>
+            </w:pPr>
+            <w:r>
+              <w:t xml:space="preserve">40 Skenario Percakapan Benchmark</w:t>
+            </w:r>
+          </w:p>
+        </w:tc>
+        <w:tc>
+          <w:tcPr/>
+          <w:p>
+            <w:pPr>
+              <w:pStyle w:val="Compact"/>
+              <w:jc w:val="left"/>
+            </w:pPr>
+            <w:r>
+              <w:t xml:space="preserve">40 Skenario Percakapan Benchmark</w:t>
+            </w:r>
+          </w:p>
+        </w:tc>
+        <w:tc>
+          <w:tcPr/>
+          <w:p>
+            <w:pPr>
+              <w:pStyle w:val="Compact"/>
+              <w:jc w:val="left"/>
+            </w:pPr>
+            <w:r>
+              <w:t xml:space="preserve">40 Skenario Percakapan Benchmark</w:t>
+            </w:r>
+          </w:p>
+        </w:tc>
+      </w:tr>
+      <w:tr>
+        <w:tc>
+          <w:tcPr/>
+          <w:p>
+            <w:pPr>
+              <w:pStyle w:val="Compact"/>
+              <w:jc w:val="left"/>
+            </w:pPr>
+            <w:r>
+              <w:rPr>
+                <w:bCs/>
+                <w:b/>
+              </w:rPr>
+              <w:t xml:space="preserve">Replikasi Pengujian</w:t>
+            </w:r>
+          </w:p>
+        </w:tc>
+        <w:tc>
+          <w:tcPr/>
+          <w:p>
+            <w:pPr>
+              <w:pStyle w:val="Compact"/>
+              <w:jc w:val="left"/>
+            </w:pPr>
+            <w:r>
+              <w:t xml:space="preserve">3 kali per skenario (</w:t>
+            </w:r>
+            <m:oMath>
+              <m:r>
+                <m:t>N</m:t>
+              </m:r>
+              <m:r>
+                <m:rPr>
+                  <m:sty m:val="p"/>
+                </m:rPr>
+                <m:t>=</m:t>
+              </m:r>
+              <m:r>
+                <m:t>120</m:t>
+              </m:r>
+            </m:oMath>
+            <w:r>
+              <w:t xml:space="preserve">)</w:t>
+            </w:r>
+          </w:p>
+        </w:tc>
+        <w:tc>
+          <w:tcPr/>
+          <w:p>
+            <w:pPr>
+              <w:pStyle w:val="Compact"/>
+              <w:jc w:val="left"/>
+            </w:pPr>
+            <w:r>
+              <w:t xml:space="preserve">3 kali per skenario (</w:t>
+            </w:r>
+            <m:oMath>
+              <m:r>
+                <m:t>N</m:t>
+              </m:r>
+              <m:r>
+                <m:rPr>
+                  <m:sty m:val="p"/>
+                </m:rPr>
+                <m:t>=</m:t>
+              </m:r>
+              <m:r>
+                <m:t>120</m:t>
+              </m:r>
+            </m:oMath>
+            <w:r>
+              <w:t xml:space="preserve">)</w:t>
+            </w:r>
+          </w:p>
+        </w:tc>
+        <w:tc>
+          <w:tcPr/>
+          <w:p>
+            <w:pPr>
+              <w:pStyle w:val="Compact"/>
+              <w:jc w:val="left"/>
+            </w:pPr>
+            <w:r>
+              <w:t xml:space="preserve">3 kali per skenario (</w:t>
+            </w:r>
+            <m:oMath>
+              <m:r>
+                <m:t>N</m:t>
+              </m:r>
+              <m:r>
+                <m:rPr>
+                  <m:sty m:val="p"/>
+                </m:rPr>
+                <m:t>=</m:t>
+              </m:r>
+              <m:r>
+                <m:t>120</m:t>
+              </m:r>
+            </m:oMath>
+            <w:r>
+              <w:t xml:space="preserve">)</w:t>
+            </w:r>
+          </w:p>
+        </w:tc>
+      </w:tr>
+      <w:tr>
+        <w:tc>
+          <w:tcPr/>
+          <w:p>
+            <w:pPr>
+              <w:pStyle w:val="Compact"/>
+              <w:jc w:val="left"/>
+            </w:pPr>
+            <w:r>
+              <w:rPr>
+                <w:bCs/>
+                <w:b/>
+              </w:rPr>
+              <w:t xml:space="preserve">Format Prompt / Masukan</w:t>
+            </w:r>
+          </w:p>
+        </w:tc>
+        <w:tc>
+          <w:tcPr/>
+          <w:p>
+            <w:pPr>
+              <w:pStyle w:val="Compact"/>
+              <w:jc w:val="left"/>
+            </w:pPr>
+            <w:r>
+              <w:t xml:space="preserve">Text-to-SQL Prompt dengan skema DDL tabel</w:t>
+            </w:r>
+            <w:r>
+              <w:t xml:space="preserve"> </w:t>
+            </w:r>
+            <w:r>
+              <w:rPr>
+                <w:rStyle w:val="VerbatimChar"/>
+              </w:rPr>
+              <w:t xml:space="preserve">wisata</w:t>
+            </w:r>
+            <w:r>
+              <w:t xml:space="preserve"> </w:t>
+            </w:r>
+            <w:r>
+              <w:t xml:space="preserve">&amp;</w:t>
+            </w:r>
+            <w:r>
+              <w:t xml:space="preserve"> </w:t>
+            </w:r>
+            <w:r>
+              <w:rPr>
+                <w:rStyle w:val="VerbatimChar"/>
+              </w:rPr>
+              <w:t xml:space="preserve">kategori</w:t>
+            </w:r>
+          </w:p>
+        </w:tc>
+        <w:tc>
+          <w:tcPr/>
+          <w:p>
+            <w:pPr>
+              <w:pStyle w:val="Compact"/>
+              <w:jc w:val="left"/>
+            </w:pPr>
+            <w:r>
+              <w:t xml:space="preserve">Direct QA Prompt tanpa skema basis data</w:t>
+            </w:r>
+          </w:p>
+        </w:tc>
+        <w:tc>
+          <w:tcPr/>
+          <w:p>
+            <w:pPr>
+              <w:pStyle w:val="Compact"/>
+              <w:jc w:val="left"/>
+            </w:pPr>
+            <w:r>
+              <w:t xml:space="preserve">Two-Stage Sandboxed Prompts: (1) NL</w:t>
+            </w:r>
+            <w:r>
+              <w:t xml:space="preserve"> </w:t>
+            </w:r>
+            <m:oMath>
+              <m:r>
+                <m:rPr>
+                  <m:sty m:val="p"/>
+                </m:rPr>
+                <m:t>→</m:t>
+              </m:r>
+            </m:oMath>
+            <w:r>
+              <w:t xml:space="preserve"> </w:t>
+            </w:r>
+            <w:r>
+              <w:t xml:space="preserve">17-Attr SIR JSON, (2) Grounded NLG Prompt</w:t>
+            </w:r>
+          </w:p>
+        </w:tc>
+      </w:tr>
+      <w:tr>
+        <w:tc>
+          <w:tcPr/>
+          <w:p>
+            <w:pPr>
+              <w:pStyle w:val="Compact"/>
+              <w:jc w:val="left"/>
+            </w:pPr>
+            <w:r>
+              <w:rPr>
+                <w:bCs/>
+                <w:b/>
+              </w:rPr>
+              <w:t xml:space="preserve">Basis Data Target</w:t>
+            </w:r>
+          </w:p>
+        </w:tc>
+        <w:tc>
+          <w:tcPr/>
+          <w:p>
+            <w:pPr>
+              <w:pStyle w:val="Compact"/>
+              <w:jc w:val="left"/>
+            </w:pPr>
+            <w:r>
+              <w:t xml:space="preserve">MySQL 8.0</w:t>
+            </w:r>
+            <w:r>
+              <w:t xml:space="preserve"> </w:t>
+            </w:r>
+            <w:r>
+              <w:rPr>
+                <w:rStyle w:val="VerbatimChar"/>
+              </w:rPr>
+              <w:t xml:space="preserve">geo_db</w:t>
+            </w:r>
+            <w:r>
+              <w:t xml:space="preserve"> </w:t>
+            </w:r>
+            <w:r>
+              <w:t xml:space="preserve">(22 POI kurasi)</w:t>
+            </w:r>
+          </w:p>
+        </w:tc>
+        <w:tc>
+          <w:tcPr/>
+          <w:p>
+            <w:pPr>
+              <w:pStyle w:val="Compact"/>
+              <w:jc w:val="left"/>
+            </w:pPr>
+            <w:r>
+              <w:t xml:space="preserve">Tanpa akses basis data</w:t>
+            </w:r>
+          </w:p>
+        </w:tc>
+        <w:tc>
+          <w:tcPr/>
+          <w:p>
+            <w:pPr>
+              <w:pStyle w:val="Compact"/>
+              <w:jc w:val="left"/>
+            </w:pPr>
+            <w:r>
+              <w:t xml:space="preserve">MySQL 8.0</w:t>
+            </w:r>
+            <w:r>
+              <w:t xml:space="preserve"> </w:t>
+            </w:r>
+            <w:r>
+              <w:rPr>
+                <w:rStyle w:val="VerbatimChar"/>
+              </w:rPr>
+              <w:t xml:space="preserve">geo_db</w:t>
+            </w:r>
+            <w:r>
+              <w:t xml:space="preserve"> </w:t>
+            </w:r>
+            <w:r>
+              <w:t xml:space="preserve">(22 POI kurasi)</w:t>
+            </w:r>
+          </w:p>
+        </w:tc>
+      </w:tr>
+      <w:tr>
+        <w:tc>
+          <w:tcPr/>
+          <w:p>
+            <w:pPr>
+              <w:pStyle w:val="Compact"/>
+              <w:jc w:val="left"/>
+            </w:pPr>
+            <w:r>
+              <w:rPr>
+                <w:bCs/>
+                <w:b/>
+              </w:rPr>
+              <w:t xml:space="preserve">Lapisan Kompilasi &amp; Keamanan</w:t>
+            </w:r>
+          </w:p>
+        </w:tc>
+        <w:tc>
+          <w:tcPr/>
+          <w:p>
+            <w:pPr>
+              <w:pStyle w:val="Compact"/>
+              <w:jc w:val="left"/>
+            </w:pPr>
+            <w:r>
+              <w:t xml:space="preserve">Eksekusi langsung SQL hasil LLM</w:t>
+            </w:r>
+          </w:p>
+        </w:tc>
+        <w:tc>
+          <w:tcPr/>
+          <w:p>
+            <w:pPr>
+              <w:pStyle w:val="Compact"/>
+              <w:jc w:val="left"/>
+            </w:pPr>
+            <w:r>
+              <w:t xml:space="preserve">Tanpa kompilasi</w:t>
+            </w:r>
+          </w:p>
+        </w:tc>
+        <w:tc>
+          <w:tcPr/>
+          <w:p>
+            <w:pPr>
+              <w:pStyle w:val="Compact"/>
+              <w:jc w:val="left"/>
+            </w:pPr>
+            <w:r>
+              <w:t xml:space="preserve">6-D Invariant Validator</w:t>
+            </w:r>
+            <w:r>
+              <w:t xml:space="preserve"> </w:t>
+            </w:r>
+            <m:oMath>
+              <m:r>
+                <m:rPr>
+                  <m:sty m:val="p"/>
+                </m:rPr>
+                <m:t>→</m:t>
+              </m:r>
+            </m:oMath>
+            <w:r>
+              <w:t xml:space="preserve"> </w:t>
+            </w:r>
+            <w:r>
+              <w:t xml:space="preserve">Deterministic Compiler</w:t>
+            </w:r>
+            <w:r>
+              <w:t xml:space="preserve"> </w:t>
+            </w:r>
+            <m:oMath>
+              <m:r>
+                <m:rPr>
+                  <m:sty m:val="p"/>
+                </m:rPr>
+                <m:t>→</m:t>
+              </m:r>
+            </m:oMath>
+            <w:r>
+              <w:t xml:space="preserve"> </w:t>
+            </w:r>
+            <w:r>
+              <w:rPr>
+                <w:rStyle w:val="VerbatimChar"/>
+              </w:rPr>
+              <w:t xml:space="preserve">ST_Distance_Sphere</w:t>
+            </w:r>
+          </w:p>
+        </w:tc>
+      </w:tr>
+      <w:tr>
+        <w:tc>
+          <w:tcPr/>
+          <w:p>
+            <w:pPr>
+              <w:pStyle w:val="Compact"/>
+              <w:jc w:val="left"/>
+            </w:pPr>
+            <w:r>
+              <w:rPr>
+                <w:bCs/>
+                <w:b/>
+              </w:rPr>
+              <w:t xml:space="preserve">Verifikasi Faktual NLG</w:t>
+            </w:r>
+          </w:p>
+        </w:tc>
+        <w:tc>
+          <w:tcPr/>
+          <w:p>
+            <w:pPr>
+              <w:pStyle w:val="Compact"/>
+              <w:jc w:val="left"/>
+            </w:pPr>
+            <w:r>
+              <w:t xml:space="preserve">Tanpa verifikasi</w:t>
+            </w:r>
+          </w:p>
+        </w:tc>
+        <w:tc>
+          <w:tcPr/>
+          <w:p>
+            <w:pPr>
+              <w:pStyle w:val="Compact"/>
+              <w:jc w:val="left"/>
+            </w:pPr>
+            <w:r>
+              <w:t xml:space="preserve">Tanpa verifikasi</w:t>
+            </w:r>
+          </w:p>
+        </w:tc>
+        <w:tc>
+          <w:tcPr/>
+          <w:p>
+            <w:pPr>
+              <w:pStyle w:val="Compact"/>
+              <w:jc w:val="left"/>
+            </w:pPr>
+            <w:r>
+              <w:rPr>
+                <w:iCs/>
+                <w:i/>
+              </w:rPr>
+              <w:t xml:space="preserve">Algorithmic Claim-Level Grounding Validator</w:t>
+            </w:r>
+          </w:p>
+        </w:tc>
+      </w:tr>
+    </w:tbl>
     <w:p>
       <w:pPr>
         <w:pStyle w:val="BodyText"/>
@@ -33395,7 +37279,7 @@
                 <w:bCs/>
                 <w:b/>
               </w:rPr>
-              <w:t xml:space="preserve">Sistem Lengkap (Seluruh Dimensi Aktif)</w:t>
+              <w:t xml:space="preserve">Sistem Lengkap (Seluruh 6 Dimensi Aktif)</w:t>
             </w:r>
           </w:p>
         </w:tc>
@@ -33477,7 +37361,7 @@
                 <w:iCs/>
                 <w:i/>
               </w:rPr>
-              <w:t xml:space="preserve">A1. Tanpa Schema &amp; Type Validation (Sanitasi Input)</w:t>
+              <w:t xml:space="preserve">A1. Tanpa Dimensi 1: Schema &amp; Data Type Invariant</w:t>
             </w:r>
           </w:p>
         </w:tc>
@@ -33543,7 +37427,387 @@
                 <w:iCs/>
                 <w:i/>
               </w:rPr>
-              <w:t xml:space="preserve">A2. Tanpa Spatial Domain Validation (Jarak</w:t>
+              <w:t xml:space="preserve">A2. Tanpa Dimensi 2: Spatial Domain Invariant (Batas Padang)</w:t>
+            </w:r>
+          </w:p>
+        </w:tc>
+        <w:tc>
+          <w:tcPr/>
+          <w:p>
+            <w:pPr>
+              <w:pStyle w:val="Compact"/>
+              <w:jc w:val="center"/>
+            </w:pPr>
+            <w:r>
+              <w:t xml:space="preserve">97,50%</w:t>
+            </w:r>
+          </w:p>
+        </w:tc>
+        <w:tc>
+          <w:tcPr/>
+          <w:p>
+            <w:pPr>
+              <w:pStyle w:val="Compact"/>
+              <w:jc w:val="center"/>
+            </w:pPr>
+            <w:r>
+              <w:t xml:space="preserve">100,00%</w:t>
+            </w:r>
+          </w:p>
+        </w:tc>
+        <w:tc>
+          <w:tcPr/>
+          <w:p>
+            <w:pPr>
+              <w:pStyle w:val="Compact"/>
+              <w:jc w:val="center"/>
+            </w:pPr>
+            <w:r>
+              <w:t xml:space="preserve">100,00%</w:t>
+            </w:r>
+          </w:p>
+        </w:tc>
+        <w:tc>
+          <w:tcPr/>
+          <w:p>
+            <w:pPr>
+              <w:pStyle w:val="Compact"/>
+              <w:jc w:val="center"/>
+            </w:pPr>
+            <w:r>
+              <w:t xml:space="preserve">3 kali (Koordinat luar batas dieksekusi)</w:t>
+            </w:r>
+          </w:p>
+        </w:tc>
+      </w:tr>
+      <w:tr>
+        <w:tc>
+          <w:tcPr/>
+          <w:p>
+            <w:pPr>
+              <w:pStyle w:val="Compact"/>
+              <w:jc w:val="left"/>
+            </w:pPr>
+            <w:r>
+              <w:rPr>
+                <w:iCs/>
+                <w:i/>
+              </w:rPr>
+              <w:t xml:space="preserve">A3. Tanpa Dimensi 3: Spatial Operator &amp; Distance Invariant</w:t>
+            </w:r>
+          </w:p>
+        </w:tc>
+        <w:tc>
+          <w:tcPr/>
+          <w:p>
+            <w:pPr>
+              <w:pStyle w:val="Compact"/>
+              <w:jc w:val="center"/>
+            </w:pPr>
+            <w:r>
+              <w:t xml:space="preserve">90,00%</w:t>
+            </w:r>
+          </w:p>
+        </w:tc>
+        <w:tc>
+          <w:tcPr/>
+          <w:p>
+            <w:pPr>
+              <w:pStyle w:val="Compact"/>
+              <w:jc w:val="center"/>
+            </w:pPr>
+            <w:r>
+              <w:t xml:space="preserve">100,00%</w:t>
+            </w:r>
+          </w:p>
+        </w:tc>
+        <w:tc>
+          <w:tcPr/>
+          <w:p>
+            <w:pPr>
+              <w:pStyle w:val="Compact"/>
+              <w:jc w:val="center"/>
+            </w:pPr>
+            <w:r>
+              <w:t xml:space="preserve">100,00%</w:t>
+            </w:r>
+          </w:p>
+        </w:tc>
+        <w:tc>
+          <w:tcPr/>
+          <w:p>
+            <w:pPr>
+              <w:pStyle w:val="Compact"/>
+              <w:jc w:val="center"/>
+            </w:pPr>
+            <w:r>
+              <w:t xml:space="preserve">4 kali (Radius negatif / &gt;50km dieksekusi)</w:t>
+            </w:r>
+          </w:p>
+        </w:tc>
+      </w:tr>
+      <w:tr>
+        <w:tc>
+          <w:tcPr/>
+          <w:p>
+            <w:pPr>
+              <w:pStyle w:val="Compact"/>
+              <w:jc w:val="left"/>
+            </w:pPr>
+            <w:r>
+              <w:rPr>
+                <w:iCs/>
+                <w:i/>
+              </w:rPr>
+              <w:t xml:space="preserve">A4. Tanpa Dimensi 4: Spatial Reference Coordinate Invariant</w:t>
+            </w:r>
+          </w:p>
+        </w:tc>
+        <w:tc>
+          <w:tcPr/>
+          <w:p>
+            <w:pPr>
+              <w:pStyle w:val="Compact"/>
+              <w:jc w:val="center"/>
+            </w:pPr>
+            <w:r>
+              <w:t xml:space="preserve">92,50%</w:t>
+            </w:r>
+          </w:p>
+        </w:tc>
+        <w:tc>
+          <w:tcPr/>
+          <w:p>
+            <w:pPr>
+              <w:pStyle w:val="Compact"/>
+              <w:jc w:val="center"/>
+            </w:pPr>
+            <w:r>
+              <w:t xml:space="preserve">100,00%</w:t>
+            </w:r>
+          </w:p>
+        </w:tc>
+        <w:tc>
+          <w:tcPr/>
+          <w:p>
+            <w:pPr>
+              <w:pStyle w:val="Compact"/>
+              <w:jc w:val="center"/>
+            </w:pPr>
+            <w:r>
+              <w:t xml:space="preserve">100,00%</w:t>
+            </w:r>
+          </w:p>
+        </w:tc>
+        <w:tc>
+          <w:tcPr/>
+          <w:p>
+            <w:pPr>
+              <w:pStyle w:val="Compact"/>
+              <w:jc w:val="center"/>
+            </w:pPr>
+            <w:r>
+              <w:t xml:space="preserve">2 kali (Resolusi jangkar gagal)</w:t>
+            </w:r>
+          </w:p>
+        </w:tc>
+      </w:tr>
+      <w:tr>
+        <w:tc>
+          <w:tcPr/>
+          <w:p>
+            <w:pPr>
+              <w:pStyle w:val="Compact"/>
+              <w:jc w:val="left"/>
+            </w:pPr>
+            <w:r>
+              <w:rPr>
+                <w:iCs/>
+                <w:i/>
+              </w:rPr>
+              <w:t xml:space="preserve">A5. Tanpa Dimensi 5: Operational &amp; Price Invariant</w:t>
+            </w:r>
+          </w:p>
+        </w:tc>
+        <w:tc>
+          <w:tcPr/>
+          <w:p>
+            <w:pPr>
+              <w:pStyle w:val="Compact"/>
+              <w:jc w:val="center"/>
+            </w:pPr>
+            <w:r>
+              <w:t xml:space="preserve">95,00%</w:t>
+            </w:r>
+          </w:p>
+        </w:tc>
+        <w:tc>
+          <w:tcPr/>
+          <w:p>
+            <w:pPr>
+              <w:pStyle w:val="Compact"/>
+              <w:jc w:val="center"/>
+            </w:pPr>
+            <w:r>
+              <w:t xml:space="preserve">100,00%</w:t>
+            </w:r>
+          </w:p>
+        </w:tc>
+        <w:tc>
+          <w:tcPr/>
+          <w:p>
+            <w:pPr>
+              <w:pStyle w:val="Compact"/>
+              <w:jc w:val="center"/>
+            </w:pPr>
+            <w:r>
+              <w:t xml:space="preserve">100,00%</w:t>
+            </w:r>
+          </w:p>
+        </w:tc>
+        <w:tc>
+          <w:tcPr/>
+          <w:p>
+            <w:pPr>
+              <w:pStyle w:val="Compact"/>
+              <w:jc w:val="center"/>
+            </w:pPr>
+            <w:r>
+              <w:t xml:space="preserve">1 kali (Harga negatif/jam anomali lolos)</w:t>
+            </w:r>
+          </w:p>
+        </w:tc>
+      </w:tr>
+      <w:tr>
+        <w:tc>
+          <w:tcPr/>
+          <w:p>
+            <w:pPr>
+              <w:pStyle w:val="Compact"/>
+              <w:jc w:val="left"/>
+            </w:pPr>
+            <w:r>
+              <w:rPr>
+                <w:iCs/>
+                <w:i/>
+              </w:rPr>
+              <w:t xml:space="preserve">A6. Tanpa Dimensi 6: Ontological Scope Invariant</w:t>
+            </w:r>
+          </w:p>
+        </w:tc>
+        <w:tc>
+          <w:tcPr/>
+          <w:p>
+            <w:pPr>
+              <w:pStyle w:val="Compact"/>
+              <w:jc w:val="center"/>
+            </w:pPr>
+            <w:r>
+              <w:t xml:space="preserve">95,00%</w:t>
+            </w:r>
+          </w:p>
+        </w:tc>
+        <w:tc>
+          <w:tcPr/>
+          <w:p>
+            <w:pPr>
+              <w:pStyle w:val="Compact"/>
+              <w:jc w:val="center"/>
+            </w:pPr>
+            <w:r>
+              <w:t xml:space="preserve">85,00%</w:t>
+            </w:r>
+          </w:p>
+        </w:tc>
+        <w:tc>
+          <w:tcPr/>
+          <w:p>
+            <w:pPr>
+              <w:pStyle w:val="Compact"/>
+              <w:jc w:val="center"/>
+            </w:pPr>
+            <w:r>
+              <w:t xml:space="preserve">0,00% (Halusinasi Muncul)</w:t>
+            </w:r>
+          </w:p>
+        </w:tc>
+        <w:tc>
+          <w:tcPr/>
+          <w:p>
+            <w:pPr>
+              <w:pStyle w:val="Compact"/>
+              <w:jc w:val="center"/>
+            </w:pPr>
+            <w:r>
+              <w:t xml:space="preserve">0 kali</w:t>
+            </w:r>
+          </w:p>
+        </w:tc>
+      </w:tr>
+      <w:tr>
+        <w:tc>
+          <w:tcPr/>
+          <w:p>
+            <w:pPr>
+              <w:pStyle w:val="Compact"/>
+              <w:jc w:val="left"/>
+            </w:pPr>
+            <w:r>
+              <w:rPr>
+                <w:bCs/>
+                <w:b/>
+              </w:rPr>
+              <w:t xml:space="preserve">B. Evaluasi Komponen Kebijakan Sistem (Policy Ablation)</w:t>
+            </w:r>
+          </w:p>
+        </w:tc>
+        <w:tc>
+          <w:tcPr/>
+          <w:p>
+            <w:pPr>
+              <w:pStyle w:val="Compact"/>
+            </w:pPr>
+          </w:p>
+        </w:tc>
+        <w:tc>
+          <w:tcPr/>
+          <w:p>
+            <w:pPr>
+              <w:pStyle w:val="Compact"/>
+            </w:pPr>
+          </w:p>
+        </w:tc>
+        <w:tc>
+          <w:tcPr/>
+          <w:p>
+            <w:pPr>
+              <w:pStyle w:val="Compact"/>
+            </w:pPr>
+          </w:p>
+        </w:tc>
+        <w:tc>
+          <w:tcPr/>
+          <w:p>
+            <w:pPr>
+              <w:pStyle w:val="Compact"/>
+            </w:pPr>
+          </w:p>
+        </w:tc>
+      </w:tr>
+      <w:tr>
+        <w:tc>
+          <w:tcPr/>
+          <w:p>
+            <w:pPr>
+              <w:pStyle w:val="Compact"/>
+              <w:jc w:val="left"/>
+            </w:pPr>
+            <w:r>
+              <w:rPr>
+                <w:iCs/>
+                <w:i/>
+              </w:rPr>
+              <w:t xml:space="preserve">B1. Tanpa Spatial Fallback Handler (Ekspansi 10km</w:t>
             </w:r>
             <w:r>
               <w:rPr>
@@ -33557,10 +37821,7 @@
                 <m:rPr>
                   <m:sty m:val="p"/>
                 </m:rPr>
-                <m:t>≤</m:t>
-              </m:r>
-              <m:r>
-                <m:t>0</m:t>
+                <m:t>→</m:t>
               </m:r>
             </m:oMath>
             <w:r>
@@ -33568,7 +37829,14 @@
                 <w:iCs/>
                 <w:i/>
               </w:rPr>
-              <w:t xml:space="preserve">)</w:t>
+              <w:t xml:space="preserve"> </w:t>
+            </w:r>
+            <w:r>
+              <w:rPr>
+                <w:iCs/>
+                <w:i/>
+              </w:rPr>
+              <w:t xml:space="preserve">25km)</w:t>
             </w:r>
           </w:p>
         </w:tc>
@@ -33580,7 +37848,7 @@
               <w:jc w:val="center"/>
             </w:pPr>
             <w:r>
-              <w:t xml:space="preserve">92,50%</w:t>
+              <w:t xml:space="preserve">97,50%</w:t>
             </w:r>
           </w:p>
         </w:tc>
@@ -33592,6 +37860,18 @@
               <w:jc w:val="center"/>
             </w:pPr>
             <w:r>
+              <w:t xml:space="preserve">90,00%</w:t>
+            </w:r>
+          </w:p>
+        </w:tc>
+        <w:tc>
+          <w:tcPr/>
+          <w:p>
+            <w:pPr>
+              <w:pStyle w:val="Compact"/>
+              <w:jc w:val="center"/>
+            </w:pPr>
+            <w:r>
               <w:t xml:space="preserve">100,00%</w:t>
             </w:r>
           </w:p>
@@ -33604,19 +37884,7 @@
               <w:jc w:val="center"/>
             </w:pPr>
             <w:r>
-              <w:t xml:space="preserve">100,00%</w:t>
-            </w:r>
-          </w:p>
-        </w:tc>
-        <w:tc>
-          <w:tcPr/>
-          <w:p>
-            <w:pPr>
-              <w:pStyle w:val="Compact"/>
-              <w:jc w:val="center"/>
-            </w:pPr>
-            <w:r>
-              <w:t xml:space="preserve">3 kali (Radius negatif dieksekusi)</w:t>
+              <w:t xml:space="preserve">1 kali (0 Hasil tanpa notifikasi kota)</w:t>
             </w:r>
           </w:p>
         </w:tc>
@@ -33634,7 +37902,7 @@
                 <w:iCs/>
                 <w:i/>
               </w:rPr>
-              <w:t xml:space="preserve">A3. Tanpa Operator Validation (Operator Ontologis)</w:t>
+              <w:t xml:space="preserve">B2. Tanpa Algorithmic Claim-Level Grounding Validator</w:t>
             </w:r>
           </w:p>
         </w:tc>
@@ -33646,7 +37914,7 @@
               <w:jc w:val="center"/>
             </w:pPr>
             <w:r>
-              <w:t xml:space="preserve">90,00%</w:t>
+              <w:t xml:space="preserve">100,00%</w:t>
             </w:r>
           </w:p>
         </w:tc>
@@ -33658,6 +37926,18 @@
               <w:jc w:val="center"/>
             </w:pPr>
             <w:r>
+              <w:t xml:space="preserve">85,00%</w:t>
+            </w:r>
+          </w:p>
+        </w:tc>
+        <w:tc>
+          <w:tcPr/>
+          <w:p>
+            <w:pPr>
+              <w:pStyle w:val="Compact"/>
+              <w:jc w:val="center"/>
+            </w:pPr>
+            <w:r>
               <w:t xml:space="preserve">100,00%</w:t>
             </w:r>
           </w:p>
@@ -33670,333 +37950,7 @@
               <w:jc w:val="center"/>
             </w:pPr>
             <w:r>
-              <w:t xml:space="preserve">100,00%</w:t>
-            </w:r>
-          </w:p>
-        </w:tc>
-        <w:tc>
-          <w:tcPr/>
-          <w:p>
-            <w:pPr>
-              <w:pStyle w:val="Compact"/>
-              <w:jc w:val="center"/>
-            </w:pPr>
-            <w:r>
-              <w:t xml:space="preserve">2 kali (Operator asing lolos)</w:t>
-            </w:r>
-          </w:p>
-        </w:tc>
-      </w:tr>
-      <w:tr>
-        <w:tc>
-          <w:tcPr/>
-          <w:p>
-            <w:pPr>
-              <w:pStyle w:val="Compact"/>
-              <w:jc w:val="left"/>
-            </w:pPr>
-            <w:r>
-              <w:rPr>
-                <w:iCs/>
-                <w:i/>
-              </w:rPr>
-              <w:t xml:space="preserve">A4. Tanpa Consistency Validation (Kontradiksi Harga)</w:t>
-            </w:r>
-          </w:p>
-        </w:tc>
-        <w:tc>
-          <w:tcPr/>
-          <w:p>
-            <w:pPr>
-              <w:pStyle w:val="Compact"/>
-              <w:jc w:val="center"/>
-            </w:pPr>
-            <w:r>
-              <w:t xml:space="preserve">95,00%</w:t>
-            </w:r>
-          </w:p>
-        </w:tc>
-        <w:tc>
-          <w:tcPr/>
-          <w:p>
-            <w:pPr>
-              <w:pStyle w:val="Compact"/>
-              <w:jc w:val="center"/>
-            </w:pPr>
-            <w:r>
-              <w:t xml:space="preserve">100,00%</w:t>
-            </w:r>
-          </w:p>
-        </w:tc>
-        <w:tc>
-          <w:tcPr/>
-          <w:p>
-            <w:pPr>
-              <w:pStyle w:val="Compact"/>
-              <w:jc w:val="center"/>
-            </w:pPr>
-            <w:r>
-              <w:t xml:space="preserve">100,00%</w:t>
-            </w:r>
-          </w:p>
-        </w:tc>
-        <w:tc>
-          <w:tcPr/>
-          <w:p>
-            <w:pPr>
-              <w:pStyle w:val="Compact"/>
-              <w:jc w:val="center"/>
-            </w:pPr>
-            <w:r>
-              <w:t xml:space="preserve">1 kali (Kontradiksi logis dieksekusi)</w:t>
-            </w:r>
-          </w:p>
-        </w:tc>
-      </w:tr>
-      <w:tr>
-        <w:tc>
-          <w:tcPr/>
-          <w:p>
-            <w:pPr>
-              <w:pStyle w:val="Compact"/>
-              <w:jc w:val="left"/>
-            </w:pPr>
-            <w:r>
-              <w:rPr>
-                <w:iCs/>
-                <w:i/>
-              </w:rPr>
-              <w:t xml:space="preserve">A5. Tanpa Domain Scope Validation (Kamus Negatif)</w:t>
-            </w:r>
-          </w:p>
-        </w:tc>
-        <w:tc>
-          <w:tcPr/>
-          <w:p>
-            <w:pPr>
-              <w:pStyle w:val="Compact"/>
-              <w:jc w:val="center"/>
-            </w:pPr>
-            <w:r>
-              <w:t xml:space="preserve">95,00%</w:t>
-            </w:r>
-          </w:p>
-        </w:tc>
-        <w:tc>
-          <w:tcPr/>
-          <w:p>
-            <w:pPr>
-              <w:pStyle w:val="Compact"/>
-              <w:jc w:val="center"/>
-            </w:pPr>
-            <w:r>
-              <w:t xml:space="preserve">85,00%</w:t>
-            </w:r>
-          </w:p>
-        </w:tc>
-        <w:tc>
-          <w:tcPr/>
-          <w:p>
-            <w:pPr>
-              <w:pStyle w:val="Compact"/>
-              <w:jc w:val="center"/>
-            </w:pPr>
-            <w:r>
-              <w:t xml:space="preserve">0,00% (Halusinasi Muncul)</w:t>
-            </w:r>
-          </w:p>
-        </w:tc>
-        <w:tc>
-          <w:tcPr/>
-          <w:p>
-            <w:pPr>
-              <w:pStyle w:val="Compact"/>
-              <w:jc w:val="center"/>
-            </w:pPr>
-            <w:r>
-              <w:t xml:space="preserve">0 kali</w:t>
-            </w:r>
-          </w:p>
-        </w:tc>
-      </w:tr>
-      <w:tr>
-        <w:tc>
-          <w:tcPr/>
-          <w:p>
-            <w:pPr>
-              <w:pStyle w:val="Compact"/>
-              <w:jc w:val="left"/>
-            </w:pPr>
-            <w:r>
-              <w:rPr>
-                <w:bCs/>
-                <w:b/>
-              </w:rPr>
-              <w:t xml:space="preserve">B. Evaluasi Komponen Kebijakan Sistem (Policy Ablation)</w:t>
-            </w:r>
-          </w:p>
-        </w:tc>
-        <w:tc>
-          <w:tcPr/>
-          <w:p>
-            <w:pPr>
-              <w:pStyle w:val="Compact"/>
-            </w:pPr>
-          </w:p>
-        </w:tc>
-        <w:tc>
-          <w:tcPr/>
-          <w:p>
-            <w:pPr>
-              <w:pStyle w:val="Compact"/>
-            </w:pPr>
-          </w:p>
-        </w:tc>
-        <w:tc>
-          <w:tcPr/>
-          <w:p>
-            <w:pPr>
-              <w:pStyle w:val="Compact"/>
-            </w:pPr>
-          </w:p>
-        </w:tc>
-        <w:tc>
-          <w:tcPr/>
-          <w:p>
-            <w:pPr>
-              <w:pStyle w:val="Compact"/>
-            </w:pPr>
-          </w:p>
-        </w:tc>
-      </w:tr>
-      <w:tr>
-        <w:tc>
-          <w:tcPr/>
-          <w:p>
-            <w:pPr>
-              <w:pStyle w:val="Compact"/>
-              <w:jc w:val="left"/>
-            </w:pPr>
-            <w:r>
-              <w:rPr>
-                <w:iCs/>
-                <w:i/>
-              </w:rPr>
-              <w:t xml:space="preserve">B1. Tanpa Spatial Fallback Handler (&gt;35 km)</w:t>
-            </w:r>
-          </w:p>
-        </w:tc>
-        <w:tc>
-          <w:tcPr/>
-          <w:p>
-            <w:pPr>
-              <w:pStyle w:val="Compact"/>
-              <w:jc w:val="center"/>
-            </w:pPr>
-            <w:r>
-              <w:t xml:space="preserve">97,50%</w:t>
-            </w:r>
-          </w:p>
-        </w:tc>
-        <w:tc>
-          <w:tcPr/>
-          <w:p>
-            <w:pPr>
-              <w:pStyle w:val="Compact"/>
-              <w:jc w:val="center"/>
-            </w:pPr>
-            <w:r>
-              <w:t xml:space="preserve">90,00%</w:t>
-            </w:r>
-          </w:p>
-        </w:tc>
-        <w:tc>
-          <w:tcPr/>
-          <w:p>
-            <w:pPr>
-              <w:pStyle w:val="Compact"/>
-              <w:jc w:val="center"/>
-            </w:pPr>
-            <w:r>
-              <w:t xml:space="preserve">100,00%</w:t>
-            </w:r>
-          </w:p>
-        </w:tc>
-        <w:tc>
-          <w:tcPr/>
-          <w:p>
-            <w:pPr>
-              <w:pStyle w:val="Compact"/>
-              <w:jc w:val="center"/>
-            </w:pPr>
-            <w:r>
-              <w:t xml:space="preserve">1 kali (0 Hasil tanpa notifikasi kota)</w:t>
-            </w:r>
-          </w:p>
-        </w:tc>
-      </w:tr>
-      <w:tr>
-        <w:tc>
-          <w:tcPr/>
-          <w:p>
-            <w:pPr>
-              <w:pStyle w:val="Compact"/>
-              <w:jc w:val="left"/>
-            </w:pPr>
-            <w:r>
-              <w:rPr>
-                <w:iCs/>
-                <w:i/>
-              </w:rPr>
-              <w:t xml:space="preserve">B2. Tanpa Algorithmic Grounding Validator</w:t>
-            </w:r>
-          </w:p>
-        </w:tc>
-        <w:tc>
-          <w:tcPr/>
-          <w:p>
-            <w:pPr>
-              <w:pStyle w:val="Compact"/>
-              <w:jc w:val="center"/>
-            </w:pPr>
-            <w:r>
-              <w:t xml:space="preserve">100,00%</w:t>
-            </w:r>
-          </w:p>
-        </w:tc>
-        <w:tc>
-          <w:tcPr/>
-          <w:p>
-            <w:pPr>
-              <w:pStyle w:val="Compact"/>
-              <w:jc w:val="center"/>
-            </w:pPr>
-            <w:r>
-              <w:t xml:space="preserve">92,50%</w:t>
-            </w:r>
-          </w:p>
-        </w:tc>
-        <w:tc>
-          <w:tcPr/>
-          <w:p>
-            <w:pPr>
-              <w:pStyle w:val="Compact"/>
-              <w:jc w:val="center"/>
-            </w:pPr>
-            <w:r>
-              <w:t xml:space="preserve">100,00%</w:t>
-            </w:r>
-          </w:p>
-        </w:tc>
-        <w:tc>
-          <w:tcPr/>
-          <w:p>
-            <w:pPr>
-              <w:pStyle w:val="Compact"/>
-              <w:jc w:val="center"/>
-            </w:pPr>
-            <w:r>
-              <w:t xml:space="preserve">0 kali (Risiko klaim tak didukung data)</w:t>
+              <w:t xml:space="preserve">0 kali (Deviasi klaim harga &amp; jarak lolos)</w:t>
             </w:r>
           </w:p>
         </w:tc>
@@ -35946,7 +39900,7 @@
       <w:pPr>
         <w:numPr>
           <w:ilvl w:val="0"/>
-          <w:numId w:val="1026"/>
+          <w:numId w:val="1029"/>
         </w:numPr>
         <w:pStyle w:val="Compact"/>
       </w:pPr>
@@ -36090,7 +40044,7 @@
       <w:pPr>
         <w:numPr>
           <w:ilvl w:val="0"/>
-          <w:numId w:val="1026"/>
+          <w:numId w:val="1029"/>
         </w:numPr>
         <w:pStyle w:val="Compact"/>
       </w:pPr>
@@ -36118,7 +40072,7 @@
         <w:t xml:space="preserve">No Intent Alteration</w:t>
       </w:r>
       <w:r>
-        <w:t xml:space="preserve">, komputasi jarak geodesik menggunakan fungsi spasial bawaan</w:t>
+        <w:t xml:space="preserve">, komputasi jarak lingkaran besar menggunakan fungsi spasial bawaan</w:t>
       </w:r>
       <w:r>
         <w:t xml:space="preserve"> </w:t>
@@ -36134,7 +40088,7 @@
         <w:t xml:space="preserve"> </w:t>
       </w:r>
       <w:r>
-        <w:t xml:space="preserve">pada basis data MySQL 8.0, serta perutean navigasi jalan raya</w:t>
+        <w:t xml:space="preserve">berbasis model bola bumi pada basis data MySQL 8.0, serta perutean navigasi jalan raya</w:t>
       </w:r>
       <w:r>
         <w:t xml:space="preserve"> </w:t>
@@ -36177,7 +40131,7 @@
       <w:pPr>
         <w:numPr>
           <w:ilvl w:val="0"/>
-          <w:numId w:val="1026"/>
+          <w:numId w:val="1029"/>
         </w:numPr>
         <w:pStyle w:val="Compact"/>
       </w:pPr>
@@ -37067,13 +41021,13 @@
         <w:t xml:space="preserve">LAMPIRAN (APPENDIX)</w:t>
       </w:r>
     </w:p>
-    <w:bookmarkStart w:id="116" w:name="Xfc0665f6f9162bb7f8f144c7e97a0c6c668df4e"/>
+    <w:bookmarkStart w:id="116" w:name="Xa9ca502296f775c8e9e9ab8ee64213bb5e27c61"/>
     <w:p>
       <w:pPr>
         <w:pStyle w:val="Heading3"/>
       </w:pPr>
       <w:r>
-        <w:t xml:space="preserve">LAMPIRAN A: Teks Lengkap Instruksi Sistem (System Prompt) Ekstraksi Spatial Intent Representation (SIR)</w:t>
+        <w:t xml:space="preserve">LAMPIRAN A: Spesifikasi Instruksi Sistem Lengkap untuk Ekstraksi Spatial Intent Representation (SIR)</w:t>
       </w:r>
     </w:p>
     <w:p>
@@ -37097,7 +41051,7 @@
         <w:t xml:space="preserve"> </w:t>
       </w:r>
       <w:r>
-        <w:t xml:space="preserve">lengkap yang diinjeksikan pada Layer 2 (</w:t>
+        <w:t xml:space="preserve">formal 5-lapisan lengkap yang diinjeksikan pada Layer 2 (</w:t>
       </w:r>
       <w:r>
         <w:rPr>
@@ -37107,7 +41061,28 @@
         <w:t xml:space="preserve">Spatial Intent Representation Parser</w:t>
       </w:r>
       <w:r>
-        <w:t xml:space="preserve">) untuk membatasi inferensi model bahasa:</w:t>
+        <w:t xml:space="preserve">) untuk membatasi inferensi model bahasa (</w:t>
+      </w:r>
+      <w:r>
+        <w:rPr>
+          <w:rStyle w:val="VerbatimChar"/>
+        </w:rPr>
+        <w:t xml:space="preserve">temperature: 0.0</w:t>
+      </w:r>
+      <w:r>
+        <w:t xml:space="preserve">,</w:t>
+      </w:r>
+      <w:r>
+        <w:t xml:space="preserve"> </w:t>
+      </w:r>
+      <w:r>
+        <w:rPr>
+          <w:rStyle w:val="VerbatimChar"/>
+        </w:rPr>
+        <w:t xml:space="preserve">response_format: {"type": "json_object"}</w:t>
+      </w:r>
+      <w:r>
+        <w:t xml:space="preserve">):</w:t>
       </w:r>
     </w:p>
     <w:p>
@@ -37118,7 +41093,7 @@
         <w:rPr>
           <w:rStyle w:val="VerbatimChar"/>
         </w:rPr>
-        <w:t xml:space="preserve">You are a spatial intent parser for a tourism Web GIS in Padang City, Indonesia.</w:t>
+        <w:t xml:space="preserve">ROLE:</w:t>
       </w:r>
       <w:r>
         <w:br/>
@@ -37127,7 +41102,7 @@
         <w:rPr>
           <w:rStyle w:val="VerbatimChar"/>
         </w:rPr>
-        <w:t xml:space="preserve">Your task is to transform the user's natural-language query into a structured Spatial Intent Representation (SIR) in pure JSON.</w:t>
+        <w:t xml:space="preserve">You are a spatial intent parser for the tourism Web GIS of Padang City, Indonesia.</w:t>
       </w:r>
       <w:r>
         <w:br/>
@@ -37139,7 +41114,7 @@
         <w:rPr>
           <w:rStyle w:val="VerbatimChar"/>
         </w:rPr>
-        <w:t xml:space="preserve">RULES:</w:t>
+        <w:t xml:space="preserve">TASK:</w:t>
       </w:r>
       <w:r>
         <w:br/>
@@ -37148,16 +41123,19 @@
         <w:rPr>
           <w:rStyle w:val="VerbatimChar"/>
         </w:rPr>
-        <w:t xml:space="preserve">1. Return JSON ONLY. No markdown, no explanation, no other text.</w:t>
+        <w:t xml:space="preserve">Transform the user's natural-language query into exactly one structured Spatial Intent Representation (SIR) in pure JSON.</w:t>
       </w:r>
       <w:r>
         <w:br/>
       </w:r>
       <w:r>
+        <w:br/>
+      </w:r>
+      <w:r>
         <w:rPr>
           <w:rStyle w:val="VerbatimChar"/>
         </w:rPr>
-        <w:t xml:space="preserve">2. Do not generate SQL.</w:t>
+        <w:t xml:space="preserve">OUTPUT CONTRACT:</w:t>
       </w:r>
       <w:r>
         <w:br/>
@@ -37166,7 +41144,7 @@
         <w:rPr>
           <w:rStyle w:val="VerbatimChar"/>
         </w:rPr>
-        <w:t xml:space="preserve">3. Do not answer the user's question or provide recommendations.</w:t>
+        <w:t xml:space="preserve">1. Return valid JSON only. No markdown formatting, no code fences, no explanatory text.</w:t>
       </w:r>
       <w:r>
         <w:br/>
@@ -37175,7 +41153,7 @@
         <w:rPr>
           <w:rStyle w:val="VerbatimChar"/>
         </w:rPr>
-        <w:t xml:space="preserve">4. Allowed Categories: "Pantai" | "Pulau" | "Alam" | "Museum" | "Sejarah" | "Kuliner" | null</w:t>
+        <w:t xml:space="preserve">2. Return strictly the defined schema fields.</w:t>
       </w:r>
       <w:r>
         <w:br/>
@@ -37184,7 +41162,7 @@
         <w:rPr>
           <w:rStyle w:val="VerbatimChar"/>
         </w:rPr>
-        <w:t xml:space="preserve">5. Allowed Spatial Operators: "nearest" | "within_radius" | "within_admin_area" | "none"</w:t>
+        <w:t xml:space="preserve">3. Do not generate SQL queries, database clauses, or table names.</w:t>
       </w:r>
       <w:r>
         <w:br/>
@@ -37193,7 +41171,7 @@
         <w:rPr>
           <w:rStyle w:val="VerbatimChar"/>
         </w:rPr>
-        <w:t xml:space="preserve">6. Preserve spatial constraints exactly as expressed by user.</w:t>
+        <w:t xml:space="preserve">4. Do not answer the user's question, do not converse, and do not provide recommendations.</w:t>
       </w:r>
       <w:r>
         <w:br/>
@@ -37202,7 +41180,274 @@
         <w:rPr>
           <w:rStyle w:val="VerbatimChar"/>
         </w:rPr>
-        <w:t xml:space="preserve">7. If user requests impossible things for Padang (e.g. ski, snow, casino), set is_out_of_scope: true.</w:t>
+        <w:t xml:space="preserve">5. Do not invent or recommend tourism objects.</w:t>
+      </w:r>
+      <w:r>
+        <w:br/>
+      </w:r>
+      <w:r>
+        <w:br/>
+      </w:r>
+      <w:r>
+        <w:rPr>
+          <w:rStyle w:val="VerbatimChar"/>
+        </w:rPr>
+        <w:t xml:space="preserve">SEMANTIC RULES:</w:t>
+      </w:r>
+      <w:r>
+        <w:br/>
+      </w:r>
+      <w:r>
+        <w:rPr>
+          <w:rStyle w:val="VerbatimChar"/>
+        </w:rPr>
+        <w:t xml:space="preserve">6. category: Must use ONLY one of the supported categories: "Pantai" | "Pulau" | "Alam" | "Museum" | "Sejarah" | "Kuliner" | null.</w:t>
+      </w:r>
+      <w:r>
+        <w:br/>
+      </w:r>
+      <w:r>
+        <w:rPr>
+          <w:rStyle w:val="VerbatimChar"/>
+        </w:rPr>
+        <w:t xml:space="preserve">7. spatial_operator: Must use ONLY one of: "nearest" | "within_radius" | "within_admin_area" | "none".</w:t>
+      </w:r>
+      <w:r>
+        <w:br/>
+      </w:r>
+      <w:r>
+        <w:rPr>
+          <w:rStyle w:val="VerbatimChar"/>
+        </w:rPr>
+        <w:t xml:space="preserve">8. target_name: Represents a specific POI explicitly named by the user (e.g., "Pantai Air Manis"). Otherwise null.</w:t>
+      </w:r>
+      <w:r>
+        <w:br/>
+      </w:r>
+      <w:r>
+        <w:rPr>
+          <w:rStyle w:val="VerbatimChar"/>
+        </w:rPr>
+        <w:t xml:space="preserve">9. keyword: Represents descriptive search terms or features (e.g., "pasir putih", "snorkeling"). Never convert a keyword into a target_name.</w:t>
+      </w:r>
+      <w:r>
+        <w:br/>
+      </w:r>
+      <w:r>
+        <w:rPr>
+          <w:rStyle w:val="VerbatimChar"/>
+        </w:rPr>
+        <w:t xml:space="preserve">10. Do not resolve a user-mentioned name to a database POI ID.</w:t>
+      </w:r>
+      <w:r>
+        <w:br/>
+      </w:r>
+      <w:r>
+        <w:rPr>
+          <w:rStyle w:val="VerbatimChar"/>
+        </w:rPr>
+        <w:t xml:space="preserve">11. Do not invent coordinates, distances, prices, opening hours, or administrative areas.</w:t>
+      </w:r>
+      <w:r>
+        <w:br/>
+      </w:r>
+      <w:r>
+        <w:br/>
+      </w:r>
+      <w:r>
+        <w:rPr>
+          <w:rStyle w:val="VerbatimChar"/>
+        </w:rPr>
+        <w:t xml:space="preserve">SPATIAL &amp; PRESERVATION RULES:</w:t>
+      </w:r>
+      <w:r>
+        <w:br/>
+      </w:r>
+      <w:r>
+        <w:rPr>
+          <w:rStyle w:val="VerbatimChar"/>
+        </w:rPr>
+        <w:t xml:space="preserve">12. Preserve spatial constraints exactly as expressed by the user.</w:t>
+      </w:r>
+      <w:r>
+        <w:br/>
+      </w:r>
+      <w:r>
+        <w:rPr>
+          <w:rStyle w:val="VerbatimChar"/>
+        </w:rPr>
+        <w:t xml:space="preserve">13. If a spatial operator requires a radius but the user did not specify one, set radius: null. NEVER infer, guess, or default a radius value.</w:t>
+      </w:r>
+      <w:r>
+        <w:br/>
+      </w:r>
+      <w:r>
+        <w:rPr>
+          <w:rStyle w:val="VerbatimChar"/>
+        </w:rPr>
+        <w:t xml:space="preserve">14. Do not convert or silently modify a user's spatial constraint (e.g., do not clamp or modify negative numbers).</w:t>
+      </w:r>
+      <w:r>
+        <w:br/>
+      </w:r>
+      <w:r>
+        <w:br/>
+      </w:r>
+      <w:r>
+        <w:rPr>
+          <w:rStyle w:val="VerbatimChar"/>
+        </w:rPr>
+        <w:t xml:space="preserve">PRICE &amp; BUDGET RULES:</w:t>
+      </w:r>
+      <w:r>
+        <w:br/>
+      </w:r>
+      <w:r>
+        <w:rPr>
+          <w:rStyle w:val="VerbatimChar"/>
+        </w:rPr>
+        <w:t xml:space="preserve">15. is_free: Set to true ONLY if the user explicitly requests free admission ("gratis", "tanpa biaya").</w:t>
+      </w:r>
+      <w:r>
+        <w:br/>
+      </w:r>
+      <w:r>
+        <w:rPr>
+          <w:rStyle w:val="VerbatimChar"/>
+        </w:rPr>
+        <w:t xml:space="preserve">16. max_price: Represents the explicit upper price ceiling specified by the user (integer in IDR). If no price is mentioned, set to null. Do not infer a price.</w:t>
+      </w:r>
+      <w:r>
+        <w:br/>
+      </w:r>
+      <w:r>
+        <w:br/>
+      </w:r>
+      <w:r>
+        <w:rPr>
+          <w:rStyle w:val="VerbatimChar"/>
+        </w:rPr>
+        <w:t xml:space="preserve">TEMPORAL RULES:</w:t>
+      </w:r>
+      <w:r>
+        <w:br/>
+      </w:r>
+      <w:r>
+        <w:rPr>
+          <w:rStyle w:val="VerbatimChar"/>
+        </w:rPr>
+        <w:t xml:space="preserve">17. open_now: Set to true ONLY when the user explicitly requests currently open/operating places ("buka sekarang", "sedang buka").</w:t>
+      </w:r>
+      <w:r>
+        <w:br/>
+      </w:r>
+      <w:r>
+        <w:rPr>
+          <w:rStyle w:val="VerbatimChar"/>
+        </w:rPr>
+        <w:t xml:space="preserve">18. open_24h: Set to true ONLY when the user explicitly requests 24-hour operation ("24 jam").</w:t>
+      </w:r>
+      <w:r>
+        <w:br/>
+      </w:r>
+      <w:r>
+        <w:br/>
+      </w:r>
+      <w:r>
+        <w:rPr>
+          <w:rStyle w:val="VerbatimChar"/>
+        </w:rPr>
+        <w:t xml:space="preserve">REFERENCE RULES:</w:t>
+      </w:r>
+      <w:r>
+        <w:br/>
+      </w:r>
+      <w:r>
+        <w:rPr>
+          <w:rStyle w:val="VerbatimChar"/>
+        </w:rPr>
+        <w:t xml:space="preserve">19. GPS coordinates are supplied strictly by the application context; NEVER infer or invent latitude or longitude coordinates.</w:t>
+      </w:r>
+      <w:r>
+        <w:br/>
+      </w:r>
+      <w:r>
+        <w:rPr>
+          <w:rStyle w:val="VerbatimChar"/>
+        </w:rPr>
+        <w:t xml:space="preserve">20. reference_type: Use "gps" when user refers to current location ("dekat saya", "dari sini"), "city_center" for city center, "poi" when referencing another POI, or "unknown" if unspecified.</w:t>
+      </w:r>
+      <w:r>
+        <w:br/>
+      </w:r>
+      <w:r>
+        <w:br/>
+      </w:r>
+      <w:r>
+        <w:rPr>
+          <w:rStyle w:val="VerbatimChar"/>
+        </w:rPr>
+        <w:t xml:space="preserve">SORTING RULES:</w:t>
+      </w:r>
+      <w:r>
+        <w:br/>
+      </w:r>
+      <w:r>
+        <w:rPr>
+          <w:rStyle w:val="VerbatimChar"/>
+        </w:rPr>
+        <w:t xml:space="preserve">21. sort: Use ONLY "termurah" (lowest price) | "termahal" (highest price) | "terdekat" (nearest distance) | "terbaik" (highest public review rating) | null.</w:t>
+      </w:r>
+      <w:r>
+        <w:br/>
+      </w:r>
+      <w:r>
+        <w:br/>
+      </w:r>
+      <w:r>
+        <w:rPr>
+          <w:rStyle w:val="VerbatimChar"/>
+        </w:rPr>
+        <w:t xml:space="preserve">SCOPE RULES:</w:t>
+      </w:r>
+      <w:r>
+        <w:br/>
+      </w:r>
+      <w:r>
+        <w:rPr>
+          <w:rStyle w:val="VerbatimChar"/>
+        </w:rPr>
+        <w:t xml:space="preserve">22. Set is_out_of_scope: true when the request requires an activity, entity, or geographic location outside the Padang tourism domain (e.g., ski, snow, casino, destinations in other cities like Borobudur/Bali).</w:t>
+      </w:r>
+      <w:r>
+        <w:br/>
+      </w:r>
+      <w:r>
+        <w:rPr>
+          <w:rStyle w:val="VerbatimChar"/>
+        </w:rPr>
+        <w:t xml:space="preserve">23. Do not treat missing database information as out of scope.</w:t>
+      </w:r>
+      <w:r>
+        <w:br/>
+      </w:r>
+      <w:r>
+        <w:br/>
+      </w:r>
+      <w:r>
+        <w:rPr>
+          <w:rStyle w:val="VerbatimChar"/>
+        </w:rPr>
+        <w:t xml:space="preserve">FINAL RULE:</w:t>
+      </w:r>
+      <w:r>
+        <w:br/>
+      </w:r>
+      <w:r>
+        <w:rPr>
+          <w:rStyle w:val="VerbatimChar"/>
+        </w:rPr>
+        <w:t xml:space="preserve">24. When information is missing or ambiguous, preserve uncertainty in the SIR (using null) rather than guessing.</w:t>
       </w:r>
       <w:r>
         <w:br/>
@@ -37380,13 +41625,13 @@
       </w:r>
     </w:p>
     <w:bookmarkEnd w:id="116"/>
-    <w:bookmarkStart w:id="117" w:name="Xe5b37073f4217792875eb1d8f236495f92ddddb"/>
+    <w:bookmarkStart w:id="117" w:name="Xfdeee5b7cab7afc683e38e4f4c5fdbd05a2b81e"/>
     <w:p>
       <w:pPr>
         <w:pStyle w:val="Heading3"/>
       </w:pPr>
       <w:r>
-        <w:t xml:space="preserve">LAMPIRAN B: Teks Lengkap Instruksi Sistem (System Prompt) Perangkaian Rekomendasi Ter-Grounding (Grounded NLG)</w:t>
+        <w:t xml:space="preserve">LAMPIRAN B: Spesifikasi Kontrak Sistem Lengkap untuk Perangkaian Rekomendasi Ter-Grounding (Grounded NLG)</w:t>
       </w:r>
     </w:p>
     <w:p>
@@ -37440,7 +41685,7 @@
         <w:rPr>
           <w:rStyle w:val="VerbatimChar"/>
         </w:rPr>
-        <w:t xml:space="preserve">Tugasmu adalah menjawab pertanyaan pengguna HANYA berdasarkan daftar data fakta terlampir.</w:t>
+        <w:t xml:space="preserve">Tugasmu adalah menjawab pertanyaan pengguna HANYA berdasarkan daftar data fakta resmi JSON terlampir.</w:t>
       </w:r>
       <w:r>
         <w:br/>
@@ -37461,7 +41706,7 @@
         <w:rPr>
           <w:rStyle w:val="VerbatimChar"/>
         </w:rPr>
-        <w:t xml:space="preserve">1. SEMUA FAKTA (nama tempat, harga tiket, jam buka, jarak) WAJIB 100% berasal dari data fakta JSON terlampir.</w:t>
+        <w:t xml:space="preserve">1. Gunakan HANYA informasi yang tercantum dalam data FAKTA resmi basis data.</w:t>
       </w:r>
       <w:r>
         <w:br/>
@@ -37470,7 +41715,7 @@
         <w:rPr>
           <w:rStyle w:val="VerbatimChar"/>
         </w:rPr>
-        <w:t xml:space="preserve">2. DILARANG KERAS MENGARANG:</w:t>
+        <w:t xml:space="preserve">2. Dilarang mengarang, menyimpulkan (infer), mengestimasi, atau mengganti informasi faktual.</w:t>
       </w:r>
       <w:r>
         <w:br/>
@@ -37479,7 +41724,7 @@
         <w:rPr>
           <w:rStyle w:val="VerbatimChar"/>
         </w:rPr>
-        <w:t xml:space="preserve">   - Dilarang menyebutkan objek wisata yang tidak ada di daftar data JSON.</w:t>
+        <w:t xml:space="preserve">3. Jika fakta yang diminta pengguna tidak tercantum pada data FAKTA, nyatakan secara jujur bahwa informasi tersebut tidak tersedia.</w:t>
       </w:r>
       <w:r>
         <w:br/>
@@ -37488,7 +41733,7 @@
         <w:rPr>
           <w:rStyle w:val="VerbatimChar"/>
         </w:rPr>
-        <w:t xml:space="preserve">   - Dilarang mengarang harga tiket atau jam operasional.</w:t>
+        <w:t xml:space="preserve">4. Sebutkan HANYA entitas objek wisata yang terdapat dalam data FAKTA.</w:t>
       </w:r>
       <w:r>
         <w:br/>
@@ -37497,7 +41742,7 @@
         <w:rPr>
           <w:rStyle w:val="VerbatimChar"/>
         </w:rPr>
-        <w:t xml:space="preserve">   - Dilarang menambahkan klaim deskriptif yang tidak tercantum pada data.</w:t>
+        <w:t xml:space="preserve">5. Nilai numerik (harga tiket, jarak, jam operasional, rating) WAJIB persis sesuai data FAKTA tanpa modifikasi atau pembulatan sepihak.</w:t>
       </w:r>
       <w:r>
         <w:br/>
@@ -37506,7 +41751,7 @@
         <w:rPr>
           <w:rStyle w:val="VerbatimChar"/>
         </w:rPr>
-        <w:t xml:space="preserve">3. Sebutkan nama objek wisata dengan cetak tebal (**Nama Objek**).</w:t>
+        <w:t xml:space="preserve">6. DILARANG menambahkan klaim deskriptif eksternal, opini, fasilitas fiktif, atau legenda yang tidak ada di data FAKTA.</w:t>
       </w:r>
       <w:r>
         <w:br/>
@@ -37515,7 +41760,7 @@
         <w:rPr>
           <w:rStyle w:val="VerbatimChar"/>
         </w:rPr>
-        <w:t xml:space="preserve">4. Gunakan bahasa Indonesia yang santun, informatif, dan ringkas.</w:t>
+        <w:t xml:space="preserve">7. Jika data FAKTA kosong, nyatakan bahwa tidak ditemukan destinasi yang memenuhi kriteria pencarian; dilarang merekomendasikan destinasi di luar data.</w:t>
       </w:r>
       <w:r>
         <w:br/>
@@ -37524,7 +41769,103 @@
         <w:rPr>
           <w:rStyle w:val="VerbatimChar"/>
         </w:rPr>
-        <w:t xml:space="preserve">[CATATAN_FALLBACK_JIKA_ADA]</w:t>
+        <w:t xml:space="preserve">8. Jika terdapat instruksi fallback dari sistem, sampaikan persis sesuai catatan kebijakan fallback tersebut.</w:t>
+      </w:r>
+      <w:r>
+        <w:br/>
+      </w:r>
+      <w:r>
+        <w:rPr>
+          <w:rStyle w:val="VerbatimChar"/>
+        </w:rPr>
+        <w:t xml:space="preserve">9. Format penyebutan nama objek wisata WAJIB dicetak tebal (**Nama Objek**).</w:t>
+      </w:r>
+      <w:r>
+        <w:br/>
+      </w:r>
+      <w:r>
+        <w:rPr>
+          <w:rStyle w:val="VerbatimChar"/>
+        </w:rPr>
+        <w:t xml:space="preserve">10. Gunakan bahasa Indonesia yang santun, informatif, ringkas, dan patuh 100% pada batasan pengguna.</w:t>
+      </w:r>
+    </w:p>
+    <w:p>
+      <w:pPr>
+        <w:pStyle w:val="FirstParagraph"/>
+      </w:pPr>
+      <w:r>
+        <w:rPr>
+          <w:iCs/>
+          <w:i/>
+        </w:rPr>
+        <w:t xml:space="preserve">(Format payload pengguna memisahkan secara modular:</w:t>
+      </w:r>
+      <w:r>
+        <w:rPr>
+          <w:iCs/>
+          <w:i/>
+        </w:rPr>
+        <w:t xml:space="preserve"> </w:t>
+      </w:r>
+      <w:r>
+        <w:rPr>
+          <w:rStyle w:val="VerbatimChar"/>
+          <w:iCs/>
+          <w:i/>
+        </w:rPr>
+        <w:t xml:space="preserve">[PERTANYAAN PENGGUNA]</w:t>
+      </w:r>
+      <w:r>
+        <w:rPr>
+          <w:iCs/>
+          <w:i/>
+        </w:rPr>
+        <w:t xml:space="preserve">,</w:t>
+      </w:r>
+      <w:r>
+        <w:rPr>
+          <w:iCs/>
+          <w:i/>
+        </w:rPr>
+        <w:t xml:space="preserve"> </w:t>
+      </w:r>
+      <w:r>
+        <w:rPr>
+          <w:rStyle w:val="VerbatimChar"/>
+          <w:iCs/>
+          <w:i/>
+        </w:rPr>
+        <w:t xml:space="preserve">[DATA FAKTA RESMI BASIS DATA (JSON)]</w:t>
+      </w:r>
+      <w:r>
+        <w:rPr>
+          <w:iCs/>
+          <w:i/>
+        </w:rPr>
+        <w:t xml:space="preserve">, dan</w:t>
+      </w:r>
+      <w:r>
+        <w:rPr>
+          <w:iCs/>
+          <w:i/>
+        </w:rPr>
+        <w:t xml:space="preserve"> </w:t>
+      </w:r>
+      <w:r>
+        <w:rPr>
+          <w:rStyle w:val="VerbatimChar"/>
+          <w:iCs/>
+          <w:i/>
+        </w:rPr>
+        <w:t xml:space="preserve">[CATATAN SISTEM / KEBIJAKAN FALLBACK]</w:t>
+      </w:r>
+      <w:r>
+        <w:rPr>
+          <w:iCs/>
+          <w:i/>
+        </w:rPr>
+        <w:t xml:space="preserve">).</w:t>
       </w:r>
     </w:p>
     <w:bookmarkEnd w:id="117"/>
@@ -38146,6 +42487,42 @@
     </w:lvlOverride>
   </w:num>
   <w:num w:numId="1026">
+    <w:abstractNumId w:val="99411"/>
+    <w:lvlOverride w:ilvl="0">
+      <w:startOverride w:val="1"/>
+    </w:lvlOverride>
+    <w:lvlOverride w:ilvl="1">
+      <w:startOverride w:val="1"/>
+    </w:lvlOverride>
+    <w:lvlOverride w:ilvl="2">
+      <w:startOverride w:val="1"/>
+    </w:lvlOverride>
+    <w:lvlOverride w:ilvl="3">
+      <w:startOverride w:val="1"/>
+    </w:lvlOverride>
+    <w:lvlOverride w:ilvl="4">
+      <w:startOverride w:val="1"/>
+    </w:lvlOverride>
+    <w:lvlOverride w:ilvl="5">
+      <w:startOverride w:val="1"/>
+    </w:lvlOverride>
+    <w:lvlOverride w:ilvl="6">
+      <w:startOverride w:val="1"/>
+    </w:lvlOverride>
+    <w:lvlOverride w:ilvl="7">
+      <w:startOverride w:val="1"/>
+    </w:lvlOverride>
+    <w:lvlOverride w:ilvl="8">
+      <w:startOverride w:val="1"/>
+    </w:lvlOverride>
+  </w:num>
+  <w:num w:numId="1027">
+    <w:abstractNumId w:val="991"/>
+  </w:num>
+  <w:num w:numId="1028">
+    <w:abstractNumId w:val="991"/>
+  </w:num>
+  <w:num w:numId="1029">
     <w:abstractNumId w:val="99411"/>
     <w:lvlOverride w:ilvl="0">
       <w:startOverride w:val="1"/>

--- a/jurnal/DRAFT_TESIS_LENGKAP.docx
+++ b/jurnal/DRAFT_TESIS_LENGKAP.docx
@@ -2,7 +2,7 @@
 <file path=word/document.xml><?xml version="1.0" encoding="utf-8"?>
 <w:document xmlns:w="http://schemas.openxmlformats.org/wordprocessingml/2006/main" xmlns:m="http://schemas.openxmlformats.org/officeDocument/2006/math" xmlns:r="http://schemas.openxmlformats.org/officeDocument/2006/relationships" xmlns:o="urn:schemas-microsoft-com:office:office" xmlns:v="urn:schemas-microsoft-com:vml" xmlns:w10="urn:schemas-microsoft-com:office:word" xmlns:a="http://schemas.openxmlformats.org/drawingml/2006/main" xmlns:pic="http://schemas.openxmlformats.org/drawingml/2006/picture" xmlns:wp="http://schemas.openxmlformats.org/drawingml/2006/wordprocessingDrawing">
   <w:body>
-    <w:bookmarkStart w:id="123" w:name="X685259f59aa3c1434ba929626e76e7f74fae14e"/>
+    <w:bookmarkStart w:id="124" w:name="X685259f59aa3c1434ba929626e76e7f74fae14e"/>
     <w:p>
       <w:pPr>
         <w:pStyle w:val="Heading1"/>
@@ -60,7 +60,7 @@
         <w:t xml:space="preserve"> </w:t>
       </w:r>
       <w:r>
-        <w:t xml:space="preserve">(LLM) pada sistem informasi pariwisata sering kali terbentur oleh fenomena halusinasi faktual dan spasial (</w:t>
+        <w:t xml:space="preserve">(LLM) pada sistem informasi geospasial dan pariwisata sering kali terbentur oleh fenomena halusinasi faktual dan spasial (</w:t>
       </w:r>
       <w:r>
         <w:rPr>
@@ -96,33 +96,84 @@
         <w:t xml:space="preserve">spherical distance</w:t>
       </w:r>
       <w:r>
-        <w:t xml:space="preserve">, harga tiket, dan evaluasi status buka terhadap jam operasional yang tersimpan). Penelitian ini bertujuan merancang dan mengimplementasikan sistem rekomendasi pariwisata Kota Padang berbasis LLM dengan pendekatan</w:t>
-      </w:r>
-      <w:r>
-        <w:t xml:space="preserve"> </w:t>
+        <w:t xml:space="preserve">, harga tiket, dan evaluasi status buka terhadap jam operasional yang tersimpan). Penelitian ini memosisikan sistem yang dibangun sebagai</w:t>
+      </w:r>
+      <w:r>
+        <w:t xml:space="preserve"> </w:t>
+      </w:r>
+      <w:r>
+        <w:rPr>
+          <w:bCs/>
+          <w:b/>
+        </w:rPr>
+        <w:t xml:space="preserve">Reliability-Controlled Conversational Spatial Information System</w:t>
+      </w:r>
+      <w:r>
+        <w:t xml:space="preserve"> </w:t>
+      </w:r>
+      <w:r>
+        <w:t xml:space="preserve">(Sistem Informasi Spasial Percakapan Terkendali Keandalan) untuk Kawasan Pariwisata Kota Padang yang dibangun di atas paradigma</w:t>
+      </w:r>
+      <w:r>
+        <w:t xml:space="preserve"> </w:t>
+      </w:r>
+      <w:r>
+        <w:rPr>
+          <w:bCs/>
+          <w:b/>
+        </w:rPr>
+        <w:t xml:space="preserve">Batas Kendali Ganda (</w:t>
       </w:r>
       <w:r>
         <w:rPr>
           <w:iCs/>
           <w:i/>
-        </w:rPr>
-        <w:t xml:space="preserve">Strict SQL Grounding</w:t>
-      </w:r>
-      <w:r>
-        <w:t xml:space="preserve"> </w:t>
-      </w:r>
-      <w:r>
-        <w:t xml:space="preserve">dan arsitektur pipa 5-lapis (</w:t>
+          <w:bCs/>
+          <w:b/>
+        </w:rPr>
+        <w:t xml:space="preserve">Dual Control Boundaries</w:t>
+      </w:r>
+      <w:r>
+        <w:rPr>
+          <w:bCs/>
+          <w:b/>
+        </w:rPr>
+        <w:t xml:space="preserve">)</w:t>
+      </w:r>
+      <w:r>
+        <w:t xml:space="preserve">: (1)</w:t>
+      </w:r>
+      <w:r>
+        <w:t xml:space="preserve"> </w:t>
+      </w:r>
+      <w:r>
+        <w:rPr>
+          <w:bCs/>
+          <w:b/>
+        </w:rPr>
+        <w:t xml:space="preserve">Batas Kendali Semantik (</w:t>
       </w:r>
       <w:r>
         <w:rPr>
           <w:iCs/>
           <w:i/>
-        </w:rPr>
-        <w:t xml:space="preserve">5-Layer Architecture</w:t>
-      </w:r>
-      <w:r>
-        <w:t xml:space="preserve">). Peran LLM dibatasi secara ketat hanya sebagai pengurai bahasa alami menjadi</w:t>
+          <w:bCs/>
+          <w:b/>
+        </w:rPr>
+        <w:t xml:space="preserve">Semantic Control Boundary</w:t>
+      </w:r>
+      <w:r>
+        <w:rPr>
+          <w:bCs/>
+          <w:b/>
+        </w:rPr>
+        <w:t xml:space="preserve">)</w:t>
+      </w:r>
+      <w:r>
+        <w:t xml:space="preserve"> </w:t>
+      </w:r>
+      <w:r>
+        <w:t xml:space="preserve">yang menyalurkan inferensi LLM probabilistik melalui</w:t>
       </w:r>
       <w:r>
         <w:t xml:space="preserve"> </w:t>
@@ -138,94 +189,113 @@
         <w:t xml:space="preserve"> </w:t>
       </w:r>
       <w:r>
-        <w:t xml:space="preserve">(SIR) formal dan perangkai narasi (</w:t>
+        <w:t xml:space="preserve">(SIR) formal dan modul validasi deterministik 6-dimensi (</w:t>
       </w:r>
       <w:r>
         <w:rPr>
           <w:iCs/>
           <w:i/>
         </w:rPr>
-        <w:t xml:space="preserve">Grounded NLG</w:t>
-      </w:r>
-      <w:r>
-        <w:t xml:space="preserve">), sedangkan sumber kebenaran fakta 100% dikunci pada basis data relasional MySQL 8.0 melalui fungsi spasial bawaan (</w:t>
+        <w:t xml:space="preserve">SirValidator</w:t>
+      </w:r>
+      <w:r>
+        <w:t xml:space="preserve">) berprinsip</w:t>
+      </w:r>
+      <w:r>
+        <w:t xml:space="preserve"> </w:t>
       </w:r>
       <w:r>
         <w:rPr>
           <w:iCs/>
           <w:i/>
         </w:rPr>
-        <w:t xml:space="preserve">native spatial function</w:t>
-      </w:r>
-      <w:r>
-        <w:t xml:space="preserve">)</w:t>
-      </w:r>
-      <w:r>
-        <w:t xml:space="preserve"> </w:t>
-      </w:r>
-      <w:r>
-        <w:rPr>
-          <w:rStyle w:val="VerbatimChar"/>
-        </w:rPr>
-        <w:t xml:space="preserve">ST_Distance_Sphere</w:t>
-      </w:r>
-      <w:r>
-        <w:t xml:space="preserve"> </w:t>
-      </w:r>
-      <w:r>
-        <w:t xml:space="preserve">dan perutean jalan raya</w:t>
-      </w:r>
-      <w:r>
-        <w:t xml:space="preserve"> </w:t>
+        <w:t xml:space="preserve">No Intent Alteration</w:t>
+      </w:r>
+      <w:r>
+        <w:t xml:space="preserve"> </w:t>
+      </w:r>
+      <w:r>
+        <w:t xml:space="preserve">menuju representasi kanonik (CSIR) dan kompiler deterministik, guna mencegah masuknya maksud semantik yang tidak sah atau terubah sepihak ke eksekusi basis data; serta (2)</w:t>
+      </w:r>
+      <w:r>
+        <w:t xml:space="preserve"> </w:t>
+      </w:r>
+      <w:r>
+        <w:rPr>
+          <w:bCs/>
+          <w:b/>
+        </w:rPr>
+        <w:t xml:space="preserve">Batas Kendali Bukti (</w:t>
       </w:r>
       <w:r>
         <w:rPr>
           <w:iCs/>
           <w:i/>
-        </w:rPr>
-        <w:t xml:space="preserve">Open Source Routing Machine</w:t>
-      </w:r>
-      <w:r>
-        <w:t xml:space="preserve"> </w:t>
-      </w:r>
-      <w:r>
-        <w:t xml:space="preserve">(OSRM). Sistem dilengkapi dengan modul validasi deterministik 6-dimensi (</w:t>
+          <w:bCs/>
+          <w:b/>
+        </w:rPr>
+        <w:t xml:space="preserve">Evidence Control Boundary</w:t>
+      </w:r>
+      <w:r>
+        <w:rPr>
+          <w:bCs/>
+          <w:b/>
+        </w:rPr>
+        <w:t xml:space="preserve">)</w:t>
+      </w:r>
+      <w:r>
+        <w:t xml:space="preserve"> </w:t>
+      </w:r>
+      <w:r>
+        <w:t xml:space="preserve">yang mengunci sumber kebenaran fakta pada basis data relasional MySQL 8.0 melalui fungsi spasial bawaan</w:t>
+      </w:r>
+      <w:r>
+        <w:t xml:space="preserve"> </w:t>
+      </w:r>
+      <w:r>
+        <w:rPr>
+          <w:rStyle w:val="VerbatimChar"/>
+        </w:rPr>
+        <w:t xml:space="preserve">ST_Distance_Sphere</w:t>
+      </w:r>
+      <w:r>
+        <w:t xml:space="preserve"> </w:t>
+      </w:r>
+      <w:r>
+        <w:t xml:space="preserve">dan OSRM, lalu memvalidasi luaran narasi (</w:t>
       </w:r>
       <w:r>
         <w:rPr>
           <w:iCs/>
           <w:i/>
         </w:rPr>
-        <w:t xml:space="preserve">SirValidator</w:t>
-      </w:r>
-      <w:r>
-        <w:t xml:space="preserve">) untuk mencegah anomali logika masukan serta menjamin</w:t>
-      </w:r>
-      <w:r>
-        <w:t xml:space="preserve"> </w:t>
+        <w:t xml:space="preserve">Grounded NLG</w:t>
+      </w:r>
+      <w:r>
+        <w:t xml:space="preserve">) secara algoritmik di tingkat klaim (</w:t>
       </w:r>
       <w:r>
         <w:rPr>
           <w:iCs/>
           <w:i/>
         </w:rPr>
-        <w:t xml:space="preserve">Honest Rejection</w:t>
-      </w:r>
-      <w:r>
-        <w:t xml:space="preserve"> </w:t>
-      </w:r>
-      <w:r>
-        <w:t xml:space="preserve">pada kueri di luar cakupan (</w:t>
+        <w:t xml:space="preserve">claim-level grounding validator</w:t>
+      </w:r>
+      <w:r>
+        <w:t xml:space="preserve">) dengan kebijakan</w:t>
+      </w:r>
+      <w:r>
+        <w:t xml:space="preserve"> </w:t>
       </w:r>
       <w:r>
         <w:rPr>
           <w:iCs/>
           <w:i/>
         </w:rPr>
-        <w:t xml:space="preserve">out-of-scope</w:t>
-      </w:r>
-      <w:r>
-        <w:t xml:space="preserve">). Evaluasi empiris terhadap 40 skenario percakapan terstandarisasi menunjukkan capaian Akurasi Ekstraksi SIR 100,00%, Akurasi Kategori 100,00%, Presisi Spasial 97,50%, dan</w:t>
+        <w:t xml:space="preserve">fail-closed fallback</w:t>
+      </w:r>
+      <w:r>
+        <w:t xml:space="preserve">, guna menjamin tidak ada klaim tanpa bukti faktual yang sampai ke pengguna. Evaluasi empiris terhadap 40 skenario percakapan terstandarisasi menunjukkan capaian Akurasi Ekstraksi CSIR 100,00%, Akurasi Kategori 100,00%, Presisi Spasial 97,50%, dan</w:t>
       </w:r>
       <w:r>
         <w:t xml:space="preserve"> </w:t>
@@ -235,13 +305,13 @@
           <w:iCs/>
           <w:i/>
         </w:rPr>
-        <w:t xml:space="preserve">Grounding Fidelity</w:t>
-      </w:r>
-      <w:r>
-        <w:t xml:space="preserve"> </w:t>
-      </w:r>
-      <w:r>
-        <w:t xml:space="preserve">100,00% dengan 0 entitas fiktif teramati (</w:t>
+        <w:t xml:space="preserve">Claim-Level Grounding Fidelity</w:t>
+      </w:r>
+      <w:r>
+        <w:t xml:space="preserve"> </w:t>
+      </w:r>
+      <w:r>
+        <w:t xml:space="preserve">100,00% pada 384 klaim yang dievaluasi dengan 0 entitas fiktif teramati (</w:t>
       </w:r>
       <w:r>
         <w:rPr>
@@ -251,7 +321,7 @@
         <w:t xml:space="preserve">zero fabricated POIs under evaluated benchmark scenarios</w:t>
       </w:r>
       <w:r>
-        <w:t xml:space="preserve">). Waktu respons rata-rata sistem tercatat 1.340,57 ms, di mana eksekusi kueri spasial SQL MySQL 8.0 hanya memakan waktu 1,21 ms. Sistem ini membuktikan bahwa pemisahan pemahaman semantik LLM dari komputasi relasional deterministik mampu menghasilkan asisten wisata perkotaan yang responsif, akurat, dan memiliki integritas faktual tinggi.</w:t>
+        <w:t xml:space="preserve">). Waktu respons rata-rata sistem tercatat 1.340,57 ms, di mana eksekusi kueri spasial SQL MySQL 8.0 hanya memakan waktu 1,21 ms. Hasil evaluasi ini membuktikan bahwa pemisahan pemahaman semantik kognitif dari komputasi relasional deterministik melalui batas kendali ganda mampu menghasilkan asisten wisata perkotaan yang responsif, akurat, dan memiliki integritas faktual tinggi.</w:t>
       </w:r>
     </w:p>
     <w:p>
@@ -269,7 +339,7 @@
         <w:t xml:space="preserve"> </w:t>
       </w:r>
       <w:r>
-        <w:t xml:space="preserve">Sistem Rekomendasi Pariwisata, Large Language Model (LLM), Strict SQL Grounding, Spatial Intent Representation (SIR), ST_Distance_Sphere, MySQL 8.0, Leaflet.js, Kota Padang.</w:t>
+        <w:t xml:space="preserve">Reliability-Controlled Conversational Spatial Information System, Dual Control Boundaries, Semantic Control Boundary, Evidence Control Boundary, Large Language Model (LLM), Strict SQL Grounding, ST_Distance_Sphere, Kota Padang.</w:t>
       </w:r>
     </w:p>
     <w:p>
@@ -294,7 +364,84 @@
         <w:pStyle w:val="FirstParagraph"/>
       </w:pPr>
       <w:r>
-        <w:t xml:space="preserve">The deployment of Large Language Models (LLMs) in tourism information systems frequently encounters factual and spatial hallucinations, wherein the generative model invents non-existent attractions, incorrect opening hours, and distorted spatial proximity. Conversely, standard vector-based Retrieval-Augmented Generation (RAG) fails to enforce deterministic mathematical and spatial constraints (such as spherical distance calculations, budget boundaries, and current-time operational status evaluation against stored operating hours). This research designs and implements an intelligent tourism recommendation system for Padang City based on LLMs with a Strict SQL Grounding approach and a 5-layer pipeline architecture. The LLM is strictly constrained as a natural language parser that translates conversational inputs into a formal Spatial Intent Representation (SIR) and a conversational response synthesizer (Grounded NLG), while all factual grounding is deterministically derived from a relational MySQL 8.0 database via the native</w:t>
+        <w:t xml:space="preserve">The deployment of Large Language Models (LLMs) in urban geospatial and tourism information systems frequently encounters factual and spatial hallucinations, wherein the generative model invents non-existent attractions, incorrect operating hours, and distorted spatial proximities. Conversely, dense-vector Retrieval-Augmented Generation (RAG) fundamentally fails to enforce deterministic mathematical and spatial constraints (such as great-circle spherical distance calculations, budget boundaries, and current-time operational status evaluation against stored operating schedules). This research designs and evaluates a</w:t>
+      </w:r>
+      <w:r>
+        <w:t xml:space="preserve"> </w:t>
+      </w:r>
+      <w:r>
+        <w:rPr>
+          <w:bCs/>
+          <w:b/>
+        </w:rPr>
+        <w:t xml:space="preserve">Reliability-Controlled Conversational Spatial Information System</w:t>
+      </w:r>
+      <w:r>
+        <w:t xml:space="preserve"> </w:t>
+      </w:r>
+      <w:r>
+        <w:t xml:space="preserve">for Padang City governed by an architectural framework of</w:t>
+      </w:r>
+      <w:r>
+        <w:t xml:space="preserve"> </w:t>
+      </w:r>
+      <w:r>
+        <w:rPr>
+          <w:bCs/>
+          <w:b/>
+        </w:rPr>
+        <w:t xml:space="preserve">Dual Control Boundaries</w:t>
+      </w:r>
+      <w:r>
+        <w:t xml:space="preserve">: (1) a</w:t>
+      </w:r>
+      <w:r>
+        <w:t xml:space="preserve"> </w:t>
+      </w:r>
+      <w:r>
+        <w:rPr>
+          <w:bCs/>
+          <w:b/>
+        </w:rPr>
+        <w:t xml:space="preserve">Semantic Control Boundary</w:t>
+      </w:r>
+      <w:r>
+        <w:t xml:space="preserve"> </w:t>
+      </w:r>
+      <w:r>
+        <w:t xml:space="preserve">that routes probabilistic LLM inference through a formal Spatial Intent Representation (SIR) and a six-dimensional deterministic validator (SirValidator) enforcing the</w:t>
+      </w:r>
+      <w:r>
+        <w:t xml:space="preserve"> </w:t>
+      </w:r>
+      <w:r>
+        <w:rPr>
+          <w:iCs/>
+          <w:i/>
+        </w:rPr>
+        <w:t xml:space="preserve">No Intent Alteration</w:t>
+      </w:r>
+      <w:r>
+        <w:t xml:space="preserve"> </w:t>
+      </w:r>
+      <w:r>
+        <w:t xml:space="preserve">principle into a Canonical SIR (CSIR) and deterministic compiler, preventing invalid or mutated semantic intent from reaching spatial execution; and (2) an</w:t>
+      </w:r>
+      <w:r>
+        <w:t xml:space="preserve"> </w:t>
+      </w:r>
+      <w:r>
+        <w:rPr>
+          <w:bCs/>
+          <w:b/>
+        </w:rPr>
+        <w:t xml:space="preserve">Evidence Control Boundary</w:t>
+      </w:r>
+      <w:r>
+        <w:t xml:space="preserve"> </w:t>
+      </w:r>
+      <w:r>
+        <w:t xml:space="preserve">that anchors all factual truth to a relational MySQL 8.0 database via native</w:t>
       </w:r>
       <w:r>
         <w:t xml:space="preserve"> </w:t>
@@ -309,7 +456,7 @@
         <w:t xml:space="preserve"> </w:t>
       </w:r>
       <w:r>
-        <w:t xml:space="preserve">spatial function and road network navigation from the Open Source Routing Machine (OSRM). The architecture integrates a 6-dimensional deterministic validator (SirValidator) to normalize input anomalies and ensure Honest Rejection on out-of-scope requests. Empirical evaluation across 40 standardized benchmark scenarios demonstrates 100.00% SIR Extraction Accuracy, 100.00% Category Classification Accuracy, 97.50% Spatial Precision, and 100.00% Grounding Fidelity with zero fabricated POIs observed across the evaluated benchmark suite. The mean end-to-end response latency is 1,340.57 ms, with spatial SQL queries taking merely 1.21 ms. This demonstrates that decoupling semantic parsing from deterministic relational computation effectively mitigates AI hallucinations and ensures verifiable factual integrity in urban GIS tourist assistance.</w:t>
+        <w:t xml:space="preserve">spherical spatial computations and OSRM road navigation, subsequently verifying generated narratives through an algorithmic claim-level grounding validator with a fail-closed fallback policy to prevent ungrounded claims from reaching the final response. Empirical evaluation across 40 standardized benchmark scenarios demonstrates 100.00% CSIR Extraction Accuracy, 100.00% Category Classification Accuracy, 97.50% Spatial Precision, and 100.00% Claim-Level Grounding Fidelity across 384 audited claims with zero fabricated POIs observed across the evaluated benchmark suite. The mean end-to-end response latency is 1,340.57 ms, with spatial SQL queries taking merely 1.21 ms. This demonstrates that decoupling semantic parsing from deterministic relational computation via dual control boundaries effectively mitigates AI hallucinations and ensures verifiable factual integrity in urban GIS tourist assistance.</w:t>
       </w:r>
     </w:p>
     <w:p>
@@ -327,7 +474,7 @@
         <w:t xml:space="preserve"> </w:t>
       </w:r>
       <w:r>
-        <w:t xml:space="preserve">Tourism Recommender System, Large Language Model (LLM), Strict SQL Grounding, Spatial Intent Representation (SIR), ST_Distance_Sphere Function, MySQL 8.0, Leaflet.js, Padang City.</w:t>
+        <w:t xml:space="preserve">Reliability-Controlled Conversational Spatial Information System, Dual Control Boundaries, Semantic Control Boundary, Evidence Control Boundary, Large Language Model (LLM), Strict SQL Grounding, ST_Distance_Sphere Function, Padang City.</w:t>
       </w:r>
     </w:p>
     <w:p>
@@ -824,7 +971,7 @@
               <m:nor/>
               <m:sty m:val="p"/>
             </m:rPr>
-            <m:t>Structured Semantic Control</m:t>
+            <m:t>Reliability-Controlled Dual Boundaries</m:t>
           </m:r>
         </m:oMath>
       </m:oMathPara>
@@ -886,7 +1033,10 @@
         <w:t xml:space="preserve">)</w:t>
       </w:r>
       <w:r>
-        <w:t xml:space="preserve">: dari manipulasi mekanis antarmuka WIMP menuju kendali semantik berstruktur melalui arsitektur berlapis:</w:t>
+        <w:t xml:space="preserve"> </w:t>
+      </w:r>
+      <w:r>
+        <w:t xml:space="preserve">menuju sebuah</w:t>
       </w:r>
       <w:r>
         <w:t xml:space="preserve"> </w:t>
@@ -896,141 +1046,252 @@
           <w:bCs/>
           <w:b/>
         </w:rPr>
-        <w:t xml:space="preserve">LLM</w:t>
+        <w:t xml:space="preserve">Reliability-Controlled Conversational Spatial Information System</w:t>
+      </w:r>
+      <w:r>
+        <w:t xml:space="preserve"> </w:t>
+      </w:r>
+      <w:r>
+        <w:t xml:space="preserve">(Sistem Informasi Spasial Percakapan Terkendali Keandalan). Sistem ini dikendalikan oleh dua mekanisme batas kontrol fundamental:</w:t>
+      </w:r>
+      <w:r>
+        <w:t xml:space="preserve"> </w:t>
+      </w:r>
+      <w:r>
+        <w:t xml:space="preserve">1.</w:t>
+      </w:r>
+      <w:r>
+        <w:t xml:space="preserve"> </w:t>
       </w:r>
       <w:r>
         <w:rPr>
           <w:bCs/>
           <w:b/>
         </w:rPr>
+        <w:t xml:space="preserve">Batas Kendali Semantik (</w:t>
+      </w:r>
+      <w:r>
+        <w:rPr>
+          <w:iCs/>
+          <w:i/>
+          <w:bCs/>
+          <w:b/>
+        </w:rPr>
+        <w:t xml:space="preserve">Semantic Control Boundary</w:t>
+      </w:r>
+      <w:r>
+        <w:rPr>
+          <w:bCs/>
+          <w:b/>
+        </w:rPr>
+        <w:t xml:space="preserve">)</w:t>
+      </w:r>
+      <w:r>
+        <w:t xml:space="preserve">:</w:t>
+      </w:r>
+      <w:r>
         <w:t xml:space="preserve"> </w:t>
       </w:r>
       <m:oMath>
+        <m:r>
+          <m:rPr>
+            <m:nor/>
+            <m:sty m:val="p"/>
+          </m:rPr>
+          <m:t>LLM</m:t>
+        </m:r>
         <m:r>
           <m:rPr>
             <m:sty m:val="p"/>
           </m:rPr>
           <m:t>→</m:t>
         </m:r>
-      </m:oMath>
-      <w:r>
-        <w:rPr>
-          <w:bCs/>
-          <w:b/>
-        </w:rPr>
-        <w:t xml:space="preserve"> </w:t>
-      </w:r>
-      <w:r>
-        <w:rPr>
-          <w:bCs/>
-          <w:b/>
-        </w:rPr>
-        <w:t xml:space="preserve">Canonical SIR</w:t>
-      </w:r>
-      <w:r>
-        <w:rPr>
-          <w:bCs/>
-          <w:b/>
-        </w:rPr>
-        <w:t xml:space="preserve"> </w:t>
-      </w:r>
-      <m:oMath>
+        <m:r>
+          <m:rPr>
+            <m:nor/>
+            <m:sty m:val="p"/>
+          </m:rPr>
+          <m:t>SIR</m:t>
+        </m:r>
         <m:r>
           <m:rPr>
             <m:sty m:val="p"/>
           </m:rPr>
           <m:t>→</m:t>
         </m:r>
-      </m:oMath>
-      <w:r>
-        <w:rPr>
-          <w:bCs/>
-          <w:b/>
-        </w:rPr>
-        <w:t xml:space="preserve"> </w:t>
-      </w:r>
-      <w:r>
-        <w:rPr>
-          <w:bCs/>
-          <w:b/>
-        </w:rPr>
-        <w:t xml:space="preserve">SirValidator</w:t>
-      </w:r>
-      <w:r>
-        <w:rPr>
-          <w:bCs/>
-          <w:b/>
-        </w:rPr>
-        <w:t xml:space="preserve"> </w:t>
-      </w:r>
-      <m:oMath>
+        <m:r>
+          <m:rPr>
+            <m:nor/>
+            <m:sty m:val="p"/>
+          </m:rPr>
+          <m:t>6D SirValidator</m:t>
+        </m:r>
         <m:r>
           <m:rPr>
             <m:sty m:val="p"/>
           </m:rPr>
           <m:t>→</m:t>
         </m:r>
-      </m:oMath>
-      <w:r>
-        <w:rPr>
-          <w:bCs/>
-          <w:b/>
-        </w:rPr>
-        <w:t xml:space="preserve"> </w:t>
-      </w:r>
-      <w:r>
-        <w:rPr>
-          <w:bCs/>
-          <w:b/>
-        </w:rPr>
-        <w:t xml:space="preserve">Deterministic Spatial Query Compiler</w:t>
-      </w:r>
-      <w:r>
-        <w:rPr>
-          <w:bCs/>
-          <w:b/>
-        </w:rPr>
-        <w:t xml:space="preserve"> </w:t>
-      </w:r>
-      <m:oMath>
+        <m:r>
+          <m:rPr>
+            <m:nor/>
+            <m:sty m:val="p"/>
+          </m:rPr>
+          <m:t>CSIR</m:t>
+        </m:r>
         <m:r>
           <m:rPr>
             <m:sty m:val="p"/>
           </m:rPr>
           <m:t>→</m:t>
         </m:r>
+        <m:r>
+          <m:rPr>
+            <m:nor/>
+            <m:sty m:val="p"/>
+          </m:rPr>
+          <m:t>Kompiler Kueri Spasial Deterministik</m:t>
+        </m:r>
       </m:oMath>
+      <w:r>
+        <w:t xml:space="preserve">. Batas ini bertugas mengisolasi LLM probabilistik, mengekstrak maksud pengguna ke dalam representasi semantik formal, serta memvalidasi invarian keamanan dan ontologi spasial dengan prinsip</w:t>
+      </w:r>
+      <w:r>
+        <w:t xml:space="preserve"> </w:t>
+      </w:r>
+      <w:r>
+        <w:rPr>
+          <w:iCs/>
+          <w:i/>
+        </w:rPr>
+        <w:t xml:space="preserve">No Intent Alteration</w:t>
+      </w:r>
+      <w:r>
+        <w:t xml:space="preserve"> </w:t>
+      </w:r>
+      <w:r>
+        <w:t xml:space="preserve">agar maksud semantik yang tidak valid atau terubah sepihak tidak pernah menyentuh mesin eksekusi basis data.</w:t>
+      </w:r>
+      <w:r>
+        <w:t xml:space="preserve"> </w:t>
+      </w:r>
+      <w:r>
+        <w:t xml:space="preserve">2.</w:t>
+      </w:r>
+      <w:r>
+        <w:t xml:space="preserve"> </w:t>
+      </w:r>
       <w:r>
         <w:rPr>
           <w:bCs/>
           <w:b/>
         </w:rPr>
-        <w:t xml:space="preserve"> </w:t>
-      </w:r>
-      <w:r>
-        <w:rPr>
+        <w:t xml:space="preserve">Batas Kendali Bukti (</w:t>
+      </w:r>
+      <w:r>
+        <w:rPr>
+          <w:iCs/>
+          <w:i/>
           <w:bCs/>
           <w:b/>
         </w:rPr>
-        <w:t xml:space="preserve">MySQL Spatial Engine (</w:t>
-      </w:r>
-      <w:r>
-        <w:rPr>
-          <w:rStyle w:val="VerbatimChar"/>
+        <w:t xml:space="preserve">Evidence Control Boundary</w:t>
+      </w:r>
+      <w:r>
+        <w:rPr>
           <w:bCs/>
           <w:b/>
         </w:rPr>
+        <w:t xml:space="preserve">)</w:t>
+      </w:r>
+      <w:r>
+        <w:t xml:space="preserve">:</w:t>
+      </w:r>
+      <w:r>
+        <w:t xml:space="preserve"> </w:t>
+      </w:r>
+      <m:oMath>
+        <m:r>
+          <m:rPr>
+            <m:nor/>
+            <m:sty m:val="p"/>
+          </m:rPr>
+          <m:t>Fakta Relasional Basis Data </m:t>
+        </m:r>
+        <m:d>
+          <m:dPr>
+            <m:begChr m:val="("/>
+            <m:endChr m:val=")"/>
+            <m:sepChr m:val=""/>
+            <m:grow/>
+          </m:dPr>
+          <m:e>
+            <m:r>
+              <m:t>F</m:t>
+            </m:r>
+          </m:e>
+        </m:d>
+        <m:r>
+          <m:rPr>
+            <m:sty m:val="p"/>
+          </m:rPr>
+          <m:t>→</m:t>
+        </m:r>
+        <m:r>
+          <m:rPr>
+            <m:nor/>
+            <m:sty m:val="p"/>
+          </m:rPr>
+          <m:t>Grounded NLG Terkontrak</m:t>
+        </m:r>
+        <m:r>
+          <m:rPr>
+            <m:sty m:val="p"/>
+          </m:rPr>
+          <m:t>→</m:t>
+        </m:r>
+        <m:r>
+          <m:rPr>
+            <m:nor/>
+            <m:sty m:val="p"/>
+          </m:rPr>
+          <m:t>Claim-Level Grounding Validator</m:t>
+        </m:r>
+        <m:r>
+          <m:rPr>
+            <m:sty m:val="p"/>
+          </m:rPr>
+          <m:t>→</m:t>
+        </m:r>
+        <m:r>
+          <m:rPr>
+            <m:nor/>
+            <m:sty m:val="p"/>
+          </m:rPr>
+          <m:t>Fail-Closed Fallback</m:t>
+        </m:r>
+      </m:oMath>
+      <w:r>
+        <w:t xml:space="preserve">. Batas ini mengunci fakta pada hasil kueri deterministik MySQL 8.0 (</w:t>
+      </w:r>
+      <w:r>
+        <w:rPr>
+          <w:rStyle w:val="VerbatimChar"/>
+        </w:rPr>
         <w:t xml:space="preserve">ST_Distance_Sphere</w:t>
       </w:r>
       <w:r>
-        <w:rPr>
-          <w:bCs/>
-          <w:b/>
-        </w:rPr>
-        <w:t xml:space="preserve">)</w:t>
-      </w:r>
-      <w:r>
-        <w:t xml:space="preserve">.</w:t>
+        <w:t xml:space="preserve">), menyintesis narasi ramah pengguna di bawah kontrak grounding ketat, serta memverifikasi kebenaran setiap klaim secara algoritmik sebelum respons dikirimkan ke pengguna, dengan mekanisme penolakan aman (</w:t>
+      </w:r>
+      <w:r>
+        <w:rPr>
+          <w:iCs/>
+          <w:i/>
+        </w:rPr>
+        <w:t xml:space="preserve">fail-closed fallback</w:t>
+      </w:r>
+      <w:r>
+        <w:t xml:space="preserve">) apabila terdeteksi klaim tanpa bukti.</w:t>
       </w:r>
     </w:p>
     <w:p>
@@ -1067,7 +1328,7 @@
         <w:t xml:space="preserve">)</w:t>
       </w:r>
       <w:r>
-        <w:t xml:space="preserve">. Pemeringkatan dan penyeleksian destinasi dijalankan berdasarkan kriteria faktual eksak: jarak geodesik (</w:t>
+        <w:t xml:space="preserve">. Pemeringkatan dan penyeleksian destinasi dijalankan berdasarkan kriteria faktual eksak: jarak lingkaran besar sferikal (</w:t>
       </w:r>
       <w:r>
         <w:rPr>
@@ -1547,7 +1808,7 @@
         <w:pStyle w:val="Compact"/>
       </w:pPr>
       <w:r>
-        <w:t xml:space="preserve">Bagaimana merancang bangun arsitektur sistem rekomendasi pariwisata berbasis Large Language Model (LLM) dengan pendekatan</w:t>
+        <w:t xml:space="preserve">Bagaimana merancang bangun arsitektur</w:t>
       </w:r>
       <w:r>
         <w:t xml:space="preserve"> </w:t>
@@ -1557,29 +1818,39 @@
           <w:iCs/>
           <w:i/>
         </w:rPr>
-        <w:t xml:space="preserve">Strict SQL Grounding</w:t>
-      </w:r>
-      <w:r>
-        <w:t xml:space="preserve"> </w:t>
-      </w:r>
-      <w:r>
-        <w:t xml:space="preserve">dan</w:t>
-      </w:r>
-      <w:r>
-        <w:t xml:space="preserve"> </w:t>
+        <w:t xml:space="preserve">Reliability-Controlled Conversational Spatial Information System</w:t>
+      </w:r>
+      <w:r>
+        <w:t xml:space="preserve"> </w:t>
+      </w:r>
+      <w:r>
+        <w:t xml:space="preserve">dengan Batas Kendali Semantik (</w:t>
       </w:r>
       <w:r>
         <w:rPr>
           <w:iCs/>
           <w:i/>
         </w:rPr>
+        <w:t xml:space="preserve">Semantic Control Boundary</w:t>
+      </w:r>
+      <w:r>
+        <w:t xml:space="preserve">) berbasis</w:t>
+      </w:r>
+      <w:r>
+        <w:t xml:space="preserve"> </w:t>
+      </w:r>
+      <w:r>
+        <w:rPr>
+          <w:iCs/>
+          <w:i/>
+        </w:rPr>
         <w:t xml:space="preserve">Spatial Intent Representation</w:t>
       </w:r>
       <w:r>
         <w:t xml:space="preserve"> </w:t>
       </w:r>
       <w:r>
-        <w:t xml:space="preserve">(SIR) untuk memberikan saran destinasi wisata yang aman serta memitigasi fenomena halusinasi data faktual dan spasial?</w:t>
+        <w:t xml:space="preserve">(SIR) dan modul validasi deterministik 6-dimensi untuk mencegah distorsi maksud semantik sebelum mencapai eksekusi basis data?</w:t>
       </w:r>
     </w:p>
     <w:p>
@@ -1591,38 +1862,45 @@
         <w:pStyle w:val="Compact"/>
       </w:pPr>
       <w:r>
-        <w:t xml:space="preserve">Bagaimana merancang dan mengintegrasikan modul validasi deterministik 6-dimensi dan fungsi spasial bawaan</w:t>
-      </w:r>
-      <w:r>
-        <w:t xml:space="preserve"> </w:t>
-      </w:r>
-      <w:r>
-        <w:rPr>
-          <w:rStyle w:val="VerbatimChar"/>
-        </w:rPr>
-        <w:t xml:space="preserve">ST_Distance_Sphere</w:t>
-      </w:r>
-      <w:r>
-        <w:t xml:space="preserve"> </w:t>
-      </w:r>
-      <w:r>
-        <w:t xml:space="preserve">ke dalam alur percakapan chatbot secara</w:t>
-      </w:r>
-      <w:r>
-        <w:t xml:space="preserve"> </w:t>
+        <w:t xml:space="preserve">Bagaimana merancang bangun Batas Kendali Bukti (</w:t>
       </w:r>
       <w:r>
         <w:rPr>
           <w:iCs/>
           <w:i/>
         </w:rPr>
-        <w:t xml:space="preserve">real-time</w:t>
-      </w:r>
-      <w:r>
-        <w:t xml:space="preserve"> </w:t>
-      </w:r>
-      <w:r>
-        <w:t xml:space="preserve">berdasarkan koordinat GPS wisatawan pada peta digital Leaflet.js?</w:t>
+        <w:t xml:space="preserve">Evidence Control Boundary</w:t>
+      </w:r>
+      <w:r>
+        <w:t xml:space="preserve">) dengan fungsi spasial bawaan</w:t>
+      </w:r>
+      <w:r>
+        <w:t xml:space="preserve"> </w:t>
+      </w:r>
+      <w:r>
+        <w:rPr>
+          <w:rStyle w:val="VerbatimChar"/>
+        </w:rPr>
+        <w:t xml:space="preserve">ST_Distance_Sphere</w:t>
+      </w:r>
+      <w:r>
+        <w:t xml:space="preserve">, OSRM, serta verifikasi</w:t>
+      </w:r>
+      <w:r>
+        <w:t xml:space="preserve"> </w:t>
+      </w:r>
+      <w:r>
+        <w:rPr>
+          <w:iCs/>
+          <w:i/>
+        </w:rPr>
+        <w:t xml:space="preserve">claim-level grounding</w:t>
+      </w:r>
+      <w:r>
+        <w:t xml:space="preserve"> </w:t>
+      </w:r>
+      <w:r>
+        <w:t xml:space="preserve">untuk menjamin seluruh respons faktual didukung penuh oleh fakta relasional dan bebas dari fabrikasi entitas?</w:t>
       </w:r>
     </w:p>
     <w:p>
@@ -1641,7 +1919,7 @@
           <w:iCs/>
           <w:i/>
         </w:rPr>
-        <w:t xml:space="preserve">Grounding Fidelity</w:t>
+        <w:t xml:space="preserve">Claim-Level Grounding Fidelity</w:t>
       </w:r>
       <w:r>
         <w:t xml:space="preserve">), dan performa efisiensi waktu respons (</w:t>
@@ -1676,7 +1954,7 @@
         <w:pStyle w:val="Compact"/>
       </w:pPr>
       <w:r>
-        <w:t xml:space="preserve">Menghasilkan rancang bangun sistem rekomendasi pariwisata Kota Padang berbasis Large Language Model (LLM) dengan pendekatan</w:t>
+        <w:t xml:space="preserve">Menghasilkan rancang bangun</w:t>
       </w:r>
       <w:r>
         <w:t xml:space="preserve"> </w:t>
@@ -1686,13 +1964,29 @@
           <w:iCs/>
           <w:i/>
         </w:rPr>
-        <w:t xml:space="preserve">Strict SQL Grounding</w:t>
-      </w:r>
-      <w:r>
-        <w:t xml:space="preserve"> </w:t>
-      </w:r>
-      <w:r>
-        <w:t xml:space="preserve">sebagai pemberi saran destinasi wisata cerdas yang terikat secara deterministik pada basis data relasional MySQL 8.0.</w:t>
+        <w:t xml:space="preserve">Reliability-Controlled Conversational Spatial Information System</w:t>
+      </w:r>
+      <w:r>
+        <w:t xml:space="preserve"> </w:t>
+      </w:r>
+      <w:r>
+        <w:t xml:space="preserve">untuk Kota Padang berbasis</w:t>
+      </w:r>
+      <w:r>
+        <w:t xml:space="preserve"> </w:t>
+      </w:r>
+      <w:r>
+        <w:rPr>
+          <w:iCs/>
+          <w:i/>
+        </w:rPr>
+        <w:t xml:space="preserve">Semantic Control Boundary</w:t>
+      </w:r>
+      <w:r>
+        <w:t xml:space="preserve"> </w:t>
+      </w:r>
+      <w:r>
+        <w:t xml:space="preserve">yang mengubah bahasa alami bebas menjadi Canonical SIR (CSIR) dan kueri SQL terparameterisasi secara deterministik.</w:t>
       </w:r>
     </w:p>
     <w:p>
@@ -1704,7 +1998,7 @@
         <w:pStyle w:val="Compact"/>
       </w:pPr>
       <w:r>
-        <w:t xml:space="preserve">Mengembangkan modul</w:t>
+        <w:t xml:space="preserve">Mengembangkan</w:t>
       </w:r>
       <w:r>
         <w:t xml:space="preserve"> </w:t>
@@ -1714,13 +2008,35 @@
           <w:iCs/>
           <w:i/>
         </w:rPr>
-        <w:t xml:space="preserve">location-aware</w:t>
-      </w:r>
-      <w:r>
-        <w:t xml:space="preserve"> </w:t>
-      </w:r>
-      <w:r>
-        <w:t xml:space="preserve">cerdas yang mampu memvalidasi intensi pengguna, menghitung jarak terdekat, dan memvisualisasikan rute perjalanan dari posisi pengguna ke destinasi wisata secara interaktif pada peta Leaflet.js.</w:t>
+        <w:t xml:space="preserve">Evidence Control Boundary</w:t>
+      </w:r>
+      <w:r>
+        <w:t xml:space="preserve"> </w:t>
+      </w:r>
+      <w:r>
+        <w:t xml:space="preserve">yang mengunci kebenaran pada basis data relasional MySQL 8.0 melalui fungsi spasial bawaan</w:t>
+      </w:r>
+      <w:r>
+        <w:t xml:space="preserve"> </w:t>
+      </w:r>
+      <w:r>
+        <w:rPr>
+          <w:rStyle w:val="VerbatimChar"/>
+        </w:rPr>
+        <w:t xml:space="preserve">ST_Distance_Sphere</w:t>
+      </w:r>
+      <w:r>
+        <w:t xml:space="preserve">, memvalidasi luaran narasi secara algoritmik di tingkat klaim (</w:t>
+      </w:r>
+      <w:r>
+        <w:rPr>
+          <w:iCs/>
+          <w:i/>
+        </w:rPr>
+        <w:t xml:space="preserve">claim-level grounding validator</w:t>
+      </w:r>
+      <w:r>
+        <w:t xml:space="preserve">), dan memvisualisasikan rute perjalanan jalan raya interaktif pada Leaflet.js.</w:t>
       </w:r>
     </w:p>
     <w:p>
@@ -1732,7 +2048,7 @@
         <w:pStyle w:val="Compact"/>
       </w:pPr>
       <w:r>
-        <w:t xml:space="preserve">Mengukur dan menganalisis performa sistem secara kuantitatif melalui benchmark 40 skenario percakapan terstandarisasi, pengujian multi-baseline, dan analisis ablasi.</w:t>
+        <w:t xml:space="preserve">Mengukur dan menganalisis performa keandalan kedua batas kendali tersebut secara kuantitatif melalui benchmark 40 skenario percakapan terstandarisasi, pengujian multi-baseline, dan analisis ablasi.</w:t>
       </w:r>
     </w:p>
     <w:bookmarkEnd w:id="26"/>
@@ -1774,13 +2090,23 @@
           <w:iCs/>
           <w:i/>
         </w:rPr>
-        <w:t xml:space="preserve">Conversational Recommender Systems</w:t>
-      </w:r>
-      <w:r>
-        <w:t xml:space="preserve"> </w:t>
-      </w:r>
-      <w:r>
-        <w:t xml:space="preserve">(CRS) dan geoinformatika mengenai integrasi model bahasa besar (LLM) dengan basis data relasional untuk memitigasi halusinasi AI pada data geospasial terstruktur.</w:t>
+        <w:t xml:space="preserve">Conversational Spatial Information Systems</w:t>
+      </w:r>
+      <w:r>
+        <w:t xml:space="preserve"> </w:t>
+      </w:r>
+      <w:r>
+        <w:t xml:space="preserve">(CSIS) dan geoinformatika mengenai arsitektur batas kendali ganda (</w:t>
+      </w:r>
+      <w:r>
+        <w:rPr>
+          <w:iCs/>
+          <w:i/>
+        </w:rPr>
+        <w:t xml:space="preserve">Dual Control Boundaries: Semantic Control and Evidence Control</w:t>
+      </w:r>
+      <w:r>
+        <w:t xml:space="preserve">) yang memisahkan inferensi probabilistik dari komputasi relasional deterministik untuk memitigasi halusinasi AI pada data spasial terstruktur.</w:t>
       </w:r>
     </w:p>
     <w:p>
@@ -2240,23 +2566,23 @@
       </w:r>
     </w:p>
     <w:bookmarkEnd w:id="30"/>
-    <w:bookmarkStart w:id="44" w:name="Xe6819c2adf027e5f44d3e37944d19a0101cc990"/>
+    <w:bookmarkStart w:id="44" w:name="X93f7961fb39dd8600a11969c3889f9c3f048a58"/>
     <w:p>
       <w:pPr>
         <w:pStyle w:val="Heading3"/>
       </w:pPr>
       <w:r>
-        <w:t xml:space="preserve">2.2 Landasan Pendekatan: Arsitektur 5-Lapis (</w:t>
+        <w:t xml:space="preserve">2.2 Landasan Pendekatan: Kerangka Batas Kendali Ganda (</w:t>
       </w:r>
       <w:r>
         <w:rPr>
           <w:iCs/>
           <w:i/>
         </w:rPr>
-        <w:t xml:space="preserve">5-Layer Architecture</w:t>
-      </w:r>
-      <w:r>
-        <w:t xml:space="preserve">)</w:t>
+        <w:t xml:space="preserve">The Dual Control Boundaries Framework</w:t>
+      </w:r>
+      <w:r>
+        <w:t xml:space="preserve">) dan Arsitektur 5-Lapis</w:t>
       </w:r>
     </w:p>
     <w:p>
@@ -2264,27 +2590,332 @@
         <w:pStyle w:val="FirstParagraph"/>
       </w:pPr>
       <w:r>
-        <w:t xml:space="preserve">Untuk menjamin keamanan sistem (</w:t>
+        <w:t xml:space="preserve">Guna mewujudkan</w:t>
+      </w:r>
+      <w:r>
+        <w:t xml:space="preserve"> </w:t>
+      </w:r>
+      <w:r>
+        <w:rPr>
+          <w:bCs/>
+          <w:b/>
+        </w:rPr>
+        <w:t xml:space="preserve">Reliability-Controlled Conversational Spatial Information System</w:t>
+      </w:r>
+      <w:r>
+        <w:t xml:space="preserve"> </w:t>
+      </w:r>
+      <w:r>
+        <w:t xml:space="preserve">yang kebal terhadap halusinasi faktual dan manipulasi data, sistem ini dirancang bukan sekadar sebagai pipa pemrosesan sekuensial, melainkan beroperasi di bawah fondasi teoritis</w:t>
+      </w:r>
+      <w:r>
+        <w:t xml:space="preserve"> </w:t>
+      </w:r>
+      <w:r>
+        <w:rPr>
+          <w:bCs/>
+          <w:b/>
+        </w:rPr>
+        <w:t xml:space="preserve">Batas Kendali Ganda (</w:t>
       </w:r>
       <w:r>
         <w:rPr>
           <w:iCs/>
           <w:i/>
-        </w:rPr>
-        <w:t xml:space="preserve">Safety Invariant</w:t>
-      </w:r>
-      <w:r>
-        <w:t xml:space="preserve">) dan memisahkan tugas kognitif dari eksekusi basis data secara tegas (</w:t>
-      </w:r>
-      <w:r>
-        <w:rPr>
-          <w:iCs/>
-          <w:i/>
-        </w:rPr>
-        <w:t xml:space="preserve">Separation of Concerns</w:t>
-      </w:r>
-      <w:r>
-        <w:t xml:space="preserve">), arsitektur sistem dirancang dalam 5 lapisan independen:</w:t>
+          <w:bCs/>
+          <w:b/>
+        </w:rPr>
+        <w:t xml:space="preserve">Dual Control Boundaries Framework</w:t>
+      </w:r>
+      <w:r>
+        <w:rPr>
+          <w:bCs/>
+          <w:b/>
+        </w:rPr>
+        <w:t xml:space="preserve">)</w:t>
+      </w:r>
+      <w:r>
+        <w:t xml:space="preserve">:</w:t>
+      </w:r>
+    </w:p>
+    <w:p>
+      <w:pPr>
+        <w:pStyle w:val="SourceCode"/>
+      </w:pPr>
+      <w:r>
+        <w:rPr>
+          <w:rStyle w:val="VerbatimChar"/>
+        </w:rPr>
+        <w:t xml:space="preserve">                 PROBABILISTIC LLM (Layer 2)</w:t>
+      </w:r>
+      <w:r>
+        <w:br/>
+      </w:r>
+      <w:r>
+        <w:rPr>
+          <w:rStyle w:val="VerbatimChar"/>
+        </w:rPr>
+        <w:t xml:space="preserve">                            │</w:t>
+      </w:r>
+      <w:r>
+        <w:br/>
+      </w:r>
+      <w:r>
+        <w:rPr>
+          <w:rStyle w:val="VerbatimChar"/>
+        </w:rPr>
+        <w:t xml:space="preserve">                            ▼</w:t>
+      </w:r>
+      <w:r>
+        <w:br/>
+      </w:r>
+      <w:r>
+        <w:rPr>
+          <w:rStyle w:val="VerbatimChar"/>
+        </w:rPr>
+        <w:t xml:space="preserve">             ┌─────────────────────────────┐</w:t>
+      </w:r>
+      <w:r>
+        <w:br/>
+      </w:r>
+      <w:r>
+        <w:rPr>
+          <w:rStyle w:val="VerbatimChar"/>
+        </w:rPr>
+        <w:t xml:space="preserve">             │   SEMANTIC CONTROL BOUNDARY │</w:t>
+      </w:r>
+      <w:r>
+        <w:br/>
+      </w:r>
+      <w:r>
+        <w:rPr>
+          <w:rStyle w:val="VerbatimChar"/>
+        </w:rPr>
+        <w:t xml:space="preserve">             │  • Raw SIR Extraction       │</w:t>
+      </w:r>
+      <w:r>
+        <w:br/>
+      </w:r>
+      <w:r>
+        <w:rPr>
+          <w:rStyle w:val="VerbatimChar"/>
+        </w:rPr>
+        <w:t xml:space="preserve">             │  • 6D SIR Validator         │</w:t>
+      </w:r>
+      <w:r>
+        <w:br/>
+      </w:r>
+      <w:r>
+        <w:rPr>
+          <w:rStyle w:val="VerbatimChar"/>
+        </w:rPr>
+        <w:t xml:space="preserve">             │  • No Intent Alteration     │</w:t>
+      </w:r>
+      <w:r>
+        <w:br/>
+      </w:r>
+      <w:r>
+        <w:rPr>
+          <w:rStyle w:val="VerbatimChar"/>
+        </w:rPr>
+        <w:t xml:space="preserve">             │  • Canonical SIR (CSIR)     │</w:t>
+      </w:r>
+      <w:r>
+        <w:br/>
+      </w:r>
+      <w:r>
+        <w:rPr>
+          <w:rStyle w:val="VerbatimChar"/>
+        </w:rPr>
+        <w:t xml:space="preserve">             │  • Deterministic Compiler   │</w:t>
+      </w:r>
+      <w:r>
+        <w:br/>
+      </w:r>
+      <w:r>
+        <w:rPr>
+          <w:rStyle w:val="VerbatimChar"/>
+        </w:rPr>
+        <w:t xml:space="preserve">             └──────────────┬──────────────┘</w:t>
+      </w:r>
+      <w:r>
+        <w:br/>
+      </w:r>
+      <w:r>
+        <w:rPr>
+          <w:rStyle w:val="VerbatimChar"/>
+        </w:rPr>
+        <w:t xml:space="preserve">                            │ Parameterized SQL</w:t>
+      </w:r>
+      <w:r>
+        <w:br/>
+      </w:r>
+      <w:r>
+        <w:rPr>
+          <w:rStyle w:val="VerbatimChar"/>
+        </w:rPr>
+        <w:t xml:space="preserve">                            ▼</w:t>
+      </w:r>
+      <w:r>
+        <w:br/>
+      </w:r>
+      <w:r>
+        <w:rPr>
+          <w:rStyle w:val="VerbatimChar"/>
+        </w:rPr>
+        <w:t xml:space="preserve">               DETERMINISTIC SPATIAL EXEC</w:t>
+      </w:r>
+      <w:r>
+        <w:br/>
+      </w:r>
+      <w:r>
+        <w:rPr>
+          <w:rStyle w:val="VerbatimChar"/>
+        </w:rPr>
+        <w:t xml:space="preserve">             (MySQL 8.0 ST_Distance_Sphere)</w:t>
+      </w:r>
+      <w:r>
+        <w:br/>
+      </w:r>
+      <w:r>
+        <w:rPr>
+          <w:rStyle w:val="VerbatimChar"/>
+        </w:rPr>
+        <w:t xml:space="preserve">                            │</w:t>
+      </w:r>
+      <w:r>
+        <w:br/>
+      </w:r>
+      <w:r>
+        <w:rPr>
+          <w:rStyle w:val="VerbatimChar"/>
+        </w:rPr>
+        <w:t xml:space="preserve">                            ▼</w:t>
+      </w:r>
+      <w:r>
+        <w:br/>
+      </w:r>
+      <w:r>
+        <w:rPr>
+          <w:rStyle w:val="VerbatimChar"/>
+        </w:rPr>
+        <w:t xml:space="preserve">                    DATABASE FACTS (F)</w:t>
+      </w:r>
+      <w:r>
+        <w:br/>
+      </w:r>
+      <w:r>
+        <w:rPr>
+          <w:rStyle w:val="VerbatimChar"/>
+        </w:rPr>
+        <w:t xml:space="preserve">                            │</w:t>
+      </w:r>
+      <w:r>
+        <w:br/>
+      </w:r>
+      <w:r>
+        <w:rPr>
+          <w:rStyle w:val="VerbatimChar"/>
+        </w:rPr>
+        <w:t xml:space="preserve">                            ▼</w:t>
+      </w:r>
+      <w:r>
+        <w:br/>
+      </w:r>
+      <w:r>
+        <w:rPr>
+          <w:rStyle w:val="VerbatimChar"/>
+        </w:rPr>
+        <w:t xml:space="preserve">             ┌─────────────────────────────┐</w:t>
+      </w:r>
+      <w:r>
+        <w:br/>
+      </w:r>
+      <w:r>
+        <w:rPr>
+          <w:rStyle w:val="VerbatimChar"/>
+        </w:rPr>
+        <w:t xml:space="preserve">             │   EVIDENCE CONTROL BOUNDARY │</w:t>
+      </w:r>
+      <w:r>
+        <w:br/>
+      </w:r>
+      <w:r>
+        <w:rPr>
+          <w:rStyle w:val="VerbatimChar"/>
+        </w:rPr>
+        <w:t xml:space="preserve">             │  • Strict Grounded NLG      │</w:t>
+      </w:r>
+      <w:r>
+        <w:br/>
+      </w:r>
+      <w:r>
+        <w:rPr>
+          <w:rStyle w:val="VerbatimChar"/>
+        </w:rPr>
+        <w:t xml:space="preserve">             │  • Claim-Level Validator    │</w:t>
+      </w:r>
+      <w:r>
+        <w:br/>
+      </w:r>
+      <w:r>
+        <w:rPr>
+          <w:rStyle w:val="VerbatimChar"/>
+        </w:rPr>
+        <w:t xml:space="preserve">             │  • Fail-Closed Fallback     │</w:t>
+      </w:r>
+      <w:r>
+        <w:br/>
+      </w:r>
+      <w:r>
+        <w:rPr>
+          <w:rStyle w:val="VerbatimChar"/>
+        </w:rPr>
+        <w:t xml:space="preserve">             └──────────────┬──────────────┘</w:t>
+      </w:r>
+      <w:r>
+        <w:br/>
+      </w:r>
+      <w:r>
+        <w:rPr>
+          <w:rStyle w:val="VerbatimChar"/>
+        </w:rPr>
+        <w:t xml:space="preserve">                            │ Grounded Response</w:t>
+      </w:r>
+      <w:r>
+        <w:br/>
+      </w:r>
+      <w:r>
+        <w:rPr>
+          <w:rStyle w:val="VerbatimChar"/>
+        </w:rPr>
+        <w:t xml:space="preserve">                            ▼</w:t>
+      </w:r>
+      <w:r>
+        <w:br/>
+      </w:r>
+      <w:r>
+        <w:rPr>
+          <w:rStyle w:val="VerbatimChar"/>
+        </w:rPr>
+        <w:t xml:space="preserve">                 FINAL VERIFIED RESPONSE</w:t>
+      </w:r>
+      <w:r>
+        <w:br/>
+      </w:r>
+      <w:r>
+        <w:rPr>
+          <w:rStyle w:val="VerbatimChar"/>
+        </w:rPr>
+        <w:t xml:space="preserve">                (Leaflet.js + OSRM Route)</w:t>
+      </w:r>
+    </w:p>
+    <w:p>
+      <w:pPr>
+        <w:pStyle w:val="FirstParagraph"/>
+      </w:pPr>
+      <w:r>
+        <w:t xml:space="preserve">Dua mekanisme batas kendali utama tersebut didefinisikan secara presisi sebagai berikut:</w:t>
       </w:r>
     </w:p>
     <w:p>
@@ -2293,20 +2924,260 @@
           <w:ilvl w:val="0"/>
           <w:numId w:val="1005"/>
         </w:numPr>
-        <w:pStyle w:val="Compact"/>
       </w:pPr>
       <w:r>
         <w:rPr>
           <w:bCs/>
           <w:b/>
         </w:rPr>
-        <w:t xml:space="preserve">Layer 1: User Interaction &amp; Geolocation Capture:</w:t>
-      </w:r>
-      <w:r>
-        <w:t xml:space="preserve"> </w:t>
-      </w:r>
-      <w:r>
-        <w:t xml:space="preserve">Berjalan pada peramban web klien. Menangkap masukan teks pengguna dan koordinat GPS perangkat melalui HTML5 Geolocation API, serta merender peta Leaflet.</w:t>
+        <w:t xml:space="preserve">Batas Kendali Semantik (</w:t>
+      </w:r>
+      <w:r>
+        <w:rPr>
+          <w:iCs/>
+          <w:i/>
+          <w:bCs/>
+          <w:b/>
+        </w:rPr>
+        <w:t xml:space="preserve">Semantic Control Boundary</w:t>
+      </w:r>
+      <w:r>
+        <w:rPr>
+          <w:bCs/>
+          <w:b/>
+        </w:rPr>
+        <w:t xml:space="preserve">):</w:t>
+      </w:r>
+    </w:p>
+    <w:p>
+      <w:pPr>
+        <w:pStyle w:val="BodyText"/>
+      </w:pPr>
+      <m:oMathPara>
+        <m:oMathParaPr>
+          <m:jc m:val="center"/>
+        </m:oMathParaPr>
+        <m:oMath>
+          <m:r>
+            <m:rPr>
+              <m:nor/>
+              <m:sty m:val="p"/>
+            </m:rPr>
+            <m:t>LLM</m:t>
+          </m:r>
+          <m:r>
+            <m:rPr>
+              <m:sty m:val="p"/>
+            </m:rPr>
+            <m:t>→</m:t>
+          </m:r>
+          <m:sSub>
+            <m:e>
+              <m:r>
+                <m:rPr>
+                  <m:sty m:val="p"/>
+                  <m:scr m:val="script"/>
+                </m:rPr>
+                <m:t>S</m:t>
+              </m:r>
+            </m:e>
+            <m:sub>
+              <m:r>
+                <m:rPr>
+                  <m:nor/>
+                  <m:sty m:val="p"/>
+                </m:rPr>
+                <m:t>raw</m:t>
+              </m:r>
+            </m:sub>
+          </m:sSub>
+          <m:limLow>
+            <m:e>
+              <m:limUpp>
+                <m:e>
+                  <m:r>
+                    <m:rPr>
+                      <m:sty m:val="p"/>
+                    </m:rPr>
+                    <m:t>→</m:t>
+                  </m:r>
+                </m:e>
+                <m:lim>
+                  <m:sSub>
+                    <m:e>
+                      <m:r>
+                        <m:rPr>
+                          <m:nor/>
+                          <m:sty m:val="p"/>
+                        </m:rPr>
+                        <m:t>SirValidator</m:t>
+                      </m:r>
+                    </m:e>
+                    <m:sub>
+                      <m:r>
+                        <m:rPr>
+                          <m:nor/>
+                          <m:sty m:val="p"/>
+                        </m:rPr>
+                        <m:t>6-D</m:t>
+                      </m:r>
+                    </m:sub>
+                  </m:sSub>
+                </m:lim>
+              </m:limUpp>
+            </m:e>
+            <m:lim>
+              <m:r>
+                <m:rPr>
+                  <m:nor/>
+                  <m:sty m:val="p"/>
+                </m:rPr>
+                <m:t>No Intent Alteration</m:t>
+              </m:r>
+            </m:lim>
+          </m:limLow>
+          <m:sSub>
+            <m:e>
+              <m:r>
+                <m:rPr>
+                  <m:sty m:val="p"/>
+                  <m:scr m:val="script"/>
+                </m:rPr>
+                <m:t>S</m:t>
+              </m:r>
+            </m:e>
+            <m:sub>
+              <m:r>
+                <m:rPr>
+                  <m:nor/>
+                  <m:sty m:val="p"/>
+                </m:rPr>
+                <m:t>csir</m:t>
+              </m:r>
+            </m:sub>
+          </m:sSub>
+          <m:limUpp>
+            <m:e>
+              <m:r>
+                <m:rPr>
+                  <m:sty m:val="p"/>
+                </m:rPr>
+                <m:t>→</m:t>
+              </m:r>
+            </m:e>
+            <m:lim>
+              <m:r>
+                <m:rPr>
+                  <m:nor/>
+                  <m:sty m:val="p"/>
+                </m:rPr>
+                <m:t>Compiler</m:t>
+              </m:r>
+            </m:lim>
+          </m:limUpp>
+          <m:sSub>
+            <m:e>
+              <m:r>
+                <m:rPr>
+                  <m:nor/>
+                  <m:sty m:val="p"/>
+                </m:rPr>
+                <m:t>SQL</m:t>
+              </m:r>
+            </m:e>
+            <m:sub>
+              <m:r>
+                <m:rPr>
+                  <m:nor/>
+                  <m:sty m:val="p"/>
+                </m:rPr>
+                <m:t>parameterized</m:t>
+              </m:r>
+            </m:sub>
+          </m:sSub>
+        </m:oMath>
+      </m:oMathPara>
+    </w:p>
+    <w:p>
+      <w:pPr>
+        <w:numPr>
+          <w:ilvl w:val="0"/>
+          <w:numId w:val="1000"/>
+        </w:numPr>
+      </w:pPr>
+      <w:r>
+        <w:t xml:space="preserve">Batas ini bertugas mengisolasi model bahasa probabilistik dari eksekusi basis data. Maksud pengguna diekstrak menjadi</w:t>
+      </w:r>
+      <w:r>
+        <w:t xml:space="preserve"> </w:t>
+      </w:r>
+      <w:r>
+        <w:rPr>
+          <w:iCs/>
+          <w:i/>
+        </w:rPr>
+        <w:t xml:space="preserve">Spatial Intent Representation</w:t>
+      </w:r>
+      <w:r>
+        <w:t xml:space="preserve"> </w:t>
+      </w:r>
+      <w:r>
+        <w:t xml:space="preserve">(SIR). Modul</w:t>
+      </w:r>
+      <w:r>
+        <w:t xml:space="preserve"> </w:t>
+      </w:r>
+      <w:r>
+        <w:rPr>
+          <w:iCs/>
+          <w:i/>
+        </w:rPr>
+        <w:t xml:space="preserve">SirValidator</w:t>
+      </w:r>
+      <w:r>
+        <w:t xml:space="preserve"> </w:t>
+      </w:r>
+      <w:r>
+        <w:t xml:space="preserve">6-dimensi menegakkan prinsip</w:t>
+      </w:r>
+      <w:r>
+        <w:t xml:space="preserve"> </w:t>
+      </w:r>
+      <w:r>
+        <w:rPr>
+          <w:iCs/>
+          <w:i/>
+        </w:rPr>
+        <w:t xml:space="preserve">No Intent Alteration</w:t>
+      </w:r>
+      <w:r>
+        <w:t xml:space="preserve">, memeriksa konsistensi skema, tipe, domain, operator, entitas, dan batasan numerik. Hanya representasi yang memenuhi seluruh invarian yang disahkan sebagai</w:t>
+      </w:r>
+      <w:r>
+        <w:t xml:space="preserve"> </w:t>
+      </w:r>
+      <w:r>
+        <w:rPr>
+          <w:iCs/>
+          <w:i/>
+        </w:rPr>
+        <w:t xml:space="preserve">Canonical Spatial Intent Representation</w:t>
+      </w:r>
+      <w:r>
+        <w:t xml:space="preserve"> </w:t>
+      </w:r>
+      <w:r>
+        <w:t xml:space="preserve">(CSIR) dan dikompilasi menjadi kueri SQL terparameterisasi. Batas ini menjamin bahwa maksud semantik yang tidak valid, bertentangan dengan kebijakan, atau termutasi secara sepihak (</w:t>
+      </w:r>
+      <w:r>
+        <w:rPr>
+          <w:iCs/>
+          <w:i/>
+        </w:rPr>
+        <w:t xml:space="preserve">silent alteration</w:t>
+      </w:r>
+      <w:r>
+        <w:t xml:space="preserve">) tidak akan pernah mencapai tahap eksekusi basis data.</w:t>
       </w:r>
     </w:p>
     <w:p>
@@ -2315,71 +3186,353 @@
           <w:ilvl w:val="0"/>
           <w:numId w:val="1005"/>
         </w:numPr>
-        <w:pStyle w:val="Compact"/>
       </w:pPr>
       <w:r>
         <w:rPr>
           <w:bCs/>
           <w:b/>
         </w:rPr>
-        <w:t xml:space="preserve">Layer 2: Spatial Intent Representation (SIR) Parser:</w:t>
-      </w:r>
-      <w:r>
-        <w:t xml:space="preserve"> </w:t>
-      </w:r>
-      <w:r>
-        <w:t xml:space="preserve">Menerjemahkan bahasa alami bebas pengguna menjadi representasi semantik terstruktur (SIR JSON) menggunakan LLM dengan instruksi pembatas kaku (</w:t>
+        <w:t xml:space="preserve">Batas Kendali Bukti (</w:t>
       </w:r>
       <w:r>
         <w:rPr>
           <w:iCs/>
           <w:i/>
-        </w:rPr>
-        <w:t xml:space="preserve">strict system prompt</w:t>
-      </w:r>
-      <w:r>
-        <w:t xml:space="preserve">). LLM sama sekali dilarang mengakses basis data atau merangkai kueri SQL.</w:t>
-      </w:r>
+          <w:bCs/>
+          <w:b/>
+        </w:rPr>
+        <w:t xml:space="preserve">Evidence Control Boundary</w:t>
+      </w:r>
+      <w:r>
+        <w:rPr>
+          <w:bCs/>
+          <w:b/>
+        </w:rPr>
+        <w:t xml:space="preserve">):</w:t>
+      </w:r>
+    </w:p>
+    <w:p>
+      <w:pPr>
+        <w:pStyle w:val="BodyText"/>
+      </w:pPr>
+      <m:oMathPara>
+        <m:oMathParaPr>
+          <m:jc m:val="center"/>
+        </m:oMathParaPr>
+        <m:oMath>
+          <m:r>
+            <m:t>F</m:t>
+          </m:r>
+          <m:r>
+            <m:rPr>
+              <m:sty m:val="p"/>
+            </m:rPr>
+            <m:t>→</m:t>
+          </m:r>
+          <m:r>
+            <m:rPr>
+              <m:nor/>
+              <m:sty m:val="p"/>
+            </m:rPr>
+            <m:t>Grounded NLG</m:t>
+          </m:r>
+          <m:limLow>
+            <m:e>
+              <m:limUpp>
+                <m:e>
+                  <m:r>
+                    <m:rPr>
+                      <m:sty m:val="p"/>
+                    </m:rPr>
+                    <m:t>→</m:t>
+                  </m:r>
+                </m:e>
+                <m:lim>
+                  <m:r>
+                    <m:rPr>
+                      <m:nor/>
+                      <m:sty m:val="p"/>
+                    </m:rPr>
+                    <m:t>Claim-Level Validator</m:t>
+                  </m:r>
+                </m:lim>
+              </m:limUpp>
+            </m:e>
+            <m:lim>
+              <m:r>
+                <m:rPr>
+                  <m:nor/>
+                  <m:sty m:val="p"/>
+                </m:rPr>
+                <m:t>Fail-Closed</m:t>
+              </m:r>
+            </m:lim>
+          </m:limLow>
+          <m:r>
+            <m:rPr>
+              <m:nor/>
+              <m:sty m:val="p"/>
+            </m:rPr>
+            <m:t>Respons Terverifikasi</m:t>
+          </m:r>
+        </m:oMath>
+      </m:oMathPara>
     </w:p>
     <w:p>
       <w:pPr>
         <w:numPr>
           <w:ilvl w:val="0"/>
-          <w:numId w:val="1005"/>
+          <w:numId w:val="1000"/>
         </w:numPr>
-        <w:pStyle w:val="Compact"/>
       </w:pPr>
+      <w:r>
+        <w:t xml:space="preserve">Batas ini mengendalikan tahap sintesis respons akhir pengguna. Fakta relasional</w:t>
+      </w:r>
+      <w:r>
+        <w:t xml:space="preserve"> </w:t>
+      </w:r>
+      <m:oMath>
+        <m:r>
+          <m:t>F</m:t>
+        </m:r>
+      </m:oMath>
+      <w:r>
+        <w:t xml:space="preserve"> </w:t>
+      </w:r>
+      <w:r>
+        <w:t xml:space="preserve">hasil eksekusi deterministik MySQL 8.0 (</w:t>
+      </w:r>
+      <w:r>
+        <w:rPr>
+          <w:rStyle w:val="VerbatimChar"/>
+        </w:rPr>
+        <w:t xml:space="preserve">ST_Distance_Sphere</w:t>
+      </w:r>
+      <w:r>
+        <w:t xml:space="preserve">) diinjeksikan ke modul</w:t>
+      </w:r>
+      <w:r>
+        <w:t xml:space="preserve"> </w:t>
+      </w:r>
+      <w:r>
+        <w:rPr>
+          <w:iCs/>
+          <w:i/>
+        </w:rPr>
+        <w:t xml:space="preserve">Grounded NLG</w:t>
+      </w:r>
+      <w:r>
+        <w:t xml:space="preserve"> </w:t>
+      </w:r>
+      <w:r>
+        <w:t xml:space="preserve">di bawah kontrak grounding ketat (</w:t>
+      </w:r>
+      <w:r>
+        <w:rPr>
+          <w:iCs/>
+          <w:i/>
+        </w:rPr>
+        <w:t xml:space="preserve">Strict Grounding Contract</w:t>
+      </w:r>
+      <w:r>
+        <w:t xml:space="preserve">). Selanjutnya, teks narasi yang dihasilkan diverifikasi secara algoritmik di tingkat klaim (</w:t>
+      </w:r>
+      <w:r>
+        <w:rPr>
+          <w:iCs/>
+          <w:i/>
+        </w:rPr>
+        <w:t xml:space="preserve">Claim-Level Grounding Validator</w:t>
+      </w:r>
+      <w:r>
+        <w:t xml:space="preserve">) lintas 4 sub-dimensi (</w:t>
+      </w:r>
+      <m:oMath>
+        <m:sSub>
+          <m:e>
+            <m:r>
+              <m:rPr>
+                <m:sty m:val="p"/>
+                <m:scr m:val="script"/>
+              </m:rPr>
+              <m:t>C</m:t>
+            </m:r>
+          </m:e>
+          <m:sub>
+            <m:r>
+              <m:rPr>
+                <m:nor/>
+                <m:sty m:val="p"/>
+              </m:rPr>
+              <m:t>entity</m:t>
+            </m:r>
+          </m:sub>
+        </m:sSub>
+        <m:r>
+          <m:rPr>
+            <m:sty m:val="p"/>
+          </m:rPr>
+          <m:t>,</m:t>
+        </m:r>
+        <m:sSub>
+          <m:e>
+            <m:r>
+              <m:rPr>
+                <m:sty m:val="p"/>
+                <m:scr m:val="script"/>
+              </m:rPr>
+              <m:t>C</m:t>
+            </m:r>
+          </m:e>
+          <m:sub>
+            <m:r>
+              <m:rPr>
+                <m:nor/>
+                <m:sty m:val="p"/>
+              </m:rPr>
+              <m:t>price</m:t>
+            </m:r>
+          </m:sub>
+        </m:sSub>
+        <m:r>
+          <m:rPr>
+            <m:sty m:val="p"/>
+          </m:rPr>
+          <m:t>,</m:t>
+        </m:r>
+        <m:sSub>
+          <m:e>
+            <m:r>
+              <m:rPr>
+                <m:sty m:val="p"/>
+                <m:scr m:val="script"/>
+              </m:rPr>
+              <m:t>C</m:t>
+            </m:r>
+          </m:e>
+          <m:sub>
+            <m:r>
+              <m:rPr>
+                <m:nor/>
+                <m:sty m:val="p"/>
+              </m:rPr>
+              <m:t>spatial</m:t>
+            </m:r>
+          </m:sub>
+        </m:sSub>
+        <m:r>
+          <m:rPr>
+            <m:sty m:val="p"/>
+          </m:rPr>
+          <m:t>,</m:t>
+        </m:r>
+        <m:sSub>
+          <m:e>
+            <m:r>
+              <m:rPr>
+                <m:sty m:val="p"/>
+                <m:scr m:val="script"/>
+              </m:rPr>
+              <m:t>C</m:t>
+            </m:r>
+          </m:e>
+          <m:sub>
+            <m:r>
+              <m:rPr>
+                <m:nor/>
+                <m:sty m:val="p"/>
+              </m:rPr>
+              <m:t>temporal</m:t>
+            </m:r>
+          </m:sub>
+        </m:sSub>
+      </m:oMath>
+      <w:r>
+        <w:t xml:space="preserve">). Jika terdeteksi klaim tanpa bukti atau entitas di luar</w:t>
+      </w:r>
+      <w:r>
+        <w:t xml:space="preserve"> </w:t>
+      </w:r>
+      <m:oMath>
+        <m:r>
+          <m:t>F</m:t>
+        </m:r>
+      </m:oMath>
+      <w:r>
+        <w:t xml:space="preserve">, sistem mengaktifkan kebijakan</w:t>
+      </w:r>
+      <w:r>
+        <w:t xml:space="preserve"> </w:t>
+      </w:r>
+      <w:r>
+        <w:rPr>
+          <w:iCs/>
+          <w:i/>
+        </w:rPr>
+        <w:t xml:space="preserve">fail-closed fallback</w:t>
+      </w:r>
+      <w:r>
+        <w:t xml:space="preserve"> </w:t>
+      </w:r>
+      <w:r>
+        <w:t xml:space="preserve">deterministik untuk memastikan tidak ada klaim tanpa dukungan basis data yang sampai ke pengguna.</w:t>
+      </w:r>
+    </w:p>
+    <w:p>
+      <w:pPr>
+        <w:pStyle w:val="FirstParagraph"/>
+      </w:pPr>
+      <w:r>
+        <w:t xml:space="preserve">Secara teknis rekayasa perangkat lunak, kerangka batas kendali ganda ini direalisasikan ke dalam</w:t>
+      </w:r>
+      <w:r>
+        <w:t xml:space="preserve"> </w:t>
+      </w:r>
       <w:r>
         <w:rPr>
           <w:bCs/>
           <w:b/>
         </w:rPr>
-        <w:t xml:space="preserve">Layer 3: Deterministic SIR Validator:</w:t>
-      </w:r>
-      <w:r>
-        <w:t xml:space="preserve"> </w:t>
-      </w:r>
-      <w:r>
-        <w:t xml:space="preserve">Memeriksa dan membersihkan objek SIR melalui 6 lapisan verifikasi deterministik sebelum kueri dibuat. Jika terdapat permintaan di luar lingkup pariwisata Padang, modul ini langsung menandai status</w:t>
-      </w:r>
-      <w:r>
-        <w:t xml:space="preserve"> </w:t>
-      </w:r>
-      <w:r>
-        <w:rPr>
-          <w:rStyle w:val="VerbatimChar"/>
-        </w:rPr>
-        <w:t xml:space="preserve">is_out_of_scope = true</w:t>
-      </w:r>
-      <w:r>
-        <w:t xml:space="preserve">.</w:t>
+        <w:t xml:space="preserve">Arsitektur Pipa 5-Lapis (</w:t>
+      </w:r>
+      <w:r>
+        <w:rPr>
+          <w:iCs/>
+          <w:i/>
+          <w:bCs/>
+          <w:b/>
+        </w:rPr>
+        <w:t xml:space="preserve">5-Layer Pipeline Architecture</w:t>
+      </w:r>
+      <w:r>
+        <w:rPr>
+          <w:bCs/>
+          <w:b/>
+        </w:rPr>
+        <w:t xml:space="preserve">)</w:t>
+      </w:r>
+      <w:r>
+        <w:t xml:space="preserve"> </w:t>
+      </w:r>
+      <w:r>
+        <w:t xml:space="preserve">yang memisahkan tugas kognitif dari eksekusi basis data secara tegas (</w:t>
+      </w:r>
+      <w:r>
+        <w:rPr>
+          <w:iCs/>
+          <w:i/>
+        </w:rPr>
+        <w:t xml:space="preserve">Separation of Concerns</w:t>
+      </w:r>
+      <w:r>
+        <w:t xml:space="preserve">):</w:t>
       </w:r>
     </w:p>
     <w:p>
       <w:pPr>
         <w:numPr>
           <w:ilvl w:val="0"/>
-          <w:numId w:val="1005"/>
+          <w:numId w:val="1006"/>
         </w:numPr>
         <w:pStyle w:val="Compact"/>
       </w:pPr>
@@ -2388,56 +3541,185 @@
           <w:bCs/>
           <w:b/>
         </w:rPr>
-        <w:t xml:space="preserve">Layer 4: Spatial Query Compiler &amp; Engine Execution:</w:t>
-      </w:r>
-      <w:r>
-        <w:t xml:space="preserve"> </w:t>
-      </w:r>
-      <w:r>
-        <w:t xml:space="preserve">Menerjemahkan objek SIR yang telah tervalidasi menjadi kueri SQL berparameter (</w:t>
-      </w:r>
-      <w:r>
-        <w:rPr>
-          <w:iCs/>
-          <w:i/>
-        </w:rPr>
-        <w:t xml:space="preserve">parameter-bound SQL query</w:t>
-      </w:r>
-      <w:r>
-        <w:t xml:space="preserve">) pada MySQL 8.0 dengan fungsi spasial bawaan</w:t>
-      </w:r>
-      <w:r>
-        <w:t xml:space="preserve"> </w:t>
-      </w:r>
-      <w:r>
-        <w:rPr>
-          <w:rStyle w:val="VerbatimChar"/>
-        </w:rPr>
-        <w:t xml:space="preserve">ST_Distance_Sphere</w:t>
-      </w:r>
-      <w:r>
-        <w:t xml:space="preserve">. Menghubungi API OSRM untuk menghasilkan polyline rute jalan raya dan estimasi waktu tempuh.</w:t>
+        <w:t xml:space="preserve">Layer 1: User Interaction &amp; Geolocation Capture:</w:t>
+      </w:r>
+      <w:r>
+        <w:t xml:space="preserve"> </w:t>
+      </w:r>
+      <w:r>
+        <w:t xml:space="preserve">Berjalan pada peramban web klien. Menangkap masukan teks pengguna dan koordinat GPS perangkat melalui HTML5 Geolocation API, serta merender peta Leaflet.js.</w:t>
       </w:r>
     </w:p>
     <w:p>
       <w:pPr>
         <w:numPr>
           <w:ilvl w:val="0"/>
-          <w:numId w:val="1005"/>
+          <w:numId w:val="1006"/>
         </w:numPr>
         <w:pStyle w:val="Compact"/>
       </w:pPr>
+      <w:r>
+        <w:rPr>
+          <w:bCs/>
+          <w:b/>
+        </w:rPr>
+        <w:t xml:space="preserve">Layer 2: Spatial Intent Representation (SIR) Parser:</w:t>
+      </w:r>
+      <w:r>
+        <w:t xml:space="preserve"> </w:t>
+      </w:r>
+      <w:r>
+        <w:t xml:space="preserve">Menerjemahkan bahasa alami bebas pengguna menjadi representasi semantik terstruktur (Raw SIR JSON) menggunakan LLM dengan instruksi pembatas kaku (</w:t>
+      </w:r>
+      <w:r>
+        <w:rPr>
+          <w:iCs/>
+          <w:i/>
+        </w:rPr>
+        <w:t xml:space="preserve">strict system prompt</w:t>
+      </w:r>
+      <w:r>
+        <w:t xml:space="preserve">). LLM sama sekali dilarang mengakses basis data atau merangkai kueri SQL.</w:t>
+      </w:r>
     </w:p>
     <w:p>
       <w:pPr>
         <w:numPr>
-          <w:ilvl w:val="1"/>
+          <w:ilvl w:val="0"/>
           <w:numId w:val="1006"/>
         </w:numPr>
         <w:pStyle w:val="Compact"/>
       </w:pPr>
       <w:r>
-        <w:t xml:space="preserve">Layer 5: Strict Grounded NLG &amp; Client Visualization: Menggabungkan baris data hasil SQL (fakta murni) ke dalam prompt LLM untuk dirangkai menjadi jawaban ramah pengguna. LLM diwajibkan menjawab berdasarkan fakta data SQL tanpa diperbolehkan menambah entitas di luar data tersebut.</w:t>
+        <w:rPr>
+          <w:bCs/>
+          <w:b/>
+        </w:rPr>
+        <w:t xml:space="preserve">Layer 3: Deterministic SIR Validator:</w:t>
+      </w:r>
+      <w:r>
+        <w:t xml:space="preserve"> </w:t>
+      </w:r>
+      <w:r>
+        <w:t xml:space="preserve">Memeriksa dan membersihkan objek SIR melalui 6 lapisan verifikasi deterministik sebelum kueri dibuat. Menegakkan prinsip</w:t>
+      </w:r>
+      <w:r>
+        <w:t xml:space="preserve"> </w:t>
+      </w:r>
+      <w:r>
+        <w:rPr>
+          <w:iCs/>
+          <w:i/>
+        </w:rPr>
+        <w:t xml:space="preserve">No Intent Alteration</w:t>
+      </w:r>
+      <w:r>
+        <w:t xml:space="preserve">. Jika terdapat permintaan di luar lingkup pariwisata Padang, modul ini langsung menandai status</w:t>
+      </w:r>
+      <w:r>
+        <w:t xml:space="preserve"> </w:t>
+      </w:r>
+      <w:r>
+        <w:rPr>
+          <w:rStyle w:val="VerbatimChar"/>
+        </w:rPr>
+        <w:t xml:space="preserve">is_out_of_scope = true</w:t>
+      </w:r>
+      <w:r>
+        <w:t xml:space="preserve"> </w:t>
+      </w:r>
+      <w:r>
+        <w:t xml:space="preserve">untuk memicu</w:t>
+      </w:r>
+      <w:r>
+        <w:t xml:space="preserve"> </w:t>
+      </w:r>
+      <w:r>
+        <w:rPr>
+          <w:iCs/>
+          <w:i/>
+        </w:rPr>
+        <w:t xml:space="preserve">honest rejection</w:t>
+      </w:r>
+      <w:r>
+        <w:t xml:space="preserve">.</w:t>
+      </w:r>
+    </w:p>
+    <w:p>
+      <w:pPr>
+        <w:numPr>
+          <w:ilvl w:val="0"/>
+          <w:numId w:val="1006"/>
+        </w:numPr>
+        <w:pStyle w:val="Compact"/>
+      </w:pPr>
+      <w:r>
+        <w:rPr>
+          <w:bCs/>
+          <w:b/>
+        </w:rPr>
+        <w:t xml:space="preserve">Layer 4: Spatial Query Compiler &amp; Engine Execution:</w:t>
+      </w:r>
+      <w:r>
+        <w:t xml:space="preserve"> </w:t>
+      </w:r>
+      <w:r>
+        <w:t xml:space="preserve">Menerjemahkan objek SIR yang telah tervalidasi (CSIR) menjadi kueri SQL berparameter (</w:t>
+      </w:r>
+      <w:r>
+        <w:rPr>
+          <w:iCs/>
+          <w:i/>
+        </w:rPr>
+        <w:t xml:space="preserve">parameter-bound SQL query</w:t>
+      </w:r>
+      <w:r>
+        <w:t xml:space="preserve">) pada MySQL 8.0 dengan fungsi spasial bawaan</w:t>
+      </w:r>
+      <w:r>
+        <w:t xml:space="preserve"> </w:t>
+      </w:r>
+      <w:r>
+        <w:rPr>
+          <w:rStyle w:val="VerbatimChar"/>
+        </w:rPr>
+        <w:t xml:space="preserve">ST_Distance_Sphere</w:t>
+      </w:r>
+      <w:r>
+        <w:t xml:space="preserve">. Menghubungi API pendukung OSRM untuk menghasilkan polyline rute jalan raya dan estimasi waktu tempuh berkendara.</w:t>
+      </w:r>
+    </w:p>
+    <w:p>
+      <w:pPr>
+        <w:numPr>
+          <w:ilvl w:val="0"/>
+          <w:numId w:val="1006"/>
+        </w:numPr>
+        <w:pStyle w:val="Compact"/>
+      </w:pPr>
+      <w:r>
+        <w:rPr>
+          <w:bCs/>
+          <w:b/>
+        </w:rPr>
+        <w:t xml:space="preserve">Layer 5: Strict Grounded NLG &amp; Algorithmic Claim Validator:</w:t>
+      </w:r>
+      <w:r>
+        <w:t xml:space="preserve"> </w:t>
+      </w:r>
+      <w:r>
+        <w:t xml:space="preserve">Menggabungkan baris data hasil SQL (fakta murni</w:t>
+      </w:r>
+      <w:r>
+        <w:t xml:space="preserve"> </w:t>
+      </w:r>
+      <m:oMath>
+        <m:r>
+          <m:t>F</m:t>
+        </m:r>
+      </m:oMath>
+      <w:r>
+        <w:t xml:space="preserve">) ke dalam prompt LLM untuk dirangkai menjadi jawaban ramah pengguna, kemudian mengaudit setiap klaim faktual secara algoritmik sebelum narasi disajikan pada antarmuka peta dan dialog klien.</w:t>
       </w:r>
     </w:p>
     <w:p>
@@ -2496,7 +3778,7 @@
           <w:iCs/>
           <w:i/>
         </w:rPr>
-        <w:t xml:space="preserve">Gambar 2.1 Diagram Alur Arsitektur 5-Lapis Sistem Rekomendasi Pariwisata Berbasis Strict Grounding.</w:t>
+        <w:t xml:space="preserve">Gambar 2.1 Diagram Alur Arsitektur 5-Lapis Sistem Rekomendasi Pariwisata Berbasis Strict Grounding dan Batas Kendali Ganda.</w:t>
       </w:r>
     </w:p>
     <w:bookmarkStart w:id="34" w:name="Xeb182f1b3efc41b00bddb133b6bb6d53fabc290"/>
@@ -3161,7 +4443,7 @@
         <w:pStyle w:val="FirstParagraph"/>
       </w:pPr>
       <w:r>
-        <w:t xml:space="preserve">Untuk membuktikan ketahanan sistem secara ilmiah dan metodologis, kebenaran operasional dibagi menjadi tiga tingkat verifikasi berurutan:</w:t>
+        <w:t xml:space="preserve">Untuk menguji ketahanan sistem secara ilmiah dan metodologis, kebenaran operasional dibagi menjadi tiga tingkat verifikasi berurutan:</w:t>
       </w:r>
       <w:r>
         <w:t xml:space="preserve"> </w:t>
@@ -3242,7 +4524,7 @@
         <w:t xml:space="preserve"> </w:t>
       </w:r>
       <w:r>
-        <w:t xml:space="preserve">Membuktikan bahwa LLM secara setia menerjemahkan ujaran pengguna ke dalam skema terstruktur</w:t>
+        <w:t xml:space="preserve">Memverifikasi bahwa LLM secara setia menerjemahkan ujaran pengguna ke dalam skema terstruktur</w:t>
       </w:r>
       <w:r>
         <w:t xml:space="preserve"> </w:t>
@@ -3410,7 +4692,7 @@
         <w:t xml:space="preserve"> </w:t>
       </w:r>
       <w:r>
-        <w:t xml:space="preserve">Membuktikan bahwa</w:t>
+        <w:t xml:space="preserve">Memverifikasi bahwa</w:t>
       </w:r>
       <w:r>
         <w:t xml:space="preserve"> </w:t>
@@ -3617,7 +4899,7 @@
         <w:t xml:space="preserve"> </w:t>
       </w:r>
       <w:r>
-        <w:t xml:space="preserve">Membuktikan bahwa respons narasi yang disintesis dibatasi secara deterministik hanya pada fakta</w:t>
+        <w:t xml:space="preserve">Memverifikasi bahwa respons narasi yang disintesis dibatasi secara deterministik hanya pada fakta</w:t>
       </w:r>
       <w:r>
         <w:t xml:space="preserve"> </w:t>
@@ -10494,7 +11776,7 @@
         <w:pStyle w:val="FirstParagraph"/>
       </w:pPr>
       <w:r>
-        <w:t xml:space="preserve">Formulasi ini membuktikan bahwa klaim</w:t>
+        <w:t xml:space="preserve">Formulasi ini menunjukkan bahwa capaian</w:t>
       </w:r>
       <w:r>
         <w:t xml:space="preserve"> </w:t>
@@ -10510,7 +11792,7 @@
         <w:t xml:space="preserve"> </w:t>
       </w:r>
       <w:r>
-        <w:t xml:space="preserve">pada penelitian ini didasarkan pada evaluasi predikat SQL sirkular eksak di tingkat basis data, bukan estimasi probabilistik LLM.</w:t>
+        <w:t xml:space="preserve">pada suite benchmark 40 skenario didasarkan pada evaluasi predikat SQL sirkular eksak di tingkat basis data, bukan estimasi probabilistik LLM.</w:t>
       </w:r>
     </w:p>
     <w:bookmarkEnd w:id="45"/>
@@ -13752,7 +15034,7 @@
         <w:br/>
       </w:r>
       <w:r>
-        <w:t xml:space="preserve">Aturan ini sangat penting untuk membuktikan integritas faktual: sistem tidak hanya mencegah fabrikasi entitas (</w:t>
+        <w:t xml:space="preserve">Aturan ini sangat penting untuk menegakkan integritas faktual: sistem tidak hanya mencegah fabrikasi entitas (</w:t>
       </w:r>
       <w:r>
         <w:rPr>
@@ -16142,21 +17424,17 @@
         <w:t xml:space="preserve"> </w:t>
       </w:r>
       <w:r>
-        <w:t xml:space="preserve">menjamin bahwa himpunan fakta yang disampaikan oleh model bahasa (</w:t>
-      </w:r>
-      <m:oMath>
-        <m:r>
-          <m:t>R</m:t>
-        </m:r>
-      </m:oMath>
-      <w:r>
-        <w:t xml:space="preserve">) adalah subhimpunan sejati dari fakta yang dihasilkan oleh basis data relasional (</w:t>
+        <w:t xml:space="preserve">mensyaratkan bahwa seluruh klaim faktual granular yang disampaikan oleh model bahasa naratif (</w:t>
       </w:r>
       <m:oMath>
         <m:sSub>
           <m:e>
             <m:r>
-              <m:t>D</m:t>
+              <m:rPr>
+                <m:sty m:val="p"/>
+                <m:scr m:val="script"/>
+              </m:rPr>
+              <m:t>C</m:t>
             </m:r>
           </m:e>
           <m:sub>
@@ -16165,7 +17443,28 @@
                 <m:nor/>
                 <m:sty m:val="p"/>
               </m:rPr>
-              <m:t>facts</m:t>
+              <m:t>verifiable</m:t>
+            </m:r>
+          </m:sub>
+        </m:sSub>
+      </m:oMath>
+      <w:r>
+        <w:t xml:space="preserve">) harus didukung secara langsung oleh tupel basis data relasional (</w:t>
+      </w:r>
+      <m:oMath>
+        <m:sSub>
+          <m:e>
+            <m:r>
+              <m:t>F</m:t>
+            </m:r>
+          </m:e>
+          <m:sub>
+            <m:r>
+              <m:rPr>
+                <m:nor/>
+                <m:sty m:val="p"/>
+              </m:rPr>
+              <m:t>SQL</m:t>
             </m:r>
           </m:sub>
         </m:sSub>
@@ -16184,47 +17483,197 @@
         </m:oMathParaPr>
         <m:oMath>
           <m:r>
+            <m:t>G</m:t>
+          </m:r>
+          <m:r>
+            <m:t>F</m:t>
+          </m:r>
+          <m:r>
+            <m:rPr>
+              <m:sty m:val="p"/>
+            </m:rPr>
+            <m:t>=</m:t>
+          </m:r>
+          <m:f>
+            <m:fPr>
+              <m:type m:val="bar"/>
+            </m:fPr>
+            <m:num>
+              <m:d>
+                <m:dPr>
+                  <m:begChr m:val="|"/>
+                  <m:endChr m:val="|"/>
+                  <m:sepChr m:val=""/>
+                  <m:grow/>
+                </m:dPr>
+                <m:e>
+                  <m:sSub>
+                    <m:e>
+                      <m:r>
+                        <m:rPr>
+                          <m:sty m:val="p"/>
+                          <m:scr m:val="script"/>
+                        </m:rPr>
+                        <m:t>C</m:t>
+                      </m:r>
+                    </m:e>
+                    <m:sub>
+                      <m:r>
+                        <m:rPr>
+                          <m:nor/>
+                          <m:sty m:val="p"/>
+                        </m:rPr>
+                        <m:t>supported</m:t>
+                      </m:r>
+                    </m:sub>
+                  </m:sSub>
+                </m:e>
+              </m:d>
+            </m:num>
+            <m:den>
+              <m:d>
+                <m:dPr>
+                  <m:begChr m:val="|"/>
+                  <m:endChr m:val="|"/>
+                  <m:sepChr m:val=""/>
+                  <m:grow/>
+                </m:dPr>
+                <m:e>
+                  <m:sSub>
+                    <m:e>
+                      <m:r>
+                        <m:rPr>
+                          <m:sty m:val="p"/>
+                          <m:scr m:val="script"/>
+                        </m:rPr>
+                        <m:t>C</m:t>
+                      </m:r>
+                    </m:e>
+                    <m:sub>
+                      <m:r>
+                        <m:rPr>
+                          <m:nor/>
+                          <m:sty m:val="p"/>
+                        </m:rPr>
+                        <m:t>verifiable</m:t>
+                      </m:r>
+                    </m:sub>
+                  </m:sSub>
+                </m:e>
+              </m:d>
+            </m:den>
+          </m:f>
+          <m:r>
+            <m:rPr>
+              <m:sty m:val="p"/>
+            </m:rPr>
+            <m:t>,</m:t>
+          </m:r>
+          <m:r>
+            <m:t> </m:t>
+          </m:r>
+          <m:r>
+            <m:t>H</m:t>
+          </m:r>
+          <m:r>
             <m:t>R</m:t>
           </m:r>
           <m:r>
             <m:rPr>
               <m:sty m:val="p"/>
             </m:rPr>
-            <m:t>⊆</m:t>
+            <m:t>=</m:t>
+          </m:r>
+          <m:f>
+            <m:fPr>
+              <m:type m:val="bar"/>
+            </m:fPr>
+            <m:num>
+              <m:d>
+                <m:dPr>
+                  <m:begChr m:val="|"/>
+                  <m:endChr m:val="|"/>
+                  <m:sepChr m:val=""/>
+                  <m:grow/>
+                </m:dPr>
+                <m:e>
+                  <m:sSub>
+                    <m:e>
+                      <m:r>
+                        <m:rPr>
+                          <m:sty m:val="p"/>
+                          <m:scr m:val="script"/>
+                        </m:rPr>
+                        <m:t>C</m:t>
+                      </m:r>
+                    </m:e>
+                    <m:sub>
+                      <m:r>
+                        <m:rPr>
+                          <m:nor/>
+                          <m:sty m:val="p"/>
+                        </m:rPr>
+                        <m:t>unsupported</m:t>
+                      </m:r>
+                    </m:sub>
+                  </m:sSub>
+                </m:e>
+              </m:d>
+            </m:num>
+            <m:den>
+              <m:d>
+                <m:dPr>
+                  <m:begChr m:val="|"/>
+                  <m:endChr m:val="|"/>
+                  <m:sepChr m:val=""/>
+                  <m:grow/>
+                </m:dPr>
+                <m:e>
+                  <m:sSub>
+                    <m:e>
+                      <m:r>
+                        <m:rPr>
+                          <m:sty m:val="p"/>
+                          <m:scr m:val="script"/>
+                        </m:rPr>
+                        <m:t>C</m:t>
+                      </m:r>
+                    </m:e>
+                    <m:sub>
+                      <m:r>
+                        <m:rPr>
+                          <m:nor/>
+                          <m:sty m:val="p"/>
+                        </m:rPr>
+                        <m:t>verifiable</m:t>
+                      </m:r>
+                    </m:sub>
+                  </m:sSub>
+                </m:e>
+              </m:d>
+            </m:den>
+          </m:f>
+          <m:r>
+            <m:rPr>
+              <m:sty m:val="p"/>
+            </m:rPr>
+            <m:t>=</m:t>
+          </m:r>
+          <m:r>
+            <m:t>1</m:t>
           </m:r>
           <m:r>
             <m:rPr>
-              <m:nor/>
               <m:sty m:val="p"/>
             </m:rPr>
-            <m:t>facts</m:t>
+            <m:t>−</m:t>
           </m:r>
-          <m:d>
-            <m:dPr>
-              <m:begChr m:val="("/>
-              <m:endChr m:val=")"/>
-              <m:sepChr m:val=""/>
-              <m:grow/>
-            </m:dPr>
-            <m:e>
-              <m:sSub>
-                <m:e>
-                  <m:r>
-                    <m:t>D</m:t>
-                  </m:r>
-                </m:e>
-                <m:sub>
-                  <m:r>
-                    <m:rPr>
-                      <m:nor/>
-                      <m:sty m:val="p"/>
-                    </m:rPr>
-                    <m:t>facts</m:t>
-                  </m:r>
-                </m:sub>
-              </m:sSub>
-            </m:e>
-          </m:d>
+          <m:r>
+            <m:t>G</m:t>
+          </m:r>
+          <m:r>
+            <m:t>F</m:t>
+          </m:r>
         </m:oMath>
       </m:oMathPara>
     </w:p>
@@ -16233,13 +17682,20 @@
         <w:pStyle w:val="FirstParagraph"/>
       </w:pPr>
       <w:r>
-        <w:t xml:space="preserve">Jika kueri SQL menghasilkan himpunan kosong (</w:t>
+        <w:t xml:space="preserve">Di mana himpunan klaim terverifikasi</w:t>
+      </w:r>
+      <w:r>
+        <w:t xml:space="preserve"> </w:t>
       </w:r>
       <m:oMath>
         <m:sSub>
           <m:e>
             <m:r>
-              <m:t>D</m:t>
+              <m:rPr>
+                <m:sty m:val="p"/>
+                <m:scr m:val="script"/>
+              </m:rPr>
+              <m:t>C</m:t>
             </m:r>
           </m:e>
           <m:sub>
@@ -16248,7 +17704,506 @@
                 <m:nor/>
                 <m:sty m:val="p"/>
               </m:rPr>
-              <m:t>facts</m:t>
+              <m:t>verifiable</m:t>
+            </m:r>
+          </m:sub>
+        </m:sSub>
+      </m:oMath>
+      <w:r>
+        <w:t xml:space="preserve"> </w:t>
+      </w:r>
+      <w:r>
+        <w:t xml:space="preserve">dievaluasi mencakup 4 sub-dimensi granular:</w:t>
+      </w:r>
+      <w:r>
+        <w:t xml:space="preserve"> </w:t>
+      </w:r>
+      <w:r>
+        <w:t xml:space="preserve">1.</w:t>
+      </w:r>
+      <w:r>
+        <w:t xml:space="preserve"> </w:t>
+      </w:r>
+      <w:r>
+        <w:rPr>
+          <w:bCs/>
+          <w:b/>
+        </w:rPr>
+        <w:t xml:space="preserve">Entity Grounding (</w:t>
+      </w:r>
+      <m:oMath>
+        <m:r>
+          <m:t>G</m:t>
+        </m:r>
+        <m:sSub>
+          <m:e>
+            <m:r>
+              <m:t>F</m:t>
+            </m:r>
+          </m:e>
+          <m:sub>
+            <m:r>
+              <m:rPr>
+                <m:nor/>
+                <m:sty m:val="p"/>
+              </m:rPr>
+              <m:t>entity</m:t>
+            </m:r>
+          </m:sub>
+        </m:sSub>
+      </m:oMath>
+      <w:r>
+        <w:rPr>
+          <w:bCs/>
+          <w:b/>
+        </w:rPr>
+        <w:t xml:space="preserve">):</w:t>
+      </w:r>
+      <w:r>
+        <w:t xml:space="preserve"> </w:t>
+      </w:r>
+      <m:oMath>
+        <m:r>
+          <m:rPr>
+            <m:sty m:val="p"/>
+          </m:rPr>
+          <m:t>∀</m:t>
+        </m:r>
+        <m:r>
+          <m:t>e</m:t>
+        </m:r>
+        <m:r>
+          <m:rPr>
+            <m:sty m:val="p"/>
+          </m:rPr>
+          <m:t>∈</m:t>
+        </m:r>
+        <m:r>
+          <m:rPr>
+            <m:nor/>
+            <m:sty m:val="p"/>
+          </m:rPr>
+          <m:t>Entities</m:t>
+        </m:r>
+        <m:d>
+          <m:dPr>
+            <m:begChr m:val="("/>
+            <m:endChr m:val=")"/>
+            <m:sepChr m:val=""/>
+            <m:grow/>
+          </m:dPr>
+          <m:e>
+            <m:r>
+              <m:t>R</m:t>
+            </m:r>
+          </m:e>
+        </m:d>
+        <m:r>
+          <m:rPr>
+            <m:sty m:val="p"/>
+          </m:rPr>
+          <m:t>,</m:t>
+        </m:r>
+        <m:r>
+          <m:t>e</m:t>
+        </m:r>
+        <m:r>
+          <m:rPr>
+            <m:sty m:val="p"/>
+          </m:rPr>
+          <m:t>∈</m:t>
+        </m:r>
+        <m:r>
+          <m:rPr>
+            <m:nor/>
+            <m:sty m:val="p"/>
+          </m:rPr>
+          <m:t>Entities</m:t>
+        </m:r>
+        <m:d>
+          <m:dPr>
+            <m:begChr m:val="("/>
+            <m:endChr m:val=")"/>
+            <m:sepChr m:val=""/>
+            <m:grow/>
+          </m:dPr>
+          <m:e>
+            <m:sSub>
+              <m:e>
+                <m:r>
+                  <m:t>F</m:t>
+                </m:r>
+              </m:e>
+              <m:sub>
+                <m:r>
+                  <m:rPr>
+                    <m:nor/>
+                    <m:sty m:val="p"/>
+                  </m:rPr>
+                  <m:t>SQL</m:t>
+                </m:r>
+              </m:sub>
+            </m:sSub>
+          </m:e>
+        </m:d>
+      </m:oMath>
+      <w:r>
+        <w:t xml:space="preserve">.</w:t>
+      </w:r>
+      <w:r>
+        <w:t xml:space="preserve"> </w:t>
+      </w:r>
+      <w:r>
+        <w:t xml:space="preserve">2.</w:t>
+      </w:r>
+      <w:r>
+        <w:t xml:space="preserve"> </w:t>
+      </w:r>
+      <w:r>
+        <w:rPr>
+          <w:bCs/>
+          <w:b/>
+        </w:rPr>
+        <w:t xml:space="preserve">Price Attribute Grounding (</w:t>
+      </w:r>
+      <m:oMath>
+        <m:r>
+          <m:t>G</m:t>
+        </m:r>
+        <m:sSub>
+          <m:e>
+            <m:r>
+              <m:t>F</m:t>
+            </m:r>
+          </m:e>
+          <m:sub>
+            <m:r>
+              <m:rPr>
+                <m:nor/>
+                <m:sty m:val="p"/>
+              </m:rPr>
+              <m:t>price</m:t>
+            </m:r>
+          </m:sub>
+        </m:sSub>
+      </m:oMath>
+      <w:r>
+        <w:rPr>
+          <w:bCs/>
+          <w:b/>
+        </w:rPr>
+        <w:t xml:space="preserve">):</w:t>
+      </w:r>
+      <w:r>
+        <w:t xml:space="preserve"> </w:t>
+      </w:r>
+      <m:oMath>
+        <m:r>
+          <m:rPr>
+            <m:sty m:val="p"/>
+          </m:rPr>
+          <m:t>∀</m:t>
+        </m:r>
+        <m:r>
+          <m:t>p</m:t>
+        </m:r>
+        <m:r>
+          <m:rPr>
+            <m:sty m:val="p"/>
+          </m:rPr>
+          <m:t>∈</m:t>
+        </m:r>
+        <m:r>
+          <m:t>R</m:t>
+        </m:r>
+        <m:r>
+          <m:rPr>
+            <m:sty m:val="p"/>
+          </m:rPr>
+          <m:t>,</m:t>
+        </m:r>
+        <m:r>
+          <m:rPr>
+            <m:nor/>
+            <m:sty m:val="p"/>
+          </m:rPr>
+          <m:t>Price</m:t>
+        </m:r>
+        <m:d>
+          <m:dPr>
+            <m:begChr m:val="("/>
+            <m:endChr m:val=")"/>
+            <m:sepChr m:val=""/>
+            <m:grow/>
+          </m:dPr>
+          <m:e>
+            <m:r>
+              <m:t>p</m:t>
+            </m:r>
+          </m:e>
+        </m:d>
+        <m:r>
+          <m:rPr>
+            <m:sty m:val="p"/>
+          </m:rPr>
+          <m:t>=</m:t>
+        </m:r>
+        <m:sSub>
+          <m:e>
+            <m:r>
+              <m:rPr>
+                <m:nor/>
+                <m:sty m:val="p"/>
+              </m:rPr>
+              <m:t>Price</m:t>
+            </m:r>
+          </m:e>
+          <m:sub>
+            <m:r>
+              <m:rPr>
+                <m:nor/>
+                <m:sty m:val="p"/>
+              </m:rPr>
+              <m:t>SQL</m:t>
+            </m:r>
+          </m:sub>
+        </m:sSub>
+        <m:d>
+          <m:dPr>
+            <m:begChr m:val="("/>
+            <m:endChr m:val=")"/>
+            <m:sepChr m:val=""/>
+            <m:grow/>
+          </m:dPr>
+          <m:e>
+            <m:r>
+              <m:t>p</m:t>
+            </m:r>
+          </m:e>
+        </m:d>
+      </m:oMath>
+      <w:r>
+        <w:t xml:space="preserve">.</w:t>
+      </w:r>
+      <w:r>
+        <w:t xml:space="preserve"> </w:t>
+      </w:r>
+      <w:r>
+        <w:t xml:space="preserve">3.</w:t>
+      </w:r>
+      <w:r>
+        <w:t xml:space="preserve"> </w:t>
+      </w:r>
+      <w:r>
+        <w:rPr>
+          <w:bCs/>
+          <w:b/>
+        </w:rPr>
+        <w:t xml:space="preserve">Spatial Distance Grounding (</w:t>
+      </w:r>
+      <m:oMath>
+        <m:r>
+          <m:t>G</m:t>
+        </m:r>
+        <m:sSub>
+          <m:e>
+            <m:r>
+              <m:t>F</m:t>
+            </m:r>
+          </m:e>
+          <m:sub>
+            <m:r>
+              <m:rPr>
+                <m:nor/>
+                <m:sty m:val="p"/>
+              </m:rPr>
+              <m:t>spatial</m:t>
+            </m:r>
+          </m:sub>
+        </m:sSub>
+      </m:oMath>
+      <w:r>
+        <w:rPr>
+          <w:bCs/>
+          <w:b/>
+        </w:rPr>
+        <w:t xml:space="preserve">):</w:t>
+      </w:r>
+      <w:r>
+        <w:t xml:space="preserve"> </w:t>
+      </w:r>
+      <m:oMath>
+        <m:r>
+          <m:rPr>
+            <m:sty m:val="p"/>
+          </m:rPr>
+          <m:t>∀</m:t>
+        </m:r>
+        <m:r>
+          <m:t>d</m:t>
+        </m:r>
+        <m:r>
+          <m:rPr>
+            <m:sty m:val="p"/>
+          </m:rPr>
+          <m:t>∈</m:t>
+        </m:r>
+        <m:r>
+          <m:t>R</m:t>
+        </m:r>
+        <m:r>
+          <m:rPr>
+            <m:sty m:val="p"/>
+          </m:rPr>
+          <m:t>,</m:t>
+        </m:r>
+        <m:d>
+          <m:dPr>
+            <m:begChr m:val="|"/>
+            <m:endChr m:val="|"/>
+            <m:sepChr m:val=""/>
+            <m:grow/>
+          </m:dPr>
+          <m:e>
+            <m:r>
+              <m:t>d</m:t>
+            </m:r>
+            <m:r>
+              <m:rPr>
+                <m:sty m:val="p"/>
+              </m:rPr>
+              <m:t>−</m:t>
+            </m:r>
+            <m:sSub>
+              <m:e>
+                <m:r>
+                  <m:t>d</m:t>
+                </m:r>
+              </m:e>
+              <m:sub>
+                <m:r>
+                  <m:rPr>
+                    <m:nor/>
+                    <m:sty m:val="p"/>
+                  </m:rPr>
+                  <m:t>SQL</m:t>
+                </m:r>
+              </m:sub>
+            </m:sSub>
+          </m:e>
+        </m:d>
+        <m:r>
+          <m:rPr>
+            <m:sty m:val="p"/>
+          </m:rPr>
+          <m:t>≤</m:t>
+        </m:r>
+        <m:r>
+          <m:t>ϵ</m:t>
+        </m:r>
+      </m:oMath>
+      <w:r>
+        <w:t xml:space="preserve"> </w:t>
+      </w:r>
+      <w:r>
+        <w:t xml:space="preserve">(</w:t>
+      </w:r>
+      <m:oMath>
+        <m:r>
+          <m:t>ϵ</m:t>
+        </m:r>
+        <m:r>
+          <m:rPr>
+            <m:sty m:val="p"/>
+          </m:rPr>
+          <m:t>=</m:t>
+        </m:r>
+        <m:r>
+          <m:t>0.05</m:t>
+        </m:r>
+        <m:r>
+          <m:rPr>
+            <m:nor/>
+            <m:sty m:val="p"/>
+          </m:rPr>
+          <m:t> km</m:t>
+        </m:r>
+      </m:oMath>
+      <w:r>
+        <w:t xml:space="preserve">).</w:t>
+      </w:r>
+      <w:r>
+        <w:t xml:space="preserve"> </w:t>
+      </w:r>
+      <w:r>
+        <w:t xml:space="preserve">4.</w:t>
+      </w:r>
+      <w:r>
+        <w:t xml:space="preserve"> </w:t>
+      </w:r>
+      <w:r>
+        <w:rPr>
+          <w:bCs/>
+          <w:b/>
+        </w:rPr>
+        <w:t xml:space="preserve">Temporal Grounding (</w:t>
+      </w:r>
+      <m:oMath>
+        <m:r>
+          <m:t>G</m:t>
+        </m:r>
+        <m:sSub>
+          <m:e>
+            <m:r>
+              <m:t>F</m:t>
+            </m:r>
+          </m:e>
+          <m:sub>
+            <m:r>
+              <m:rPr>
+                <m:nor/>
+                <m:sty m:val="p"/>
+              </m:rPr>
+              <m:t>temporal</m:t>
+            </m:r>
+          </m:sub>
+        </m:sSub>
+      </m:oMath>
+      <w:r>
+        <w:rPr>
+          <w:bCs/>
+          <w:b/>
+        </w:rPr>
+        <w:t xml:space="preserve">):</w:t>
+      </w:r>
+      <w:r>
+        <w:t xml:space="preserve"> </w:t>
+      </w:r>
+      <w:r>
+        <w:t xml:space="preserve">Klaim status operasional selaras dengan evaluasi sirkadian jam buka dan jam tutup saat kueri dieksekusi.</w:t>
+      </w:r>
+    </w:p>
+    <w:p>
+      <w:pPr>
+        <w:pStyle w:val="BodyText"/>
+      </w:pPr>
+      <w:r>
+        <w:t xml:space="preserve">Jika kueri SQL menghasilkan himpunan kosong (</w:t>
+      </w:r>
+      <m:oMath>
+        <m:sSub>
+          <m:e>
+            <m:r>
+              <m:t>F</m:t>
+            </m:r>
+          </m:e>
+          <m:sub>
+            <m:r>
+              <m:rPr>
+                <m:nor/>
+                <m:sty m:val="p"/>
+              </m:rPr>
+              <m:t>SQL</m:t>
             </m:r>
           </m:sub>
         </m:sSub>
@@ -16266,7 +18221,7 @@
         </m:r>
       </m:oMath>
       <w:r>
-        <w:t xml:space="preserve">), sistem diwajibkan mengeksekusi</w:t>
+        <w:t xml:space="preserve">), sistem memberlakukan invarian</w:t>
       </w:r>
       <w:r>
         <w:t xml:space="preserve"> </w:t>
@@ -16276,10 +18231,138 @@
           <w:iCs/>
           <w:i/>
         </w:rPr>
+        <w:t xml:space="preserve">Fail-Closed</w:t>
+      </w:r>
+      <w:r>
+        <w:t xml:space="preserve">:</w:t>
+      </w:r>
+      <w:r>
+        <w:t xml:space="preserve"> </w:t>
+      </w:r>
+      <w:r>
+        <w:t xml:space="preserve">- Apabila narasi menyebut nama entitas objek wisata apa pun (</w:t>
+      </w:r>
+      <m:oMath>
+        <m:r>
+          <m:rPr>
+            <m:nor/>
+            <m:sty m:val="p"/>
+          </m:rPr>
+          <m:t>Entities</m:t>
+        </m:r>
+        <m:d>
+          <m:dPr>
+            <m:begChr m:val="("/>
+            <m:endChr m:val=")"/>
+            <m:sepChr m:val=""/>
+            <m:grow/>
+          </m:dPr>
+          <m:e>
+            <m:r>
+              <m:t>R</m:t>
+            </m:r>
+          </m:e>
+        </m:d>
+        <m:r>
+          <m:rPr>
+            <m:sty m:val="p"/>
+          </m:rPr>
+          <m:t>≠</m:t>
+        </m:r>
+        <m:r>
+          <m:rPr>
+            <m:sty m:val="p"/>
+          </m:rPr>
+          <m:t>∅</m:t>
+        </m:r>
+      </m:oMath>
+      <w:r>
+        <w:t xml:space="preserve">), respons dinyatakan melanggar</w:t>
+      </w:r>
+      <w:r>
+        <w:t xml:space="preserve"> </w:t>
+      </w:r>
+      <w:r>
+        <w:rPr>
+          <w:iCs/>
+          <w:i/>
+        </w:rPr>
+        <w:t xml:space="preserve">Grounding Contract</w:t>
+      </w:r>
+      <w:r>
+        <w:t xml:space="preserve"> </w:t>
+      </w:r>
+      <w:r>
+        <w:t xml:space="preserve">(</w:t>
+      </w:r>
+      <w:r>
+        <w:rPr>
+          <w:rStyle w:val="VerbatimChar"/>
+        </w:rPr>
+        <w:t xml:space="preserve">isGrounded = false</w:t>
+      </w:r>
+      <w:r>
+        <w:t xml:space="preserve">,</w:t>
+      </w:r>
+      <w:r>
+        <w:t xml:space="preserve"> </w:t>
+      </w:r>
+      <m:oMath>
+        <m:r>
+          <m:t>G</m:t>
+        </m:r>
+        <m:r>
+          <m:t>F</m:t>
+        </m:r>
+        <m:r>
+          <m:rPr>
+            <m:sty m:val="p"/>
+          </m:rPr>
+          <m:t>=</m:t>
+        </m:r>
+        <m:r>
+          <m:t>0</m:t>
+        </m:r>
+        <m:r>
+          <m:rPr>
+            <m:sty m:val="p"/>
+          </m:rPr>
+          <m:t>%</m:t>
+        </m:r>
+      </m:oMath>
+      <w:r>
+        <w:t xml:space="preserve">) dan dibatalkan.</w:t>
+      </w:r>
+      <w:r>
+        <w:t xml:space="preserve"> </w:t>
+      </w:r>
+      <w:r>
+        <w:t xml:space="preserve">- Apabila narasi mengeksekusi penolakan jujur tanpa menyebut entitas palsu, sistem meloloskan</w:t>
+      </w:r>
+      <w:r>
+        <w:t xml:space="preserve"> </w:t>
+      </w:r>
+      <w:r>
+        <w:rPr>
+          <w:iCs/>
+          <w:i/>
+        </w:rPr>
         <w:t xml:space="preserve">Honest Rejection</w:t>
       </w:r>
       <w:r>
-        <w:t xml:space="preserve">:</w:t>
+        <w:t xml:space="preserve"> </w:t>
+      </w:r>
+      <w:r>
+        <w:t xml:space="preserve">(</w:t>
+      </w:r>
+      <w:r>
+        <w:rPr>
+          <w:rStyle w:val="VerbatimChar"/>
+        </w:rPr>
+        <w:t xml:space="preserve">isGrounded = true</w:t>
+      </w:r>
+      <w:r>
+        <w:t xml:space="preserve">):</w:t>
       </w:r>
     </w:p>
     <w:p>
@@ -16407,17 +18490,17 @@
         </m:r>
       </m:oMath>
       <w:r>
-        <w:t xml:space="preserve">, misalnya pengguna mengakses dari Pekanbaru atau Jakarta), sistem secara transparan memberikan notifikasi bahwa pengguna berada di luar wilayah Padang dan rekomendasi dialihkan menggunakan titik acuan pusat Kota Padang (Jam Gadang / Balai Kota).</w:t>
+        <w:t xml:space="preserve">, misalnya pengguna mengakses dari Pekanbaru atau Jakarta), sistem secara transparan memberikan notifikasi bahwa pengguna berada di luar wilayah Padang dan rekomendasi dialihkan menggunakan titik acuan pusat Kota Padang (Balai Kota / Pusat Kota).</w:t>
       </w:r>
     </w:p>
     <w:bookmarkEnd w:id="55"/>
-    <w:bookmarkStart w:id="56" w:name="X96f00278aa1f029959118e2f82a6c45b4fcff07"/>
+    <w:bookmarkStart w:id="56" w:name="Xcb838c5dad259dfbac0ed56f11bfd2606cbb686"/>
     <w:p>
       <w:pPr>
         <w:pStyle w:val="Heading3"/>
       </w:pPr>
       <w:r>
-        <w:t xml:space="preserve">2.7 Algorithmic Grounding Validator Pasca-Generasi</w:t>
+        <w:t xml:space="preserve">2.7 Algorithmic Claim-Level Grounding Validator Pasca-Generasi</w:t>
       </w:r>
     </w:p>
     <w:p>
@@ -16463,97 +18546,7 @@
         <w:t xml:space="preserve">GroundingValidator.php</w:t>
       </w:r>
       <w:r>
-        <w:t xml:space="preserve">. Jika</w:t>
-      </w:r>
-      <w:r>
-        <w:t xml:space="preserve"> </w:t>
-      </w:r>
-      <m:oMath>
-        <m:r>
-          <m:t>E</m:t>
-        </m:r>
-      </m:oMath>
-      <w:r>
-        <w:t xml:space="preserve"> </w:t>
-      </w:r>
-      <w:r>
-        <w:t xml:space="preserve">adalah himpunan nama objek wisata yang diekstrak dari teks balasan LLM dan</w:t>
-      </w:r>
-      <w:r>
-        <w:t xml:space="preserve"> </w:t>
-      </w:r>
-      <m:oMath>
-        <m:r>
-          <m:t>F</m:t>
-        </m:r>
-      </m:oMath>
-      <w:r>
-        <w:t xml:space="preserve"> </w:t>
-      </w:r>
-      <w:r>
-        <w:t xml:space="preserve">adalah himpunan nama objek wisata resmi hasil kueri SQL, sistem memeriksa kondisi:</w:t>
-      </w:r>
-    </w:p>
-    <w:p>
-      <w:pPr>
-        <w:pStyle w:val="BodyText"/>
-      </w:pPr>
-      <m:oMathPara>
-        <m:oMathParaPr>
-          <m:jc m:val="center"/>
-        </m:oMathParaPr>
-        <m:oMath>
-          <m:r>
-            <m:rPr>
-              <m:sty m:val="p"/>
-            </m:rPr>
-            <m:t>∀</m:t>
-          </m:r>
-          <m:r>
-            <m:t>e</m:t>
-          </m:r>
-          <m:r>
-            <m:rPr>
-              <m:sty m:val="p"/>
-            </m:rPr>
-            <m:t>∈</m:t>
-          </m:r>
-          <m:r>
-            <m:t>E</m:t>
-          </m:r>
-          <m:r>
-            <m:rPr>
-              <m:sty m:val="p"/>
-            </m:rPr>
-            <m:t>,</m:t>
-          </m:r>
-          <m:r>
-            <m:t> </m:t>
-          </m:r>
-          <m:r>
-            <m:t>e</m:t>
-          </m:r>
-          <m:r>
-            <m:rPr>
-              <m:sty m:val="p"/>
-            </m:rPr>
-            <m:t>∈</m:t>
-          </m:r>
-          <m:r>
-            <m:t>F</m:t>
-          </m:r>
-        </m:oMath>
-      </m:oMathPara>
-    </w:p>
-    <w:p>
-      <w:pPr>
-        <w:pStyle w:val="FirstParagraph"/>
-      </w:pPr>
-      <w:r>
-        <w:t xml:space="preserve">Jika ditemukan entitas</w:t>
-      </w:r>
-      <w:r>
-        <w:t xml:space="preserve"> </w:t>
+        <w:t xml:space="preserve">. Validator ini mengekstrak entitas dan memvalidasi seluruh proposisi numerik harga tiket, jarak spasial lingkaran besar, dan jam operasional terhadap fakta SQL. Jika ditemukan entitas tak terdaftar (</w:t>
       </w:r>
       <m:oMath>
         <m:r>
@@ -16565,12 +18558,25 @@
           </m:rPr>
           <m:t>∉</m:t>
         </m:r>
-        <m:r>
-          <m:t>F</m:t>
-        </m:r>
+        <m:sSub>
+          <m:e>
+            <m:r>
+              <m:t>F</m:t>
+            </m:r>
+          </m:e>
+          <m:sub>
+            <m:r>
+              <m:rPr>
+                <m:nor/>
+                <m:sty m:val="p"/>
+              </m:rPr>
+              <m:t>SQL</m:t>
+            </m:r>
+          </m:sub>
+        </m:sSub>
       </m:oMath>
       <w:r>
-        <w:t xml:space="preserve">, teks LLM secara instan dibatalkan (</w:t>
+        <w:t xml:space="preserve">) atau deviasi klaim numerik atribut melampaui toleransi, teks LLM secara instan dibatalkan (</w:t>
       </w:r>
       <w:r>
         <w:rPr>
@@ -21821,7 +23827,7 @@
         <w:t xml:space="preserve"> </w:t>
       </w:r>
       <w:r>
-        <w:t xml:space="preserve">Standar geodesik global yang diadopsi adalah WGS 84 (SRID 4326). MySQL 8.0 mendukung penentuan SRID eksplisit pada kolom geometri (misalnya</w:t>
+        <w:t xml:space="preserve">Standar sistem koordinat geografis global yang diadopsi adalah WGS 84 (SRID 4326). MySQL 8.0 mendukung penentuan SRID eksplisit pada kolom geometri (misalnya</w:t>
       </w:r>
       <w:r>
         <w:t xml:space="preserve"> </w:t>
@@ -24294,7 +26300,7 @@
               <w:t xml:space="preserve"> </w:t>
             </w:r>
             <w:r>
-              <w:t xml:space="preserve">dan memeriksa konsistensi logika antar-batasan operasional.</w:t>
+              <w:t xml:space="preserve">dan memeriksa konsistensi preferensi anggaran operasional.</w:t>
             </w:r>
           </w:p>
         </w:tc>
@@ -24315,25 +26321,50 @@
               <w:rPr>
                 <w:rStyle w:val="VerbatimChar"/>
               </w:rPr>
-              <w:t xml:space="preserve">max_price</w:t>
+              <w:t xml:space="preserve">max_price &lt; 0</w:t>
+            </w:r>
+            <w:r>
+              <w:t xml:space="preserve">,</w:t>
             </w:r>
             <w:r>
               <w:t xml:space="preserve"> </w:t>
             </w:r>
             <w:r>
-              <w:t xml:space="preserve">bernilai negatif, ditolak. Jika ada kontradiksi (</w:t>
+              <w:rPr>
+                <w:bCs/>
+                <w:b/>
+              </w:rPr>
+              <w:t xml:space="preserve">ditolak</w:t>
+            </w:r>
+            <w:r>
+              <w:t xml:space="preserve"> </w:t>
+            </w:r>
+            <w:r>
+              <w:t xml:space="preserve">(</w:t>
             </w:r>
             <w:r>
               <w:rPr>
                 <w:rStyle w:val="VerbatimChar"/>
               </w:rPr>
+              <w:t xml:space="preserve">isValid = false</w:t>
+            </w:r>
+            <w:r>
+              <w:t xml:space="preserve">). Kombinasi</w:t>
+            </w:r>
+            <w:r>
+              <w:t xml:space="preserve"> </w:t>
+            </w:r>
+            <w:r>
+              <w:rPr>
+                <w:rStyle w:val="VerbatimChar"/>
+              </w:rPr>
               <w:t xml:space="preserve">is_free = true</w:t>
             </w:r>
             <w:r>
               <w:t xml:space="preserve"> </w:t>
             </w:r>
             <w:r>
-              <w:t xml:space="preserve">namun</w:t>
+              <w:t xml:space="preserve">dan</w:t>
             </w:r>
             <w:r>
               <w:t xml:space="preserve"> </w:t>
@@ -24345,7 +26376,31 @@
               <w:t xml:space="preserve">max_price &gt; 0</w:t>
             </w:r>
             <w:r>
-              <w:t xml:space="preserve">), ditolak dengan peringatan kontradiksi logis.</w:t>
+              <w:t xml:space="preserve"> </w:t>
+            </w:r>
+            <w:r>
+              <w:t xml:space="preserve">diharmonisasi secara inklusif (</w:t>
+            </w:r>
+            <w:r>
+              <w:rPr>
+                <w:iCs/>
+                <w:i/>
+              </w:rPr>
+              <w:t xml:space="preserve">set-inclusion</w:t>
+            </w:r>
+            <w:r>
+              <w:t xml:space="preserve">: mengutamakan tiket Rp0 dalam batas anggaran</w:t>
+            </w:r>
+            <w:r>
+              <w:t xml:space="preserve"> </w:t>
+            </w:r>
+            <m:oMath>
+              <m:r>
+                <m:t>P</m:t>
+              </m:r>
+            </m:oMath>
+            <w:r>
+              <w:t xml:space="preserve">) tanpa memicu penolakan kontradiksi semu.</w:t>
             </w:r>
           </w:p>
         </w:tc>
@@ -24446,7 +26501,7 @@
           <w:bCs/>
           <w:b/>
         </w:rPr>
-        <w:t xml:space="preserve">Perancangan Algorithmic Grounding Output Validator:</w:t>
+        <w:t xml:space="preserve">Perancangan Algorithmic Claim-Level Grounding Output Validator:</w:t>
       </w:r>
       <w:r>
         <w:t xml:space="preserve"> </w:t>
@@ -24472,7 +26527,7 @@
         <w:t xml:space="preserve">post-generation algorithmic verification</w:t>
       </w:r>
       <w:r>
-        <w:t xml:space="preserve">) melalui kelas</w:t>
+        <w:t xml:space="preserve">) tingkat klaim melalui kelas</w:t>
       </w:r>
       <w:r>
         <w:t xml:space="preserve"> </w:t>
@@ -24587,99 +26642,38 @@
         <w:t xml:space="preserve"> </w:t>
       </w:r>
       <w:r>
-        <w:t xml:space="preserve">adalah himpunan nama objek wisata resmi yang dihasilkan oleh kueri SQL basis data, dan</w:t>
+        <w:t xml:space="preserve">adalah himpunan tupel fakta terverifikasi dari kueri SQL basis data, dan</w:t>
       </w:r>
       <w:r>
         <w:t xml:space="preserve"> </w:t>
       </w:r>
       <m:oMath>
-        <m:r>
-          <m:t>E</m:t>
-        </m:r>
-        <m:r>
-          <m:rPr>
-            <m:sty m:val="p"/>
-          </m:rPr>
-          <m:t>=</m:t>
-        </m:r>
-        <m:r>
-          <m:rPr>
-            <m:sty m:val="p"/>
-          </m:rPr>
-          <m:t>{</m:t>
-        </m:r>
         <m:sSub>
           <m:e>
             <m:r>
-              <m:t>e</m:t>
+              <m:rPr>
+                <m:sty m:val="p"/>
+                <m:scr m:val="script"/>
+              </m:rPr>
+              <m:t>C</m:t>
             </m:r>
           </m:e>
           <m:sub>
             <m:r>
-              <m:t>1</m:t>
+              <m:rPr>
+                <m:nor/>
+                <m:sty m:val="p"/>
+              </m:rPr>
+              <m:t>verifiable</m:t>
             </m:r>
           </m:sub>
         </m:sSub>
-        <m:r>
-          <m:rPr>
-            <m:sty m:val="p"/>
-          </m:rPr>
-          <m:t>,</m:t>
-        </m:r>
-        <m:sSub>
-          <m:e>
-            <m:r>
-              <m:t>e</m:t>
-            </m:r>
-          </m:e>
-          <m:sub>
-            <m:r>
-              <m:t>2</m:t>
-            </m:r>
-          </m:sub>
-        </m:sSub>
-        <m:r>
-          <m:rPr>
-            <m:sty m:val="p"/>
-          </m:rPr>
-          <m:t>,</m:t>
-        </m:r>
-        <m:r>
-          <m:rPr>
-            <m:sty m:val="p"/>
-          </m:rPr>
-          <m:t>…</m:t>
-        </m:r>
-        <m:r>
-          <m:rPr>
-            <m:sty m:val="p"/>
-          </m:rPr>
-          <m:t>,</m:t>
-        </m:r>
-        <m:sSub>
-          <m:e>
-            <m:r>
-              <m:t>e</m:t>
-            </m:r>
-          </m:e>
-          <m:sub>
-            <m:r>
-              <m:t>k</m:t>
-            </m:r>
-          </m:sub>
-        </m:sSub>
-        <m:r>
-          <m:rPr>
-            <m:sty m:val="p"/>
-          </m:rPr>
-          <m:t>}</m:t>
-        </m:r>
       </m:oMath>
       <w:r>
         <w:t xml:space="preserve"> </w:t>
       </w:r>
       <w:r>
-        <w:t xml:space="preserve">adalah himpunan entitas objek wisata yang diekstraksi dari teks jawaban yang dirangkai oleh model bahasa, maka syarat keabsahan grounding (</w:t>
+        <w:t xml:space="preserve">adalah seluruh klaim faktual terverifikasi (nama destinasi, harga tiket, jarak spasial lingkaran besar, dan jam operasional) yang diekstraksi dari narasi balasan LLM, maka syarat keabsahan grounding (</w:t>
       </w:r>
       <w:r>
         <w:rPr>
@@ -24701,6 +26695,111 @@
           <m:jc m:val="center"/>
         </m:oMathParaPr>
         <m:oMath>
+          <m:r>
+            <m:t>G</m:t>
+          </m:r>
+          <m:r>
+            <m:t>F</m:t>
+          </m:r>
+          <m:r>
+            <m:rPr>
+              <m:sty m:val="p"/>
+            </m:rPr>
+            <m:t>=</m:t>
+          </m:r>
+          <m:f>
+            <m:fPr>
+              <m:type m:val="bar"/>
+            </m:fPr>
+            <m:num>
+              <m:d>
+                <m:dPr>
+                  <m:begChr m:val="|"/>
+                  <m:endChr m:val="|"/>
+                  <m:sepChr m:val=""/>
+                  <m:grow/>
+                </m:dPr>
+                <m:e>
+                  <m:sSub>
+                    <m:e>
+                      <m:r>
+                        <m:rPr>
+                          <m:sty m:val="p"/>
+                          <m:scr m:val="script"/>
+                        </m:rPr>
+                        <m:t>C</m:t>
+                      </m:r>
+                    </m:e>
+                    <m:sub>
+                      <m:r>
+                        <m:rPr>
+                          <m:nor/>
+                          <m:sty m:val="p"/>
+                        </m:rPr>
+                        <m:t>supported</m:t>
+                      </m:r>
+                    </m:sub>
+                  </m:sSub>
+                </m:e>
+              </m:d>
+            </m:num>
+            <m:den>
+              <m:d>
+                <m:dPr>
+                  <m:begChr m:val="|"/>
+                  <m:endChr m:val="|"/>
+                  <m:sepChr m:val=""/>
+                  <m:grow/>
+                </m:dPr>
+                <m:e>
+                  <m:sSub>
+                    <m:e>
+                      <m:r>
+                        <m:rPr>
+                          <m:sty m:val="p"/>
+                          <m:scr m:val="script"/>
+                        </m:rPr>
+                        <m:t>C</m:t>
+                      </m:r>
+                    </m:e>
+                    <m:sub>
+                      <m:r>
+                        <m:rPr>
+                          <m:nor/>
+                          <m:sty m:val="p"/>
+                        </m:rPr>
+                        <m:t>verifiable</m:t>
+                      </m:r>
+                    </m:sub>
+                  </m:sSub>
+                </m:e>
+              </m:d>
+            </m:den>
+          </m:f>
+          <m:r>
+            <m:rPr>
+              <m:sty m:val="p"/>
+            </m:rPr>
+            <m:t>=</m:t>
+          </m:r>
+          <m:r>
+            <m:t>100</m:t>
+          </m:r>
+          <m:r>
+            <m:rPr>
+              <m:sty m:val="p"/>
+            </m:rPr>
+            <m:t>%</m:t>
+          </m:r>
+          <m:r>
+            <m:rPr>
+              <m:sty m:val="p"/>
+            </m:rPr>
+            <m:t>,</m:t>
+          </m:r>
+          <m:r>
+            <m:t> </m:t>
+          </m:r>
           <m:r>
             <m:rPr>
               <m:sty m:val="p"/>
@@ -24717,16 +26816,30 @@
             <m:t>∈</m:t>
           </m:r>
           <m:r>
-            <m:t>E</m:t>
+            <m:rPr>
+              <m:nor/>
+              <m:sty m:val="p"/>
+            </m:rPr>
+            <m:t>Entities</m:t>
           </m:r>
+          <m:d>
+            <m:dPr>
+              <m:begChr m:val="("/>
+              <m:endChr m:val=")"/>
+              <m:sepChr m:val=""/>
+              <m:grow/>
+            </m:dPr>
+            <m:e>
+              <m:r>
+                <m:t>R</m:t>
+              </m:r>
+            </m:e>
+          </m:d>
           <m:r>
             <m:rPr>
               <m:sty m:val="p"/>
             </m:rPr>
             <m:t>,</m:t>
-          </m:r>
-          <m:r>
-            <m:t> </m:t>
           </m:r>
           <m:r>
             <m:t>e</m:t>
@@ -24738,8 +26851,25 @@
             <m:t>∈</m:t>
           </m:r>
           <m:r>
-            <m:t>F</m:t>
+            <m:rPr>
+              <m:nor/>
+              <m:sty m:val="p"/>
+            </m:rPr>
+            <m:t>Entities</m:t>
           </m:r>
+          <m:d>
+            <m:dPr>
+              <m:begChr m:val="("/>
+              <m:endChr m:val=")"/>
+              <m:sepChr m:val=""/>
+              <m:grow/>
+            </m:dPr>
+            <m:e>
+              <m:r>
+                <m:t>F</m:t>
+              </m:r>
+            </m:e>
+          </m:d>
         </m:oMath>
       </m:oMathPara>
     </w:p>
@@ -25003,7 +27133,7 @@
         <w:t xml:space="preserve">jawabanTemplate()</w:t>
       </w:r>
       <w:r>
-        <w:t xml:space="preserve">) yang dirangkai 100% langsung dari baris rekaman basis data. Dengan mekanisme ini, sistem menjamin secara algoritmik bahwa tidak ada entitas wisata fiktif yang dapat lolos ke layar pengguna. percakapan.</w:t>
+        <w:t xml:space="preserve">) yang dirangkai 100% langsung dari baris rekaman basis data. Dengan mekanisme ini, sistem memvalidasi secara algoritmik kepatuhan klaim entitas terhadap fakta SQL sebelum disajikan ke layar percakapan pengguna, sehingga memitigasi risiko lolosnya entitas fiktif.</w:t>
       </w:r>
     </w:p>
     <w:p>
@@ -25016,7 +27146,7 @@
     <w:bookmarkEnd w:id="80"/>
     <w:bookmarkEnd w:id="81"/>
     <w:bookmarkEnd w:id="82"/>
-    <w:bookmarkStart w:id="114" w:name="bab-iv-implementasi-dan-pengujian-sistem"/>
+    <w:bookmarkStart w:id="115" w:name="bab-iv-implementasi-dan-pengujian-sistem"/>
     <w:p>
       <w:pPr>
         <w:pStyle w:val="Heading2"/>
@@ -28884,7 +31014,10 @@
         <w:t xml:space="preserve">great-circle / spherical distance</w:t>
       </w:r>
       <w:r>
-        <w:t xml:space="preserve">) berbasis model bola bumi dengan jari-jari standar WGS84 (</w:t>
+        <w:t xml:space="preserve">) berbasis model bola bumi dengan jari-jari rata-rata bumi (default MySQL 8.0:</w:t>
+      </w:r>
+      <w:r>
+        <w:t xml:space="preserve"> </w:t>
       </w:r>
       <m:oMath>
         <m:r>
@@ -29330,6 +31463,21 @@
               </w:rPr>
               <w:t xml:space="preserve">max_price != null</w:t>
             </w:r>
+            <w:r>
+              <w:t xml:space="preserve"> </w:t>
+            </w:r>
+            <w:r>
+              <w:t xml:space="preserve">(</w:t>
+            </w:r>
+            <w:r>
+              <w:rPr>
+                <w:rStyle w:val="VerbatimChar"/>
+              </w:rPr>
+              <w:t xml:space="preserve">is_free = false</w:t>
+            </w:r>
+            <w:r>
+              <w:t xml:space="preserve">)</w:t>
+            </w:r>
           </w:p>
         </w:tc>
         <w:tc>
@@ -29427,19 +31575,37 @@
               </w:rPr>
               <w:t xml:space="preserve">is_free = true</w:t>
             </w:r>
-          </w:p>
-        </w:tc>
-        <w:tc>
-          <w:tcPr/>
-          <w:p>
-            <w:pPr>
-              <w:pStyle w:val="Compact"/>
-              <w:jc w:val="left"/>
-            </w:pPr>
+            <w:r>
+              <w:t xml:space="preserve"> </w:t>
+            </w:r>
+            <w:r>
+              <w:t xml:space="preserve">(</w:t>
+            </w:r>
             <w:r>
               <w:rPr>
                 <w:rStyle w:val="VerbatimChar"/>
               </w:rPr>
+              <w:t xml:space="preserve">max_price = null</w:t>
+            </w:r>
+            <w:r>
+              <w:t xml:space="preserve"> </w:t>
+            </w:r>
+            <w:r>
+              <w:t xml:space="preserve">/ 0)</w:t>
+            </w:r>
+          </w:p>
+        </w:tc>
+        <w:tc>
+          <w:tcPr/>
+          <w:p>
+            <w:pPr>
+              <w:pStyle w:val="Compact"/>
+              <w:jc w:val="left"/>
+            </w:pPr>
+            <w:r>
+              <w:rPr>
+                <w:rStyle w:val="VerbatimChar"/>
+              </w:rPr>
               <w:t xml:space="preserve">ZeroCostRule</w:t>
             </w:r>
           </w:p>
@@ -29479,7 +31645,155 @@
               <w:jc w:val="left"/>
             </w:pPr>
             <w:r>
-              <w:t xml:space="preserve">Filter destinasi wisata bebas biaya masuk</w:t>
+              <w:t xml:space="preserve">Filter destinasi wisata bebas biaya masuk murni</w:t>
+            </w:r>
+          </w:p>
+        </w:tc>
+      </w:tr>
+      <w:tr>
+        <w:tc>
+          <w:tcPr/>
+          <w:p>
+            <w:pPr>
+              <w:pStyle w:val="Compact"/>
+              <w:jc w:val="left"/>
+            </w:pPr>
+            <w:r>
+              <w:rPr>
+                <w:rStyle w:val="VerbatimChar"/>
+              </w:rPr>
+              <w:t xml:space="preserve">is_free = true</w:t>
+            </w:r>
+            <w:r>
+              <w:t xml:space="preserve"> </w:t>
+            </w:r>
+            <w:r>
+              <w:t xml:space="preserve">AND</w:t>
+            </w:r>
+            <w:r>
+              <w:t xml:space="preserve"> </w:t>
+            </w:r>
+            <w:r>
+              <w:rPr>
+                <w:rStyle w:val="VerbatimChar"/>
+              </w:rPr>
+              <w:t xml:space="preserve">max_price &gt; 0</w:t>
+            </w:r>
+          </w:p>
+        </w:tc>
+        <w:tc>
+          <w:tcPr/>
+          <w:p>
+            <w:pPr>
+              <w:pStyle w:val="Compact"/>
+              <w:jc w:val="left"/>
+            </w:pPr>
+            <w:r>
+              <w:rPr>
+                <w:rStyle w:val="VerbatimChar"/>
+              </w:rPr>
+              <w:t xml:space="preserve">InclusiveBudgetRule</w:t>
+            </w:r>
+          </w:p>
+        </w:tc>
+        <w:tc>
+          <w:tcPr/>
+          <w:p>
+            <w:pPr>
+              <w:pStyle w:val="Compact"/>
+              <w:jc w:val="left"/>
+            </w:pPr>
+            <w:r>
+              <w:rPr>
+                <w:rStyle w:val="VerbatimChar"/>
+              </w:rPr>
+              <w:t xml:space="preserve">AND wisata.harga_tiket &lt;= ?</w:t>
+            </w:r>
+          </w:p>
+        </w:tc>
+        <w:tc>
+          <w:tcPr/>
+          <w:p>
+            <w:pPr>
+              <w:pStyle w:val="Compact"/>
+              <w:jc w:val="center"/>
+            </w:pPr>
+            <w:r>
+              <w:rPr>
+                <w:rStyle w:val="VerbatimChar"/>
+              </w:rPr>
+              <w:t xml:space="preserve">INTEGER</w:t>
+            </w:r>
+            <w:r>
+              <w:t xml:space="preserve"> </w:t>
+            </w:r>
+            <w:r>
+              <w:t xml:space="preserve">(</w:t>
+            </w:r>
+            <m:oMath>
+              <m:r>
+                <m:t>P</m:t>
+              </m:r>
+              <m:r>
+                <m:rPr>
+                  <m:sty m:val="p"/>
+                </m:rPr>
+                <m:t>&gt;</m:t>
+              </m:r>
+              <m:r>
+                <m:t>0</m:t>
+              </m:r>
+            </m:oMath>
+            <w:r>
+              <w:t xml:space="preserve">)</w:t>
+            </w:r>
+          </w:p>
+        </w:tc>
+        <w:tc>
+          <w:tcPr/>
+          <w:p>
+            <w:pPr>
+              <w:pStyle w:val="Compact"/>
+              <w:jc w:val="left"/>
+            </w:pPr>
+            <w:r>
+              <w:t xml:space="preserve">Harmonisasi</w:t>
+            </w:r>
+            <w:r>
+              <w:t xml:space="preserve"> </w:t>
+            </w:r>
+            <w:r>
+              <w:rPr>
+                <w:iCs/>
+                <w:i/>
+              </w:rPr>
+              <w:t xml:space="preserve">set-inclusion</w:t>
+            </w:r>
+            <w:r>
+              <w:t xml:space="preserve">: preferensi gratis diutamakan dalam batas pagu</w:t>
+            </w:r>
+            <w:r>
+              <w:t xml:space="preserve"> </w:t>
+            </w:r>
+            <m:oMath>
+              <m:r>
+                <m:t>P</m:t>
+              </m:r>
+            </m:oMath>
+            <w:r>
+              <w:t xml:space="preserve"> </w:t>
+            </w:r>
+            <w:r>
+              <w:t xml:space="preserve">(</w:t>
+            </w:r>
+            <w:r>
+              <w:rPr>
+                <w:rStyle w:val="VerbatimChar"/>
+              </w:rPr>
+              <w:t xml:space="preserve">ORDER BY harga_tiket ASC</w:t>
+            </w:r>
+            <w:r>
+              <w:t xml:space="preserve">)</w:t>
             </w:r>
           </w:p>
         </w:tc>
@@ -36790,7 +39104,7 @@
               <w:jc w:val="left"/>
             </w:pPr>
             <w:r>
-              <w:t xml:space="preserve">Bot memberikan honest rejection tanpa halusinasi</w:t>
+              <w:t xml:space="preserve">Bot memberikan honest rejection tanpa memfabrikasi entitas</w:t>
             </w:r>
           </w:p>
         </w:tc>
@@ -36912,7 +39226,7 @@
         <w:pStyle w:val="FirstParagraph"/>
       </w:pPr>
       <w:r>
-        <w:t xml:space="preserve">Guna membuktikan ketahanan arsitektur lapisan kontrol semantik terhadap eksploitasi keamanan data spasial, serangkaian uji penetrasi keamanan (</w:t>
+        <w:t xml:space="preserve">Guna menguji ketahanan arsitektur lapisan kontrol semantik terhadap eksploitasi keamanan data spasial, serangkaian uji penetrasi keamanan (</w:t>
       </w:r>
       <w:r>
         <w:rPr>
@@ -36935,7 +39249,7 @@
         <w:t xml:space="preserve">Deterministic Spatial Query Compiler</w:t>
       </w:r>
       <w:r>
-        <w:t xml:space="preserve">. Evaluasi ini membuktikan secara empiris bahwa pemisahan peran antara LLM dan kompiler SQL berhasil mewujudkan metrik</w:t>
+        <w:t xml:space="preserve">. Evaluasi ini menunjukkan secara empiris bahwa pemisahan peran antara LLM dan kompiler SQL berhasil mewujudkan metrik</w:t>
       </w:r>
       <w:r>
         <w:t xml:space="preserve"> </w:t>
@@ -37736,7 +40050,7 @@
     </w:tbl>
     <w:bookmarkEnd w:id="103"/>
     <w:bookmarkEnd w:id="104"/>
-    <w:bookmarkStart w:id="113" w:name="Xfd78fce243695deb2d5210bd63facce912d143e"/>
+    <w:bookmarkStart w:id="114" w:name="Xfd78fce243695deb2d5210bd63facce912d143e"/>
     <w:p>
       <w:pPr>
         <w:pStyle w:val="Heading3"/>
@@ -38344,7 +40658,7 @@
         <w:t xml:space="preserve"> </w:t>
       </w:r>
       <w:r>
-        <w:t xml:space="preserve">Pemisahan ini membuktikan bahwa capaian 100%</w:t>
+        <w:t xml:space="preserve">Pemisahan ini menunjukkan bahwa capaian 100%</w:t>
       </w:r>
       <w:r>
         <w:t xml:space="preserve"> </w:t>
@@ -38376,7 +40690,7 @@
         <w:t xml:space="preserve"> </w:t>
       </w:r>
       <w:r>
-        <w:t xml:space="preserve">merupakan bukti ketahanan arsitektur deterministik berlapis, bukan kebetulan probabilistik dari model bahasa.</w:t>
+        <w:t xml:space="preserve">pada benchmark yang dievaluasi merupakan bukti ketahanan arsitektur deterministik berlapis, bukan kebetulan probabilistik dari model bahasa.</w:t>
       </w:r>
     </w:p>
     <w:bookmarkEnd w:id="105"/>
@@ -38779,7 +41093,7 @@
                 <w:bCs/>
                 <w:b/>
               </w:rPr>
-              <w:t xml:space="preserve">Fidelitas Grounding (</w:t>
+              <w:t xml:space="preserve">Fidelitas Grounding Tingkat Klaim (</w:t>
             </w:r>
             <w:r>
               <w:rPr>
@@ -38788,7 +41102,7 @@
                 <w:bCs/>
                 <w:b/>
               </w:rPr>
-              <w:t xml:space="preserve">Grounding Fidelity</w:t>
+              <w:t xml:space="preserve">Claim-Level Grounding Fidelity</w:t>
             </w:r>
             <w:r>
               <w:rPr>
@@ -38811,10 +41125,69 @@
                 <w:bCs/>
                 <w:b/>
               </w:rPr>
-              <w:t xml:space="preserve">100,00% (40/40)</w:t>
-            </w:r>
-          </w:p>
-        </w:tc>
+              <w:t xml:space="preserve">100,00% (384/384 klaim)</w:t>
+            </w:r>
+          </w:p>
+        </w:tc>
+        <w:tc>
+          <w:tcPr/>
+          <w:p>
+            <w:pPr>
+              <w:pStyle w:val="Compact"/>
+              <w:jc w:val="left"/>
+            </w:pPr>
+            <m:oMath>
+              <m:r>
+                <m:rPr>
+                  <m:sty m:val="p"/>
+                </m:rPr>
+                <m:t>≥</m:t>
+              </m:r>
+              <m:r>
+                <m:t>97</m:t>
+              </m:r>
+              <m:r>
+                <m:rPr>
+                  <m:sty m:val="p"/>
+                </m:rPr>
+                <m:t>,</m:t>
+              </m:r>
+              <m:r>
+                <m:t>50</m:t>
+              </m:r>
+              <m:r>
+                <m:rPr>
+                  <m:sty m:val="p"/>
+                </m:rPr>
+                <m:t>%</m:t>
+              </m:r>
+            </m:oMath>
+          </w:p>
+        </w:tc>
+        <w:tc>
+          <w:tcPr/>
+          <w:p>
+            <w:pPr>
+              <w:pStyle w:val="Compact"/>
+              <w:jc w:val="left"/>
+            </w:pPr>
+            <w:r>
+              <w:t xml:space="preserve">Optimal (</w:t>
+            </w:r>
+            <w:r>
+              <w:rPr>
+                <w:iCs/>
+                <w:i/>
+              </w:rPr>
+              <w:t xml:space="preserve">Seluruh Klaim Faktual Terverifikasi</w:t>
+            </w:r>
+            <w:r>
+              <w:t xml:space="preserve">)</w:t>
+            </w:r>
+          </w:p>
+        </w:tc>
+      </w:tr>
+      <w:tr>
         <w:tc>
           <w:tcPr/>
           <w:p>
@@ -38827,23 +41200,7 @@
                 <w:bCs/>
                 <w:b/>
               </w:rPr>
-              <w:t xml:space="preserve">100,00%</w:t>
-            </w:r>
-          </w:p>
-        </w:tc>
-        <w:tc>
-          <w:tcPr/>
-          <w:p>
-            <w:pPr>
-              <w:pStyle w:val="Compact"/>
-              <w:jc w:val="left"/>
-            </w:pPr>
-            <w:r>
-              <w:rPr>
-                <w:bCs/>
-                <w:b/>
-              </w:rPr>
-              <w:t xml:space="preserve">Optimal (</w:t>
+              <w:t xml:space="preserve">Tingkat Kelulusan Skenario Grounding (</w:t>
             </w:r>
             <w:r>
               <w:rPr>
@@ -38852,7 +41209,7 @@
                 <w:bCs/>
                 <w:b/>
               </w:rPr>
-              <w:t xml:space="preserve">0 Pelanggaran Teramati</w:t>
+              <w:t xml:space="preserve">Scenario Pass Rate</w:t>
             </w:r>
             <w:r>
               <w:rPr>
@@ -38863,6 +41220,79 @@
             </w:r>
           </w:p>
         </w:tc>
+        <w:tc>
+          <w:tcPr/>
+          <w:p>
+            <w:pPr>
+              <w:pStyle w:val="Compact"/>
+              <w:jc w:val="left"/>
+            </w:pPr>
+            <w:r>
+              <w:rPr>
+                <w:bCs/>
+                <w:b/>
+              </w:rPr>
+              <w:t xml:space="preserve">100,00% (40/40 skenario)</w:t>
+            </w:r>
+          </w:p>
+        </w:tc>
+        <w:tc>
+          <w:tcPr/>
+          <w:p>
+            <w:pPr>
+              <w:pStyle w:val="Compact"/>
+              <w:jc w:val="left"/>
+            </w:pPr>
+            <m:oMath>
+              <m:r>
+                <m:rPr>
+                  <m:sty m:val="p"/>
+                </m:rPr>
+                <m:t>≥</m:t>
+              </m:r>
+              <m:r>
+                <m:t>95</m:t>
+              </m:r>
+              <m:r>
+                <m:rPr>
+                  <m:sty m:val="p"/>
+                </m:rPr>
+                <m:t>,</m:t>
+              </m:r>
+              <m:r>
+                <m:t>00</m:t>
+              </m:r>
+              <m:r>
+                <m:rPr>
+                  <m:sty m:val="p"/>
+                </m:rPr>
+                <m:t>%</m:t>
+              </m:r>
+            </m:oMath>
+          </w:p>
+        </w:tc>
+        <w:tc>
+          <w:tcPr/>
+          <w:p>
+            <w:pPr>
+              <w:pStyle w:val="Compact"/>
+              <w:jc w:val="left"/>
+            </w:pPr>
+            <w:r>
+              <w:t xml:space="preserve">Optimal (</w:t>
+            </w:r>
+            <w:r>
+              <w:rPr>
+                <w:iCs/>
+                <w:i/>
+              </w:rPr>
+              <w:t xml:space="preserve">0 Pelanggaran Teramati</w:t>
+            </w:r>
+            <w:r>
+              <w:t xml:space="preserve">)</w:t>
+            </w:r>
+          </w:p>
+        </w:tc>
       </w:tr>
       <w:tr>
         <w:tc>
@@ -38877,7 +41307,7 @@
                 <w:bCs/>
                 <w:b/>
               </w:rPr>
-              <w:t xml:space="preserve">Jumlah Entitas Fiktif yang Muncul (</w:t>
+              <w:t xml:space="preserve">Tingkat Fabrikasi Entitas (</w:t>
             </w:r>
             <w:r>
               <w:rPr>
@@ -38886,7 +41316,7 @@
                 <w:bCs/>
                 <w:b/>
               </w:rPr>
-              <w:t xml:space="preserve">Fabricated POI</w:t>
+              <w:t xml:space="preserve">Entity Fabrication Rate</w:t>
             </w:r>
             <w:r>
               <w:rPr>
@@ -38909,7 +41339,7 @@
                 <w:bCs/>
                 <w:b/>
               </w:rPr>
-              <w:t xml:space="preserve">0 entitas (0,00%)</w:t>
+              <w:t xml:space="preserve">0,00% (0/40 skenario)</w:t>
             </w:r>
           </w:p>
         </w:tc>
@@ -38925,7 +41355,7 @@
                 <w:bCs/>
                 <w:b/>
               </w:rPr>
-              <w:t xml:space="preserve">0 entitas</w:t>
+              <w:t xml:space="preserve">0,00%</w:t>
             </w:r>
           </w:p>
         </w:tc>
@@ -39275,7 +41705,7 @@
         </m:r>
       </m:oMath>
       <w:r>
-        <w:t xml:space="preserve">) didefinisikan terhadap seluruh proposisi faktual yang dapat diverifikasi:</w:t>
+        <w:t xml:space="preserve">) didefinisikan terhadap seluruh proposisi faktual granular yang dapat diverifikasi:</w:t>
       </w:r>
     </w:p>
     <w:p>
@@ -39524,7 +41954,7 @@
         <w:t xml:space="preserve"> </w:t>
       </w:r>
       <w:r>
-        <w:t xml:space="preserve">adalah himpunan seluruh klaim faktual yang dinyatakan pada teks respons (nama tempat, harga tiket, jarak tempuh, jam operasional).</w:t>
+        <w:t xml:space="preserve">adalah himpunan seluruh klaim faktual granular yang dinyatakan pada teks respons (klaim eksistensi entitas, harga tiket, jarak tempuh lingkaran besar bola bumi, dan jam operasional).</w:t>
       </w:r>
       <w:r>
         <w:t xml:space="preserve"> </w:t>
@@ -39722,7 +42152,7 @@
         <w:t xml:space="preserve"> </w:t>
       </w:r>
       <w:r>
-        <w:t xml:space="preserve">dibagi ke dalam empat sub-dimensi ortogonal:</w:t>
+        <w:t xml:space="preserve">dibagi secara komprehensif ke dalam empat sub-dimensi ortogonal:</w:t>
       </w:r>
       <w:r>
         <w:t xml:space="preserve"> </w:t>
@@ -39867,7 +42297,7 @@
         <w:t xml:space="preserve"> </w:t>
       </w:r>
       <w:r>
-        <w:t xml:space="preserve">(0 entitas fiktif teramati).</w:t>
+        <w:t xml:space="preserve">(0 entitas fiktif teramati pada benchmark yang dievaluasi).</w:t>
       </w:r>
       <w:r>
         <w:t xml:space="preserve"> </w:t>
@@ -39883,7 +42313,7 @@
           <w:bCs/>
           <w:b/>
         </w:rPr>
-        <w:t xml:space="preserve">Fidelitas Atribut (</w:t>
+        <w:t xml:space="preserve">Fidelitas Atribut Tarif (</w:t>
       </w:r>
       <m:oMath>
         <m:r>
@@ -39901,7 +42331,7 @@
                 <m:nor/>
                 <m:sty m:val="p"/>
               </m:rPr>
-              <m:t>atribut</m:t>
+              <m:t>tarif</m:t>
             </m:r>
           </m:sub>
         </m:sSub>
@@ -39917,7 +42347,7 @@
         <w:t xml:space="preserve"> </w:t>
       </w:r>
       <w:r>
-        <w:t xml:space="preserve">Memastikan harga tiket dan jam buka konsisten dengan data relasional tanpa rekayasa angka. Capaian:</w:t>
+        <w:t xml:space="preserve">Memastikan klaim harga tiket konsisten dengan data relasional tanpa rekayasa atau deviasi angka sepihak. Capaian:</w:t>
       </w:r>
       <w:r>
         <w:t xml:space="preserve"> </w:t>
@@ -40079,58 +42509,7 @@
         <w:pStyle w:val="BodyText"/>
       </w:pPr>
       <w:r>
-        <w:t xml:space="preserve">Pada seluruh 40 skenario pengujian</w:t>
-      </w:r>
-      <w:r>
-        <w:t xml:space="preserve"> </w:t>
-      </w:r>
-      <w:r>
-        <w:rPr>
-          <w:iCs/>
-          <w:i/>
-        </w:rPr>
-        <w:t xml:space="preserve">benchmark</w:t>
-      </w:r>
-      <w:r>
-        <w:t xml:space="preserve">, tidak ditemukan satupun entitas fiktif maupun pelanggaran kontrak grounding (0</w:t>
-      </w:r>
-      <w:r>
-        <w:t xml:space="preserve"> </w:t>
-      </w:r>
-      <w:r>
-        <w:rPr>
-          <w:iCs/>
-          <w:i/>
-        </w:rPr>
-        <w:t xml:space="preserve">observed grounding violations</w:t>
-      </w:r>
-      <w:r>
-        <w:t xml:space="preserve">). Integritas ini ditegakkan bukan hanya melalui</w:t>
-      </w:r>
-      <w:r>
-        <w:t xml:space="preserve"> </w:t>
-      </w:r>
-      <w:r>
-        <w:rPr>
-          <w:iCs/>
-          <w:i/>
-        </w:rPr>
-        <w:t xml:space="preserve">prompt engineering</w:t>
-      </w:r>
-      <w:r>
-        <w:t xml:space="preserve">, melainkan diverifikasi secara deterministik oleh modul</w:t>
-      </w:r>
-      <w:r>
-        <w:t xml:space="preserve"> </w:t>
-      </w:r>
-      <w:r>
-        <w:rPr>
-          <w:rStyle w:val="VerbatimChar"/>
-        </w:rPr>
-        <w:t xml:space="preserve">GroundingValidator</w:t>
-      </w:r>
-      <w:r>
-        <w:t xml:space="preserve">.</w:t>
+        <w:t xml:space="preserve">Guna memperjelas komposisi granular evaluasi faktual, Tabel 4.4a merinci distribusi 384 klaim yang dievaluasi pada 40 skenario benchmark.</w:t>
       </w:r>
     </w:p>
     <w:p>
@@ -40138,27 +42517,1096 @@
         <w:pStyle w:val="BodyText"/>
       </w:pPr>
       <w:r>
-        <w:t xml:space="preserve">Guna menjamin transparansi saintifik dan replikabilitas (</w:t>
+        <w:rPr>
+          <w:bCs/>
+          <w:b/>
+        </w:rPr>
+        <w:t xml:space="preserve">Tabel 4.4a Komposisi Granular Evaluasi 384 Klaim Faktual Grounding (Claim-Level Grounding Breakdown)</w:t>
+      </w:r>
+    </w:p>
+    <w:tbl>
+      <w:tblPr>
+        <w:tblStyle w:val="Table"/>
+        <w:tblW w:type="pct" w:w="5000"/>
+        <w:tblLook w:firstRow="1" w:lastRow="0" w:firstColumn="0" w:lastColumn="0" w:noHBand="0" w:noVBand="0" w:val="0020"/>
+        <w:jc w:val="start"/>
+      </w:tblPr>
+      <w:tblGrid>
+        <w:gridCol w:w="819"/>
+        <w:gridCol w:w="819"/>
+        <w:gridCol w:w="819"/>
+        <w:gridCol w:w="1365"/>
+        <w:gridCol w:w="1365"/>
+        <w:gridCol w:w="1365"/>
+        <w:gridCol w:w="1365"/>
+      </w:tblGrid>
+      <w:tr>
+        <w:trPr>
+          <w:tblHeader w:val="true"/>
+        </w:trPr>
+        <w:tc>
+          <w:tcPr/>
+          <w:p>
+            <w:pPr>
+              <w:pStyle w:val="Compact"/>
+              <w:jc w:val="left"/>
+            </w:pPr>
+            <w:r>
+              <w:t xml:space="preserve">Sub-Dimensi Klaim Faktual</w:t>
+            </w:r>
+          </w:p>
+        </w:tc>
+        <w:tc>
+          <w:tcPr/>
+          <w:p>
+            <w:pPr>
+              <w:pStyle w:val="Compact"/>
+              <w:jc w:val="left"/>
+            </w:pPr>
+            <w:r>
+              <w:t xml:space="preserve">Parameter yang Diverifikasi</w:t>
+            </w:r>
+          </w:p>
+        </w:tc>
+        <w:tc>
+          <w:tcPr/>
+          <w:p>
+            <w:pPr>
+              <w:pStyle w:val="Compact"/>
+              <w:jc w:val="left"/>
+            </w:pPr>
+            <w:r>
+              <w:t xml:space="preserve">Sumber Kebenaran Data (</w:t>
+            </w:r>
+            <w:r>
+              <w:rPr>
+                <w:iCs/>
+                <w:i/>
+              </w:rPr>
+              <w:t xml:space="preserve">Ground Truth SQL</w:t>
+            </w:r>
+            <w:r>
+              <w:t xml:space="preserve">)</w:t>
+            </w:r>
+          </w:p>
+        </w:tc>
+        <w:tc>
+          <w:tcPr/>
+          <w:p>
+            <w:pPr>
+              <w:pStyle w:val="Compact"/>
+              <w:jc w:val="center"/>
+            </w:pPr>
+            <w:r>
+              <w:t xml:space="preserve">Jumlah Klaim Dievaluasi (</w:t>
+            </w:r>
+            <m:oMath>
+              <m:d>
+                <m:dPr>
+                  <m:begChr m:val="|"/>
+                  <m:endChr m:val="|"/>
+                  <m:sepChr m:val=""/>
+                  <m:grow/>
+                </m:dPr>
+                <m:e>
+                  <m:sSub>
+                    <m:e>
+                      <m:r>
+                        <m:rPr>
+                          <m:sty m:val="p"/>
+                          <m:scr m:val="script"/>
+                        </m:rPr>
+                        <m:t>C</m:t>
+                      </m:r>
+                    </m:e>
+                    <m:sub>
+                      <m:r>
+                        <m:rPr>
+                          <m:nor/>
+                          <m:sty m:val="p"/>
+                        </m:rPr>
+                        <m:t>verifiable</m:t>
+                      </m:r>
+                    </m:sub>
+                  </m:sSub>
+                </m:e>
+              </m:d>
+            </m:oMath>
+            <w:r>
+              <w:t xml:space="preserve">)</w:t>
+            </w:r>
+          </w:p>
+        </w:tc>
+        <w:tc>
+          <w:tcPr/>
+          <w:p>
+            <w:pPr>
+              <w:pStyle w:val="Compact"/>
+              <w:jc w:val="center"/>
+            </w:pPr>
+            <w:r>
+              <w:t xml:space="preserve">Jumlah Klaim Didukung (</w:t>
+            </w:r>
+            <m:oMath>
+              <m:d>
+                <m:dPr>
+                  <m:begChr m:val="|"/>
+                  <m:endChr m:val="|"/>
+                  <m:sepChr m:val=""/>
+                  <m:grow/>
+                </m:dPr>
+                <m:e>
+                  <m:sSub>
+                    <m:e>
+                      <m:r>
+                        <m:rPr>
+                          <m:sty m:val="p"/>
+                          <m:scr m:val="script"/>
+                        </m:rPr>
+                        <m:t>C</m:t>
+                      </m:r>
+                    </m:e>
+                    <m:sub>
+                      <m:r>
+                        <m:rPr>
+                          <m:nor/>
+                          <m:sty m:val="p"/>
+                        </m:rPr>
+                        <m:t>supported</m:t>
+                      </m:r>
+                    </m:sub>
+                  </m:sSub>
+                </m:e>
+              </m:d>
+            </m:oMath>
+            <w:r>
+              <w:t xml:space="preserve">)</w:t>
+            </w:r>
+          </w:p>
+        </w:tc>
+        <w:tc>
+          <w:tcPr/>
+          <w:p>
+            <w:pPr>
+              <w:pStyle w:val="Compact"/>
+              <w:jc w:val="center"/>
+            </w:pPr>
+            <w:r>
+              <w:t xml:space="preserve">Tingkat Fidelitas (</w:t>
+            </w:r>
+            <m:oMath>
+              <m:r>
+                <m:t>G</m:t>
+              </m:r>
+              <m:sSub>
+                <m:e>
+                  <m:r>
+                    <m:t>F</m:t>
+                  </m:r>
+                </m:e>
+                <m:sub>
+                  <m:r>
+                    <m:t>i</m:t>
+                  </m:r>
+                </m:sub>
+              </m:sSub>
+            </m:oMath>
+            <w:r>
+              <w:t xml:space="preserve">)</w:t>
+            </w:r>
+          </w:p>
+        </w:tc>
+        <w:tc>
+          <w:tcPr/>
+          <w:p>
+            <w:pPr>
+              <w:pStyle w:val="Compact"/>
+              <w:jc w:val="center"/>
+            </w:pPr>
+            <w:r>
+              <w:t xml:space="preserve">Deviasi / Pelanggaran Teramati</w:t>
+            </w:r>
+          </w:p>
+        </w:tc>
+      </w:tr>
+      <w:tr>
+        <w:tc>
+          <w:tcPr/>
+          <w:p>
+            <w:pPr>
+              <w:pStyle w:val="Compact"/>
+              <w:jc w:val="left"/>
+            </w:pPr>
+            <w:r>
+              <w:rPr>
+                <w:bCs/>
+                <w:b/>
+              </w:rPr>
+              <w:t xml:space="preserve">1. Klaim Eksistensi Entitas (</w:t>
+            </w:r>
+            <m:oMath>
+              <m:sSub>
+                <m:e>
+                  <m:r>
+                    <m:rPr>
+                      <m:sty m:val="p"/>
+                      <m:scr m:val="script"/>
+                    </m:rPr>
+                    <m:t>C</m:t>
+                  </m:r>
+                </m:e>
+                <m:sub>
+                  <m:r>
+                    <m:rPr>
+                      <m:nor/>
+                      <m:sty m:val="p"/>
+                    </m:rPr>
+                    <m:t>entity</m:t>
+                  </m:r>
+                </m:sub>
+              </m:sSub>
+            </m:oMath>
+            <w:r>
+              <w:rPr>
+                <w:bCs/>
+                <w:b/>
+              </w:rPr>
+              <w:t xml:space="preserve">)</w:t>
+            </w:r>
+          </w:p>
+        </w:tc>
+        <w:tc>
+          <w:tcPr/>
+          <w:p>
+            <w:pPr>
+              <w:pStyle w:val="Compact"/>
+              <w:jc w:val="left"/>
+            </w:pPr>
+            <w:r>
+              <w:t xml:space="preserve">Nama resmi objek wisata pada teks respons narasi</w:t>
+            </w:r>
+          </w:p>
+        </w:tc>
+        <w:tc>
+          <w:tcPr/>
+          <w:p>
+            <w:pPr>
+              <w:pStyle w:val="Compact"/>
+              <w:jc w:val="left"/>
+            </w:pPr>
+            <w:r>
+              <w:t xml:space="preserve">Baris data hasil kueri SQL (</w:t>
+            </w:r>
+            <w:r>
+              <w:rPr>
+                <w:rStyle w:val="VerbatimChar"/>
+              </w:rPr>
+              <w:t xml:space="preserve">wisata.nama</w:t>
+            </w:r>
+            <w:r>
+              <w:t xml:space="preserve">)</w:t>
+            </w:r>
+          </w:p>
+        </w:tc>
+        <w:tc>
+          <w:tcPr/>
+          <w:p>
+            <w:pPr>
+              <w:pStyle w:val="Compact"/>
+              <w:jc w:val="center"/>
+            </w:pPr>
+            <w:r>
+              <w:t xml:space="preserve">168 klaim</w:t>
+            </w:r>
+          </w:p>
+        </w:tc>
+        <w:tc>
+          <w:tcPr/>
+          <w:p>
+            <w:pPr>
+              <w:pStyle w:val="Compact"/>
+              <w:jc w:val="center"/>
+            </w:pPr>
+            <w:r>
+              <w:t xml:space="preserve">168 klaim</w:t>
+            </w:r>
+          </w:p>
+        </w:tc>
+        <w:tc>
+          <w:tcPr/>
+          <w:p>
+            <w:pPr>
+              <w:pStyle w:val="Compact"/>
+              <w:jc w:val="center"/>
+            </w:pPr>
+            <w:r>
+              <w:rPr>
+                <w:bCs/>
+                <w:b/>
+              </w:rPr>
+              <w:t xml:space="preserve">100,00%</w:t>
+            </w:r>
+          </w:p>
+        </w:tc>
+        <w:tc>
+          <w:tcPr/>
+          <w:p>
+            <w:pPr>
+              <w:pStyle w:val="Compact"/>
+              <w:jc w:val="center"/>
+            </w:pPr>
+            <w:r>
+              <w:t xml:space="preserve">0 entitas fiktif (0 POI palsu teramati)</w:t>
+            </w:r>
+          </w:p>
+        </w:tc>
+      </w:tr>
+      <w:tr>
+        <w:tc>
+          <w:tcPr/>
+          <w:p>
+            <w:pPr>
+              <w:pStyle w:val="Compact"/>
+              <w:jc w:val="left"/>
+            </w:pPr>
+            <w:r>
+              <w:rPr>
+                <w:bCs/>
+                <w:b/>
+              </w:rPr>
+              <w:t xml:space="preserve">2. Klaim Tarif / Biaya Tiket (</w:t>
+            </w:r>
+            <m:oMath>
+              <m:sSub>
+                <m:e>
+                  <m:r>
+                    <m:rPr>
+                      <m:sty m:val="p"/>
+                      <m:scr m:val="script"/>
+                    </m:rPr>
+                    <m:t>C</m:t>
+                  </m:r>
+                </m:e>
+                <m:sub>
+                  <m:r>
+                    <m:rPr>
+                      <m:nor/>
+                      <m:sty m:val="p"/>
+                    </m:rPr>
+                    <m:t>price</m:t>
+                  </m:r>
+                </m:sub>
+              </m:sSub>
+            </m:oMath>
+            <w:r>
+              <w:rPr>
+                <w:bCs/>
+                <w:b/>
+              </w:rPr>
+              <w:t xml:space="preserve">)</w:t>
+            </w:r>
+          </w:p>
+        </w:tc>
+        <w:tc>
+          <w:tcPr/>
+          <w:p>
+            <w:pPr>
+              <w:pStyle w:val="Compact"/>
+              <w:jc w:val="left"/>
+            </w:pPr>
+            <w:r>
+              <w:t xml:space="preserve">Nominal tiket masuk (Gratis Rp0 /</w:t>
+            </w:r>
+            <w:r>
+              <w:t xml:space="preserve"> </w:t>
+            </w:r>
+            <m:oMath>
+              <m:r>
+                <m:rPr>
+                  <m:sty m:val="p"/>
+                </m:rPr>
+                <m:t>≤</m:t>
+              </m:r>
+              <m:r>
+                <m:rPr>
+                  <m:nor/>
+                  <m:sty m:val="p"/>
+                </m:rPr>
+                <m:t>Pagu</m:t>
+              </m:r>
+            </m:oMath>
+            <w:r>
+              <w:t xml:space="preserve">)</w:t>
+            </w:r>
+          </w:p>
+        </w:tc>
+        <w:tc>
+          <w:tcPr/>
+          <w:p>
+            <w:pPr>
+              <w:pStyle w:val="Compact"/>
+              <w:jc w:val="left"/>
+            </w:pPr>
+            <w:r>
+              <w:t xml:space="preserve">Nilai kolom numerik</w:t>
+            </w:r>
+            <w:r>
+              <w:t xml:space="preserve"> </w:t>
+            </w:r>
+            <w:r>
+              <w:rPr>
+                <w:rStyle w:val="VerbatimChar"/>
+              </w:rPr>
+              <w:t xml:space="preserve">wisata.harga_tiket</w:t>
+            </w:r>
+          </w:p>
+        </w:tc>
+        <w:tc>
+          <w:tcPr/>
+          <w:p>
+            <w:pPr>
+              <w:pStyle w:val="Compact"/>
+              <w:jc w:val="center"/>
+            </w:pPr>
+            <w:r>
+              <w:t xml:space="preserve">84 klaim</w:t>
+            </w:r>
+          </w:p>
+        </w:tc>
+        <w:tc>
+          <w:tcPr/>
+          <w:p>
+            <w:pPr>
+              <w:pStyle w:val="Compact"/>
+              <w:jc w:val="center"/>
+            </w:pPr>
+            <w:r>
+              <w:t xml:space="preserve">84 klaim</w:t>
+            </w:r>
+          </w:p>
+        </w:tc>
+        <w:tc>
+          <w:tcPr/>
+          <w:p>
+            <w:pPr>
+              <w:pStyle w:val="Compact"/>
+              <w:jc w:val="center"/>
+            </w:pPr>
+            <w:r>
+              <w:rPr>
+                <w:bCs/>
+                <w:b/>
+              </w:rPr>
+              <w:t xml:space="preserve">100,00%</w:t>
+            </w:r>
+          </w:p>
+        </w:tc>
+        <w:tc>
+          <w:tcPr/>
+          <w:p>
+            <w:pPr>
+              <w:pStyle w:val="Compact"/>
+              <w:jc w:val="center"/>
+            </w:pPr>
+            <w:r>
+              <w:t xml:space="preserve">0 deviasi tarif</w:t>
+            </w:r>
+          </w:p>
+        </w:tc>
+      </w:tr>
+      <w:tr>
+        <w:tc>
+          <w:tcPr/>
+          <w:p>
+            <w:pPr>
+              <w:pStyle w:val="Compact"/>
+              <w:jc w:val="left"/>
+            </w:pPr>
+            <w:r>
+              <w:rPr>
+                <w:bCs/>
+                <w:b/>
+              </w:rPr>
+              <w:t xml:space="preserve">3. Klaim Jarak Spasial (</w:t>
+            </w:r>
+            <m:oMath>
+              <m:sSub>
+                <m:e>
+                  <m:r>
+                    <m:rPr>
+                      <m:sty m:val="p"/>
+                      <m:scr m:val="script"/>
+                    </m:rPr>
+                    <m:t>C</m:t>
+                  </m:r>
+                </m:e>
+                <m:sub>
+                  <m:r>
+                    <m:rPr>
+                      <m:nor/>
+                      <m:sty m:val="p"/>
+                    </m:rPr>
+                    <m:t>spatial</m:t>
+                  </m:r>
+                </m:sub>
+              </m:sSub>
+            </m:oMath>
+            <w:r>
+              <w:rPr>
+                <w:bCs/>
+                <w:b/>
+              </w:rPr>
+              <w:t xml:space="preserve">)</w:t>
+            </w:r>
+          </w:p>
+        </w:tc>
+        <w:tc>
+          <w:tcPr/>
+          <w:p>
+            <w:pPr>
+              <w:pStyle w:val="Compact"/>
+              <w:jc w:val="left"/>
+            </w:pPr>
+            <w:r>
+              <w:t xml:space="preserve">Nilai jarak metrik dalam km / radius pencarian</w:t>
+            </w:r>
+          </w:p>
+        </w:tc>
+        <w:tc>
+          <w:tcPr/>
+          <w:p>
+            <w:pPr>
+              <w:pStyle w:val="Compact"/>
+              <w:jc w:val="left"/>
+            </w:pPr>
+            <w:r>
+              <w:t xml:space="preserve">Komputasi fungsi native</w:t>
+            </w:r>
+            <w:r>
+              <w:t xml:space="preserve"> </w:t>
+            </w:r>
+            <w:r>
+              <w:rPr>
+                <w:rStyle w:val="VerbatimChar"/>
+              </w:rPr>
+              <w:t xml:space="preserve">ST_Distance_Sphere()</w:t>
+            </w:r>
+          </w:p>
+        </w:tc>
+        <w:tc>
+          <w:tcPr/>
+          <w:p>
+            <w:pPr>
+              <w:pStyle w:val="Compact"/>
+              <w:jc w:val="center"/>
+            </w:pPr>
+            <w:r>
+              <w:t xml:space="preserve">68 klaim</w:t>
+            </w:r>
+          </w:p>
+        </w:tc>
+        <w:tc>
+          <w:tcPr/>
+          <w:p>
+            <w:pPr>
+              <w:pStyle w:val="Compact"/>
+              <w:jc w:val="center"/>
+            </w:pPr>
+            <w:r>
+              <w:t xml:space="preserve">68 klaim</w:t>
+            </w:r>
+          </w:p>
+        </w:tc>
+        <w:tc>
+          <w:tcPr/>
+          <w:p>
+            <w:pPr>
+              <w:pStyle w:val="Compact"/>
+              <w:jc w:val="center"/>
+            </w:pPr>
+            <w:r>
+              <w:rPr>
+                <w:bCs/>
+                <w:b/>
+              </w:rPr>
+              <w:t xml:space="preserve">100,00%</w:t>
+            </w:r>
+          </w:p>
+        </w:tc>
+        <w:tc>
+          <w:tcPr/>
+          <w:p>
+            <w:pPr>
+              <w:pStyle w:val="Compact"/>
+              <w:jc w:val="center"/>
+            </w:pPr>
+            <w:r>
+              <w:t xml:space="preserve">0 distorsi jarak</w:t>
+            </w:r>
+          </w:p>
+        </w:tc>
+      </w:tr>
+      <w:tr>
+        <w:tc>
+          <w:tcPr/>
+          <w:p>
+            <w:pPr>
+              <w:pStyle w:val="Compact"/>
+              <w:jc w:val="left"/>
+            </w:pPr>
+            <w:r>
+              <w:rPr>
+                <w:bCs/>
+                <w:b/>
+              </w:rPr>
+              <w:t xml:space="preserve">4. Klaim Temporal / Operasional (</w:t>
+            </w:r>
+            <m:oMath>
+              <m:sSub>
+                <m:e>
+                  <m:r>
+                    <m:rPr>
+                      <m:sty m:val="p"/>
+                      <m:scr m:val="script"/>
+                    </m:rPr>
+                    <m:t>C</m:t>
+                  </m:r>
+                </m:e>
+                <m:sub>
+                  <m:r>
+                    <m:rPr>
+                      <m:nor/>
+                      <m:sty m:val="p"/>
+                    </m:rPr>
+                    <m:t>temporal</m:t>
+                  </m:r>
+                </m:sub>
+              </m:sSub>
+            </m:oMath>
+            <w:r>
+              <w:rPr>
+                <w:bCs/>
+                <w:b/>
+              </w:rPr>
+              <w:t xml:space="preserve">)</w:t>
+            </w:r>
+          </w:p>
+        </w:tc>
+        <w:tc>
+          <w:tcPr/>
+          <w:p>
+            <w:pPr>
+              <w:pStyle w:val="Compact"/>
+              <w:jc w:val="left"/>
+            </w:pPr>
+            <w:r>
+              <w:t xml:space="preserve">Jadwal operasional / status buka saat kueri dibuat</w:t>
+            </w:r>
+          </w:p>
+        </w:tc>
+        <w:tc>
+          <w:tcPr/>
+          <w:p>
+            <w:pPr>
+              <w:pStyle w:val="Compact"/>
+              <w:jc w:val="left"/>
+            </w:pPr>
+            <w:r>
+              <w:t xml:space="preserve">Kolom</w:t>
+            </w:r>
+            <w:r>
+              <w:t xml:space="preserve"> </w:t>
+            </w:r>
+            <w:r>
+              <w:rPr>
+                <w:rStyle w:val="VerbatimChar"/>
+              </w:rPr>
+              <w:t xml:space="preserve">jam_buka</w:t>
+            </w:r>
+            <w:r>
+              <w:t xml:space="preserve">,</w:t>
+            </w:r>
+            <w:r>
+              <w:t xml:space="preserve"> </w:t>
+            </w:r>
+            <w:r>
+              <w:rPr>
+                <w:rStyle w:val="VerbatimChar"/>
+              </w:rPr>
+              <w:t xml:space="preserve">jam_tutup</w:t>
+            </w:r>
+            <w:r>
+              <w:t xml:space="preserve">, dan waktu server</w:t>
+            </w:r>
+          </w:p>
+        </w:tc>
+        <w:tc>
+          <w:tcPr/>
+          <w:p>
+            <w:pPr>
+              <w:pStyle w:val="Compact"/>
+              <w:jc w:val="center"/>
+            </w:pPr>
+            <w:r>
+              <w:t xml:space="preserve">64 klaim</w:t>
+            </w:r>
+          </w:p>
+        </w:tc>
+        <w:tc>
+          <w:tcPr/>
+          <w:p>
+            <w:pPr>
+              <w:pStyle w:val="Compact"/>
+              <w:jc w:val="center"/>
+            </w:pPr>
+            <w:r>
+              <w:t xml:space="preserve">64 klaim</w:t>
+            </w:r>
+          </w:p>
+        </w:tc>
+        <w:tc>
+          <w:tcPr/>
+          <w:p>
+            <w:pPr>
+              <w:pStyle w:val="Compact"/>
+              <w:jc w:val="center"/>
+            </w:pPr>
+            <w:r>
+              <w:rPr>
+                <w:bCs/>
+                <w:b/>
+              </w:rPr>
+              <w:t xml:space="preserve">100,00%</w:t>
+            </w:r>
+          </w:p>
+        </w:tc>
+        <w:tc>
+          <w:tcPr/>
+          <w:p>
+            <w:pPr>
+              <w:pStyle w:val="Compact"/>
+              <w:jc w:val="center"/>
+            </w:pPr>
+            <w:r>
+              <w:t xml:space="preserve">0 anomali waktu</w:t>
+            </w:r>
+          </w:p>
+        </w:tc>
+      </w:tr>
+      <w:tr>
+        <w:tc>
+          <w:tcPr/>
+          <w:p>
+            <w:pPr>
+              <w:pStyle w:val="Compact"/>
+              <w:jc w:val="left"/>
+            </w:pPr>
+            <w:r>
+              <w:rPr>
+                <w:bCs/>
+                <w:b/>
+              </w:rPr>
+              <w:t xml:space="preserve">TOTAL KLAIM FAKTUAL GRANULAR</w:t>
+            </w:r>
+          </w:p>
+        </w:tc>
+        <w:tc>
+          <w:tcPr/>
+          <w:p>
+            <w:pPr>
+              <w:pStyle w:val="Compact"/>
+              <w:jc w:val="left"/>
+            </w:pPr>
+            <w:r>
+              <w:rPr>
+                <w:bCs/>
+                <w:b/>
+              </w:rPr>
+              <w:t xml:space="preserve">Evaluasi Multi-Atribut 40 Skenario Benchmark</w:t>
+            </w:r>
+          </w:p>
+        </w:tc>
+        <w:tc>
+          <w:tcPr/>
+          <w:p>
+            <w:pPr>
+              <w:pStyle w:val="Compact"/>
+              <w:jc w:val="left"/>
+            </w:pPr>
+            <w:r>
+              <w:rPr>
+                <w:bCs/>
+                <w:b/>
+              </w:rPr>
+              <w:t xml:space="preserve">Basis Data MySQL 8.0</w:t>
+            </w:r>
+            <w:r>
+              <w:rPr>
+                <w:bCs/>
+                <w:b/>
+              </w:rPr>
+              <w:t xml:space="preserve"> </w:t>
+            </w:r>
+            <w:r>
+              <w:rPr>
+                <w:rStyle w:val="VerbatimChar"/>
+                <w:bCs/>
+                <w:b/>
+              </w:rPr>
+              <w:t xml:space="preserve">geo_db</w:t>
+            </w:r>
+          </w:p>
+        </w:tc>
+        <w:tc>
+          <w:tcPr/>
+          <w:p>
+            <w:pPr>
+              <w:pStyle w:val="Compact"/>
+              <w:jc w:val="center"/>
+            </w:pPr>
+            <w:r>
+              <w:rPr>
+                <w:bCs/>
+                <w:b/>
+              </w:rPr>
+              <w:t xml:space="preserve">384 klaim</w:t>
+            </w:r>
+          </w:p>
+        </w:tc>
+        <w:tc>
+          <w:tcPr/>
+          <w:p>
+            <w:pPr>
+              <w:pStyle w:val="Compact"/>
+              <w:jc w:val="center"/>
+            </w:pPr>
+            <w:r>
+              <w:rPr>
+                <w:bCs/>
+                <w:b/>
+              </w:rPr>
+              <w:t xml:space="preserve">384 klaim</w:t>
+            </w:r>
+          </w:p>
+        </w:tc>
+        <w:tc>
+          <w:tcPr/>
+          <w:p>
+            <w:pPr>
+              <w:pStyle w:val="Compact"/>
+              <w:jc w:val="center"/>
+            </w:pPr>
+            <w:r>
+              <w:rPr>
+                <w:bCs/>
+                <w:b/>
+              </w:rPr>
+              <w:t xml:space="preserve">100,00%</w:t>
+            </w:r>
+          </w:p>
+        </w:tc>
+        <w:tc>
+          <w:tcPr/>
+          <w:p>
+            <w:pPr>
+              <w:pStyle w:val="Compact"/>
+              <w:jc w:val="center"/>
+            </w:pPr>
+            <w:r>
+              <w:rPr>
+                <w:bCs/>
+                <w:b/>
+              </w:rPr>
+              <w:t xml:space="preserve">0 pelanggaran teramati</w:t>
+            </w:r>
+          </w:p>
+        </w:tc>
+      </w:tr>
+    </w:tbl>
+    <w:p>
+      <w:pPr>
+        <w:pStyle w:val="BodyText"/>
+      </w:pPr>
+      <w:r>
+        <w:t xml:space="preserve">Secara agregat pada 40 skenario pengujian</w:t>
+      </w:r>
+      <w:r>
+        <w:t xml:space="preserve"> </w:t>
       </w:r>
       <w:r>
         <w:rPr>
           <w:iCs/>
           <w:i/>
         </w:rPr>
-        <w:t xml:space="preserve">reproducibility</w:t>
-      </w:r>
-      <w:r>
-        <w:t xml:space="preserve">), struktur formal kumpulan data acuan kebenaran (</w:t>
+        <w:t xml:space="preserve">benchmark</w:t>
+      </w:r>
+      <w:r>
+        <w:t xml:space="preserve">, modul</w:t>
+      </w:r>
+      <w:r>
+        <w:t xml:space="preserve"> </w:t>
+      </w:r>
+      <w:r>
+        <w:rPr>
+          <w:rStyle w:val="VerbatimChar"/>
+        </w:rPr>
+        <w:t xml:space="preserve">GroundingValidator</w:t>
+      </w:r>
+      <w:r>
+        <w:t xml:space="preserve"> </w:t>
+      </w:r>
+      <w:r>
+        <w:t xml:space="preserve">mengevaluasi total</w:t>
+      </w:r>
+      <w:r>
+        <w:t xml:space="preserve"> </w:t>
+      </w:r>
+      <w:r>
+        <w:rPr>
+          <w:bCs/>
+          <w:b/>
+        </w:rPr>
+        <w:t xml:space="preserve">384 klaim faktual granular</w:t>
+      </w:r>
+      <w:r>
+        <w:t xml:space="preserve"> </w:t>
+      </w:r>
+      <w:r>
+        <w:t xml:space="preserve">(</w:t>
+      </w:r>
+      <m:oMath>
+        <m:d>
+          <m:dPr>
+            <m:begChr m:val="|"/>
+            <m:endChr m:val="|"/>
+            <m:sepChr m:val=""/>
+            <m:grow/>
+          </m:dPr>
+          <m:e>
+            <m:sSub>
+              <m:e>
+                <m:r>
+                  <m:rPr>
+                    <m:sty m:val="p"/>
+                    <m:scr m:val="script"/>
+                  </m:rPr>
+                  <m:t>C</m:t>
+                </m:r>
+              </m:e>
+              <m:sub>
+                <m:r>
+                  <m:rPr>
+                    <m:nor/>
+                    <m:sty m:val="p"/>
+                  </m:rPr>
+                  <m:t>dapat_diverifikasi</m:t>
+                </m:r>
+              </m:sub>
+            </m:sSub>
+          </m:e>
+        </m:d>
+        <m:r>
+          <m:rPr>
+            <m:sty m:val="p"/>
+          </m:rPr>
+          <m:t>=</m:t>
+        </m:r>
+        <m:r>
+          <m:t>384</m:t>
+        </m:r>
+      </m:oMath>
+      <w:r>
+        <w:t xml:space="preserve">). Seluruh</w:t>
+      </w:r>
+      <w:r>
+        <w:t xml:space="preserve"> </w:t>
+      </w:r>
+      <w:r>
+        <w:rPr>
+          <w:bCs/>
+          <w:b/>
+        </w:rPr>
+        <w:t xml:space="preserve">384 klaim terbukti didukung secara eksak (</w:t>
+      </w:r>
+      <m:oMath>
+        <m:d>
+          <m:dPr>
+            <m:begChr m:val="|"/>
+            <m:endChr m:val="|"/>
+            <m:sepChr m:val=""/>
+            <m:grow/>
+          </m:dPr>
+          <m:e>
+            <m:sSub>
+              <m:e>
+                <m:r>
+                  <m:rPr>
+                    <m:sty m:val="p"/>
+                    <m:scr m:val="script"/>
+                  </m:rPr>
+                  <m:t>C</m:t>
+                </m:r>
+              </m:e>
+              <m:sub>
+                <m:r>
+                  <m:rPr>
+                    <m:nor/>
+                    <m:sty m:val="p"/>
+                  </m:rPr>
+                  <m:t>didukung</m:t>
+                </m:r>
+              </m:sub>
+            </m:sSub>
+          </m:e>
+        </m:d>
+        <m:r>
+          <m:rPr>
+            <m:sty m:val="p"/>
+          </m:rPr>
+          <m:t>=</m:t>
+        </m:r>
+        <m:r>
+          <m:t>384</m:t>
+        </m:r>
+      </m:oMath>
+      <w:r>
+        <w:rPr>
+          <w:bCs/>
+          <w:b/>
+        </w:rPr>
+        <w:t xml:space="preserve">)</w:t>
+      </w:r>
+      <w:r>
+        <w:t xml:space="preserve">, menghasilkan</w:t>
+      </w:r>
+      <w:r>
+        <w:t xml:space="preserve"> </w:t>
       </w:r>
       <w:r>
         <w:rPr>
           <w:iCs/>
           <w:i/>
         </w:rPr>
-        <w:t xml:space="preserve">ground truth dataset</w:t>
-      </w:r>
-      <w:r>
-        <w:t xml:space="preserve">) didefinisikan ke dalam 10 atribut penentu: ID skenario, kueri bahasa alami, intensi semantik, kategori, operator spasial, koordinat acuan, radius, pagu harga, filter temporal, dan ekspektasi hasil destinasi (daftar POI yang memenuhi syarat). Tabel 4.4a memaparkan struktur</w:t>
+        <w:t xml:space="preserve">Claim-Level Grounding Fidelity</w:t>
+      </w:r>
+      <w:r>
+        <w:t xml:space="preserve"> </w:t>
+      </w:r>
+      <w:r>
+        <w:t xml:space="preserve">sebesar</w:t>
+      </w:r>
+      <w:r>
+        <w:t xml:space="preserve"> </w:t>
+      </w:r>
+      <w:r>
+        <w:rPr>
+          <w:bCs/>
+          <w:b/>
+        </w:rPr>
+        <w:t xml:space="preserve">100,00%</w:t>
+      </w:r>
+      <w:r>
+        <w:t xml:space="preserve">,</w:t>
       </w:r>
       <w:r>
         <w:t xml:space="preserve"> </w:t>
@@ -40168,23 +43616,83 @@
           <w:iCs/>
           <w:i/>
         </w:rPr>
-        <w:t xml:space="preserve">ground truth</w:t>
-      </w:r>
-      <w:r>
-        <w:t xml:space="preserve"> </w:t>
-      </w:r>
-      <w:r>
-        <w:t xml:space="preserve">untuk 10 skenario representatif yang mencakup spektrum uji kategori eksplisit, implisit, kedekatan terdekat, multi-kriteria waktu dan biaya, filter wilayah administratif, pencarian entitas, kueri luar jangkauan, dan uji batas penolakan negatif (</w:t>
+        <w:t xml:space="preserve">Scenario Grounding Pass Rate</w:t>
+      </w:r>
+      <w:r>
+        <w:t xml:space="preserve"> </w:t>
+      </w:r>
+      <w:r>
+        <w:t xml:space="preserve">sebesar</w:t>
+      </w:r>
+      <w:r>
+        <w:t xml:space="preserve"> </w:t>
+      </w:r>
+      <w:r>
+        <w:rPr>
+          <w:bCs/>
+          <w:b/>
+        </w:rPr>
+        <w:t xml:space="preserve">100,00% (40/40 skenario pada benchmark yang diuji)</w:t>
+      </w:r>
+      <w:r>
+        <w:t xml:space="preserve">, dan</w:t>
+      </w:r>
+      <w:r>
+        <w:t xml:space="preserve"> </w:t>
       </w:r>
       <w:r>
         <w:rPr>
           <w:iCs/>
           <w:i/>
         </w:rPr>
-        <w:t xml:space="preserve">out-of-scope</w:t>
-      </w:r>
-      <w:r>
-        <w:t xml:space="preserve">). Struktur lengkap seluruh 40 skenario dicantumkan secara utuh pada Lampiran C naskah ini.</w:t>
+        <w:t xml:space="preserve">Entity Fabrication Rate</w:t>
+      </w:r>
+      <w:r>
+        <w:t xml:space="preserve"> </w:t>
+      </w:r>
+      <w:r>
+        <w:t xml:space="preserve">sebesar</w:t>
+      </w:r>
+      <w:r>
+        <w:t xml:space="preserve"> </w:t>
+      </w:r>
+      <w:r>
+        <w:rPr>
+          <w:bCs/>
+          <w:b/>
+        </w:rPr>
+        <w:t xml:space="preserve">0,00%</w:t>
+      </w:r>
+      <w:r>
+        <w:t xml:space="preserve"> </w:t>
+      </w:r>
+      <w:r>
+        <w:t xml:space="preserve">(0 objek wisata fiktif teramati pada seluruh skenario yang dievaluasi). Integritas ini ditegakkan bukan hanya melalui</w:t>
+      </w:r>
+      <w:r>
+        <w:t xml:space="preserve"> </w:t>
+      </w:r>
+      <w:r>
+        <w:rPr>
+          <w:iCs/>
+          <w:i/>
+        </w:rPr>
+        <w:t xml:space="preserve">prompt engineering</w:t>
+      </w:r>
+      <w:r>
+        <w:t xml:space="preserve">, melainkan diverifikasi secara deterministik pasca-generasi oleh modul</w:t>
+      </w:r>
+      <w:r>
+        <w:t xml:space="preserve"> </w:t>
+      </w:r>
+      <w:r>
+        <w:rPr>
+          <w:rStyle w:val="VerbatimChar"/>
+        </w:rPr>
+        <w:t xml:space="preserve">GroundingValidator</w:t>
+      </w:r>
+      <w:r>
+        <w:t xml:space="preserve">.</w:t>
       </w:r>
     </w:p>
     <w:p>
@@ -40192,11 +43700,65 @@
         <w:pStyle w:val="BodyText"/>
       </w:pPr>
       <w:r>
+        <w:t xml:space="preserve">Guna menjamin transparansi saintifik dan replikabilitas (</w:t>
+      </w:r>
+      <w:r>
+        <w:rPr>
+          <w:iCs/>
+          <w:i/>
+        </w:rPr>
+        <w:t xml:space="preserve">reproducibility</w:t>
+      </w:r>
+      <w:r>
+        <w:t xml:space="preserve">), struktur formal kumpulan data acuan kebenaran (</w:t>
+      </w:r>
+      <w:r>
+        <w:rPr>
+          <w:iCs/>
+          <w:i/>
+        </w:rPr>
+        <w:t xml:space="preserve">ground truth dataset</w:t>
+      </w:r>
+      <w:r>
+        <w:t xml:space="preserve">) didefinisikan ke dalam 10 atribut penentu: ID skenario, kueri bahasa alami, intensi semantik, kategori, operator spasial, koordinat acuan, radius, pagu harga, filter temporal, dan ekspektasi hasil destinasi (daftar POI yang memenuhi syarat). Tabel 4.4b memaparkan struktur</w:t>
+      </w:r>
+      <w:r>
+        <w:t xml:space="preserve"> </w:t>
+      </w:r>
+      <w:r>
+        <w:rPr>
+          <w:iCs/>
+          <w:i/>
+        </w:rPr>
+        <w:t xml:space="preserve">ground truth</w:t>
+      </w:r>
+      <w:r>
+        <w:t xml:space="preserve"> </w:t>
+      </w:r>
+      <w:r>
+        <w:t xml:space="preserve">untuk 10 skenario representatif yang mencakup spektrum uji kategori eksplisit, implisit, kedekatan terdekat, multi-kriteria waktu dan biaya, filter wilayah administratif, pencarian entitas, kueri luar jangkauan, dan uji batas penolakan negatif (</w:t>
+      </w:r>
+      <w:r>
+        <w:rPr>
+          <w:iCs/>
+          <w:i/>
+        </w:rPr>
+        <w:t xml:space="preserve">out-of-scope</w:t>
+      </w:r>
+      <w:r>
+        <w:t xml:space="preserve">). Struktur lengkap seluruh 40 skenario dicantumkan secara utuh pada Lampiran C naskah ini.</w:t>
+      </w:r>
+    </w:p>
+    <w:p>
+      <w:pPr>
+        <w:pStyle w:val="BodyText"/>
+      </w:pPr>
+      <w:r>
         <w:rPr>
           <w:bCs/>
           <w:b/>
         </w:rPr>
-        <w:t xml:space="preserve">Tabel 4.4a Struktur Kumpulan Data Acuan Kebenaran (Ground Truth Benchmark) 10 Skenario Representatif</w:t>
+        <w:t xml:space="preserve">Tabel 4.4b Struktur Kumpulan Data Acuan Kebenaran (Ground Truth Benchmark) 10 Skenario Representatif</w:t>
       </w:r>
     </w:p>
     <w:tbl>
@@ -42821,7 +46383,7 @@
         <w:t xml:space="preserve">below the 2.0 s operational response threshold adopted in this study</w:t>
       </w:r>
       <w:r>
-        <w:t xml:space="preserve">), membuktikan kelayakan teknis arsitektur untuk interaksi Web GIS percakapan nyata.</w:t>
+        <w:t xml:space="preserve">), menunjukkan kelayakan teknis arsitektur untuk interaksi Web GIS percakapan nyata.</w:t>
       </w:r>
     </w:p>
     <w:bookmarkEnd w:id="107"/>
@@ -45592,7 +49154,61 @@
         <w:t xml:space="preserve">system policy handler</w:t>
       </w:r>
       <w:r>
-        <w:t xml:space="preserve">), sebagaimana disajikan pada Tabel 4.7.</w:t>
+        <w:t xml:space="preserve">), sebagaimana disajikan pada Tabel 4.7. Protokol pengujian ablasi (A1–A6) dijalankan secara eksperimental independen dari pengujian unit software: sistem dievaluasi terhadap seluruh 40 skenario percakapan benchmark dengan menonaktifkan secara bergantian satu per satu dimensi invarian pada</w:t>
+      </w:r>
+      <w:r>
+        <w:t xml:space="preserve"> </w:t>
+      </w:r>
+      <w:r>
+        <w:rPr>
+          <w:rStyle w:val="VerbatimChar"/>
+        </w:rPr>
+        <w:t xml:space="preserve">SirValidator</w:t>
+      </w:r>
+      <w:r>
+        <w:t xml:space="preserve"> </w:t>
+      </w:r>
+      <w:r>
+        <w:t xml:space="preserve">(skema</w:t>
+      </w:r>
+      <w:r>
+        <w:t xml:space="preserve"> </w:t>
+      </w:r>
+      <w:r>
+        <w:rPr>
+          <w:iCs/>
+          <w:i/>
+        </w:rPr>
+        <w:t xml:space="preserve">leave-one-out ablation</w:t>
+      </w:r>
+      <w:r>
+        <w:t xml:space="preserve">). Setiap konfigurasi ablasi dicatat secara kuantitatif terhadap perubahan akurasi ekstraksi,</w:t>
+      </w:r>
+      <w:r>
+        <w:t xml:space="preserve"> </w:t>
+      </w:r>
+      <w:r>
+        <w:rPr>
+          <w:iCs/>
+          <w:i/>
+        </w:rPr>
+        <w:t xml:space="preserve">Grounding Fidelity</w:t>
+      </w:r>
+      <w:r>
+        <w:t xml:space="preserve">, penanganan</w:t>
+      </w:r>
+      <w:r>
+        <w:t xml:space="preserve"> </w:t>
+      </w:r>
+      <w:r>
+        <w:rPr>
+          <w:iCs/>
+          <w:i/>
+        </w:rPr>
+        <w:t xml:space="preserve">out-of-scope</w:t>
+      </w:r>
+      <w:r>
+        <w:t xml:space="preserve">, serta frekuensi insiden galat logika SQL yang bocor ke kernel basis data.</w:t>
       </w:r>
     </w:p>
     <w:p>
@@ -46431,7 +50047,7 @@
         <w:pStyle w:val="BodyText"/>
       </w:pPr>
       <w:r>
-        <w:t xml:space="preserve">Tabel 4.7 membuktikan bahwa setiap dimensi validasi invarian pada</w:t>
+        <w:t xml:space="preserve">Tabel 4.7 mengindikasikan bahwa setiap dimensi validasi invarian pada</w:t>
       </w:r>
       <w:r>
         <w:t xml:space="preserve"> </w:t>
@@ -47469,56 +51085,96 @@
         <w:t xml:space="preserve"> </w:t>
       </w:r>
       <w:r>
-        <w:t xml:space="preserve">pada MySQL 8.0 mengevaluasi jarak geodesik permukaan bola per baris kandidat tanpa menggunakan predikat kotak batas MBR (</w:t>
-      </w:r>
-      <w:r>
-        <w:rPr>
-          <w:rStyle w:val="VerbatimChar"/>
-        </w:rPr>
-        <w:t xml:space="preserve">MBRContains</w:t>
-      </w:r>
-      <w:r>
-        <w:t xml:space="preserve"> </w:t>
-      </w:r>
-      <w:r>
-        <w:t xml:space="preserve">atau</w:t>
-      </w:r>
-      <w:r>
-        <w:t xml:space="preserve"> </w:t>
-      </w:r>
-      <w:r>
-        <w:rPr>
-          <w:rStyle w:val="VerbatimChar"/>
-        </w:rPr>
-        <w:t xml:space="preserve">ST_Within</w:t>
-      </w:r>
-      <w:r>
-        <w:t xml:space="preserve">). Karena penelitian ini tidak menyertakan profil rencana kueri lanjutan (</w:t>
-      </w:r>
-      <w:r>
-        <w:rPr>
-          <w:rStyle w:val="VerbatimChar"/>
-        </w:rPr>
-        <w:t xml:space="preserve">EXPLAIN ANALYZE</w:t>
-      </w:r>
-      <w:r>
-        <w:t xml:space="preserve">) pembanding sebelum dan sesudah indeks spasial, performa latensi rendah yang teramati (1,21 ms pada data kurasi dan 6,11 ms pada 10.000 titik sintetis) diatribusikan pada efisiensi komputasi</w:t>
-      </w:r>
-      <w:r>
-        <w:t xml:space="preserve"> </w:t>
+        <w:t xml:space="preserve">pada MySQL 8.0 mengevaluasi jarak lingkaran besar permukaan bola bumi (</w:t>
       </w:r>
       <w:r>
         <w:rPr>
           <w:iCs/>
           <w:i/>
         </w:rPr>
+        <w:t xml:space="preserve">spherical / great-circle distance</w:t>
+      </w:r>
+      <w:r>
+        <w:t xml:space="preserve">, dengan jari-jari acuan bola</w:t>
+      </w:r>
+      <w:r>
+        <w:t xml:space="preserve"> </w:t>
+      </w:r>
+      <m:oMath>
+        <m:r>
+          <m:t>R</m:t>
+        </m:r>
+        <m:r>
+          <m:rPr>
+            <m:sty m:val="p"/>
+          </m:rPr>
+          <m:t>=</m:t>
+        </m:r>
+        <m:r>
+          <m:t>6.370</m:t>
+        </m:r>
+        <m:r>
+          <m:t>.986</m:t>
+        </m:r>
+        <m:r>
+          <m:rPr>
+            <m:nor/>
+            <m:sty m:val="p"/>
+          </m:rPr>
+          <m:t> meter</m:t>
+        </m:r>
+      </m:oMath>
+      <w:r>
+        <w:t xml:space="preserve">) per baris kandidat tanpa menggunakan predikat kotak batas MBR (</w:t>
+      </w:r>
+      <w:r>
+        <w:rPr>
+          <w:rStyle w:val="VerbatimChar"/>
+        </w:rPr>
+        <w:t xml:space="preserve">MBRContains</w:t>
+      </w:r>
+      <w:r>
+        <w:t xml:space="preserve"> </w:t>
+      </w:r>
+      <w:r>
+        <w:t xml:space="preserve">atau</w:t>
+      </w:r>
+      <w:r>
+        <w:t xml:space="preserve"> </w:t>
+      </w:r>
+      <w:r>
+        <w:rPr>
+          <w:rStyle w:val="VerbatimChar"/>
+        </w:rPr>
+        <w:t xml:space="preserve">ST_Within</w:t>
+      </w:r>
+      <w:r>
+        <w:t xml:space="preserve">). Fungsi ini secara sengaja memanfaatkan model sferikal matematis kernel C++ yang sangat cepat, bukan kalkulasi jarak elipsoida diferensial yang lambat. Karena penelitian ini tidak menyertakan profil rencana kueri lanjutan (</w:t>
+      </w:r>
+      <w:r>
+        <w:rPr>
+          <w:rStyle w:val="VerbatimChar"/>
+        </w:rPr>
+        <w:t xml:space="preserve">EXPLAIN ANALYZE</w:t>
+      </w:r>
+      <w:r>
+        <w:t xml:space="preserve">) pembanding sebelum dan sesudah indeks spasial, performa latensi rendah yang teramati (1,21 ms pada data kurasi dan 6,11 ms pada 10.000 titik sintetis) diatribusikan pada efisiensi komputasi</w:t>
+      </w:r>
+      <w:r>
+        <w:t xml:space="preserve"> </w:t>
+      </w:r>
+      <w:r>
+        <w:rPr>
+          <w:iCs/>
+          <w:i/>
+        </w:rPr>
         <w:t xml:space="preserve">in-memory</w:t>
       </w:r>
       <w:r>
         <w:t xml:space="preserve"> </w:t>
       </w:r>
       <w:r>
-        <w:t xml:space="preserve">fungsi geodesik C++ bawaan MySQL 8.0 serta penyaringan cepat melalui indeks relasional B-Tree (</w:t>
+        <w:t xml:space="preserve">fungsi jarak lingkaran besar sferikal C++ bawaan MySQL 8.0 serta penyaringan cepat melalui indeks relasional B-Tree (</w:t>
       </w:r>
       <w:r>
         <w:rPr>
@@ -47557,7 +51213,7 @@
         <w:pStyle w:val="FirstParagraph"/>
       </w:pPr>
       <w:r>
-        <w:t xml:space="preserve">Sebagaimana dibuktikan secara formal pada evaluasi penetrasi keamanan (Bagian 4.5.3, Tabel 4.3) dan pengujian otomatis rangkaian uji perangkat lunak (</w:t>
+        <w:t xml:space="preserve">Sebagaimana diverifikasi secara formal pada evaluasi penetrasi keamanan (Bagian 4.5.3, Tabel 4.3) dan pengujian otomatis rangkaian uji perangkat lunak (</w:t>
       </w:r>
       <w:r>
         <w:rPr>
@@ -47616,13 +51272,13 @@
       </w:r>
     </w:p>
     <w:bookmarkEnd w:id="110"/>
-    <w:bookmarkStart w:id="111" w:name="Xaacfdb3be1fcc0ee1c6bd55185ad5d890ab5e88"/>
+    <w:bookmarkStart w:id="111" w:name="X43c0e227c40dc0b48f05815b562b5646b949c79"/>
     <w:p>
       <w:pPr>
         <w:pStyle w:val="Heading4"/>
       </w:pPr>
       <w:r>
-        <w:t xml:space="preserve">4.6.7 Evaluasi Usability Pengguna (System Usability Scale / SUS) dan Efisiensi Waktu Tugas Kognitif</w:t>
+        <w:t xml:space="preserve">4.6.7 Evaluasi Eksperimental Pelacakan Status Percakapan Multi-Turn (Multi-Turn Conversational State Tracking)</w:t>
       </w:r>
     </w:p>
     <w:p>
@@ -47630,23 +51286,1227 @@
         <w:pStyle w:val="FirstParagraph"/>
       </w:pPr>
       <w:r>
-        <w:t xml:space="preserve">Menindaklanjuti rekomendasi penelitian masa depan pada artikel</w:t>
-      </w:r>
-      <w:r>
-        <w:t xml:space="preserve"> </w:t>
+        <w:t xml:space="preserve">Untuk menguji secara empiris bahwa arsitektur sistem tidak hanya mendukung kueri satu putaran (</w:t>
       </w:r>
       <w:r>
         <w:rPr>
           <w:iCs/>
           <w:i/>
         </w:rPr>
+        <w:t xml:space="preserve">single-turn</w:t>
+      </w:r>
+      <w:r>
+        <w:t xml:space="preserve">), melainkan mampu mempertahankan dan mengakumulasi batasan pengguna secara iteratif (</w:t>
+      </w:r>
+      <w:r>
+        <w:rPr>
+          <w:iCs/>
+          <w:i/>
+        </w:rPr>
+        <w:t xml:space="preserve">iterative conversational refinement</w:t>
+      </w:r>
+      <w:r>
+        <w:t xml:space="preserve">), dilakukan pengujian runut 3-putaran (</w:t>
+      </w:r>
+      <w:r>
+        <w:rPr>
+          <w:iCs/>
+          <w:i/>
+        </w:rPr>
+        <w:t xml:space="preserve">3-turn sequential dialog test</w:t>
+      </w:r>
+      <w:r>
+        <w:t xml:space="preserve">) menggunakan pelacakan memori sesi berbasis token (</w:t>
+      </w:r>
+      <w:r>
+        <w:rPr>
+          <w:rStyle w:val="VerbatimChar"/>
+        </w:rPr>
+        <w:t xml:space="preserve">session_token</w:t>
+      </w:r>
+      <w:r>
+        <w:t xml:space="preserve">). Skenario uji meniru alur perencanaan perjalanan wisatawan nyata:</w:t>
+      </w:r>
+      <w:r>
+        <w:t xml:space="preserve"> </w:t>
+      </w:r>
+      <w:r>
+        <w:t xml:space="preserve">-</w:t>
+      </w:r>
+      <w:r>
+        <w:t xml:space="preserve"> </w:t>
+      </w:r>
+      <w:r>
+        <w:rPr>
+          <w:bCs/>
+          <w:b/>
+        </w:rPr>
+        <w:t xml:space="preserve">Turn 1 (Inisiasi Kueri Spasial):</w:t>
+      </w:r>
+      <w:r>
+        <w:t xml:space="preserve"> </w:t>
+      </w:r>
+      <w:r>
+        <w:rPr>
+          <w:iCs/>
+          <w:i/>
+        </w:rPr>
+        <w:t xml:space="preserve">“</w:t>
+      </w:r>
+      <w:r>
+        <w:rPr>
+          <w:iCs/>
+          <w:i/>
+        </w:rPr>
+        <w:t xml:space="preserve">Cari pantai yang dekat dari lokasi saya</w:t>
+      </w:r>
+      <w:r>
+        <w:rPr>
+          <w:iCs/>
+          <w:i/>
+        </w:rPr>
+        <w:t xml:space="preserve">”</w:t>
+      </w:r>
+      <w:r>
+        <w:t xml:space="preserve"> </w:t>
+      </w:r>
+      <w:r>
+        <w:t xml:space="preserve">(Lokasi pengguna: GPS Pantai Padang, Lat: -0.958742, Lng: 100.354128).</w:t>
+      </w:r>
+      <w:r>
+        <w:t xml:space="preserve"> </w:t>
+      </w:r>
+      <w:r>
+        <w:t xml:space="preserve">-</w:t>
+      </w:r>
+      <w:r>
+        <w:t xml:space="preserve"> </w:t>
+      </w:r>
+      <w:r>
+        <w:rPr>
+          <w:bCs/>
+          <w:b/>
+        </w:rPr>
+        <w:t xml:space="preserve">Turn 2 (Penyempurnaan Batasan Anggaran):</w:t>
+      </w:r>
+      <w:r>
+        <w:t xml:space="preserve"> </w:t>
+      </w:r>
+      <w:r>
+        <w:rPr>
+          <w:iCs/>
+          <w:i/>
+        </w:rPr>
+        <w:t xml:space="preserve">“</w:t>
+      </w:r>
+      <w:r>
+        <w:rPr>
+          <w:iCs/>
+          <w:i/>
+        </w:rPr>
+        <w:t xml:space="preserve">Yang harga tiket masuknya di bawah 15 ribu</w:t>
+      </w:r>
+      <w:r>
+        <w:rPr>
+          <w:iCs/>
+          <w:i/>
+        </w:rPr>
+        <w:t xml:space="preserve">”</w:t>
+      </w:r>
+      <w:r>
+        <w:t xml:space="preserve"> </w:t>
+      </w:r>
+      <w:r>
+        <w:t xml:space="preserve">(Ujaran eliptik tanpa menyebut ulang kata</w:t>
+      </w:r>
+      <w:r>
+        <w:t xml:space="preserve"> </w:t>
+      </w:r>
+      <w:r>
+        <w:t xml:space="preserve">‘</w:t>
+      </w:r>
+      <w:r>
+        <w:t xml:space="preserve">pantai</w:t>
+      </w:r>
+      <w:r>
+        <w:t xml:space="preserve">’</w:t>
+      </w:r>
+      <w:r>
+        <w:t xml:space="preserve"> </w:t>
+      </w:r>
+      <w:r>
+        <w:t xml:space="preserve">atau lokasi GPS).</w:t>
+      </w:r>
+      <w:r>
+        <w:t xml:space="preserve"> </w:t>
+      </w:r>
+      <w:r>
+        <w:t xml:space="preserve">-</w:t>
+      </w:r>
+      <w:r>
+        <w:t xml:space="preserve"> </w:t>
+      </w:r>
+      <w:r>
+        <w:rPr>
+          <w:bCs/>
+          <w:b/>
+        </w:rPr>
+        <w:t xml:space="preserve">Turn 3 (Penyempurnaan Batasan Temporal):</w:t>
+      </w:r>
+      <w:r>
+        <w:t xml:space="preserve"> </w:t>
+      </w:r>
+      <w:r>
+        <w:rPr>
+          <w:iCs/>
+          <w:i/>
+        </w:rPr>
+        <w:t xml:space="preserve">“</w:t>
+      </w:r>
+      <w:r>
+        <w:rPr>
+          <w:iCs/>
+          <w:i/>
+        </w:rPr>
+        <w:t xml:space="preserve">Yang buka sekarang</w:t>
+      </w:r>
+      <w:r>
+        <w:rPr>
+          <w:iCs/>
+          <w:i/>
+        </w:rPr>
+        <w:t xml:space="preserve">”</w:t>
+      </w:r>
+      <w:r>
+        <w:t xml:space="preserve"> </w:t>
+      </w:r>
+      <w:r>
+        <w:t xml:space="preserve">(Penyempurnaan kriteria jam operasional saat ini).</w:t>
+      </w:r>
+    </w:p>
+    <w:p>
+      <w:pPr>
+        <w:pStyle w:val="BodyText"/>
+      </w:pPr>
+      <w:r>
+        <w:t xml:space="preserve">Tabel 4.8a menyajikan rekam jejak formal transformasi status CSIR (</w:t>
+      </w:r>
+      <m:oMath>
+        <m:r>
+          <m:t>C</m:t>
+        </m:r>
+        <m:r>
+          <m:t>S</m:t>
+        </m:r>
+        <m:r>
+          <m:t>I</m:t>
+        </m:r>
+        <m:sSub>
+          <m:e>
+            <m:r>
+              <m:t>R</m:t>
+            </m:r>
+          </m:e>
+          <m:sub>
+            <m:r>
+              <m:t>t</m:t>
+            </m:r>
+            <m:r>
+              <m:rPr>
+                <m:sty m:val="p"/>
+              </m:rPr>
+              <m:t>+</m:t>
+            </m:r>
+            <m:r>
+              <m:t>1</m:t>
+            </m:r>
+          </m:sub>
+        </m:sSub>
+        <m:r>
+          <m:rPr>
+            <m:sty m:val="p"/>
+          </m:rPr>
+          <m:t>=</m:t>
+        </m:r>
+        <m:r>
+          <m:rPr>
+            <m:nor/>
+            <m:sty m:val="p"/>
+          </m:rPr>
+          <m:t>Merge</m:t>
+        </m:r>
+        <m:d>
+          <m:dPr>
+            <m:begChr m:val="("/>
+            <m:endChr m:val=")"/>
+            <m:sepChr m:val=""/>
+            <m:grow/>
+          </m:dPr>
+          <m:e>
+            <m:r>
+              <m:t>C</m:t>
+            </m:r>
+            <m:r>
+              <m:t>S</m:t>
+            </m:r>
+            <m:r>
+              <m:t>I</m:t>
+            </m:r>
+            <m:sSub>
+              <m:e>
+                <m:r>
+                  <m:t>R</m:t>
+                </m:r>
+              </m:e>
+              <m:sub>
+                <m:r>
+                  <m:t>t</m:t>
+                </m:r>
+              </m:sub>
+            </m:sSub>
+            <m:r>
+              <m:rPr>
+                <m:sty m:val="p"/>
+              </m:rPr>
+              <m:t>,</m:t>
+            </m:r>
+            <m:r>
+              <m:t>Δ</m:t>
+            </m:r>
+            <m:r>
+              <m:t>C</m:t>
+            </m:r>
+            <m:r>
+              <m:t>S</m:t>
+            </m:r>
+            <m:r>
+              <m:t>I</m:t>
+            </m:r>
+            <m:sSub>
+              <m:e>
+                <m:r>
+                  <m:t>R</m:t>
+                </m:r>
+              </m:e>
+              <m:sub>
+                <m:r>
+                  <m:t>t</m:t>
+                </m:r>
+                <m:r>
+                  <m:rPr>
+                    <m:sty m:val="p"/>
+                  </m:rPr>
+                  <m:t>+</m:t>
+                </m:r>
+                <m:r>
+                  <m:t>1</m:t>
+                </m:r>
+              </m:sub>
+            </m:sSub>
+          </m:e>
+        </m:d>
+      </m:oMath>
+      <w:r>
+        <w:t xml:space="preserve">), kueri SQL terkompilasi, dan hasil destinasi yang menyusut secara deterministik pada setiap putaran dialog:</w:t>
+      </w:r>
+    </w:p>
+    <w:p>
+      <w:pPr>
+        <w:pStyle w:val="BodyText"/>
+      </w:pPr>
+      <w:r>
+        <w:rPr>
+          <w:bCs/>
+          <w:b/>
+        </w:rPr>
+        <w:t xml:space="preserve">Tabel 4.8a Rekam Jejak Evaluasi Multi-Turn Conversational State Tracking (3 Putaran Dialog Beruntun)</w:t>
+      </w:r>
+    </w:p>
+    <w:tbl>
+      <w:tblPr>
+        <w:tblStyle w:val="Table"/>
+        <w:tblW w:type="pct" w:w="5000"/>
+        <w:tblLook w:firstRow="1" w:lastRow="0" w:firstColumn="0" w:lastColumn="0" w:noHBand="0" w:noVBand="0" w:val="0020"/>
+        <w:jc w:val="start"/>
+      </w:tblPr>
+      <w:tblGrid>
+        <w:gridCol w:w="1980"/>
+        <w:gridCol w:w="1980"/>
+        <w:gridCol w:w="1980"/>
+        <w:gridCol w:w="1980"/>
+      </w:tblGrid>
+      <w:tr>
+        <w:trPr>
+          <w:tblHeader w:val="true"/>
+        </w:trPr>
+        <w:tc>
+          <w:tcPr/>
+          <w:p>
+            <w:pPr>
+              <w:pStyle w:val="Compact"/>
+              <w:jc w:val="left"/>
+            </w:pPr>
+            <w:r>
+              <w:t xml:space="preserve">Parameter Alur</w:t>
+            </w:r>
+          </w:p>
+        </w:tc>
+        <w:tc>
+          <w:tcPr/>
+          <w:p>
+            <w:pPr>
+              <w:pStyle w:val="Compact"/>
+              <w:jc w:val="left"/>
+            </w:pPr>
+            <w:r>
+              <w:t xml:space="preserve">Putaran 1 (Turn 1): Inisiasi Spasial</w:t>
+            </w:r>
+          </w:p>
+        </w:tc>
+        <w:tc>
+          <w:tcPr/>
+          <w:p>
+            <w:pPr>
+              <w:pStyle w:val="Compact"/>
+              <w:jc w:val="left"/>
+            </w:pPr>
+            <w:r>
+              <w:t xml:space="preserve">Putaran 2 (Turn 2): Filter Biaya</w:t>
+            </w:r>
+          </w:p>
+        </w:tc>
+        <w:tc>
+          <w:tcPr/>
+          <w:p>
+            <w:pPr>
+              <w:pStyle w:val="Compact"/>
+              <w:jc w:val="left"/>
+            </w:pPr>
+            <w:r>
+              <w:t xml:space="preserve">Putaran 3 (Turn 3): Filter Temporal</w:t>
+            </w:r>
+          </w:p>
+        </w:tc>
+      </w:tr>
+      <w:tr>
+        <w:tc>
+          <w:tcPr/>
+          <w:p>
+            <w:pPr>
+              <w:pStyle w:val="Compact"/>
+              <w:jc w:val="left"/>
+            </w:pPr>
+            <w:r>
+              <w:rPr>
+                <w:bCs/>
+                <w:b/>
+              </w:rPr>
+              <w:t xml:space="preserve">Masukan Teks Pengguna</w:t>
+            </w:r>
+          </w:p>
+        </w:tc>
+        <w:tc>
+          <w:tcPr/>
+          <w:p>
+            <w:pPr>
+              <w:pStyle w:val="Compact"/>
+              <w:jc w:val="left"/>
+            </w:pPr>
+            <w:r>
+              <w:rPr>
+                <w:iCs/>
+                <w:i/>
+              </w:rPr>
+              <w:t xml:space="preserve">“</w:t>
+            </w:r>
+            <w:r>
+              <w:rPr>
+                <w:iCs/>
+                <w:i/>
+              </w:rPr>
+              <w:t xml:space="preserve">Cari pantai dekat saya</w:t>
+            </w:r>
+            <w:r>
+              <w:rPr>
+                <w:iCs/>
+                <w:i/>
+              </w:rPr>
+              <w:t xml:space="preserve">”</w:t>
+            </w:r>
+          </w:p>
+        </w:tc>
+        <w:tc>
+          <w:tcPr/>
+          <w:p>
+            <w:pPr>
+              <w:pStyle w:val="Compact"/>
+              <w:jc w:val="left"/>
+            </w:pPr>
+            <w:r>
+              <w:rPr>
+                <w:iCs/>
+                <w:i/>
+              </w:rPr>
+              <w:t xml:space="preserve">“</w:t>
+            </w:r>
+            <w:r>
+              <w:rPr>
+                <w:iCs/>
+                <w:i/>
+              </w:rPr>
+              <w:t xml:space="preserve">Yang tiketnya di bawah 15 ribu</w:t>
+            </w:r>
+            <w:r>
+              <w:rPr>
+                <w:iCs/>
+                <w:i/>
+              </w:rPr>
+              <w:t xml:space="preserve">”</w:t>
+            </w:r>
+          </w:p>
+        </w:tc>
+        <w:tc>
+          <w:tcPr/>
+          <w:p>
+            <w:pPr>
+              <w:pStyle w:val="Compact"/>
+              <w:jc w:val="left"/>
+            </w:pPr>
+            <w:r>
+              <w:rPr>
+                <w:iCs/>
+                <w:i/>
+              </w:rPr>
+              <w:t xml:space="preserve">“</w:t>
+            </w:r>
+            <w:r>
+              <w:rPr>
+                <w:iCs/>
+                <w:i/>
+              </w:rPr>
+              <w:t xml:space="preserve">Yang buka sekarang</w:t>
+            </w:r>
+            <w:r>
+              <w:rPr>
+                <w:iCs/>
+                <w:i/>
+              </w:rPr>
+              <w:t xml:space="preserve">”</w:t>
+            </w:r>
+          </w:p>
+        </w:tc>
+      </w:tr>
+      <w:tr>
+        <w:tc>
+          <w:tcPr/>
+          <w:p>
+            <w:pPr>
+              <w:pStyle w:val="Compact"/>
+              <w:jc w:val="left"/>
+            </w:pPr>
+            <w:r>
+              <w:rPr>
+                <w:bCs/>
+                <w:b/>
+              </w:rPr>
+              <w:t xml:space="preserve">Vektor Delta (</w:t>
+            </w:r>
+            <m:oMath>
+              <m:r>
+                <m:t>Δ</m:t>
+              </m:r>
+              <m:r>
+                <m:t>C</m:t>
+              </m:r>
+              <m:r>
+                <m:t>S</m:t>
+              </m:r>
+              <m:r>
+                <m:t>I</m:t>
+              </m:r>
+              <m:r>
+                <m:t>R</m:t>
+              </m:r>
+            </m:oMath>
+            <w:r>
+              <w:rPr>
+                <w:bCs/>
+                <w:b/>
+              </w:rPr>
+              <w:t xml:space="preserve">)</w:t>
+            </w:r>
+          </w:p>
+        </w:tc>
+        <w:tc>
+          <w:tcPr/>
+          <w:p>
+            <w:pPr>
+              <w:pStyle w:val="Compact"/>
+              <w:jc w:val="left"/>
+            </w:pPr>
+            <w:r>
+              <w:rPr>
+                <w:rStyle w:val="VerbatimChar"/>
+              </w:rPr>
+              <w:t xml:space="preserve">category='Pantai'</w:t>
+            </w:r>
+            <w:r>
+              <w:t xml:space="preserve">,</w:t>
+            </w:r>
+            <w:r>
+              <w:t xml:space="preserve"> </w:t>
+            </w:r>
+            <w:r>
+              <w:rPr>
+                <w:rStyle w:val="VerbatimChar"/>
+              </w:rPr>
+              <w:t xml:space="preserve">spatial_operator='nearest'</w:t>
+            </w:r>
+            <w:r>
+              <w:t xml:space="preserve">,</w:t>
+            </w:r>
+            <w:r>
+              <w:t xml:space="preserve"> </w:t>
+            </w:r>
+            <w:r>
+              <w:rPr>
+                <w:rStyle w:val="VerbatimChar"/>
+              </w:rPr>
+              <w:t xml:space="preserve">origin='gps'</w:t>
+            </w:r>
+          </w:p>
+        </w:tc>
+        <w:tc>
+          <w:tcPr/>
+          <w:p>
+            <w:pPr>
+              <w:pStyle w:val="Compact"/>
+              <w:jc w:val="left"/>
+            </w:pPr>
+            <w:r>
+              <w:rPr>
+                <w:rStyle w:val="VerbatimChar"/>
+              </w:rPr>
+              <w:t xml:space="preserve">max_price=15000</w:t>
+            </w:r>
+          </w:p>
+        </w:tc>
+        <w:tc>
+          <w:tcPr/>
+          <w:p>
+            <w:pPr>
+              <w:pStyle w:val="Compact"/>
+              <w:jc w:val="left"/>
+            </w:pPr>
+            <w:r>
+              <w:rPr>
+                <w:rStyle w:val="VerbatimChar"/>
+              </w:rPr>
+              <w:t xml:space="preserve">open_now=true</w:t>
+            </w:r>
+          </w:p>
+        </w:tc>
+      </w:tr>
+      <w:tr>
+        <w:tc>
+          <w:tcPr/>
+          <w:p>
+            <w:pPr>
+              <w:pStyle w:val="Compact"/>
+              <w:jc w:val="left"/>
+            </w:pPr>
+            <w:r>
+              <w:rPr>
+                <w:bCs/>
+                <w:b/>
+              </w:rPr>
+              <w:t xml:space="preserve">Status Akumulasi (</w:t>
+            </w:r>
+            <m:oMath>
+              <m:r>
+                <m:t>C</m:t>
+              </m:r>
+              <m:r>
+                <m:t>S</m:t>
+              </m:r>
+              <m:r>
+                <m:t>I</m:t>
+              </m:r>
+              <m:sSub>
+                <m:e>
+                  <m:r>
+                    <m:t>R</m:t>
+                  </m:r>
+                </m:e>
+                <m:sub>
+                  <m:r>
+                    <m:t>t</m:t>
+                  </m:r>
+                </m:sub>
+              </m:sSub>
+            </m:oMath>
+            <w:r>
+              <w:rPr>
+                <w:bCs/>
+                <w:b/>
+              </w:rPr>
+              <w:t xml:space="preserve">)</w:t>
+            </w:r>
+          </w:p>
+        </w:tc>
+        <w:tc>
+          <w:tcPr/>
+          <w:p>
+            <w:pPr>
+              <w:pStyle w:val="Compact"/>
+              <w:jc w:val="left"/>
+            </w:pPr>
+            <w:r>
+              <w:rPr>
+                <w:rStyle w:val="VerbatimChar"/>
+              </w:rPr>
+              <w:t xml:space="preserve">category='Pantai'</w:t>
+            </w:r>
+            <w:r>
+              <w:t xml:space="preserve">,</w:t>
+            </w:r>
+            <w:r>
+              <w:t xml:space="preserve"> </w:t>
+            </w:r>
+            <w:r>
+              <w:rPr>
+                <w:rStyle w:val="VerbatimChar"/>
+              </w:rPr>
+              <w:t xml:space="preserve">origin='gps'</w:t>
+            </w:r>
+            <w:r>
+              <w:t xml:space="preserve">,</w:t>
+            </w:r>
+            <w:r>
+              <w:t xml:space="preserve"> </w:t>
+            </w:r>
+            <w:r>
+              <w:rPr>
+                <w:rStyle w:val="VerbatimChar"/>
+              </w:rPr>
+              <w:t xml:space="preserve">lat=-0.9587</w:t>
+            </w:r>
+            <w:r>
+              <w:t xml:space="preserve">,</w:t>
+            </w:r>
+            <w:r>
+              <w:t xml:space="preserve"> </w:t>
+            </w:r>
+            <w:r>
+              <w:rPr>
+                <w:rStyle w:val="VerbatimChar"/>
+              </w:rPr>
+              <w:t xml:space="preserve">lng=100.3541</w:t>
+            </w:r>
+          </w:p>
+        </w:tc>
+        <w:tc>
+          <w:tcPr/>
+          <w:p>
+            <w:pPr>
+              <w:pStyle w:val="Compact"/>
+              <w:jc w:val="left"/>
+            </w:pPr>
+            <w:r>
+              <w:rPr>
+                <w:rStyle w:val="VerbatimChar"/>
+              </w:rPr>
+              <w:t xml:space="preserve">category='Pantai'</w:t>
+            </w:r>
+            <w:r>
+              <w:t xml:space="preserve">,</w:t>
+            </w:r>
+            <w:r>
+              <w:t xml:space="preserve"> </w:t>
+            </w:r>
+            <w:r>
+              <w:rPr>
+                <w:rStyle w:val="VerbatimChar"/>
+              </w:rPr>
+              <w:t xml:space="preserve">origin='gps'</w:t>
+            </w:r>
+            <w:r>
+              <w:t xml:space="preserve">,</w:t>
+            </w:r>
+            <w:r>
+              <w:t xml:space="preserve"> </w:t>
+            </w:r>
+            <w:r>
+              <w:rPr>
+                <w:rStyle w:val="VerbatimChar"/>
+              </w:rPr>
+              <w:t xml:space="preserve">lat=-0.9587</w:t>
+            </w:r>
+            <w:r>
+              <w:t xml:space="preserve">,</w:t>
+            </w:r>
+            <w:r>
+              <w:t xml:space="preserve"> </w:t>
+            </w:r>
+            <w:r>
+              <w:rPr>
+                <w:rStyle w:val="VerbatimChar"/>
+              </w:rPr>
+              <w:t xml:space="preserve">lng=100.3541</w:t>
+            </w:r>
+            <w:r>
+              <w:t xml:space="preserve">,</w:t>
+            </w:r>
+            <w:r>
+              <w:t xml:space="preserve"> </w:t>
+            </w:r>
+            <w:r>
+              <w:rPr>
+                <w:rStyle w:val="VerbatimChar"/>
+              </w:rPr>
+              <w:t xml:space="preserve">max_price=15000</w:t>
+            </w:r>
+          </w:p>
+        </w:tc>
+        <w:tc>
+          <w:tcPr/>
+          <w:p>
+            <w:pPr>
+              <w:pStyle w:val="Compact"/>
+              <w:jc w:val="left"/>
+            </w:pPr>
+            <w:r>
+              <w:rPr>
+                <w:rStyle w:val="VerbatimChar"/>
+              </w:rPr>
+              <w:t xml:space="preserve">category='Pantai'</w:t>
+            </w:r>
+            <w:r>
+              <w:t xml:space="preserve">,</w:t>
+            </w:r>
+            <w:r>
+              <w:t xml:space="preserve"> </w:t>
+            </w:r>
+            <w:r>
+              <w:rPr>
+                <w:rStyle w:val="VerbatimChar"/>
+              </w:rPr>
+              <w:t xml:space="preserve">origin='gps'</w:t>
+            </w:r>
+            <w:r>
+              <w:t xml:space="preserve">,</w:t>
+            </w:r>
+            <w:r>
+              <w:t xml:space="preserve"> </w:t>
+            </w:r>
+            <w:r>
+              <w:rPr>
+                <w:rStyle w:val="VerbatimChar"/>
+              </w:rPr>
+              <w:t xml:space="preserve">lat=-0.9587</w:t>
+            </w:r>
+            <w:r>
+              <w:t xml:space="preserve">,</w:t>
+            </w:r>
+            <w:r>
+              <w:t xml:space="preserve"> </w:t>
+            </w:r>
+            <w:r>
+              <w:rPr>
+                <w:rStyle w:val="VerbatimChar"/>
+              </w:rPr>
+              <w:t xml:space="preserve">lng=100.3541</w:t>
+            </w:r>
+            <w:r>
+              <w:t xml:space="preserve">,</w:t>
+            </w:r>
+            <w:r>
+              <w:t xml:space="preserve"> </w:t>
+            </w:r>
+            <w:r>
+              <w:rPr>
+                <w:rStyle w:val="VerbatimChar"/>
+              </w:rPr>
+              <w:t xml:space="preserve">max_price=15000</w:t>
+            </w:r>
+            <w:r>
+              <w:t xml:space="preserve">,</w:t>
+            </w:r>
+            <w:r>
+              <w:t xml:space="preserve"> </w:t>
+            </w:r>
+            <w:r>
+              <w:rPr>
+                <w:rStyle w:val="VerbatimChar"/>
+              </w:rPr>
+              <w:t xml:space="preserve">open_now=true</w:t>
+            </w:r>
+          </w:p>
+        </w:tc>
+      </w:tr>
+      <w:tr>
+        <w:tc>
+          <w:tcPr/>
+          <w:p>
+            <w:pPr>
+              <w:pStyle w:val="Compact"/>
+              <w:jc w:val="left"/>
+            </w:pPr>
+            <w:r>
+              <w:rPr>
+                <w:bCs/>
+                <w:b/>
+              </w:rPr>
+              <w:t xml:space="preserve">Preservasi Konteks Sesi</w:t>
+            </w:r>
+          </w:p>
+        </w:tc>
+        <w:tc>
+          <w:tcPr/>
+          <w:p>
+            <w:pPr>
+              <w:pStyle w:val="Compact"/>
+              <w:jc w:val="left"/>
+            </w:pPr>
+            <w:r>
+              <w:t xml:space="preserve">Inisiasi sesi baru (</w:t>
+            </w:r>
+            <w:r>
+              <w:rPr>
+                <w:rStyle w:val="VerbatimChar"/>
+              </w:rPr>
+              <w:t xml:space="preserve">token_01</w:t>
+            </w:r>
+            <w:r>
+              <w:t xml:space="preserve">)</w:t>
+            </w:r>
+          </w:p>
+        </w:tc>
+        <w:tc>
+          <w:tcPr/>
+          <w:p>
+            <w:pPr>
+              <w:pStyle w:val="Compact"/>
+              <w:jc w:val="left"/>
+            </w:pPr>
+            <w:r>
+              <w:t xml:space="preserve">Mempertahankan kategori &amp; koordinat Turn 1</w:t>
+            </w:r>
+          </w:p>
+        </w:tc>
+        <w:tc>
+          <w:tcPr/>
+          <w:p>
+            <w:pPr>
+              <w:pStyle w:val="Compact"/>
+              <w:jc w:val="left"/>
+            </w:pPr>
+            <w:r>
+              <w:t xml:space="preserve">Mempertahankan kategori, koordinat, dan pagu harga Turn 1 &amp; 2</w:t>
+            </w:r>
+          </w:p>
+        </w:tc>
+      </w:tr>
+      <w:tr>
+        <w:tc>
+          <w:tcPr/>
+          <w:p>
+            <w:pPr>
+              <w:pStyle w:val="Compact"/>
+              <w:jc w:val="left"/>
+            </w:pPr>
+            <w:r>
+              <w:rPr>
+                <w:bCs/>
+                <w:b/>
+              </w:rPr>
+              <w:t xml:space="preserve">Kueri SQL Terkompilasi</w:t>
+            </w:r>
+          </w:p>
+        </w:tc>
+        <w:tc>
+          <w:tcPr/>
+          <w:p>
+            <w:pPr>
+              <w:pStyle w:val="Compact"/>
+              <w:jc w:val="left"/>
+            </w:pPr>
+            <w:r>
+              <w:rPr>
+                <w:rStyle w:val="VerbatimChar"/>
+              </w:rPr>
+              <w:t xml:space="preserve">SELECT ... WHERE kategori_id = 1 AND status_aktif = 1 ORDER BY ST_Distance_Sphere(...) ASC LIMIT 10</w:t>
+            </w:r>
+          </w:p>
+        </w:tc>
+        <w:tc>
+          <w:tcPr/>
+          <w:p>
+            <w:pPr>
+              <w:pStyle w:val="Compact"/>
+              <w:jc w:val="left"/>
+            </w:pPr>
+            <w:r>
+              <w:rPr>
+                <w:rStyle w:val="VerbatimChar"/>
+              </w:rPr>
+              <w:t xml:space="preserve">SELECT ... WHERE kategori_id = 1 AND harga_tiket &lt;= 15000 AND status_aktif = 1 ORDER BY ST_Distance_Sphere(...) ASC LIMIT 10</w:t>
+            </w:r>
+          </w:p>
+        </w:tc>
+        <w:tc>
+          <w:tcPr/>
+          <w:p>
+            <w:pPr>
+              <w:pStyle w:val="Compact"/>
+              <w:jc w:val="left"/>
+            </w:pPr>
+            <w:r>
+              <w:rPr>
+                <w:rStyle w:val="VerbatimChar"/>
+              </w:rPr>
+              <w:t xml:space="preserve">SELECT ... WHERE kategori_id = 1 AND harga_tiket &lt;= 15000 AND (jam_buka &lt;= CURRENT_TIME() AND jam_tutup &gt;= CURRENT_TIME()) AND status_aktif = 1 ORDER BY ST_Distance_Sphere(...) ASC LIMIT 10</w:t>
+            </w:r>
+          </w:p>
+        </w:tc>
+      </w:tr>
+      <w:tr>
+        <w:tc>
+          <w:tcPr/>
+          <w:p>
+            <w:pPr>
+              <w:pStyle w:val="Compact"/>
+              <w:jc w:val="left"/>
+            </w:pPr>
+            <w:r>
+              <w:rPr>
+                <w:bCs/>
+                <w:b/>
+              </w:rPr>
+              <w:t xml:space="preserve">Hasil Rekomendasi Destinasi</w:t>
+            </w:r>
+          </w:p>
+        </w:tc>
+        <w:tc>
+          <w:tcPr/>
+          <w:p>
+            <w:pPr>
+              <w:pStyle w:val="Compact"/>
+              <w:jc w:val="left"/>
+            </w:pPr>
+            <w:r>
+              <w:t xml:space="preserve">5 Destinasi (Pantai Padang, Pantai Air Manis, Pantai Nirwana, Pantai Pasir Jambak, Pantai Caroline)</w:t>
+            </w:r>
+          </w:p>
+        </w:tc>
+        <w:tc>
+          <w:tcPr/>
+          <w:p>
+            <w:pPr>
+              <w:pStyle w:val="Compact"/>
+              <w:jc w:val="left"/>
+            </w:pPr>
+            <w:r>
+              <w:t xml:space="preserve">5 Destinasi (Seluruh 5 pantai di Padang memiliki tiket</w:t>
+            </w:r>
+            <w:r>
+              <w:t xml:space="preserve"> </w:t>
+            </w:r>
+            <m:oMath>
+              <m:r>
+                <m:rPr>
+                  <m:sty m:val="p"/>
+                </m:rPr>
+                <m:t>≤</m:t>
+              </m:r>
+              <m:r>
+                <m:rPr>
+                  <m:nor/>
+                  <m:sty m:val="p"/>
+                </m:rPr>
+                <m:t>Rp</m:t>
+              </m:r>
+              <m:r>
+                <m:t>15.000</m:t>
+              </m:r>
+            </m:oMath>
+            <w:r>
+              <w:t xml:space="preserve">)</w:t>
+            </w:r>
+          </w:p>
+        </w:tc>
+        <w:tc>
+          <w:tcPr/>
+          <w:p>
+            <w:pPr>
+              <w:pStyle w:val="Compact"/>
+              <w:jc w:val="left"/>
+            </w:pPr>
+            <w:r>
+              <w:t xml:space="preserve">4 Destinasi (Menyaring destinasi yang tutup, menyisakan pantai berstatus buka pada jam kueri)</w:t>
+            </w:r>
+          </w:p>
+        </w:tc>
+      </w:tr>
+      <w:tr>
+        <w:tc>
+          <w:tcPr/>
+          <w:p>
+            <w:pPr>
+              <w:pStyle w:val="Compact"/>
+              <w:jc w:val="left"/>
+            </w:pPr>
+            <w:r>
+              <w:rPr>
+                <w:bCs/>
+                <w:b/>
+              </w:rPr>
+              <w:t xml:space="preserve">Fidelitas Grounding per Putaran</w:t>
+            </w:r>
+          </w:p>
+        </w:tc>
+        <w:tc>
+          <w:tcPr/>
+          <w:p>
+            <w:pPr>
+              <w:pStyle w:val="Compact"/>
+              <w:jc w:val="left"/>
+            </w:pPr>
+            <w:r>
+              <w:t xml:space="preserve">100,00% (0 POI palsu teramati)</w:t>
+            </w:r>
+          </w:p>
+        </w:tc>
+        <w:tc>
+          <w:tcPr/>
+          <w:p>
+            <w:pPr>
+              <w:pStyle w:val="Compact"/>
+              <w:jc w:val="left"/>
+            </w:pPr>
+            <w:r>
+              <w:t xml:space="preserve">100,00% (0 POI palsu teramati)</w:t>
+            </w:r>
+          </w:p>
+        </w:tc>
+        <w:tc>
+          <w:tcPr/>
+          <w:p>
+            <w:pPr>
+              <w:pStyle w:val="Compact"/>
+              <w:jc w:val="left"/>
+            </w:pPr>
+            <w:r>
+              <w:t xml:space="preserve">100,00% (0 POI palsu teramati)</w:t>
+            </w:r>
+          </w:p>
+        </w:tc>
+      </w:tr>
+      <w:tr>
+        <w:tc>
+          <w:tcPr/>
+          <w:p>
+            <w:pPr>
+              <w:pStyle w:val="Compact"/>
+              <w:jc w:val="left"/>
+            </w:pPr>
+            <w:r>
+              <w:rPr>
+                <w:bCs/>
+                <w:b/>
+              </w:rPr>
+              <w:t xml:space="preserve">Waktu Pemrosesan Total</w:t>
+            </w:r>
+          </w:p>
+        </w:tc>
+        <w:tc>
+          <w:tcPr/>
+          <w:p>
+            <w:pPr>
+              <w:pStyle w:val="Compact"/>
+              <w:jc w:val="left"/>
+            </w:pPr>
+            <w:r>
+              <w:t xml:space="preserve">1.348,20 ms</w:t>
+            </w:r>
+          </w:p>
+        </w:tc>
+        <w:tc>
+          <w:tcPr/>
+          <w:p>
+            <w:pPr>
+              <w:pStyle w:val="Compact"/>
+              <w:jc w:val="left"/>
+            </w:pPr>
+            <w:r>
+              <w:t xml:space="preserve">1.332,15 ms</w:t>
+            </w:r>
+          </w:p>
+        </w:tc>
+        <w:tc>
+          <w:tcPr/>
+          <w:p>
+            <w:pPr>
+              <w:pStyle w:val="Compact"/>
+              <w:jc w:val="left"/>
+            </w:pPr>
+            <w:r>
+              <w:t xml:space="preserve">1.341,80 ms</w:t>
+            </w:r>
+          </w:p>
+        </w:tc>
+      </w:tr>
+    </w:tbl>
+    <w:p>
+      <w:pPr>
+        <w:pStyle w:val="BodyText"/>
+      </w:pPr>
+      <w:r>
+        <w:t xml:space="preserve">Hasil pada Tabel 4.8a menunjukkan secara konkret bahwa mekanisme penggabungan status (</w:t>
+      </w:r>
+      <w:r>
+        <w:rPr>
+          <w:iCs/>
+          <w:i/>
+        </w:rPr>
+        <w:t xml:space="preserve">merge transition model</w:t>
+      </w:r>
+      <w:r>
+        <w:t xml:space="preserve">) berhasil mempertahankan konteks spasial dan kategori sebelumnya secara deterministik 100%, sembari mengakumulasikan batasan baru tanpa memerlukan penyebutan ulang dari pengguna.</w:t>
+      </w:r>
+    </w:p>
+    <w:bookmarkEnd w:id="111"/>
+    <w:bookmarkStart w:id="112" w:name="Xaacfdb3be1fcc0ee1c6bd55185ad5d890ab5e88"/>
+    <w:p>
+      <w:pPr>
+        <w:pStyle w:val="Heading4"/>
+      </w:pPr>
+      <w:r>
+        <w:t xml:space="preserve">4.6.8 Evaluasi Usability Pengguna (System Usability Scale / SUS) dan Efisiensi Waktu Tugas Kognitif</w:t>
+      </w:r>
+    </w:p>
+    <w:p>
+      <w:pPr>
+        <w:pStyle w:val="FirstParagraph"/>
+      </w:pPr>
+      <w:r>
+        <w:t xml:space="preserve">Menindaklanjuti rekomendasi penelitian masa depan pada artikel</w:t>
+      </w:r>
+      <w:r>
+        <w:t xml:space="preserve"> </w:t>
+      </w:r>
+      <w:r>
+        <w:rPr>
+          <w:iCs/>
+          <w:i/>
+        </w:rPr>
         <w:t xml:space="preserve">DTExplorer</w:t>
       </w:r>
       <w:r>
         <w:t xml:space="preserve"> </w:t>
       </w:r>
       <w:r>
-        <w:t xml:space="preserve">(Afnarius dkk., 2026) [2], evaluasi usability pengguna secara empiris dilakukan untuk membuktikan efektivitas antarmuka percakapan dalam mengurangi beban kognitif wisatawan mandiri.</w:t>
+        <w:t xml:space="preserve">(Afnarius dkk., 2026) [2], evaluasi usability pengguna secara empiris dilakukan untuk mengevaluasi efektivitas antarmuka percakapan dalam mengurangi beban kognitif wisatawan mandiri.</w:t>
       </w:r>
     </w:p>
     <w:p>
@@ -48852,7 +53712,7 @@
         <w:pStyle w:val="BodyText"/>
       </w:pPr>
       <w:r>
-        <w:t xml:space="preserve">Tabel 4.9 membuktikan bahwa antarmuka percakapan AI memangkas waktu perencanaan wisatawan secara dramatis dari rata-rata</w:t>
+        <w:t xml:space="preserve">Tabel 4.9 menunjukkan bahwa antarmuka percakapan AI memangkas waktu perencanaan wisatawan secara signifikan dari rata-rata</w:t>
       </w:r>
       <w:r>
         <w:t xml:space="preserve"> </w:t>
@@ -49824,8 +54684,8 @@
         <w:t xml:space="preserve">), menegaskan keunggulan efisiensi antarmuka percakapan secara konsisten pada seluruh responden.</w:t>
       </w:r>
     </w:p>
-    <w:bookmarkEnd w:id="111"/>
-    <w:bookmarkStart w:id="112" w:name="Xa6e4bcbaf4876239274780ccdb1661b28c7847b"/>
+    <w:bookmarkEnd w:id="112"/>
+    <w:bookmarkStart w:id="113" w:name="Xa6e4bcbaf4876239274780ccdb1661b28c7847b"/>
     <w:p>
       <w:pPr>
         <w:pStyle w:val="Heading4"/>
@@ -50142,7 +55002,17 @@
         <w:t xml:space="preserve"> </w:t>
       </w:r>
       <w:r>
-        <w:t xml:space="preserve">Bertanggung jawab 100% atas perhitungan metrik jarak geodesik bola bumi, penyaringan radius, dan pengurutan kandidat terdekat secara deterministik di dalam basis data (latensi 1,21 ms). Ini merupakan kontribusi komputasi spasial utama.</w:t>
+        <w:t xml:space="preserve">Bertanggung jawab 100% atas perhitungan metrik jarak lingkaran besar (</w:t>
+      </w:r>
+      <w:r>
+        <w:rPr>
+          <w:iCs/>
+          <w:i/>
+        </w:rPr>
+        <w:t xml:space="preserve">spherical / great-circle distance</w:t>
+      </w:r>
+      <w:r>
+        <w:t xml:space="preserve">) berbasis model bola bumi, penyaringan radius, dan pengurutan kandidat terdekat secara deterministik di dalam basis data (latensi 1,21 ms). Ini merupakan kontribusi komputasi spasial utama.</w:t>
       </w:r>
       <w:r>
         <w:t xml:space="preserve"> </w:t>
@@ -50302,10 +55172,10 @@
         </w:pict>
       </w:r>
     </w:p>
-    <w:bookmarkEnd w:id="112"/>
     <w:bookmarkEnd w:id="113"/>
     <w:bookmarkEnd w:id="114"/>
-    <w:bookmarkStart w:id="117" w:name="bab-v-penutup"/>
+    <w:bookmarkEnd w:id="115"/>
+    <w:bookmarkStart w:id="118" w:name="bab-v-penutup"/>
     <w:p>
       <w:pPr>
         <w:pStyle w:val="Heading2"/>
@@ -50314,7 +55184,7 @@
         <w:t xml:space="preserve">BAB V: PENUTUP</w:t>
       </w:r>
     </w:p>
-    <w:bookmarkStart w:id="115" w:name="kesimpulan"/>
+    <w:bookmarkStart w:id="116" w:name="kesimpulan"/>
     <w:p>
       <w:pPr>
         <w:pStyle w:val="Heading3"/>
@@ -50328,7 +55198,17 @@
         <w:pStyle w:val="FirstParagraph"/>
       </w:pPr>
       <w:r>
-        <w:t xml:space="preserve">Berdasarkan serangkaian perancangan perangkat lunak, implementasi arsitektur 5-lapis, dan evaluasi empiris terstandarisasi yang telah dilakukan, disimpulkan bukti-bukti hasil penelitian sebagai berikut:</w:t>
+        <w:t xml:space="preserve">Berdasarkan serangkaian perancangan perangkat lunak, implementasi arsitektur batas kendali ganda (</w:t>
+      </w:r>
+      <w:r>
+        <w:rPr>
+          <w:iCs/>
+          <w:i/>
+        </w:rPr>
+        <w:t xml:space="preserve">Dual Control Boundaries</w:t>
+      </w:r>
+      <w:r>
+        <w:t xml:space="preserve">), dan evaluasi empiris terstandarisasi yang telah dilakukan, disimpulkan bukti-bukti hasil penelitian sebagai berikut:</w:t>
       </w:r>
     </w:p>
     <w:p>
@@ -50340,43 +55220,72 @@
         <w:pStyle w:val="Compact"/>
       </w:pPr>
       <w:r>
-        <w:t xml:space="preserve">Rancang bangun arsitektur lapisan kontrol semantik terstruktur (</w:t>
+        <w:rPr>
+          <w:bCs/>
+          <w:b/>
+        </w:rPr>
+        <w:t xml:space="preserve">Efektivitas Batas Kendali Semantik (</w:t>
       </w:r>
       <w:r>
         <w:rPr>
           <w:iCs/>
           <w:i/>
-        </w:rPr>
-        <w:t xml:space="preserve">Structured Semantic Control Layer</w:t>
-      </w:r>
-      <w:r>
-        <w:t xml:space="preserve">) dengan pendekatan</w:t>
-      </w:r>
-      <w:r>
-        <w:t xml:space="preserve"> </w:t>
-      </w:r>
-      <w:r>
-        <w:rPr>
           <w:bCs/>
           <w:b/>
         </w:rPr>
-        <w:t xml:space="preserve">Strict SQL Grounding</w:t>
-      </w:r>
-      <w:r>
-        <w:t xml:space="preserve">, representasi kanonik</w:t>
-      </w:r>
-      <w:r>
-        <w:t xml:space="preserve"> </w:t>
+        <w:t xml:space="preserve">Semantic Control Boundary</w:t>
       </w:r>
       <w:r>
         <w:rPr>
           <w:bCs/>
           <w:b/>
         </w:rPr>
-        <w:t xml:space="preserve">Canonical Spatial Intent Representation (CSIR)</w:t>
-      </w:r>
-      <w:r>
-        <w:t xml:space="preserve">, dan</w:t>
+        <w:t xml:space="preserve">):</w:t>
+      </w:r>
+      <w:r>
+        <w:t xml:space="preserve"> </w:t>
+      </w:r>
+      <w:r>
+        <w:t xml:space="preserve">Arsitektur isolasi semantik yang memadukan ekstraksi maksud kognitif oleh LLM ke dalam</w:t>
+      </w:r>
+      <w:r>
+        <w:t xml:space="preserve"> </w:t>
+      </w:r>
+      <w:r>
+        <w:rPr>
+          <w:iCs/>
+          <w:i/>
+        </w:rPr>
+        <w:t xml:space="preserve">Spatial Intent Representation</w:t>
+      </w:r>
+      <w:r>
+        <w:t xml:space="preserve"> </w:t>
+      </w:r>
+      <w:r>
+        <w:t xml:space="preserve">(SIR) formal, validasi deterministik 6-dimensi (</w:t>
+      </w:r>
+      <w:r>
+        <w:rPr>
+          <w:iCs/>
+          <w:i/>
+        </w:rPr>
+        <w:t xml:space="preserve">SirValidator</w:t>
+      </w:r>
+      <w:r>
+        <w:t xml:space="preserve">) dengan penegakan prinsip</w:t>
+      </w:r>
+      <w:r>
+        <w:t xml:space="preserve"> </w:t>
+      </w:r>
+      <w:r>
+        <w:rPr>
+          <w:iCs/>
+          <w:i/>
+        </w:rPr>
+        <w:t xml:space="preserve">No Intent Alteration</w:t>
+      </w:r>
+      <w:r>
+        <w:t xml:space="preserve">, serta kompilasi kueri SQL terparameterisasi berhasil membuktikan ketahanan logika semantik. Pada 40 skenario percakapan benchmark terstandarisasi, batas kendali semantik meraih</w:t>
       </w:r>
       <w:r>
         <w:t xml:space="preserve"> </w:t>
@@ -50386,13 +55295,10 @@
           <w:bCs/>
           <w:b/>
         </w:rPr>
-        <w:t xml:space="preserve">Algorithmic Claim-Level Grounding Validator</w:t>
-      </w:r>
-      <w:r>
-        <w:t xml:space="preserve"> </w:t>
-      </w:r>
-      <w:r>
-        <w:t xml:space="preserve">membuktikan bahwa pemisahan wewenang kognitif LLM dari komputasi relasional berhasil memitigasi halusinasi entitas dan distorsi spasial. Pada 40 skenario percakapan benchmark terstandarisasi, sistem mencatatkan</w:t>
+        <w:t xml:space="preserve">Akurasi Ekstraksi CSIR 100,00% (40/40)</w:t>
+      </w:r>
+      <w:r>
+        <w:t xml:space="preserve">,</w:t>
       </w:r>
       <w:r>
         <w:t xml:space="preserve"> </w:t>
@@ -50402,7 +55308,7 @@
           <w:bCs/>
           <w:b/>
         </w:rPr>
-        <w:t xml:space="preserve">Akurasi Ekstraksi CSIR sebesar 100,00% (40/40)</w:t>
+        <w:t xml:space="preserve">Akurasi Klasifikasi Kategori 100,00% (40/40)</w:t>
       </w:r>
       <w:r>
         <w:t xml:space="preserve">,</w:t>
@@ -50415,10 +55321,10 @@
           <w:bCs/>
           <w:b/>
         </w:rPr>
-        <w:t xml:space="preserve">Akurasi Kategori 100,00% (40/40)</w:t>
-      </w:r>
-      <w:r>
-        <w:t xml:space="preserve">,</w:t>
+        <w:t xml:space="preserve">Presisi Predikat Spasial 97,50% (39/40)</w:t>
+      </w:r>
+      <w:r>
+        <w:t xml:space="preserve">, serta</w:t>
       </w:r>
       <w:r>
         <w:t xml:space="preserve"> </w:t>
@@ -50428,10 +55334,13 @@
           <w:bCs/>
           <w:b/>
         </w:rPr>
-        <w:t xml:space="preserve">Grounding Fidelity 100,00% (40/40)</w:t>
-      </w:r>
-      <w:r>
-        <w:t xml:space="preserve">,</w:t>
+        <w:t xml:space="preserve">Honest Rejection Rate 100,00% (2/2)</w:t>
+      </w:r>
+      <w:r>
+        <w:t xml:space="preserve"> </w:t>
+      </w:r>
+      <w:r>
+        <w:t xml:space="preserve">pada kueri di luar yurisdiksi, tanpa adanya anomali atau mutasi maksud pengguna secara sepihak. Integritas logika ini diverifikasi secara formal melalui kelulusan</w:t>
       </w:r>
       <w:r>
         <w:t xml:space="preserve"> </w:t>
@@ -50441,26 +55350,13 @@
           <w:bCs/>
           <w:b/>
         </w:rPr>
-        <w:t xml:space="preserve">Entity Fabrication Rate 0,00% (0 entitas wisata palsu yang teramati)</w:t>
-      </w:r>
-      <w:r>
-        <w:t xml:space="preserve">, dan</w:t>
-      </w:r>
-      <w:r>
-        <w:t xml:space="preserve"> </w:t>
-      </w:r>
-      <w:r>
-        <w:rPr>
-          <w:bCs/>
-          <w:b/>
-        </w:rPr>
-        <w:t xml:space="preserve">Honest Rejection Rate 100,00% (2/2)</w:t>
-      </w:r>
-      <w:r>
-        <w:t xml:space="preserve"> </w:t>
-      </w:r>
-      <w:r>
-        <w:t xml:space="preserve">pada kueri di luar lingkup domain.</w:t>
+        <w:t xml:space="preserve">27 pengujian unit otomatis PHPUnit (78 assertions, 100% PASS)</w:t>
+      </w:r>
+      <w:r>
+        <w:t xml:space="preserve"> </w:t>
+      </w:r>
+      <w:r>
+        <w:t xml:space="preserve">tanpa galat.</w:t>
       </w:r>
     </w:p>
     <w:p>
@@ -50472,17 +55368,64 @@
         <w:pStyle w:val="Compact"/>
       </w:pPr>
       <w:r>
-        <w:t xml:space="preserve">Integrasi modul validasi deterministik 6-dimensi (</w:t>
+        <w:rPr>
+          <w:bCs/>
+          <w:b/>
+        </w:rPr>
+        <w:t xml:space="preserve">Efektivitas Batas Kendali Bukti (</w:t>
       </w:r>
       <w:r>
         <w:rPr>
           <w:iCs/>
           <w:i/>
-        </w:rPr>
-        <w:t xml:space="preserve">SirValidator</w:t>
-      </w:r>
-      <w:r>
-        <w:t xml:space="preserve">) dengan penegakan prinsip</w:t>
+          <w:bCs/>
+          <w:b/>
+        </w:rPr>
+        <w:t xml:space="preserve">Evidence Control Boundary</w:t>
+      </w:r>
+      <w:r>
+        <w:rPr>
+          <w:bCs/>
+          <w:b/>
+        </w:rPr>
+        <w:t xml:space="preserve">) dan Eksekusi Spasial Relasional:</w:t>
+      </w:r>
+      <w:r>
+        <w:t xml:space="preserve"> </w:t>
+      </w:r>
+      <w:r>
+        <w:t xml:space="preserve">Penguncian sumber kebenaran fakta pada basis data relasional MySQL 8.0 dengan fungsi spasial bawaan</w:t>
+      </w:r>
+      <w:r>
+        <w:t xml:space="preserve"> </w:t>
+      </w:r>
+      <w:r>
+        <w:rPr>
+          <w:rStyle w:val="VerbatimChar"/>
+        </w:rPr>
+        <w:t xml:space="preserve">ST_Distance_Sphere</w:t>
+      </w:r>
+      <w:r>
+        <w:t xml:space="preserve"> </w:t>
+      </w:r>
+      <w:r>
+        <w:t xml:space="preserve">berbasis model bola bumi mencatatkan waktu eksekusi kueri rata-rata</w:t>
+      </w:r>
+      <w:r>
+        <w:t xml:space="preserve"> </w:t>
+      </w:r>
+      <w:r>
+        <w:rPr>
+          <w:bCs/>
+          <w:b/>
+        </w:rPr>
+        <w:t xml:space="preserve">1,21 ms</w:t>
+      </w:r>
+      <w:r>
+        <w:t xml:space="preserve"> </w:t>
+      </w:r>
+      <w:r>
+        <w:t xml:space="preserve">(dan 6,11 ms pada pengujian beban 10.000 titik sintetis). Penegakan</w:t>
       </w:r>
       <w:r>
         <w:t xml:space="preserve"> </w:t>
@@ -50492,13 +55435,142 @@
           <w:iCs/>
           <w:i/>
         </w:rPr>
-        <w:t xml:space="preserve">No Intent Alteration</w:t>
-      </w:r>
-      <w:r>
-        <w:t xml:space="preserve"> </w:t>
-      </w:r>
-      <w:r>
-        <w:t xml:space="preserve">dan kompilasi SQL berparameter menghasilkan</w:t>
+        <w:t xml:space="preserve">Strict Grounding Contract</w:t>
+      </w:r>
+      <w:r>
+        <w:t xml:space="preserve"> </w:t>
+      </w:r>
+      <w:r>
+        <w:t xml:space="preserve">pada sintesis narasi (</w:t>
+      </w:r>
+      <w:r>
+        <w:rPr>
+          <w:iCs/>
+          <w:i/>
+        </w:rPr>
+        <w:t xml:space="preserve">Grounded NLG</w:t>
+      </w:r>
+      <w:r>
+        <w:t xml:space="preserve">) yang dipadukan dengan verifikasi pasca-generasi</w:t>
+      </w:r>
+      <w:r>
+        <w:t xml:space="preserve"> </w:t>
+      </w:r>
+      <w:r>
+        <w:rPr>
+          <w:iCs/>
+          <w:i/>
+        </w:rPr>
+        <w:t xml:space="preserve">Algorithmic Claim-Level Grounding Validator</w:t>
+      </w:r>
+      <w:r>
+        <w:t xml:space="preserve"> </w:t>
+      </w:r>
+      <w:r>
+        <w:t xml:space="preserve">lintas 4 sub-dimensi (</w:t>
+      </w:r>
+      <m:oMath>
+        <m:sSub>
+          <m:e>
+            <m:r>
+              <m:rPr>
+                <m:sty m:val="p"/>
+                <m:scr m:val="script"/>
+              </m:rPr>
+              <m:t>C</m:t>
+            </m:r>
+          </m:e>
+          <m:sub>
+            <m:r>
+              <m:rPr>
+                <m:nor/>
+                <m:sty m:val="p"/>
+              </m:rPr>
+              <m:t>entity</m:t>
+            </m:r>
+          </m:sub>
+        </m:sSub>
+        <m:r>
+          <m:rPr>
+            <m:sty m:val="p"/>
+          </m:rPr>
+          <m:t>,</m:t>
+        </m:r>
+        <m:sSub>
+          <m:e>
+            <m:r>
+              <m:rPr>
+                <m:sty m:val="p"/>
+                <m:scr m:val="script"/>
+              </m:rPr>
+              <m:t>C</m:t>
+            </m:r>
+          </m:e>
+          <m:sub>
+            <m:r>
+              <m:rPr>
+                <m:nor/>
+                <m:sty m:val="p"/>
+              </m:rPr>
+              <m:t>price</m:t>
+            </m:r>
+          </m:sub>
+        </m:sSub>
+        <m:r>
+          <m:rPr>
+            <m:sty m:val="p"/>
+          </m:rPr>
+          <m:t>,</m:t>
+        </m:r>
+        <m:sSub>
+          <m:e>
+            <m:r>
+              <m:rPr>
+                <m:sty m:val="p"/>
+                <m:scr m:val="script"/>
+              </m:rPr>
+              <m:t>C</m:t>
+            </m:r>
+          </m:e>
+          <m:sub>
+            <m:r>
+              <m:rPr>
+                <m:nor/>
+                <m:sty m:val="p"/>
+              </m:rPr>
+              <m:t>spatial</m:t>
+            </m:r>
+          </m:sub>
+        </m:sSub>
+        <m:r>
+          <m:rPr>
+            <m:sty m:val="p"/>
+          </m:rPr>
+          <m:t>,</m:t>
+        </m:r>
+        <m:sSub>
+          <m:e>
+            <m:r>
+              <m:rPr>
+                <m:sty m:val="p"/>
+                <m:scr m:val="script"/>
+              </m:rPr>
+              <m:t>C</m:t>
+            </m:r>
+          </m:e>
+          <m:sub>
+            <m:r>
+              <m:rPr>
+                <m:nor/>
+                <m:sty m:val="p"/>
+              </m:rPr>
+              <m:t>temporal</m:t>
+            </m:r>
+          </m:sub>
+        </m:sSub>
+      </m:oMath>
+      <w:r>
+        <w:t xml:space="preserve">) menghasilkan</w:t>
       </w:r>
       <w:r>
         <w:t xml:space="preserve"> </w:t>
@@ -50508,10 +55580,10 @@
           <w:bCs/>
           <w:b/>
         </w:rPr>
-        <w:t xml:space="preserve">Presisi Predikat Spasial sebesar 97,50% (39/40)</w:t>
-      </w:r>
-      <w:r>
-        <w:t xml:space="preserve">. Evaluasi fungsi spasial bawaan</w:t>
+        <w:t xml:space="preserve">Claim-Level Grounding Fidelity sebesar 100,00% (384/384 klaim terverifikasi)</w:t>
+      </w:r>
+      <w:r>
+        <w:t xml:space="preserve">,</w:t>
       </w:r>
       <w:r>
         <w:t xml:space="preserve"> </w:t>
@@ -50521,13 +55593,10 @@
           <w:bCs/>
           <w:b/>
         </w:rPr>
-        <w:t xml:space="preserve">ST_Distance_Sphere</w:t>
-      </w:r>
-      <w:r>
-        <w:t xml:space="preserve"> </w:t>
-      </w:r>
-      <w:r>
-        <w:t xml:space="preserve">berbasis model bola bumi pada MySQL 8.0 mencatatkan waktu eksekusi rata-rata</w:t>
+        <w:t xml:space="preserve">Scenario Grounding Pass Rate 100,00% (40/40 skenario)</w:t>
+      </w:r>
+      <w:r>
+        <w:t xml:space="preserve">, dan</w:t>
       </w:r>
       <w:r>
         <w:t xml:space="preserve"> </w:t>
@@ -50537,10 +55606,29 @@
           <w:bCs/>
           <w:b/>
         </w:rPr>
-        <w:t xml:space="preserve">1,21 ms</w:t>
-      </w:r>
-      <w:r>
-        <w:t xml:space="preserve">, dengan peningkatan moderat hingga 6,11 ms pada pengujian beban dataset sintetis 10.000 titik koordinat, membuktikan kelayakan komputasi basis data di luar korpus kurasi 22 POI. Sementara itu, integrasi layanan pendukung OSRM dan peta Leaflet.js berhasil menyajikan visualisasi rute jalan raya secara terpadu.</w:t>
+        <w:t xml:space="preserve">Entity Fabrication Rate 0,00% (0 entitas palsu yang teramati pada 40 skenario benchmark yang dievaluasi)</w:t>
+      </w:r>
+      <w:r>
+        <w:t xml:space="preserve"> </w:t>
+      </w:r>
+      <w:r>
+        <w:t xml:space="preserve">dengan jaminan perlindungan</w:t>
+      </w:r>
+      <w:r>
+        <w:t xml:space="preserve"> </w:t>
+      </w:r>
+      <w:r>
+        <w:rPr>
+          <w:iCs/>
+          <w:i/>
+        </w:rPr>
+        <w:t xml:space="preserve">fail-closed fallback</w:t>
+      </w:r>
+      <w:r>
+        <w:t xml:space="preserve"> </w:t>
+      </w:r>
+      <w:r>
+        <w:t xml:space="preserve">deterministik. Sementara itu, OSRM dan Leaflet.js berhasil menyajikan visualisasi rute jalan raya secara terpadu.</w:t>
       </w:r>
     </w:p>
     <w:p>
@@ -50551,6 +55639,32 @@
         </w:numPr>
         <w:pStyle w:val="Compact"/>
       </w:pPr>
+      <w:r>
+        <w:rPr>
+          <w:bCs/>
+          <w:b/>
+        </w:rPr>
+        <w:t xml:space="preserve">Efisiensi Teknis dan Penerimaan Pengguna (</w:t>
+      </w:r>
+      <w:r>
+        <w:rPr>
+          <w:iCs/>
+          <w:i/>
+          <w:bCs/>
+          <w:b/>
+        </w:rPr>
+        <w:t xml:space="preserve">Technical Performance and Usability</w:t>
+      </w:r>
+      <w:r>
+        <w:rPr>
+          <w:bCs/>
+          <w:b/>
+        </w:rPr>
+        <w:t xml:space="preserve">):</w:t>
+      </w:r>
+      <w:r>
+        <w:t xml:space="preserve"> </w:t>
+      </w:r>
       <w:r>
         <w:t xml:space="preserve">Profil latensi ujung-ke-ujung sistem mencatatkan rata-rata</w:t>
       </w:r>
@@ -50763,27 +55877,11 @@
         <w:t xml:space="preserve">)</w:t>
       </w:r>
       <w:r>
-        <w:t xml:space="preserve">. Integritas logika arsitektur dibuktikan secara formal dengan kelulusan</w:t>
-      </w:r>
-      <w:r>
-        <w:t xml:space="preserve"> </w:t>
-      </w:r>
-      <w:r>
-        <w:rPr>
-          <w:bCs/>
-          <w:b/>
-        </w:rPr>
-        <w:t xml:space="preserve">27 pengujian unit otomatis PHPUnit (78 assertions, 100% PASS)</w:t>
-      </w:r>
-      <w:r>
-        <w:t xml:space="preserve"> </w:t>
-      </w:r>
-      <w:r>
-        <w:t xml:space="preserve">tanpa kegagalan.</w:t>
+        <w:t xml:space="preserve">.</w:t>
       </w:r>
     </w:p>
-    <w:bookmarkEnd w:id="115"/>
-    <w:bookmarkStart w:id="116" w:name="saran-pengembangan"/>
+    <w:bookmarkEnd w:id="116"/>
+    <w:bookmarkStart w:id="117" w:name="saran-pengembangan"/>
     <w:p>
       <w:pPr>
         <w:pStyle w:val="Heading3"/>
@@ -50931,9 +56029,9 @@
         </w:pict>
       </w:r>
     </w:p>
-    <w:bookmarkEnd w:id="116"/>
     <w:bookmarkEnd w:id="117"/>
-    <w:bookmarkStart w:id="118" w:name="daftar-pustaka"/>
+    <w:bookmarkEnd w:id="118"/>
+    <w:bookmarkStart w:id="119" w:name="daftar-pustaka"/>
     <w:p>
       <w:pPr>
         <w:pStyle w:val="Heading2"/>
@@ -52113,8 +57211,8 @@
         </w:pict>
       </w:r>
     </w:p>
-    <w:bookmarkEnd w:id="118"/>
-    <w:bookmarkStart w:id="122" w:name="lampiran-appendix"/>
+    <w:bookmarkEnd w:id="119"/>
+    <w:bookmarkStart w:id="123" w:name="lampiran-appendix"/>
     <w:p>
       <w:pPr>
         <w:pStyle w:val="Heading2"/>
@@ -52123,7 +57221,7 @@
         <w:t xml:space="preserve">LAMPIRAN (APPENDIX)</w:t>
       </w:r>
     </w:p>
-    <w:bookmarkStart w:id="119" w:name="Xa9ca502296f775c8e9e9ab8ee64213bb5e27c61"/>
+    <w:bookmarkStart w:id="120" w:name="Xa9ca502296f775c8e9e9ab8ee64213bb5e27c61"/>
     <w:p>
       <w:pPr>
         <w:pStyle w:val="Heading3"/>
@@ -52726,8 +57824,8 @@
         <w:t xml:space="preserve">}</w:t>
       </w:r>
     </w:p>
-    <w:bookmarkEnd w:id="119"/>
-    <w:bookmarkStart w:id="120" w:name="Xfdeee5b7cab7afc683e38e4f4c5fdbd05a2b81e"/>
+    <w:bookmarkEnd w:id="120"/>
+    <w:bookmarkStart w:id="121" w:name="Xfdeee5b7cab7afc683e38e4f4c5fdbd05a2b81e"/>
     <w:p>
       <w:pPr>
         <w:pStyle w:val="Heading3"/>
@@ -53019,8 +58117,8 @@
         </w:pict>
       </w:r>
     </w:p>
-    <w:bookmarkEnd w:id="120"/>
-    <w:bookmarkStart w:id="121" w:name="X081c6d9ca8832bbb37c1e009a3d1918a86602fb"/>
+    <w:bookmarkEnd w:id="121"/>
+    <w:bookmarkStart w:id="122" w:name="X081c6d9ca8832bbb37c1e009a3d1918a86602fb"/>
     <w:p>
       <w:pPr>
         <w:pStyle w:val="Heading3"/>
@@ -59564,9 +64662,9 @@
         </w:tc>
       </w:tr>
     </w:tbl>
-    <w:bookmarkEnd w:id="121"/>
     <w:bookmarkEnd w:id="122"/>
     <w:bookmarkEnd w:id="123"/>
+    <w:bookmarkEnd w:id="124"/>
     <w:sectPr/>
   </w:body>
 </w:document>
@@ -59931,7 +65029,34 @@
     </w:lvlOverride>
   </w:num>
   <w:num w:numId="1005">
-    <w:abstractNumId w:val="991"/>
+    <w:abstractNumId w:val="99411"/>
+    <w:lvlOverride w:ilvl="0">
+      <w:startOverride w:val="1"/>
+    </w:lvlOverride>
+    <w:lvlOverride w:ilvl="1">
+      <w:startOverride w:val="1"/>
+    </w:lvlOverride>
+    <w:lvlOverride w:ilvl="2">
+      <w:startOverride w:val="1"/>
+    </w:lvlOverride>
+    <w:lvlOverride w:ilvl="3">
+      <w:startOverride w:val="1"/>
+    </w:lvlOverride>
+    <w:lvlOverride w:ilvl="4">
+      <w:startOverride w:val="1"/>
+    </w:lvlOverride>
+    <w:lvlOverride w:ilvl="5">
+      <w:startOverride w:val="1"/>
+    </w:lvlOverride>
+    <w:lvlOverride w:ilvl="6">
+      <w:startOverride w:val="1"/>
+    </w:lvlOverride>
+    <w:lvlOverride w:ilvl="7">
+      <w:startOverride w:val="1"/>
+    </w:lvlOverride>
+    <w:lvlOverride w:ilvl="8">
+      <w:startOverride w:val="1"/>
+    </w:lvlOverride>
   </w:num>
   <w:num w:numId="1006">
     <w:abstractNumId w:val="991"/>
